--- a/sorular/Kim11_tema-2-unite-sonu-sorulari.docx
+++ b/sorular/Kim11_tema-2-unite-sonu-sorulari.docx
@@ -3617,6 +3617,149 @@
         </w:rPr>
         <w:t xml:space="preserve"> azaldığı için ikinci denge çözünme yönüne kayar. Kabuklar incelir, yeni kabuk oluşumu zorlaşır.</w:t>
       </w:r>
+    </w:p>
+    <w:p>
+      <w:pPr>
+        <w:jc w:val="both"/>
+        <w:rPr>
+          <w:rFonts w:ascii="Times New Roman" w:hAnsi="Times New Roman" w:cs="Times New Roman"/>
+          <w:lang w:val="tr-TR"/>
+        </w:rPr>
+      </w:pPr>
+      <w:r>
+        <w:rPr>
+          <w:rFonts w:ascii="Times New Roman" w:hAnsi="Times New Roman" w:cs="Times New Roman"/>
+          <w:lang w:val="tr-TR"/>
+        </w:rPr>
+        <w:t xml:space="preserve">Dijital ünite sonu değerlendirme sorularına ulaşmak için karekodu okutunuz.</w:t>
+      </w:r>
+    </w:p>
+    <w:p>
+      <w:pPr>
+        <w:rPr>
+          <w:rFonts w:ascii="Times New Roman" w:hAnsi="Times New Roman" w:cs="Times New Roman"/>
+          <w:lang w:val="tr-TR"/>
+        </w:rPr>
+      </w:pPr>
+      <w:r>
+        <w:rPr>
+          <w:noProof/>
+          <w:lang w:val="tr-TR"/>
+        </w:rPr>
+        <mc:AlternateContent>
+          <mc:Choice Requires="wps">
+            <w:drawing>
+              <wp:anchor distT="0" distB="0" distL="114300" distR="114300" simplePos="0" relativeHeight="251669504" behindDoc="0" locked="0" layoutInCell="1" allowOverlap="1">
+                <wp:simplePos x="0" y="0"/>
+                <wp:positionH relativeFrom="column">
+                  <wp:align>right</wp:align>
+                </wp:positionH>
+                <wp:positionV relativeFrom="paragraph">
+                  <wp:posOffset>0</wp:posOffset>
+                </wp:positionV>
+                <wp:extent cx="1955800" cy="615950"/>
+                <wp:effectExtent l="0" t="0" r="12700" b="19050"/>
+                <wp:wrapTopAndBottom/>
+                <wp:docPr id="900001" name="Rectangle 7"/>
+                <wp:cNvGraphicFramePr/>
+                <a:graphic xmlns:a="http://schemas.openxmlformats.org/drawingml/2006/main">
+                  <a:graphicData uri="http://schemas.microsoft.com/office/word/2010/wordprocessingShape">
+                    <wps:wsp>
+                      <wps:cNvSpPr/>
+                      <wps:spPr>
+                        <a:xfrm>
+                          <a:off x="0" y="0"/>
+                          <a:ext cx="1955800" cy="615950"/>
+                        </a:xfrm>
+                        <a:prstGeom prst="rect">
+                          <a:avLst/>
+                        </a:prstGeom>
+                      </wps:spPr>
+                      <wps:style>
+                        <a:lnRef idx="2">
+                          <a:schemeClr val="accent6"/>
+                        </a:lnRef>
+                        <a:fillRef idx="1">
+                          <a:schemeClr val="lt1"/>
+                        </a:fillRef>
+                        <a:effectRef idx="0">
+                          <a:schemeClr val="accent6"/>
+                        </a:effectRef>
+                        <a:fontRef idx="minor">
+                          <a:schemeClr val="dk1"/>
+                        </a:fontRef>
+                      </wps:style>
+                      <wps:txbx>
+                        <w:txbxContent>
+                          <w:p>
+                            <w:pPr>
+                              <w:jc w:val="center"/>
+                              <w:rPr>
+                                <w:lang w:val="tr-TR"/>
+                              </w:rPr>
+                            </w:pPr>
+                            <w:r>
+                              <w:rPr>
+                                <w:lang w:val="tr-TR"/>
+                              </w:rPr>
+                              <w:t>Karekod alanı: Dijital Ünite Sonu Soruları (Tema-2)</w:t>
+                            </w:r>
+                          </w:p>
+                        </w:txbxContent>
+                      </wps:txbx>
+                      <wps:bodyPr rot="0" spcFirstLastPara="0" vertOverflow="overflow" horzOverflow="overflow" vert="horz" wrap="square" lIns="91440" tIns="45720" rIns="91440" bIns="45720" numCol="1" spcCol="0" rtlCol="0" fromWordArt="0" anchor="ctr" anchorCtr="0" forceAA="0" compatLnSpc="1">
+                        <a:prstTxWarp prst="textNoShape">
+                          <a:avLst/>
+                        </a:prstTxWarp>
+                        <a:noAutofit/>
+                      </wps:bodyPr>
+                    </wps:wsp>
+                  </a:graphicData>
+                </a:graphic>
+                <wp14:sizeRelH relativeFrom="margin">
+                  <wp14:pctWidth>0</wp14:pctWidth>
+                </wp14:sizeRelH>
+                <wp14:sizeRelV relativeFrom="margin">
+                  <wp14:pctHeight>0</wp14:pctHeight>
+                </wp14:sizeRelV>
+              </wp:anchor>
+            </w:drawing>
+          </mc:Choice>
+          <mc:Fallback>
+            <w:pict>
+              <v:rect id="_x0000_s1033" style="position:absolute;margin-left:291.35pt;margin-top:32.5pt;width:154pt;height:48.5pt;z-index:251669504;visibility:visible;mso-wrap-style:square;mso-width-percent:0;mso-height-percent:0;mso-wrap-distance-left:9pt;mso-wrap-distance-top:0;mso-wrap-distance-right:9pt;mso-wrap-distance-bottom:0;mso-position-horizontal:absolute;mso-position-horizontal-relative:text;mso-position-vertical:absolute;mso-position-vertical-relative:text;mso-width-percent:0;mso-height-percent:0;mso-width-relative:margin;mso-height-relative:margin;v-text-anchor:middle" o:gfxdata="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" fillcolor="white [3201]" strokecolor="#4ea72e [3209]" strokeweight="1pt">
+                <v:textbox>
+                  <w:txbxContent>
+                    <w:p>
+                      <w:pPr>
+                        <w:jc w:val="center"/>
+                        <w:rPr>
+                          <w:lang w:val="tr-TR"/>
+                        </w:rPr>
+                      </w:pPr>
+                      <w:r>
+                        <w:rPr>
+                          <w:lang w:val="tr-TR"/>
+                        </w:rPr>
+                        <w:t>Karekod alanı: Dijital Ünite Sonu Soruları (Tema-2)</w:t>
+                      </w:r>
+                    </w:p>
+                  </w:txbxContent>
+                </v:textbox>
+              </v:rect>
+            </w:pict>
+          </mc:Fallback>
+        </mc:AlternateContent>
+      </w:r>
+    </w:p>
+    <w:p>
+      <w:pPr>
+        <w:jc w:val="both"/>
+        <w:rPr>
+          <w:rFonts w:ascii="Times New Roman" w:hAnsi="Times New Roman" w:cs="Times New Roman"/>
+          <w:lang w:val="tr-TR"/>
+        </w:rPr>
+      </w:pPr>
     </w:p>
     <w:p>
       <w:pPr>

--- a/sorular/Kim11_tema-2-unite-sonu-sorulari.docx
+++ b/sorular/Kim11_tema-2-unite-sonu-sorulari.docx
@@ -3616,6 +3616,550 @@
           <w:lang w:val="tr-TR"/>
         </w:rPr>
         <w:t xml:space="preserve"> azaldığı için ikinci denge çözünme yönüne kayar. Kabuklar incelir, yeni kabuk oluşumu zorlaşır.</w:t>
+      </w:r>
+    </w:p>
+    <w:p>
+      <w:pPr>
+        <w:jc w:val="both"/>
+        <w:rPr>
+          <w:rFonts w:ascii="Times New Roman" w:hAnsi="Times New Roman" w:cs="Times New Roman"/>
+          <w:lang w:val="tr-TR"/>
+        </w:rPr>
+      </w:pPr>
+      <w:r>
+        <w:rPr>
+          <w:rFonts w:ascii="Times New Roman" w:hAnsi="Times New Roman" w:cs="Times New Roman"/>
+          <w:lang w:val="tr-TR"/>
+        </w:rPr>
+        <w:t xml:space="preserve">19. Aşağıdaki cümlelerdeki boşlukları kutudaki ifadelerden uygun olanlarla doldurunuz. (İki ifade kullanılmayacaktır.)</w:t>
+      </w:r>
+    </w:p>
+    <w:tbl>
+      <w:tblPr>
+        <w:tblW w:w="9000" w:type="dxa"/>
+        <w:jc w:val="center"/>
+        <w:tblBorders>
+          <w:top w:val="single" w:sz="4" w:space="0" w:color="auto"/>
+          <w:left w:val="single" w:sz="4" w:space="0" w:color="auto"/>
+          <w:bottom w:val="single" w:sz="4" w:space="0" w:color="auto"/>
+          <w:right w:val="single" w:sz="4" w:space="0" w:color="auto"/>
+          <w:insideH w:val="single" w:sz="4" w:space="0" w:color="auto"/>
+          <w:insideV w:val="single" w:sz="4" w:space="0" w:color="auto"/>
+        </w:tblBorders>
+        <w:tblLayout w:type="fixed"/>
+        <w:tblLook w:val="04A0"/>
+      </w:tblPr>
+      <w:tblGrid>
+        <w:gridCol w:w="9000"/>
+      </w:tblGrid>
+      <w:tr>
+        <w:tc>
+          <w:tcPr>
+            <w:tcW w:w="9000" w:type="dxa"/>
+            <w:vAlign w:val="center"/>
+          </w:tcPr>
+          <w:p>
+            <w:pPr>
+              <w:jc w:val="center"/>
+              <w:rPr>
+                <w:rFonts w:ascii="Times New Roman" w:hAnsi="Times New Roman" w:cs="Times New Roman"/>
+                <w:lang w:val="tr-TR"/>
+              </w:rPr>
+            </w:pPr>
+            <w:r>
+              <w:rPr>
+                <w:rFonts w:ascii="Times New Roman" w:hAnsi="Times New Roman" w:cs="Times New Roman"/>
+                <w:lang w:val="tr-TR"/>
+              </w:rPr>
+              <w:t xml:space="preserve">dinamik     tepkime oranı     otoiyonizasyon     eşlenik     eş değerlik noktası     ortak iyon     katalizör     tersinmez</w:t>
+            </w:r>
+          </w:p>
+        </w:tc>
+      </w:tr>
+    </w:tbl>
+    <w:p>
+      <w:pPr>
+        <w:jc w:val="both"/>
+        <w:rPr>
+          <w:rFonts w:ascii="Times New Roman" w:hAnsi="Times New Roman" w:cs="Times New Roman"/>
+          <w:lang w:val="tr-TR"/>
+        </w:rPr>
+      </w:pPr>
+    </w:p>
+    <w:p>
+      <w:pPr>
+        <w:ind w:left="360"/>
+        <w:jc w:val="both"/>
+        <w:rPr>
+          <w:rFonts w:ascii="Times New Roman" w:hAnsi="Times New Roman" w:cs="Times New Roman"/>
+          <w:lang w:val="tr-TR"/>
+        </w:rPr>
+      </w:pPr>
+      <w:r>
+        <w:rPr>
+          <w:rFonts w:ascii="Times New Roman" w:hAnsi="Times New Roman" w:cs="Times New Roman"/>
+          <w:lang w:val="tr-TR"/>
+        </w:rPr>
+        <w:t xml:space="preserve">• İleri ve geri tepkimelerin eşit hızla sürdüğü denge …………………… bir dengedir.  </w:t>
+      </w:r>
+      <w:r>
+        <w:rPr>
+          <w:rFonts w:ascii="Times New Roman" w:hAnsi="Times New Roman" w:cs="Times New Roman"/>
+          <w:color w:val="FF0000"/>
+          <w:lang w:val="tr-TR"/>
+        </w:rPr>
+        <w:t xml:space="preserve">(dinamik)</w:t>
+      </w:r>
+    </w:p>
+    <w:p>
+      <w:pPr>
+        <w:ind w:left="360"/>
+        <w:jc w:val="both"/>
+        <w:rPr>
+          <w:rFonts w:ascii="Times New Roman" w:hAnsi="Times New Roman" w:cs="Times New Roman"/>
+          <w:lang w:val="tr-TR"/>
+        </w:rPr>
+      </w:pPr>
+      <w:r>
+        <w:rPr>
+          <w:rFonts w:ascii="Times New Roman" w:hAnsi="Times New Roman" w:cs="Times New Roman"/>
+          <w:lang w:val="tr-TR"/>
+        </w:rPr>
+        <w:t xml:space="preserve">• Herhangi bir andaki derişimlerle hesaplanarak denge sabitiyle karşılaştırılan orana …………………… denir.  </w:t>
+      </w:r>
+      <w:r>
+        <w:rPr>
+          <w:rFonts w:ascii="Times New Roman" w:hAnsi="Times New Roman" w:cs="Times New Roman"/>
+          <w:color w:val="FF0000"/>
+          <w:lang w:val="tr-TR"/>
+        </w:rPr>
+        <w:t xml:space="preserve">(tepkime oranı)</w:t>
+      </w:r>
+    </w:p>
+    <w:p>
+      <w:pPr>
+        <w:ind w:left="360"/>
+        <w:jc w:val="both"/>
+        <w:rPr>
+          <w:rFonts w:ascii="Times New Roman" w:hAnsi="Times New Roman" w:cs="Times New Roman"/>
+          <w:lang w:val="tr-TR"/>
+        </w:rPr>
+      </w:pPr>
+      <w:r>
+        <w:rPr>
+          <w:rFonts w:ascii="Times New Roman" w:hAnsi="Times New Roman" w:cs="Times New Roman"/>
+          <w:lang w:val="tr-TR"/>
+        </w:rPr>
+        <w:t xml:space="preserve">• Saf suyun kendi moleküllerinden H</w:t>
+      </w:r>
+      <w:r>
+        <w:rPr>
+          <w:rFonts w:ascii="Times New Roman" w:hAnsi="Times New Roman" w:cs="Times New Roman"/>
+          <w:vertAlign w:val="subscript"/>
+          <w:lang w:val="tr-TR"/>
+        </w:rPr>
+        <w:t xml:space="preserve">3</w:t>
+      </w:r>
+      <w:r>
+        <w:rPr>
+          <w:rFonts w:ascii="Times New Roman" w:hAnsi="Times New Roman" w:cs="Times New Roman"/>
+          <w:lang w:val="tr-TR"/>
+        </w:rPr>
+        <w:t xml:space="preserve">O</w:t>
+      </w:r>
+      <w:r>
+        <w:rPr>
+          <w:rFonts w:ascii="Times New Roman" w:hAnsi="Times New Roman" w:cs="Times New Roman"/>
+          <w:vertAlign w:val="superscript"/>
+          <w:lang w:val="tr-TR"/>
+        </w:rPr>
+        <w:t xml:space="preserve">+</w:t>
+      </w:r>
+      <w:r>
+        <w:rPr>
+          <w:rFonts w:ascii="Times New Roman" w:hAnsi="Times New Roman" w:cs="Times New Roman"/>
+          <w:lang w:val="tr-TR"/>
+        </w:rPr>
+        <w:t xml:space="preserve"> ve OH</w:t>
+      </w:r>
+      <w:r>
+        <w:rPr>
+          <w:rFonts w:ascii="Times New Roman" w:hAnsi="Times New Roman" w:cs="Times New Roman"/>
+          <w:vertAlign w:val="superscript"/>
+          <w:lang w:val="tr-TR"/>
+        </w:rPr>
+        <w:t xml:space="preserve">−</w:t>
+      </w:r>
+      <w:r>
+        <w:rPr>
+          <w:rFonts w:ascii="Times New Roman" w:hAnsi="Times New Roman" w:cs="Times New Roman"/>
+          <w:lang w:val="tr-TR"/>
+        </w:rPr>
+        <w:t xml:space="preserve"> iyonları oluşturmasına …………………… denir.  </w:t>
+      </w:r>
+      <w:r>
+        <w:rPr>
+          <w:rFonts w:ascii="Times New Roman" w:hAnsi="Times New Roman" w:cs="Times New Roman"/>
+          <w:color w:val="FF0000"/>
+          <w:lang w:val="tr-TR"/>
+        </w:rPr>
+        <w:t xml:space="preserve">(otoiyonizasyon)</w:t>
+      </w:r>
+    </w:p>
+    <w:p>
+      <w:pPr>
+        <w:ind w:left="360"/>
+        <w:jc w:val="both"/>
+        <w:rPr>
+          <w:rFonts w:ascii="Times New Roman" w:hAnsi="Times New Roman" w:cs="Times New Roman"/>
+          <w:lang w:val="tr-TR"/>
+        </w:rPr>
+      </w:pPr>
+      <w:r>
+        <w:rPr>
+          <w:rFonts w:ascii="Times New Roman" w:hAnsi="Times New Roman" w:cs="Times New Roman"/>
+          <w:lang w:val="tr-TR"/>
+        </w:rPr>
+        <w:t xml:space="preserve">• Aralarında yalnızca bir proton farkı bulunan asit ve baza …………………… asit-baz çifti denir.  </w:t>
+      </w:r>
+      <w:r>
+        <w:rPr>
+          <w:rFonts w:ascii="Times New Roman" w:hAnsi="Times New Roman" w:cs="Times New Roman"/>
+          <w:color w:val="FF0000"/>
+          <w:lang w:val="tr-TR"/>
+        </w:rPr>
+        <w:t xml:space="preserve">(eşlenik)</w:t>
+      </w:r>
+    </w:p>
+    <w:p>
+      <w:pPr>
+        <w:ind w:left="360"/>
+        <w:jc w:val="both"/>
+        <w:rPr>
+          <w:rFonts w:ascii="Times New Roman" w:hAnsi="Times New Roman" w:cs="Times New Roman"/>
+          <w:lang w:val="tr-TR"/>
+        </w:rPr>
+      </w:pPr>
+      <w:r>
+        <w:rPr>
+          <w:rFonts w:ascii="Times New Roman" w:hAnsi="Times New Roman" w:cs="Times New Roman"/>
+          <w:lang w:val="tr-TR"/>
+        </w:rPr>
+        <w:t xml:space="preserve">• Titrasyonda asitten gelen H</w:t>
+      </w:r>
+      <w:r>
+        <w:rPr>
+          <w:rFonts w:ascii="Times New Roman" w:hAnsi="Times New Roman" w:cs="Times New Roman"/>
+          <w:vertAlign w:val="superscript"/>
+          <w:lang w:val="tr-TR"/>
+        </w:rPr>
+        <w:t xml:space="preserve">+</w:t>
+      </w:r>
+      <w:r>
+        <w:rPr>
+          <w:rFonts w:ascii="Times New Roman" w:hAnsi="Times New Roman" w:cs="Times New Roman"/>
+          <w:lang w:val="tr-TR"/>
+        </w:rPr>
+        <w:t xml:space="preserve"> ile bazdan gelen OH</w:t>
+      </w:r>
+      <w:r>
+        <w:rPr>
+          <w:rFonts w:ascii="Times New Roman" w:hAnsi="Times New Roman" w:cs="Times New Roman"/>
+          <w:vertAlign w:val="superscript"/>
+          <w:lang w:val="tr-TR"/>
+        </w:rPr>
+        <w:t xml:space="preserve">−</w:t>
+      </w:r>
+      <w:r>
+        <w:rPr>
+          <w:rFonts w:ascii="Times New Roman" w:hAnsi="Times New Roman" w:cs="Times New Roman"/>
+          <w:lang w:val="tr-TR"/>
+        </w:rPr>
+        <w:t xml:space="preserve"> mol sayılarının eşitlendiği noktaya …………………… denir.  </w:t>
+      </w:r>
+      <w:r>
+        <w:rPr>
+          <w:rFonts w:ascii="Times New Roman" w:hAnsi="Times New Roman" w:cs="Times New Roman"/>
+          <w:color w:val="FF0000"/>
+          <w:lang w:val="tr-TR"/>
+        </w:rPr>
+        <w:t xml:space="preserve">(eş değerlik noktası)</w:t>
+      </w:r>
+    </w:p>
+    <w:p>
+      <w:pPr>
+        <w:ind w:left="360"/>
+        <w:jc w:val="both"/>
+        <w:rPr>
+          <w:rFonts w:ascii="Times New Roman" w:hAnsi="Times New Roman" w:cs="Times New Roman"/>
+          <w:lang w:val="tr-TR"/>
+        </w:rPr>
+      </w:pPr>
+      <w:r>
+        <w:rPr>
+          <w:rFonts w:ascii="Times New Roman" w:hAnsi="Times New Roman" w:cs="Times New Roman"/>
+          <w:lang w:val="tr-TR"/>
+        </w:rPr>
+        <w:t xml:space="preserve">• Suda az çözünen bir tuzun, kendi iyonlarından birini içeren çözeltide saf sudakinden daha az çözünmesine …………………… etkisi denir.  </w:t>
+      </w:r>
+      <w:r>
+        <w:rPr>
+          <w:rFonts w:ascii="Times New Roman" w:hAnsi="Times New Roman" w:cs="Times New Roman"/>
+          <w:color w:val="FF0000"/>
+          <w:lang w:val="tr-TR"/>
+        </w:rPr>
+        <w:t xml:space="preserve">(ortak iyon)</w:t>
+      </w:r>
+    </w:p>
+    <w:p>
+      <w:pPr>
+        <w:jc w:val="both"/>
+        <w:rPr>
+          <w:rFonts w:ascii="Times New Roman" w:hAnsi="Times New Roman" w:cs="Times New Roman"/>
+          <w:lang w:val="tr-TR"/>
+        </w:rPr>
+      </w:pPr>
+      <w:r>
+        <w:rPr>
+          <w:rFonts w:ascii="Times New Roman" w:hAnsi="Times New Roman" w:cs="Times New Roman"/>
+          <w:lang w:val="tr-TR"/>
+        </w:rPr>
+        <w:t xml:space="preserve">20. Pistonlu bir kapta sabit sıcaklık ve basınçta PCl</w:t>
+      </w:r>
+      <w:r>
+        <w:rPr>
+          <w:rFonts w:ascii="Times New Roman" w:hAnsi="Times New Roman" w:cs="Times New Roman"/>
+          <w:vertAlign w:val="subscript"/>
+          <w:lang w:val="tr-TR"/>
+        </w:rPr>
+        <w:t xml:space="preserve">5</w:t>
+      </w:r>
+      <w:r>
+        <w:rPr>
+          <w:rFonts w:ascii="Times New Roman" w:hAnsi="Times New Roman" w:cs="Times New Roman"/>
+          <w:lang w:val="tr-TR"/>
+        </w:rPr>
+        <w:t xml:space="preserve">(g) ⇌ PCl</w:t>
+      </w:r>
+      <w:r>
+        <w:rPr>
+          <w:rFonts w:ascii="Times New Roman" w:hAnsi="Times New Roman" w:cs="Times New Roman"/>
+          <w:vertAlign w:val="subscript"/>
+          <w:lang w:val="tr-TR"/>
+        </w:rPr>
+        <w:t xml:space="preserve">3</w:t>
+      </w:r>
+      <w:r>
+        <w:rPr>
+          <w:rFonts w:ascii="Times New Roman" w:hAnsi="Times New Roman" w:cs="Times New Roman"/>
+          <w:lang w:val="tr-TR"/>
+        </w:rPr>
+        <w:t xml:space="preserve">(g) + Cl</w:t>
+      </w:r>
+      <w:r>
+        <w:rPr>
+          <w:rFonts w:ascii="Times New Roman" w:hAnsi="Times New Roman" w:cs="Times New Roman"/>
+          <w:vertAlign w:val="subscript"/>
+          <w:lang w:val="tr-TR"/>
+        </w:rPr>
+        <w:t xml:space="preserve">2</w:t>
+      </w:r>
+      <w:r>
+        <w:rPr>
+          <w:rFonts w:ascii="Times New Roman" w:hAnsi="Times New Roman" w:cs="Times New Roman"/>
+          <w:lang w:val="tr-TR"/>
+        </w:rPr>
+        <w:t xml:space="preserve">(g) dengesi bulunmaktadır. Kaba tepkimeye girmeyen argon gazı eklenip basınç sabit tutulursa</w:t>
+      </w:r>
+    </w:p>
+    <w:p>
+      <w:pPr>
+        <w:ind w:left="720"/>
+        <w:jc w:val="both"/>
+        <w:rPr>
+          <w:rFonts w:ascii="Times New Roman" w:hAnsi="Times New Roman" w:cs="Times New Roman"/>
+          <w:lang w:val="tr-TR"/>
+        </w:rPr>
+      </w:pPr>
+      <w:r>
+        <w:rPr>
+          <w:rFonts w:ascii="Times New Roman" w:hAnsi="Times New Roman" w:cs="Times New Roman"/>
+          <w:lang w:val="tr-TR"/>
+        </w:rPr>
+        <w:t xml:space="preserve">I. Kabın hacmi artar.</w:t>
+      </w:r>
+    </w:p>
+    <w:p>
+      <w:pPr>
+        <w:ind w:left="720"/>
+        <w:jc w:val="both"/>
+        <w:rPr>
+          <w:rFonts w:ascii="Times New Roman" w:hAnsi="Times New Roman" w:cs="Times New Roman"/>
+          <w:lang w:val="tr-TR"/>
+        </w:rPr>
+      </w:pPr>
+      <w:r>
+        <w:rPr>
+          <w:rFonts w:ascii="Times New Roman" w:hAnsi="Times New Roman" w:cs="Times New Roman"/>
+          <w:lang w:val="tr-TR"/>
+        </w:rPr>
+        <w:t xml:space="preserve">II. Denge ürünler yönüne kayar.</w:t>
+      </w:r>
+    </w:p>
+    <w:p>
+      <w:pPr>
+        <w:ind w:left="720"/>
+        <w:jc w:val="both"/>
+        <w:rPr>
+          <w:rFonts w:ascii="Times New Roman" w:hAnsi="Times New Roman" w:cs="Times New Roman"/>
+          <w:lang w:val="tr-TR"/>
+        </w:rPr>
+      </w:pPr>
+      <w:r>
+        <w:rPr>
+          <w:rFonts w:ascii="Times New Roman" w:hAnsi="Times New Roman" w:cs="Times New Roman"/>
+          <w:lang w:val="tr-TR"/>
+        </w:rPr>
+        <w:t xml:space="preserve">III. K</w:t>
+      </w:r>
+      <w:r>
+        <w:rPr>
+          <w:rFonts w:ascii="Times New Roman" w:hAnsi="Times New Roman" w:cs="Times New Roman"/>
+          <w:vertAlign w:val="subscript"/>
+          <w:lang w:val="tr-TR"/>
+        </w:rPr>
+        <w:t xml:space="preserve">c</w:t>
+      </w:r>
+      <w:r>
+        <w:rPr>
+          <w:rFonts w:ascii="Times New Roman" w:hAnsi="Times New Roman" w:cs="Times New Roman"/>
+          <w:lang w:val="tr-TR"/>
+        </w:rPr>
+        <w:t xml:space="preserve"> değeri artar.</w:t>
+      </w:r>
+    </w:p>
+    <w:p>
+      <w:pPr>
+        <w:jc w:val="both"/>
+        <w:rPr>
+          <w:rFonts w:ascii="Times New Roman" w:hAnsi="Times New Roman" w:cs="Times New Roman"/>
+          <w:lang w:val="tr-TR"/>
+        </w:rPr>
+      </w:pPr>
+      <w:r>
+        <w:rPr>
+          <w:rFonts w:ascii="Times New Roman" w:hAnsi="Times New Roman" w:cs="Times New Roman"/>
+          <w:lang w:val="tr-TR"/>
+        </w:rPr>
+        <w:t xml:space="preserve">yargılarından hangileri doğrudur?</w:t>
+      </w:r>
+    </w:p>
+    <w:p>
+      <w:pPr>
+        <w:ind w:left="720"/>
+        <w:jc w:val="both"/>
+        <w:rPr>
+          <w:rFonts w:ascii="Times New Roman" w:hAnsi="Times New Roman" w:cs="Times New Roman"/>
+          <w:lang w:val="tr-TR"/>
+        </w:rPr>
+      </w:pPr>
+      <w:r>
+        <w:rPr>
+          <w:rFonts w:ascii="Times New Roman" w:hAnsi="Times New Roman" w:cs="Times New Roman"/>
+          <w:lang w:val="tr-TR"/>
+        </w:rPr>
+        <w:t xml:space="preserve">A) Yalnız I</w:t>
+      </w:r>
+      <w:r>
+        <w:rPr>
+          <w:rFonts w:ascii="Times New Roman" w:hAnsi="Times New Roman" w:cs="Times New Roman"/>
+          <w:lang w:val="tr-TR"/>
+        </w:rPr>
+        <w:tab/>
+      </w:r>
+      <w:r>
+        <w:rPr>
+          <w:rFonts w:ascii="Times New Roman" w:hAnsi="Times New Roman" w:cs="Times New Roman"/>
+          <w:lang w:val="tr-TR"/>
+        </w:rPr>
+        <w:t xml:space="preserve">B) Yalnız III</w:t>
+      </w:r>
+      <w:r>
+        <w:rPr>
+          <w:rFonts w:ascii="Times New Roman" w:hAnsi="Times New Roman" w:cs="Times New Roman"/>
+          <w:lang w:val="tr-TR"/>
+        </w:rPr>
+        <w:tab/>
+      </w:r>
+      <w:r>
+        <w:rPr>
+          <w:rFonts w:ascii="Times New Roman" w:hAnsi="Times New Roman" w:cs="Times New Roman"/>
+          <w:lang w:val="tr-TR"/>
+        </w:rPr>
+        <w:t xml:space="preserve">C) I ve II</w:t>
+      </w:r>
+      <w:r>
+        <w:rPr>
+          <w:rFonts w:ascii="Times New Roman" w:hAnsi="Times New Roman" w:cs="Times New Roman"/>
+          <w:lang w:val="tr-TR"/>
+        </w:rPr>
+        <w:tab/>
+      </w:r>
+      <w:r>
+        <w:rPr>
+          <w:rFonts w:ascii="Times New Roman" w:hAnsi="Times New Roman" w:cs="Times New Roman"/>
+          <w:lang w:val="tr-TR"/>
+        </w:rPr>
+        <w:t xml:space="preserve">D) II ve III</w:t>
+      </w:r>
+      <w:r>
+        <w:rPr>
+          <w:rFonts w:ascii="Times New Roman" w:hAnsi="Times New Roman" w:cs="Times New Roman"/>
+          <w:lang w:val="tr-TR"/>
+        </w:rPr>
+        <w:tab/>
+      </w:r>
+      <w:r>
+        <w:rPr>
+          <w:rFonts w:ascii="Times New Roman" w:hAnsi="Times New Roman" w:cs="Times New Roman"/>
+          <w:lang w:val="tr-TR"/>
+        </w:rPr>
+        <w:t xml:space="preserve">E) I, II ve III</w:t>
+      </w:r>
+    </w:p>
+    <w:p>
+      <w:pPr>
+        <w:ind w:left="720"/>
+        <w:jc w:val="both"/>
+        <w:rPr>
+          <w:rFonts w:ascii="Times New Roman" w:hAnsi="Times New Roman" w:cs="Times New Roman"/>
+          <w:lang w:val="tr-TR"/>
+        </w:rPr>
+      </w:pPr>
+      <w:r>
+        <w:rPr>
+          <w:rFonts w:ascii="Times New Roman" w:hAnsi="Times New Roman" w:cs="Times New Roman"/>
+          <w:color w:val="FF0000"/>
+          <w:lang w:val="tr-TR"/>
+        </w:rPr>
+        <w:t xml:space="preserve">Cevap: C (Basınç sabit tutulduğu için hacim büyür, gazların derişimleri azalır; denge gaz mol sayısı fazla olan ürünler yönüne kayar. Sıcaklık değişmediği için K</w:t>
+      </w:r>
+      <w:r>
+        <w:rPr>
+          <w:rFonts w:ascii="Times New Roman" w:hAnsi="Times New Roman" w:cs="Times New Roman"/>
+          <w:color w:val="FF0000"/>
+          <w:vertAlign w:val="subscript"/>
+          <w:lang w:val="tr-TR"/>
+        </w:rPr>
+        <w:t xml:space="preserve">c</w:t>
+      </w:r>
+      <w:r>
+        <w:rPr>
+          <w:rFonts w:ascii="Times New Roman" w:hAnsi="Times New Roman" w:cs="Times New Roman"/>
+          <w:color w:val="FF0000"/>
+          <w:lang w:val="tr-TR"/>
+        </w:rPr>
+        <w:t xml:space="preserve"> değişmez.)</w:t>
       </w:r>
     </w:p>
     <w:p>

--- a/sorular/Kim11_tema-2-unite-sonu-sorulari.docx
+++ b/sorular/Kim11_tema-2-unite-sonu-sorulari.docx
@@ -4162,6 +4162,8073 @@
         <w:t xml:space="preserve"> değişmez.)</w:t>
       </w:r>
     </w:p>
+    <w:tbl>
+      <w:tblPr>
+        <w:tblW w:w="9000" w:type="dxa"/>
+        <w:jc w:val="center"/>
+        <w:tblBorders>
+          <w:top w:val="single" w:sz="4" w:space="0" w:color="auto"/>
+          <w:left w:val="single" w:sz="4" w:space="0" w:color="auto"/>
+          <w:bottom w:val="single" w:sz="4" w:space="0" w:color="auto"/>
+          <w:right w:val="single" w:sz="4" w:space="0" w:color="auto"/>
+          <w:insideH w:val="single" w:sz="4" w:space="0" w:color="auto"/>
+          <w:insideV w:val="single" w:sz="4" w:space="0" w:color="auto"/>
+        </w:tblBorders>
+        <w:tblLayout w:type="fixed"/>
+        <w:tblLook w:val="04A0"/>
+      </w:tblPr>
+      <w:tblGrid>
+        <w:gridCol w:w="9000"/>
+      </w:tblGrid>
+      <w:tr>
+        <w:tc>
+          <w:tcPr>
+            <w:tcW w:w="9000" w:type="dxa"/>
+            <w:vAlign w:val="center"/>
+          </w:tcPr>
+          <w:p>
+            <w:pPr>
+              <w:jc w:val="left"/>
+              <w:rPr>
+                <w:rFonts w:ascii="Times New Roman" w:hAnsi="Times New Roman" w:cs="Times New Roman"/>
+                <w:lang w:val="tr-TR"/>
+              </w:rPr>
+            </w:pPr>
+            <w:r>
+              <w:rPr>
+                <w:rFonts w:ascii="Times New Roman" w:hAnsi="Times New Roman" w:cs="Times New Roman"/>
+                <w:lang w:val="tr-TR"/>
+              </w:rPr>
+              <w:t xml:space="preserve">21-23. soruları aşağıdaki bilgilere göre yanıtlayınız.</w:t>
+            </w:r>
+          </w:p>
+        </w:tc>
+      </w:tr>
+    </w:tbl>
+    <w:p>
+      <w:pPr>
+        <w:jc w:val="both"/>
+        <w:rPr>
+          <w:rFonts w:ascii="Times New Roman" w:hAnsi="Times New Roman" w:cs="Times New Roman"/>
+          <w:lang w:val="tr-TR"/>
+        </w:rPr>
+      </w:pPr>
+    </w:p>
+    <w:p>
+      <w:pPr>
+        <w:jc w:val="both"/>
+        <w:rPr>
+          <w:rFonts w:ascii="Times New Roman" w:hAnsi="Times New Roman" w:cs="Times New Roman"/>
+          <w:lang w:val="tr-TR"/>
+        </w:rPr>
+      </w:pPr>
+      <w:r>
+        <w:rPr>
+          <w:rFonts w:ascii="Times New Roman" w:hAnsi="Times New Roman" w:cs="Times New Roman"/>
+          <w:lang w:val="tr-TR"/>
+        </w:rPr>
+        <w:t xml:space="preserve">Ağzı sıkıca kapatılmış bir cam şişenin yarısına kadar kolonya konuluyor ve şişe sıcaklığı sabit bir odada bekletiliyor. Kolonyanın büyük kısmı etanoldür. Birkaç gün boyunca yapılan gözlemlerde şişedeki sıvı seviyesinin bir süre sonra değişmediği görülüyor.</w:t>
+      </w:r>
+    </w:p>
+    <w:p>
+      <w:pPr>
+        <w:jc w:val="both"/>
+        <w:rPr>
+          <w:rFonts w:ascii="Times New Roman" w:hAnsi="Times New Roman" w:cs="Times New Roman"/>
+          <w:lang w:val="tr-TR"/>
+        </w:rPr>
+      </w:pPr>
+      <w:r>
+        <w:rPr>
+          <w:rFonts w:ascii="Times New Roman" w:hAnsi="Times New Roman" w:cs="Times New Roman"/>
+          <w:lang w:val="tr-TR"/>
+        </w:rPr>
+        <w:t xml:space="preserve">21. Şişedeki sıvı ve buhar fazlarını şişe kapatıldığı anda ve denge kurulduktan sonra gösteren iki tanecik modeli çiziniz (etanol moleküllerini ○ ile gösteriniz). Modelinizde dengenin dinamik olduğunu nasıl gösterdiğinizi açıklayınız.</w:t>
+      </w:r>
+    </w:p>
+    <w:tbl>
+      <w:tblPr>
+        <w:tblW w:w="9000" w:type="dxa"/>
+        <w:jc w:val="center"/>
+        <w:tblBorders>
+          <w:top w:val="single" w:sz="8" w:space="0" w:color="7F7F7F"/>
+          <w:left w:val="single" w:sz="8" w:space="0" w:color="7F7F7F"/>
+          <w:bottom w:val="single" w:sz="8" w:space="0" w:color="7F7F7F"/>
+          <w:right w:val="single" w:sz="8" w:space="0" w:color="7F7F7F"/>
+        </w:tblBorders>
+      </w:tblPr>
+      <w:tblGrid>
+        <w:gridCol w:w="9000"/>
+      </w:tblGrid>
+      <w:tr>
+        <w:trPr>
+          <w:trHeight w:val="2600"/>
+        </w:trPr>
+        <w:tc>
+          <w:tcPr>
+            <w:tcW w:w="9000" w:type="dxa"/>
+          </w:tcPr>
+          <w:p>
+            <w:pPr>
+              <w:jc w:val="left"/>
+              <w:rPr>
+                <w:rFonts w:ascii="Times New Roman" w:hAnsi="Times New Roman" w:cs="Times New Roman"/>
+                <w:b/>
+                <w:bCs/>
+                <w:lang w:val="tr-TR"/>
+              </w:rPr>
+            </w:pPr>
+            <w:r>
+              <w:rPr>
+                <w:rFonts w:ascii="Times New Roman" w:hAnsi="Times New Roman" w:cs="Times New Roman"/>
+                <w:b/>
+                <w:bCs/>
+                <w:lang w:val="tr-TR"/>
+              </w:rPr>
+              <w:t xml:space="preserve">Modelim</w:t>
+            </w:r>
+          </w:p>
+        </w:tc>
+      </w:tr>
+    </w:tbl>
+    <w:p>
+      <w:pPr>
+        <w:jc w:val="both"/>
+        <w:rPr>
+          <w:rFonts w:ascii="Times New Roman" w:hAnsi="Times New Roman" w:cs="Times New Roman"/>
+          <w:lang w:val="tr-TR"/>
+        </w:rPr>
+      </w:pPr>
+    </w:p>
+    <w:p>
+      <w:pPr>
+        <w:ind w:left="720"/>
+        <w:jc w:val="both"/>
+        <w:rPr>
+          <w:rFonts w:ascii="Times New Roman" w:hAnsi="Times New Roman" w:cs="Times New Roman"/>
+          <w:lang w:val="tr-TR"/>
+        </w:rPr>
+      </w:pPr>
+      <w:r>
+        <w:rPr>
+          <w:rFonts w:ascii="Times New Roman" w:hAnsi="Times New Roman" w:cs="Times New Roman"/>
+          <w:color w:val="FF0000"/>
+          <w:lang w:val="tr-TR"/>
+        </w:rPr>
+        <w:t xml:space="preserve">Cevap: Kapatıldığı anda buhar fazında çok az tanecik bulunur. Dengede buhar fazındaki tanecik sayısı daha fazladır ve sabit kalır. Sıvıdan buhara ve buhardan sıvıya geçen eşit sayıda tanecik oklarla gösterilerek dengenin dinamik olduğu belirtilir.</w:t>
+      </w:r>
+    </w:p>
+    <w:p>
+      <w:pPr>
+        <w:jc w:val="both"/>
+        <w:rPr>
+          <w:rFonts w:ascii="Times New Roman" w:hAnsi="Times New Roman" w:cs="Times New Roman"/>
+          <w:lang w:val="tr-TR"/>
+        </w:rPr>
+      </w:pPr>
+      <w:r>
+        <w:rPr>
+          <w:rFonts w:ascii="Times New Roman" w:hAnsi="Times New Roman" w:cs="Times New Roman"/>
+          <w:lang w:val="tr-TR"/>
+        </w:rPr>
+        <w:t xml:space="preserve">22. Denge kurulduktan sonra şişede gerçekleşen olaylarla ilgili aşağıdaki iki aşamalı soruyu yanıtlayınız.</w:t>
+      </w:r>
+    </w:p>
+    <w:p>
+      <w:pPr>
+        <w:ind w:left="360"/>
+        <w:jc w:val="both"/>
+        <w:rPr>
+          <w:rFonts w:ascii="Times New Roman" w:hAnsi="Times New Roman" w:cs="Times New Roman"/>
+          <w:lang w:val="tr-TR"/>
+        </w:rPr>
+      </w:pPr>
+      <w:r>
+        <w:rPr>
+          <w:rFonts w:ascii="Times New Roman" w:hAnsi="Times New Roman" w:cs="Times New Roman"/>
+          <w:b/>
+          <w:bCs/>
+          <w:lang w:val="tr-TR"/>
+        </w:rPr>
+        <w:t xml:space="preserve">I. aşama:</w:t>
+      </w:r>
+    </w:p>
+    <w:p>
+      <w:pPr>
+        <w:ind w:left="720"/>
+        <w:jc w:val="both"/>
+        <w:rPr>
+          <w:rFonts w:ascii="Times New Roman" w:hAnsi="Times New Roman" w:cs="Times New Roman"/>
+          <w:lang w:val="tr-TR"/>
+        </w:rPr>
+      </w:pPr>
+      <w:r>
+        <w:rPr>
+          <w:rFonts w:ascii="Times New Roman" w:hAnsi="Times New Roman" w:cs="Times New Roman"/>
+          <w:lang w:val="tr-TR"/>
+        </w:rPr>
+        <w:t xml:space="preserve">A) Buharlaşma durur.</w:t>
+      </w:r>
+    </w:p>
+    <w:p>
+      <w:pPr>
+        <w:ind w:left="720"/>
+        <w:jc w:val="both"/>
+        <w:rPr>
+          <w:rFonts w:ascii="Times New Roman" w:hAnsi="Times New Roman" w:cs="Times New Roman"/>
+          <w:lang w:val="tr-TR"/>
+        </w:rPr>
+      </w:pPr>
+      <w:r>
+        <w:rPr>
+          <w:rFonts w:ascii="Times New Roman" w:hAnsi="Times New Roman" w:cs="Times New Roman"/>
+          <w:lang w:val="tr-TR"/>
+        </w:rPr>
+        <w:t xml:space="preserve">B) Buharlaşma devam eder ve hızı yoğuşma hızına eşittir.</w:t>
+      </w:r>
+    </w:p>
+    <w:p>
+      <w:pPr>
+        <w:ind w:left="720"/>
+        <w:jc w:val="both"/>
+        <w:rPr>
+          <w:rFonts w:ascii="Times New Roman" w:hAnsi="Times New Roman" w:cs="Times New Roman"/>
+          <w:lang w:val="tr-TR"/>
+        </w:rPr>
+      </w:pPr>
+      <w:r>
+        <w:rPr>
+          <w:rFonts w:ascii="Times New Roman" w:hAnsi="Times New Roman" w:cs="Times New Roman"/>
+          <w:lang w:val="tr-TR"/>
+        </w:rPr>
+        <w:t xml:space="preserve">C) Buharlaşma devam eder ve hızı yoğuşma hızından büyüktür.</w:t>
+      </w:r>
+    </w:p>
+    <w:p>
+      <w:pPr>
+        <w:ind w:left="360"/>
+        <w:jc w:val="both"/>
+        <w:rPr>
+          <w:rFonts w:ascii="Times New Roman" w:hAnsi="Times New Roman" w:cs="Times New Roman"/>
+          <w:lang w:val="tr-TR"/>
+        </w:rPr>
+      </w:pPr>
+      <w:r>
+        <w:rPr>
+          <w:rFonts w:ascii="Times New Roman" w:hAnsi="Times New Roman" w:cs="Times New Roman"/>
+          <w:b/>
+          <w:bCs/>
+          <w:lang w:val="tr-TR"/>
+        </w:rPr>
+        <w:t xml:space="preserve">II. aşama (gerekçe):</w:t>
+      </w:r>
+    </w:p>
+    <w:p>
+      <w:pPr>
+        <w:ind w:left="720"/>
+        <w:jc w:val="both"/>
+        <w:rPr>
+          <w:rFonts w:ascii="Times New Roman" w:hAnsi="Times New Roman" w:cs="Times New Roman"/>
+          <w:lang w:val="tr-TR"/>
+        </w:rPr>
+      </w:pPr>
+      <w:r>
+        <w:rPr>
+          <w:rFonts w:ascii="Times New Roman" w:hAnsi="Times New Roman" w:cs="Times New Roman"/>
+          <w:lang w:val="tr-TR"/>
+        </w:rPr>
+        <w:t xml:space="preserve">1) Sıvı seviyesi sabit kaldığına göre sıvı ile buhar arasında tanecik geçişi olmaz.</w:t>
+      </w:r>
+    </w:p>
+    <w:p>
+      <w:pPr>
+        <w:ind w:left="720"/>
+        <w:jc w:val="both"/>
+        <w:rPr>
+          <w:rFonts w:ascii="Times New Roman" w:hAnsi="Times New Roman" w:cs="Times New Roman"/>
+          <w:lang w:val="tr-TR"/>
+        </w:rPr>
+      </w:pPr>
+      <w:r>
+        <w:rPr>
+          <w:rFonts w:ascii="Times New Roman" w:hAnsi="Times New Roman" w:cs="Times New Roman"/>
+          <w:lang w:val="tr-TR"/>
+        </w:rPr>
+        <w:t xml:space="preserve">2) Sıvı seviyesinin sabit kalması birim zamanda buharlaşan ve yoğuşan tanecik sayılarının eşit olduğunu gösterir.</w:t>
+      </w:r>
+    </w:p>
+    <w:p>
+      <w:pPr>
+        <w:ind w:left="720"/>
+        <w:jc w:val="both"/>
+        <w:rPr>
+          <w:rFonts w:ascii="Times New Roman" w:hAnsi="Times New Roman" w:cs="Times New Roman"/>
+          <w:lang w:val="tr-TR"/>
+        </w:rPr>
+      </w:pPr>
+      <w:r>
+        <w:rPr>
+          <w:rFonts w:ascii="Times New Roman" w:hAnsi="Times New Roman" w:cs="Times New Roman"/>
+          <w:lang w:val="tr-TR"/>
+        </w:rPr>
+        <w:t xml:space="preserve">3) Kapalı kapta buhar basıncı zamanla sürekli artar.</w:t>
+      </w:r>
+    </w:p>
+    <w:p>
+      <w:pPr>
+        <w:ind w:left="720"/>
+        <w:jc w:val="both"/>
+        <w:rPr>
+          <w:rFonts w:ascii="Times New Roman" w:hAnsi="Times New Roman" w:cs="Times New Roman"/>
+          <w:lang w:val="tr-TR"/>
+        </w:rPr>
+      </w:pPr>
+      <w:r>
+        <w:rPr>
+          <w:rFonts w:ascii="Times New Roman" w:hAnsi="Times New Roman" w:cs="Times New Roman"/>
+          <w:color w:val="FF0000"/>
+          <w:lang w:val="tr-TR"/>
+        </w:rPr>
+        <w:t xml:space="preserve">Cevap: I. aşama: B; II. aşama: 2</w:t>
+      </w:r>
+    </w:p>
+    <w:p>
+      <w:pPr>
+        <w:jc w:val="both"/>
+        <w:rPr>
+          <w:rFonts w:ascii="Times New Roman" w:hAnsi="Times New Roman" w:cs="Times New Roman"/>
+          <w:lang w:val="tr-TR"/>
+        </w:rPr>
+      </w:pPr>
+      <w:r>
+        <w:rPr>
+          <w:rFonts w:ascii="Times New Roman" w:hAnsi="Times New Roman" w:cs="Times New Roman"/>
+          <w:lang w:val="tr-TR"/>
+        </w:rPr>
+        <w:t xml:space="preserve">23. Şişenin kapağı açık bırakılsaydı sıvı ile buharı arasında denge kurulabilir miydi? Açıklayınız.</w:t>
+      </w:r>
+    </w:p>
+    <w:p>
+      <w:pPr>
+        <w:ind w:left="720"/>
+        <w:jc w:val="both"/>
+        <w:rPr>
+          <w:rFonts w:ascii="Times New Roman" w:hAnsi="Times New Roman" w:cs="Times New Roman"/>
+          <w:lang w:val="tr-TR"/>
+        </w:rPr>
+      </w:pPr>
+      <w:r>
+        <w:rPr>
+          <w:rFonts w:ascii="Times New Roman" w:hAnsi="Times New Roman" w:cs="Times New Roman"/>
+          <w:lang w:val="tr-TR"/>
+        </w:rPr>
+        <w:t xml:space="preserve">……………………………………………………………………………………………</w:t>
+      </w:r>
+    </w:p>
+    <w:p>
+      <w:pPr>
+        <w:ind w:left="720"/>
+        <w:jc w:val="both"/>
+        <w:rPr>
+          <w:rFonts w:ascii="Times New Roman" w:hAnsi="Times New Roman" w:cs="Times New Roman"/>
+          <w:lang w:val="tr-TR"/>
+        </w:rPr>
+      </w:pPr>
+      <w:r>
+        <w:rPr>
+          <w:rFonts w:ascii="Times New Roman" w:hAnsi="Times New Roman" w:cs="Times New Roman"/>
+          <w:lang w:val="tr-TR"/>
+        </w:rPr>
+        <w:t xml:space="preserve">……………………………………………………………………………………………</w:t>
+      </w:r>
+    </w:p>
+    <w:p>
+      <w:pPr>
+        <w:ind w:left="720"/>
+        <w:jc w:val="both"/>
+        <w:rPr>
+          <w:rFonts w:ascii="Times New Roman" w:hAnsi="Times New Roman" w:cs="Times New Roman"/>
+          <w:lang w:val="tr-TR"/>
+        </w:rPr>
+      </w:pPr>
+      <w:r>
+        <w:rPr>
+          <w:rFonts w:ascii="Times New Roman" w:hAnsi="Times New Roman" w:cs="Times New Roman"/>
+          <w:color w:val="FF0000"/>
+          <w:lang w:val="tr-TR"/>
+        </w:rPr>
+        <w:t xml:space="preserve">Cevap: Hayır. Açık sistemde buhar ortamdan uzaklaşır, yoğuşma hızı buharlaşma hızına eşitlenemez ve kolonya zamanla tamamen buharlaşır. Fiziksel dengeler kapalı sistemlerde kurulur.</w:t>
+      </w:r>
+    </w:p>
+    <w:tbl>
+      <w:tblPr>
+        <w:tblW w:w="9000" w:type="dxa"/>
+        <w:jc w:val="center"/>
+        <w:tblBorders>
+          <w:top w:val="single" w:sz="4" w:space="0" w:color="auto"/>
+          <w:left w:val="single" w:sz="4" w:space="0" w:color="auto"/>
+          <w:bottom w:val="single" w:sz="4" w:space="0" w:color="auto"/>
+          <w:right w:val="single" w:sz="4" w:space="0" w:color="auto"/>
+          <w:insideH w:val="single" w:sz="4" w:space="0" w:color="auto"/>
+          <w:insideV w:val="single" w:sz="4" w:space="0" w:color="auto"/>
+        </w:tblBorders>
+        <w:tblLayout w:type="fixed"/>
+        <w:tblLook w:val="04A0"/>
+      </w:tblPr>
+      <w:tblGrid>
+        <w:gridCol w:w="9000"/>
+      </w:tblGrid>
+      <w:tr>
+        <w:tc>
+          <w:tcPr>
+            <w:tcW w:w="9000" w:type="dxa"/>
+            <w:vAlign w:val="center"/>
+          </w:tcPr>
+          <w:p>
+            <w:pPr>
+              <w:jc w:val="left"/>
+              <w:rPr>
+                <w:rFonts w:ascii="Times New Roman" w:hAnsi="Times New Roman" w:cs="Times New Roman"/>
+                <w:lang w:val="tr-TR"/>
+              </w:rPr>
+            </w:pPr>
+            <w:r>
+              <w:rPr>
+                <w:rFonts w:ascii="Times New Roman" w:hAnsi="Times New Roman" w:cs="Times New Roman"/>
+                <w:lang w:val="tr-TR"/>
+              </w:rPr>
+              <w:t xml:space="preserve">24-26. soruları aşağıdaki bilgilere göre yanıtlayınız.</w:t>
+            </w:r>
+          </w:p>
+        </w:tc>
+      </w:tr>
+    </w:tbl>
+    <w:p>
+      <w:pPr>
+        <w:jc w:val="both"/>
+        <w:rPr>
+          <w:rFonts w:ascii="Times New Roman" w:hAnsi="Times New Roman" w:cs="Times New Roman"/>
+          <w:lang w:val="tr-TR"/>
+        </w:rPr>
+      </w:pPr>
+    </w:p>
+    <w:p>
+      <w:pPr>
+        <w:jc w:val="both"/>
+        <w:rPr>
+          <w:rFonts w:ascii="Times New Roman" w:hAnsi="Times New Roman" w:cs="Times New Roman"/>
+          <w:lang w:val="tr-TR"/>
+        </w:rPr>
+      </w:pPr>
+      <w:r>
+        <w:rPr>
+          <w:rFonts w:ascii="Times New Roman" w:hAnsi="Times New Roman" w:cs="Times New Roman"/>
+          <w:lang w:val="tr-TR"/>
+        </w:rPr>
+        <w:t xml:space="preserve">Etanol; çözücü, dezenfektan ve yakıt katkısı olarak kullanılır. Sanayide etanolün bir kısmı, etilen gazının su buharıyla katı bir asit katalizörü üzerinde tepkimeye sokulmasıyla üretilir: C</w:t>
+      </w:r>
+      <w:r>
+        <w:rPr>
+          <w:rFonts w:ascii="Times New Roman" w:hAnsi="Times New Roman" w:cs="Times New Roman"/>
+          <w:vertAlign w:val="subscript"/>
+          <w:lang w:val="tr-TR"/>
+        </w:rPr>
+        <w:t xml:space="preserve">2</w:t>
+      </w:r>
+      <w:r>
+        <w:rPr>
+          <w:rFonts w:ascii="Times New Roman" w:hAnsi="Times New Roman" w:cs="Times New Roman"/>
+          <w:lang w:val="tr-TR"/>
+        </w:rPr>
+        <w:t xml:space="preserve">H</w:t>
+      </w:r>
+      <w:r>
+        <w:rPr>
+          <w:rFonts w:ascii="Times New Roman" w:hAnsi="Times New Roman" w:cs="Times New Roman"/>
+          <w:vertAlign w:val="subscript"/>
+          <w:lang w:val="tr-TR"/>
+        </w:rPr>
+        <w:t xml:space="preserve">4</w:t>
+      </w:r>
+      <w:r>
+        <w:rPr>
+          <w:rFonts w:ascii="Times New Roman" w:hAnsi="Times New Roman" w:cs="Times New Roman"/>
+          <w:lang w:val="tr-TR"/>
+        </w:rPr>
+        <w:t xml:space="preserve">(g) + H</w:t>
+      </w:r>
+      <w:r>
+        <w:rPr>
+          <w:rFonts w:ascii="Times New Roman" w:hAnsi="Times New Roman" w:cs="Times New Roman"/>
+          <w:vertAlign w:val="subscript"/>
+          <w:lang w:val="tr-TR"/>
+        </w:rPr>
+        <w:t xml:space="preserve">2</w:t>
+      </w:r>
+      <w:r>
+        <w:rPr>
+          <w:rFonts w:ascii="Times New Roman" w:hAnsi="Times New Roman" w:cs="Times New Roman"/>
+          <w:lang w:val="tr-TR"/>
+        </w:rPr>
+        <w:t xml:space="preserve">O(g) ⇌ C</w:t>
+      </w:r>
+      <w:r>
+        <w:rPr>
+          <w:rFonts w:ascii="Times New Roman" w:hAnsi="Times New Roman" w:cs="Times New Roman"/>
+          <w:vertAlign w:val="subscript"/>
+          <w:lang w:val="tr-TR"/>
+        </w:rPr>
+        <w:t xml:space="preserve">2</w:t>
+      </w:r>
+      <w:r>
+        <w:rPr>
+          <w:rFonts w:ascii="Times New Roman" w:hAnsi="Times New Roman" w:cs="Times New Roman"/>
+          <w:lang w:val="tr-TR"/>
+        </w:rPr>
+        <w:t xml:space="preserve">H</w:t>
+      </w:r>
+      <w:r>
+        <w:rPr>
+          <w:rFonts w:ascii="Times New Roman" w:hAnsi="Times New Roman" w:cs="Times New Roman"/>
+          <w:vertAlign w:val="subscript"/>
+          <w:lang w:val="tr-TR"/>
+        </w:rPr>
+        <w:t xml:space="preserve">5</w:t>
+      </w:r>
+      <w:r>
+        <w:rPr>
+          <w:rFonts w:ascii="Times New Roman" w:hAnsi="Times New Roman" w:cs="Times New Roman"/>
+          <w:lang w:val="tr-TR"/>
+        </w:rPr>
+        <w:t xml:space="preserve">OH(g). Bu tepkimenin farklı sıcaklıklardaki K</w:t>
+      </w:r>
+      <w:r>
+        <w:rPr>
+          <w:rFonts w:ascii="Times New Roman" w:hAnsi="Times New Roman" w:cs="Times New Roman"/>
+          <w:vertAlign w:val="subscript"/>
+          <w:lang w:val="tr-TR"/>
+        </w:rPr>
+        <w:t xml:space="preserve">c</w:t>
+      </w:r>
+      <w:r>
+        <w:rPr>
+          <w:rFonts w:ascii="Times New Roman" w:hAnsi="Times New Roman" w:cs="Times New Roman"/>
+          <w:lang w:val="tr-TR"/>
+        </w:rPr>
+        <w:t xml:space="preserve"> değerleri aşağıdaki tabloda verilmiştir (öğretim amaçlı değerler).</w:t>
+      </w:r>
+    </w:p>
+    <w:tbl>
+      <w:tblPr>
+        <w:tblW w:w="9000" w:type="dxa"/>
+        <w:jc w:val="center"/>
+        <w:tblBorders>
+          <w:top w:val="single" w:sz="4" w:space="0" w:color="auto"/>
+          <w:left w:val="single" w:sz="4" w:space="0" w:color="auto"/>
+          <w:bottom w:val="single" w:sz="4" w:space="0" w:color="auto"/>
+          <w:right w:val="single" w:sz="4" w:space="0" w:color="auto"/>
+          <w:insideH w:val="single" w:sz="4" w:space="0" w:color="auto"/>
+          <w:insideV w:val="single" w:sz="4" w:space="0" w:color="auto"/>
+        </w:tblBorders>
+        <w:tblLayout w:type="fixed"/>
+        <w:tblLook w:val="04A0"/>
+      </w:tblPr>
+      <w:tblGrid>
+        <w:gridCol w:w="3000"/>
+        <w:gridCol w:w="2000"/>
+        <w:gridCol w:w="2000"/>
+        <w:gridCol w:w="2000"/>
+      </w:tblGrid>
+      <w:tr>
+        <w:tc>
+          <w:tcPr>
+            <w:tcW w:w="3000" w:type="dxa"/>
+            <w:shd w:val="clear" w:color="auto" w:fill="D9E2F3"/>
+            <w:vAlign w:val="center"/>
+          </w:tcPr>
+          <w:p>
+            <w:pPr>
+              <w:jc w:val="center"/>
+              <w:rPr>
+                <w:rFonts w:ascii="Times New Roman" w:hAnsi="Times New Roman" w:cs="Times New Roman"/>
+                <w:b/>
+                <w:bCs/>
+                <w:lang w:val="tr-TR"/>
+              </w:rPr>
+            </w:pPr>
+            <w:r>
+              <w:rPr>
+                <w:rFonts w:ascii="Times New Roman" w:hAnsi="Times New Roman" w:cs="Times New Roman"/>
+                <w:b/>
+                <w:bCs/>
+                <w:lang w:val="tr-TR"/>
+              </w:rPr>
+              <w:t xml:space="preserve">Sıcaklık (K)</w:t>
+            </w:r>
+          </w:p>
+        </w:tc>
+        <w:tc>
+          <w:tcPr>
+            <w:tcW w:w="2000" w:type="dxa"/>
+            <w:shd w:val="clear" w:color="auto" w:fill="D9E2F3"/>
+            <w:vAlign w:val="center"/>
+          </w:tcPr>
+          <w:p>
+            <w:pPr>
+              <w:jc w:val="center"/>
+              <w:rPr>
+                <w:rFonts w:ascii="Times New Roman" w:hAnsi="Times New Roman" w:cs="Times New Roman"/>
+                <w:b/>
+                <w:bCs/>
+                <w:lang w:val="tr-TR"/>
+              </w:rPr>
+            </w:pPr>
+            <w:r>
+              <w:rPr>
+                <w:rFonts w:ascii="Times New Roman" w:hAnsi="Times New Roman" w:cs="Times New Roman"/>
+                <w:b/>
+                <w:bCs/>
+                <w:lang w:val="tr-TR"/>
+              </w:rPr>
+              <w:t xml:space="preserve">500</w:t>
+            </w:r>
+          </w:p>
+        </w:tc>
+        <w:tc>
+          <w:tcPr>
+            <w:tcW w:w="2000" w:type="dxa"/>
+            <w:shd w:val="clear" w:color="auto" w:fill="D9E2F3"/>
+            <w:vAlign w:val="center"/>
+          </w:tcPr>
+          <w:p>
+            <w:pPr>
+              <w:jc w:val="center"/>
+              <w:rPr>
+                <w:rFonts w:ascii="Times New Roman" w:hAnsi="Times New Roman" w:cs="Times New Roman"/>
+                <w:b/>
+                <w:bCs/>
+                <w:lang w:val="tr-TR"/>
+              </w:rPr>
+            </w:pPr>
+            <w:r>
+              <w:rPr>
+                <w:rFonts w:ascii="Times New Roman" w:hAnsi="Times New Roman" w:cs="Times New Roman"/>
+                <w:b/>
+                <w:bCs/>
+                <w:lang w:val="tr-TR"/>
+              </w:rPr>
+              <w:t xml:space="preserve">550</w:t>
+            </w:r>
+          </w:p>
+        </w:tc>
+        <w:tc>
+          <w:tcPr>
+            <w:tcW w:w="2000" w:type="dxa"/>
+            <w:shd w:val="clear" w:color="auto" w:fill="D9E2F3"/>
+            <w:vAlign w:val="center"/>
+          </w:tcPr>
+          <w:p>
+            <w:pPr>
+              <w:jc w:val="center"/>
+              <w:rPr>
+                <w:rFonts w:ascii="Times New Roman" w:hAnsi="Times New Roman" w:cs="Times New Roman"/>
+                <w:b/>
+                <w:bCs/>
+                <w:lang w:val="tr-TR"/>
+              </w:rPr>
+            </w:pPr>
+            <w:r>
+              <w:rPr>
+                <w:rFonts w:ascii="Times New Roman" w:hAnsi="Times New Roman" w:cs="Times New Roman"/>
+                <w:b/>
+                <w:bCs/>
+                <w:lang w:val="tr-TR"/>
+              </w:rPr>
+              <w:t xml:space="preserve">600</w:t>
+            </w:r>
+          </w:p>
+        </w:tc>
+      </w:tr>
+      <w:tr>
+        <w:tc>
+          <w:tcPr>
+            <w:tcW w:w="3000" w:type="dxa"/>
+            <w:vAlign w:val="center"/>
+          </w:tcPr>
+          <w:p>
+            <w:pPr>
+              <w:jc w:val="center"/>
+              <w:rPr>
+                <w:rFonts w:ascii="Times New Roman" w:hAnsi="Times New Roman" w:cs="Times New Roman"/>
+                <w:lang w:val="tr-TR"/>
+              </w:rPr>
+            </w:pPr>
+            <w:r>
+              <w:rPr>
+                <w:rFonts w:ascii="Times New Roman" w:hAnsi="Times New Roman" w:cs="Times New Roman"/>
+                <w:lang w:val="tr-TR"/>
+              </w:rPr>
+              <w:t xml:space="preserve">K</w:t>
+            </w:r>
+            <w:r>
+              <w:rPr>
+                <w:rFonts w:ascii="Times New Roman" w:hAnsi="Times New Roman" w:cs="Times New Roman"/>
+                <w:vertAlign w:val="subscript"/>
+                <w:lang w:val="tr-TR"/>
+              </w:rPr>
+              <w:t xml:space="preserve">c</w:t>
+            </w:r>
+          </w:p>
+        </w:tc>
+        <w:tc>
+          <w:tcPr>
+            <w:tcW w:w="2000" w:type="dxa"/>
+            <w:vAlign w:val="center"/>
+          </w:tcPr>
+          <w:p>
+            <w:pPr>
+              <w:jc w:val="center"/>
+              <w:rPr>
+                <w:rFonts w:ascii="Times New Roman" w:hAnsi="Times New Roman" w:cs="Times New Roman"/>
+                <w:lang w:val="tr-TR"/>
+              </w:rPr>
+            </w:pPr>
+            <w:r>
+              <w:rPr>
+                <w:rFonts w:ascii="Times New Roman" w:hAnsi="Times New Roman" w:cs="Times New Roman"/>
+                <w:lang w:val="tr-TR"/>
+              </w:rPr>
+              <w:t xml:space="preserve">11</w:t>
+            </w:r>
+          </w:p>
+        </w:tc>
+        <w:tc>
+          <w:tcPr>
+            <w:tcW w:w="2000" w:type="dxa"/>
+            <w:vAlign w:val="center"/>
+          </w:tcPr>
+          <w:p>
+            <w:pPr>
+              <w:jc w:val="center"/>
+              <w:rPr>
+                <w:rFonts w:ascii="Times New Roman" w:hAnsi="Times New Roman" w:cs="Times New Roman"/>
+                <w:lang w:val="tr-TR"/>
+              </w:rPr>
+            </w:pPr>
+            <w:r>
+              <w:rPr>
+                <w:rFonts w:ascii="Times New Roman" w:hAnsi="Times New Roman" w:cs="Times New Roman"/>
+                <w:lang w:val="tr-TR"/>
+              </w:rPr>
+              <w:t xml:space="preserve">2,2</w:t>
+            </w:r>
+          </w:p>
+        </w:tc>
+        <w:tc>
+          <w:tcPr>
+            <w:tcW w:w="2000" w:type="dxa"/>
+            <w:vAlign w:val="center"/>
+          </w:tcPr>
+          <w:p>
+            <w:pPr>
+              <w:jc w:val="center"/>
+              <w:rPr>
+                <w:rFonts w:ascii="Times New Roman" w:hAnsi="Times New Roman" w:cs="Times New Roman"/>
+                <w:lang w:val="tr-TR"/>
+              </w:rPr>
+            </w:pPr>
+            <w:r>
+              <w:rPr>
+                <w:rFonts w:ascii="Times New Roman" w:hAnsi="Times New Roman" w:cs="Times New Roman"/>
+                <w:lang w:val="tr-TR"/>
+              </w:rPr>
+              <w:t xml:space="preserve">0,56</w:t>
+            </w:r>
+          </w:p>
+        </w:tc>
+      </w:tr>
+    </w:tbl>
+    <w:p>
+      <w:pPr>
+        <w:jc w:val="both"/>
+        <w:rPr>
+          <w:rFonts w:ascii="Times New Roman" w:hAnsi="Times New Roman" w:cs="Times New Roman"/>
+          <w:lang w:val="tr-TR"/>
+        </w:rPr>
+      </w:pPr>
+    </w:p>
+    <w:p>
+      <w:pPr>
+        <w:jc w:val="both"/>
+        <w:rPr>
+          <w:rFonts w:ascii="Times New Roman" w:hAnsi="Times New Roman" w:cs="Times New Roman"/>
+          <w:lang w:val="tr-TR"/>
+        </w:rPr>
+      </w:pPr>
+      <w:r>
+        <w:rPr>
+          <w:rFonts w:ascii="Times New Roman" w:hAnsi="Times New Roman" w:cs="Times New Roman"/>
+          <w:lang w:val="tr-TR"/>
+        </w:rPr>
+        <w:t xml:space="preserve">24. “Etanol oluşumu ekzotermik bir tepkimedir.” iddiasını tablodaki verileri kanıt olarak kullanıp Le Chatelier ilkesiyle gerekçelendiriniz.</w:t>
+      </w:r>
+    </w:p>
+    <w:p>
+      <w:pPr>
+        <w:ind w:left="360"/>
+        <w:jc w:val="both"/>
+        <w:rPr>
+          <w:rFonts w:ascii="Times New Roman" w:hAnsi="Times New Roman" w:cs="Times New Roman"/>
+          <w:lang w:val="tr-TR"/>
+        </w:rPr>
+      </w:pPr>
+      <w:r>
+        <w:rPr>
+          <w:rFonts w:ascii="Times New Roman" w:hAnsi="Times New Roman" w:cs="Times New Roman"/>
+          <w:lang w:val="tr-TR"/>
+        </w:rPr>
+        <w:t xml:space="preserve">İddia: Etanol oluşumu ekzotermiktir.</w:t>
+      </w:r>
+    </w:p>
+    <w:p>
+      <w:pPr>
+        <w:ind w:left="360"/>
+        <w:jc w:val="both"/>
+        <w:rPr>
+          <w:rFonts w:ascii="Times New Roman" w:hAnsi="Times New Roman" w:cs="Times New Roman"/>
+          <w:lang w:val="tr-TR"/>
+        </w:rPr>
+      </w:pPr>
+      <w:r>
+        <w:rPr>
+          <w:rFonts w:ascii="Times New Roman" w:hAnsi="Times New Roman" w:cs="Times New Roman"/>
+          <w:lang w:val="tr-TR"/>
+        </w:rPr>
+        <w:t xml:space="preserve">Kanıt: ……………………………………………………………………</w:t>
+      </w:r>
+    </w:p>
+    <w:p>
+      <w:pPr>
+        <w:ind w:left="360"/>
+        <w:jc w:val="both"/>
+        <w:rPr>
+          <w:rFonts w:ascii="Times New Roman" w:hAnsi="Times New Roman" w:cs="Times New Roman"/>
+          <w:lang w:val="tr-TR"/>
+        </w:rPr>
+      </w:pPr>
+      <w:r>
+        <w:rPr>
+          <w:rFonts w:ascii="Times New Roman" w:hAnsi="Times New Roman" w:cs="Times New Roman"/>
+          <w:lang w:val="tr-TR"/>
+        </w:rPr>
+        <w:t xml:space="preserve">Gerekçe: …………………………………………………………………</w:t>
+      </w:r>
+    </w:p>
+    <w:p>
+      <w:pPr>
+        <w:ind w:left="720"/>
+        <w:jc w:val="both"/>
+        <w:rPr>
+          <w:rFonts w:ascii="Times New Roman" w:hAnsi="Times New Roman" w:cs="Times New Roman"/>
+          <w:lang w:val="tr-TR"/>
+        </w:rPr>
+      </w:pPr>
+      <w:r>
+        <w:rPr>
+          <w:rFonts w:ascii="Times New Roman" w:hAnsi="Times New Roman" w:cs="Times New Roman"/>
+          <w:lang w:val="tr-TR"/>
+        </w:rPr>
+        <w:t xml:space="preserve">……………………………………………………………………………………………</w:t>
+      </w:r>
+    </w:p>
+    <w:p>
+      <w:pPr>
+        <w:ind w:left="720"/>
+        <w:jc w:val="both"/>
+        <w:rPr>
+          <w:rFonts w:ascii="Times New Roman" w:hAnsi="Times New Roman" w:cs="Times New Roman"/>
+          <w:lang w:val="tr-TR"/>
+        </w:rPr>
+      </w:pPr>
+      <w:r>
+        <w:rPr>
+          <w:rFonts w:ascii="Times New Roman" w:hAnsi="Times New Roman" w:cs="Times New Roman"/>
+          <w:color w:val="FF0000"/>
+          <w:lang w:val="tr-TR"/>
+        </w:rPr>
+        <w:t xml:space="preserve">Cevap: Kanıt: Sıcaklık arttıkça K</w:t>
+      </w:r>
+      <w:r>
+        <w:rPr>
+          <w:rFonts w:ascii="Times New Roman" w:hAnsi="Times New Roman" w:cs="Times New Roman"/>
+          <w:color w:val="FF0000"/>
+          <w:vertAlign w:val="subscript"/>
+          <w:lang w:val="tr-TR"/>
+        </w:rPr>
+        <w:t xml:space="preserve">c</w:t>
+      </w:r>
+      <w:r>
+        <w:rPr>
+          <w:rFonts w:ascii="Times New Roman" w:hAnsi="Times New Roman" w:cs="Times New Roman"/>
+          <w:color w:val="FF0000"/>
+          <w:lang w:val="tr-TR"/>
+        </w:rPr>
+        <w:t xml:space="preserve"> değeri azalmaktadır. Gerekçe: Sıcaklık artışı dengeyi endotermik yöne kaydırır; K</w:t>
+      </w:r>
+      <w:r>
+        <w:rPr>
+          <w:rFonts w:ascii="Times New Roman" w:hAnsi="Times New Roman" w:cs="Times New Roman"/>
+          <w:color w:val="FF0000"/>
+          <w:vertAlign w:val="subscript"/>
+          <w:lang w:val="tr-TR"/>
+        </w:rPr>
+        <w:t xml:space="preserve">c</w:t>
+      </w:r>
+      <w:r>
+        <w:rPr>
+          <w:rFonts w:ascii="Times New Roman" w:hAnsi="Times New Roman" w:cs="Times New Roman"/>
+          <w:color w:val="FF0000"/>
+          <w:lang w:val="tr-TR"/>
+        </w:rPr>
+        <w:t xml:space="preserve">’nin azalması dengenin tepkenler yönüne kaydığını, yani geri tepkimenin endotermik olduğunu gösterir. Bu nedenle ileri tepkime ekzotermiktir.</w:t>
+      </w:r>
+    </w:p>
+    <w:p>
+      <w:pPr>
+        <w:jc w:val="both"/>
+        <w:rPr>
+          <w:rFonts w:ascii="Times New Roman" w:hAnsi="Times New Roman" w:cs="Times New Roman"/>
+          <w:lang w:val="tr-TR"/>
+        </w:rPr>
+      </w:pPr>
+      <w:r>
+        <w:rPr>
+          <w:rFonts w:ascii="Times New Roman" w:hAnsi="Times New Roman" w:cs="Times New Roman"/>
+          <w:lang w:val="tr-TR"/>
+        </w:rPr>
+        <w:t xml:space="preserve">25. Bir etanol fabrikasında üretim verimini artırmak için basınç nasıl ayarlanmalıdır? Düşük sıcaklıkta K</w:t>
+      </w:r>
+      <w:r>
+        <w:rPr>
+          <w:rFonts w:ascii="Times New Roman" w:hAnsi="Times New Roman" w:cs="Times New Roman"/>
+          <w:vertAlign w:val="subscript"/>
+          <w:lang w:val="tr-TR"/>
+        </w:rPr>
+        <w:t xml:space="preserve">c</w:t>
+      </w:r>
+      <w:r>
+        <w:rPr>
+          <w:rFonts w:ascii="Times New Roman" w:hAnsi="Times New Roman" w:cs="Times New Roman"/>
+          <w:lang w:val="tr-TR"/>
+        </w:rPr>
+        <w:t xml:space="preserve"> büyük olduğu hâlde fabrikalarda neden çok düşük sıcaklıklar tercih edilmez? Katalizörün bu süreçteki rolü nedir?</w:t>
+      </w:r>
+    </w:p>
+    <w:p>
+      <w:pPr>
+        <w:ind w:left="720"/>
+        <w:jc w:val="both"/>
+        <w:rPr>
+          <w:rFonts w:ascii="Times New Roman" w:hAnsi="Times New Roman" w:cs="Times New Roman"/>
+          <w:lang w:val="tr-TR"/>
+        </w:rPr>
+      </w:pPr>
+      <w:r>
+        <w:rPr>
+          <w:rFonts w:ascii="Times New Roman" w:hAnsi="Times New Roman" w:cs="Times New Roman"/>
+          <w:lang w:val="tr-TR"/>
+        </w:rPr>
+        <w:t xml:space="preserve">……………………………………………………………………………………………</w:t>
+      </w:r>
+    </w:p>
+    <w:p>
+      <w:pPr>
+        <w:ind w:left="720"/>
+        <w:jc w:val="both"/>
+        <w:rPr>
+          <w:rFonts w:ascii="Times New Roman" w:hAnsi="Times New Roman" w:cs="Times New Roman"/>
+          <w:lang w:val="tr-TR"/>
+        </w:rPr>
+      </w:pPr>
+      <w:r>
+        <w:rPr>
+          <w:rFonts w:ascii="Times New Roman" w:hAnsi="Times New Roman" w:cs="Times New Roman"/>
+          <w:lang w:val="tr-TR"/>
+        </w:rPr>
+        <w:t xml:space="preserve">……………………………………………………………………………………………</w:t>
+      </w:r>
+    </w:p>
+    <w:p>
+      <w:pPr>
+        <w:ind w:left="720"/>
+        <w:jc w:val="both"/>
+        <w:rPr>
+          <w:rFonts w:ascii="Times New Roman" w:hAnsi="Times New Roman" w:cs="Times New Roman"/>
+          <w:lang w:val="tr-TR"/>
+        </w:rPr>
+      </w:pPr>
+      <w:r>
+        <w:rPr>
+          <w:rFonts w:ascii="Times New Roman" w:hAnsi="Times New Roman" w:cs="Times New Roman"/>
+          <w:lang w:val="tr-TR"/>
+        </w:rPr>
+        <w:t xml:space="preserve">……………………………………………………………………………………………</w:t>
+      </w:r>
+    </w:p>
+    <w:p>
+      <w:pPr>
+        <w:ind w:left="720"/>
+        <w:jc w:val="both"/>
+        <w:rPr>
+          <w:rFonts w:ascii="Times New Roman" w:hAnsi="Times New Roman" w:cs="Times New Roman"/>
+          <w:lang w:val="tr-TR"/>
+        </w:rPr>
+      </w:pPr>
+      <w:r>
+        <w:rPr>
+          <w:rFonts w:ascii="Times New Roman" w:hAnsi="Times New Roman" w:cs="Times New Roman"/>
+          <w:color w:val="FF0000"/>
+          <w:lang w:val="tr-TR"/>
+        </w:rPr>
+        <w:t xml:space="preserve">Cevap: Tepkenlerde 2 mol, üründe 1 mol gaz bulunduğundan yüksek basınç dengeyi etanol yönüne kaydırır. Çok düşük sıcaklıkta tepkime çok yavaş gerçekleşir; bu nedenle verim ile hız arasında uygun bir orta sıcaklık seçilir. Katalizör dengeyi kaydırmaz, K</w:t>
+      </w:r>
+      <w:r>
+        <w:rPr>
+          <w:rFonts w:ascii="Times New Roman" w:hAnsi="Times New Roman" w:cs="Times New Roman"/>
+          <w:color w:val="FF0000"/>
+          <w:vertAlign w:val="subscript"/>
+          <w:lang w:val="tr-TR"/>
+        </w:rPr>
+        <w:t xml:space="preserve">c</w:t>
+      </w:r>
+      <w:r>
+        <w:rPr>
+          <w:rFonts w:ascii="Times New Roman" w:hAnsi="Times New Roman" w:cs="Times New Roman"/>
+          <w:color w:val="FF0000"/>
+          <w:lang w:val="tr-TR"/>
+        </w:rPr>
+        <w:t xml:space="preserve">’yi değiştirmez; dengeye daha kısa sürede ulaşılmasını sağlar.</w:t>
+      </w:r>
+    </w:p>
+    <w:p>
+      <w:pPr>
+        <w:jc w:val="both"/>
+        <w:rPr>
+          <w:rFonts w:ascii="Times New Roman" w:hAnsi="Times New Roman" w:cs="Times New Roman"/>
+          <w:lang w:val="tr-TR"/>
+        </w:rPr>
+      </w:pPr>
+      <w:r>
+        <w:rPr>
+          <w:rFonts w:ascii="Times New Roman" w:hAnsi="Times New Roman" w:cs="Times New Roman"/>
+          <w:lang w:val="tr-TR"/>
+        </w:rPr>
+        <w:t xml:space="preserve">26. 550 K’de 2,0 L’lik kapalı bir kaba 1,0 mol C</w:t>
+      </w:r>
+      <w:r>
+        <w:rPr>
+          <w:rFonts w:ascii="Times New Roman" w:hAnsi="Times New Roman" w:cs="Times New Roman"/>
+          <w:vertAlign w:val="subscript"/>
+          <w:lang w:val="tr-TR"/>
+        </w:rPr>
+        <w:t xml:space="preserve">2</w:t>
+      </w:r>
+      <w:r>
+        <w:rPr>
+          <w:rFonts w:ascii="Times New Roman" w:hAnsi="Times New Roman" w:cs="Times New Roman"/>
+          <w:lang w:val="tr-TR"/>
+        </w:rPr>
+        <w:t xml:space="preserve">H</w:t>
+      </w:r>
+      <w:r>
+        <w:rPr>
+          <w:rFonts w:ascii="Times New Roman" w:hAnsi="Times New Roman" w:cs="Times New Roman"/>
+          <w:vertAlign w:val="subscript"/>
+          <w:lang w:val="tr-TR"/>
+        </w:rPr>
+        <w:t xml:space="preserve">4</w:t>
+      </w:r>
+      <w:r>
+        <w:rPr>
+          <w:rFonts w:ascii="Times New Roman" w:hAnsi="Times New Roman" w:cs="Times New Roman"/>
+          <w:lang w:val="tr-TR"/>
+        </w:rPr>
+        <w:t xml:space="preserve"> ve 1,0 mol H</w:t>
+      </w:r>
+      <w:r>
+        <w:rPr>
+          <w:rFonts w:ascii="Times New Roman" w:hAnsi="Times New Roman" w:cs="Times New Roman"/>
+          <w:vertAlign w:val="subscript"/>
+          <w:lang w:val="tr-TR"/>
+        </w:rPr>
+        <w:t xml:space="preserve">2</w:t>
+      </w:r>
+      <w:r>
+        <w:rPr>
+          <w:rFonts w:ascii="Times New Roman" w:hAnsi="Times New Roman" w:cs="Times New Roman"/>
+          <w:lang w:val="tr-TR"/>
+        </w:rPr>
+        <w:t xml:space="preserve">O buharı konuluyor. Dengede kapta 0,40 mol C</w:t>
+      </w:r>
+      <w:r>
+        <w:rPr>
+          <w:rFonts w:ascii="Times New Roman" w:hAnsi="Times New Roman" w:cs="Times New Roman"/>
+          <w:vertAlign w:val="subscript"/>
+          <w:lang w:val="tr-TR"/>
+        </w:rPr>
+        <w:t xml:space="preserve">2</w:t>
+      </w:r>
+      <w:r>
+        <w:rPr>
+          <w:rFonts w:ascii="Times New Roman" w:hAnsi="Times New Roman" w:cs="Times New Roman"/>
+          <w:lang w:val="tr-TR"/>
+        </w:rPr>
+        <w:t xml:space="preserve">H</w:t>
+      </w:r>
+      <w:r>
+        <w:rPr>
+          <w:rFonts w:ascii="Times New Roman" w:hAnsi="Times New Roman" w:cs="Times New Roman"/>
+          <w:vertAlign w:val="subscript"/>
+          <w:lang w:val="tr-TR"/>
+        </w:rPr>
+        <w:t xml:space="preserve">5</w:t>
+      </w:r>
+      <w:r>
+        <w:rPr>
+          <w:rFonts w:ascii="Times New Roman" w:hAnsi="Times New Roman" w:cs="Times New Roman"/>
+          <w:lang w:val="tr-TR"/>
+        </w:rPr>
+        <w:t xml:space="preserve">OH bulunuyor.</w:t>
+      </w:r>
+    </w:p>
+    <w:p>
+      <w:pPr>
+        <w:pStyle w:val="ListParagraph"/>
+        <w:numPr>
+          <w:ilvl w:val="0"/>
+          <w:numId w:val="51"/>
+        </w:numPr>
+        <w:jc w:val="both"/>
+        <w:rPr>
+          <w:rFonts w:ascii="Times New Roman" w:hAnsi="Times New Roman" w:cs="Times New Roman"/>
+          <w:lang w:val="tr-TR"/>
+        </w:rPr>
+      </w:pPr>
+      <w:r>
+        <w:rPr>
+          <w:rFonts w:ascii="Times New Roman" w:hAnsi="Times New Roman" w:cs="Times New Roman"/>
+          <w:lang w:val="tr-TR"/>
+        </w:rPr>
+        <w:t xml:space="preserve">Bu sıcaklıktaki K</w:t>
+      </w:r>
+      <w:r>
+        <w:rPr>
+          <w:rFonts w:ascii="Times New Roman" w:hAnsi="Times New Roman" w:cs="Times New Roman"/>
+          <w:vertAlign w:val="subscript"/>
+          <w:lang w:val="tr-TR"/>
+        </w:rPr>
+        <w:t xml:space="preserve">c</w:t>
+      </w:r>
+      <w:r>
+        <w:rPr>
+          <w:rFonts w:ascii="Times New Roman" w:hAnsi="Times New Roman" w:cs="Times New Roman"/>
+          <w:lang w:val="tr-TR"/>
+        </w:rPr>
+        <w:t xml:space="preserve"> değerini hesaplayarak tablodaki değerle karşılaştırınız.</w:t>
+      </w:r>
+    </w:p>
+    <w:p>
+      <w:pPr>
+        <w:pStyle w:val="ListParagraph"/>
+        <w:numPr>
+          <w:ilvl w:val="0"/>
+          <w:numId w:val="51"/>
+        </w:numPr>
+        <w:jc w:val="both"/>
+        <w:rPr>
+          <w:rFonts w:ascii="Times New Roman" w:hAnsi="Times New Roman" w:cs="Times New Roman"/>
+          <w:lang w:val="tr-TR"/>
+        </w:rPr>
+      </w:pPr>
+      <w:r>
+        <w:rPr>
+          <w:rFonts w:ascii="Times New Roman" w:hAnsi="Times New Roman" w:cs="Times New Roman"/>
+          <w:lang w:val="tr-TR"/>
+        </w:rPr>
+        <w:t xml:space="preserve">Aynı sıcaklıkta 2,0 L’lik başka bir kapta 0,30 mol C</w:t>
+      </w:r>
+      <w:r>
+        <w:rPr>
+          <w:rFonts w:ascii="Times New Roman" w:hAnsi="Times New Roman" w:cs="Times New Roman"/>
+          <w:vertAlign w:val="subscript"/>
+          <w:lang w:val="tr-TR"/>
+        </w:rPr>
+        <w:t xml:space="preserve">2</w:t>
+      </w:r>
+      <w:r>
+        <w:rPr>
+          <w:rFonts w:ascii="Times New Roman" w:hAnsi="Times New Roman" w:cs="Times New Roman"/>
+          <w:lang w:val="tr-TR"/>
+        </w:rPr>
+        <w:t xml:space="preserve">H</w:t>
+      </w:r>
+      <w:r>
+        <w:rPr>
+          <w:rFonts w:ascii="Times New Roman" w:hAnsi="Times New Roman" w:cs="Times New Roman"/>
+          <w:vertAlign w:val="subscript"/>
+          <w:lang w:val="tr-TR"/>
+        </w:rPr>
+        <w:t xml:space="preserve">4</w:t>
+      </w:r>
+      <w:r>
+        <w:rPr>
+          <w:rFonts w:ascii="Times New Roman" w:hAnsi="Times New Roman" w:cs="Times New Roman"/>
+          <w:lang w:val="tr-TR"/>
+        </w:rPr>
+        <w:t xml:space="preserve">, 0,30 mol H</w:t>
+      </w:r>
+      <w:r>
+        <w:rPr>
+          <w:rFonts w:ascii="Times New Roman" w:hAnsi="Times New Roman" w:cs="Times New Roman"/>
+          <w:vertAlign w:val="subscript"/>
+          <w:lang w:val="tr-TR"/>
+        </w:rPr>
+        <w:t xml:space="preserve">2</w:t>
+      </w:r>
+      <w:r>
+        <w:rPr>
+          <w:rFonts w:ascii="Times New Roman" w:hAnsi="Times New Roman" w:cs="Times New Roman"/>
+          <w:lang w:val="tr-TR"/>
+        </w:rPr>
+        <w:t xml:space="preserve">O ve 0,30 mol C</w:t>
+      </w:r>
+      <w:r>
+        <w:rPr>
+          <w:rFonts w:ascii="Times New Roman" w:hAnsi="Times New Roman" w:cs="Times New Roman"/>
+          <w:vertAlign w:val="subscript"/>
+          <w:lang w:val="tr-TR"/>
+        </w:rPr>
+        <w:t xml:space="preserve">2</w:t>
+      </w:r>
+      <w:r>
+        <w:rPr>
+          <w:rFonts w:ascii="Times New Roman" w:hAnsi="Times New Roman" w:cs="Times New Roman"/>
+          <w:lang w:val="tr-TR"/>
+        </w:rPr>
+        <w:t xml:space="preserve">H</w:t>
+      </w:r>
+      <w:r>
+        <w:rPr>
+          <w:rFonts w:ascii="Times New Roman" w:hAnsi="Times New Roman" w:cs="Times New Roman"/>
+          <w:vertAlign w:val="subscript"/>
+          <w:lang w:val="tr-TR"/>
+        </w:rPr>
+        <w:t xml:space="preserve">5</w:t>
+      </w:r>
+      <w:r>
+        <w:rPr>
+          <w:rFonts w:ascii="Times New Roman" w:hAnsi="Times New Roman" w:cs="Times New Roman"/>
+          <w:lang w:val="tr-TR"/>
+        </w:rPr>
+        <w:t xml:space="preserve">OH bulunmaktadır. Tepkime oranını hesaplayarak sistemin hangi yönde ilerleyeceğini belirleyiniz.</w:t>
+      </w:r>
+    </w:p>
+    <w:tbl>
+      <w:tblPr>
+        <w:tblW w:w="9000" w:type="dxa"/>
+        <w:jc w:val="center"/>
+        <w:tblBorders>
+          <w:top w:val="single" w:sz="8" w:space="0" w:color="7F7F7F"/>
+          <w:left w:val="single" w:sz="8" w:space="0" w:color="7F7F7F"/>
+          <w:bottom w:val="single" w:sz="8" w:space="0" w:color="7F7F7F"/>
+          <w:right w:val="single" w:sz="8" w:space="0" w:color="7F7F7F"/>
+        </w:tblBorders>
+      </w:tblPr>
+      <w:tblGrid>
+        <w:gridCol w:w="9000"/>
+      </w:tblGrid>
+      <w:tr>
+        <w:trPr>
+          <w:trHeight w:val="1800"/>
+        </w:trPr>
+        <w:tc>
+          <w:tcPr>
+            <w:tcW w:w="9000" w:type="dxa"/>
+          </w:tcPr>
+          <w:p/>
+        </w:tc>
+      </w:tr>
+    </w:tbl>
+    <w:p>
+      <w:pPr>
+        <w:jc w:val="both"/>
+        <w:rPr>
+          <w:rFonts w:ascii="Times New Roman" w:hAnsi="Times New Roman" w:cs="Times New Roman"/>
+          <w:lang w:val="tr-TR"/>
+        </w:rPr>
+      </w:pPr>
+    </w:p>
+    <w:p>
+      <w:pPr>
+        <w:ind w:left="720"/>
+        <w:jc w:val="both"/>
+        <w:rPr>
+          <w:rFonts w:ascii="Times New Roman" w:hAnsi="Times New Roman" w:cs="Times New Roman"/>
+          <w:lang w:val="tr-TR"/>
+        </w:rPr>
+      </w:pPr>
+      <w:r>
+        <w:rPr>
+          <w:rFonts w:ascii="Times New Roman" w:hAnsi="Times New Roman" w:cs="Times New Roman"/>
+          <w:color w:val="FF0000"/>
+          <w:lang w:val="tr-TR"/>
+        </w:rPr>
+        <w:t xml:space="preserve">Cevap: a) Dengede [C</w:t>
+      </w:r>
+      <w:r>
+        <w:rPr>
+          <w:rFonts w:ascii="Times New Roman" w:hAnsi="Times New Roman" w:cs="Times New Roman"/>
+          <w:color w:val="FF0000"/>
+          <w:vertAlign w:val="subscript"/>
+          <w:lang w:val="tr-TR"/>
+        </w:rPr>
+        <w:t xml:space="preserve">2</w:t>
+      </w:r>
+      <w:r>
+        <w:rPr>
+          <w:rFonts w:ascii="Times New Roman" w:hAnsi="Times New Roman" w:cs="Times New Roman"/>
+          <w:color w:val="FF0000"/>
+          <w:lang w:val="tr-TR"/>
+        </w:rPr>
+        <w:t xml:space="preserve">H</w:t>
+      </w:r>
+      <w:r>
+        <w:rPr>
+          <w:rFonts w:ascii="Times New Roman" w:hAnsi="Times New Roman" w:cs="Times New Roman"/>
+          <w:color w:val="FF0000"/>
+          <w:vertAlign w:val="subscript"/>
+          <w:lang w:val="tr-TR"/>
+        </w:rPr>
+        <w:t xml:space="preserve">5</w:t>
+      </w:r>
+      <w:r>
+        <w:rPr>
+          <w:rFonts w:ascii="Times New Roman" w:hAnsi="Times New Roman" w:cs="Times New Roman"/>
+          <w:color w:val="FF0000"/>
+          <w:lang w:val="tr-TR"/>
+        </w:rPr>
+        <w:t xml:space="preserve">OH] = 0,20 M, [C</w:t>
+      </w:r>
+      <w:r>
+        <w:rPr>
+          <w:rFonts w:ascii="Times New Roman" w:hAnsi="Times New Roman" w:cs="Times New Roman"/>
+          <w:color w:val="FF0000"/>
+          <w:vertAlign w:val="subscript"/>
+          <w:lang w:val="tr-TR"/>
+        </w:rPr>
+        <w:t xml:space="preserve">2</w:t>
+      </w:r>
+      <w:r>
+        <w:rPr>
+          <w:rFonts w:ascii="Times New Roman" w:hAnsi="Times New Roman" w:cs="Times New Roman"/>
+          <w:color w:val="FF0000"/>
+          <w:lang w:val="tr-TR"/>
+        </w:rPr>
+        <w:t xml:space="preserve">H</w:t>
+      </w:r>
+      <w:r>
+        <w:rPr>
+          <w:rFonts w:ascii="Times New Roman" w:hAnsi="Times New Roman" w:cs="Times New Roman"/>
+          <w:color w:val="FF0000"/>
+          <w:vertAlign w:val="subscript"/>
+          <w:lang w:val="tr-TR"/>
+        </w:rPr>
+        <w:t xml:space="preserve">4</w:t>
+      </w:r>
+      <w:r>
+        <w:rPr>
+          <w:rFonts w:ascii="Times New Roman" w:hAnsi="Times New Roman" w:cs="Times New Roman"/>
+          <w:color w:val="FF0000"/>
+          <w:lang w:val="tr-TR"/>
+        </w:rPr>
+        <w:t xml:space="preserve">] = [H</w:t>
+      </w:r>
+      <w:r>
+        <w:rPr>
+          <w:rFonts w:ascii="Times New Roman" w:hAnsi="Times New Roman" w:cs="Times New Roman"/>
+          <w:color w:val="FF0000"/>
+          <w:vertAlign w:val="subscript"/>
+          <w:lang w:val="tr-TR"/>
+        </w:rPr>
+        <w:t xml:space="preserve">2</w:t>
+      </w:r>
+      <w:r>
+        <w:rPr>
+          <w:rFonts w:ascii="Times New Roman" w:hAnsi="Times New Roman" w:cs="Times New Roman"/>
+          <w:color w:val="FF0000"/>
+          <w:lang w:val="tr-TR"/>
+        </w:rPr>
+        <w:t xml:space="preserve">O] = 0,30 M; K</w:t>
+      </w:r>
+      <w:r>
+        <w:rPr>
+          <w:rFonts w:ascii="Times New Roman" w:hAnsi="Times New Roman" w:cs="Times New Roman"/>
+          <w:color w:val="FF0000"/>
+          <w:vertAlign w:val="subscript"/>
+          <w:lang w:val="tr-TR"/>
+        </w:rPr>
+        <w:t xml:space="preserve">c</w:t>
+      </w:r>
+      <w:r>
+        <w:rPr>
+          <w:rFonts w:ascii="Times New Roman" w:hAnsi="Times New Roman" w:cs="Times New Roman"/>
+          <w:color w:val="FF0000"/>
+          <w:lang w:val="tr-TR"/>
+        </w:rPr>
+        <w:t xml:space="preserve"> = 0,20/(0,30·0,30) ≈ 2,2; tablodaki değerle uyumludur.  b) Üç maddenin derişimi de 0,15 M’dir; Q</w:t>
+      </w:r>
+      <w:r>
+        <w:rPr>
+          <w:rFonts w:ascii="Times New Roman" w:hAnsi="Times New Roman" w:cs="Times New Roman"/>
+          <w:color w:val="FF0000"/>
+          <w:vertAlign w:val="subscript"/>
+          <w:lang w:val="tr-TR"/>
+        </w:rPr>
+        <w:t xml:space="preserve">c</w:t>
+      </w:r>
+      <w:r>
+        <w:rPr>
+          <w:rFonts w:ascii="Times New Roman" w:hAnsi="Times New Roman" w:cs="Times New Roman"/>
+          <w:color w:val="FF0000"/>
+          <w:lang w:val="tr-TR"/>
+        </w:rPr>
+        <w:t xml:space="preserve"> = 0,15/(0,15·0,15) ≈ 6,7. Q</w:t>
+      </w:r>
+      <w:r>
+        <w:rPr>
+          <w:rFonts w:ascii="Times New Roman" w:hAnsi="Times New Roman" w:cs="Times New Roman"/>
+          <w:color w:val="FF0000"/>
+          <w:vertAlign w:val="subscript"/>
+          <w:lang w:val="tr-TR"/>
+        </w:rPr>
+        <w:t xml:space="preserve">c</w:t>
+      </w:r>
+      <w:r>
+        <w:rPr>
+          <w:rFonts w:ascii="Times New Roman" w:hAnsi="Times New Roman" w:cs="Times New Roman"/>
+          <w:color w:val="FF0000"/>
+          <w:lang w:val="tr-TR"/>
+        </w:rPr>
+        <w:t xml:space="preserve"> &gt; K</w:t>
+      </w:r>
+      <w:r>
+        <w:rPr>
+          <w:rFonts w:ascii="Times New Roman" w:hAnsi="Times New Roman" w:cs="Times New Roman"/>
+          <w:color w:val="FF0000"/>
+          <w:vertAlign w:val="subscript"/>
+          <w:lang w:val="tr-TR"/>
+        </w:rPr>
+        <w:t xml:space="preserve">c</w:t>
+      </w:r>
+      <w:r>
+        <w:rPr>
+          <w:rFonts w:ascii="Times New Roman" w:hAnsi="Times New Roman" w:cs="Times New Roman"/>
+          <w:color w:val="FF0000"/>
+          <w:lang w:val="tr-TR"/>
+        </w:rPr>
+        <w:t xml:space="preserve"> olduğundan tepkime geri yönde (C</w:t>
+      </w:r>
+      <w:r>
+        <w:rPr>
+          <w:rFonts w:ascii="Times New Roman" w:hAnsi="Times New Roman" w:cs="Times New Roman"/>
+          <w:color w:val="FF0000"/>
+          <w:vertAlign w:val="subscript"/>
+          <w:lang w:val="tr-TR"/>
+        </w:rPr>
+        <w:t xml:space="preserve">2</w:t>
+      </w:r>
+      <w:r>
+        <w:rPr>
+          <w:rFonts w:ascii="Times New Roman" w:hAnsi="Times New Roman" w:cs="Times New Roman"/>
+          <w:color w:val="FF0000"/>
+          <w:lang w:val="tr-TR"/>
+        </w:rPr>
+        <w:t xml:space="preserve">H</w:t>
+      </w:r>
+      <w:r>
+        <w:rPr>
+          <w:rFonts w:ascii="Times New Roman" w:hAnsi="Times New Roman" w:cs="Times New Roman"/>
+          <w:color w:val="FF0000"/>
+          <w:vertAlign w:val="subscript"/>
+          <w:lang w:val="tr-TR"/>
+        </w:rPr>
+        <w:t xml:space="preserve">4</w:t>
+      </w:r>
+      <w:r>
+        <w:rPr>
+          <w:rFonts w:ascii="Times New Roman" w:hAnsi="Times New Roman" w:cs="Times New Roman"/>
+          <w:color w:val="FF0000"/>
+          <w:lang w:val="tr-TR"/>
+        </w:rPr>
+        <w:t xml:space="preserve"> ve H</w:t>
+      </w:r>
+      <w:r>
+        <w:rPr>
+          <w:rFonts w:ascii="Times New Roman" w:hAnsi="Times New Roman" w:cs="Times New Roman"/>
+          <w:color w:val="FF0000"/>
+          <w:vertAlign w:val="subscript"/>
+          <w:lang w:val="tr-TR"/>
+        </w:rPr>
+        <w:t xml:space="preserve">2</w:t>
+      </w:r>
+      <w:r>
+        <w:rPr>
+          <w:rFonts w:ascii="Times New Roman" w:hAnsi="Times New Roman" w:cs="Times New Roman"/>
+          <w:color w:val="FF0000"/>
+          <w:lang w:val="tr-TR"/>
+        </w:rPr>
+        <w:t xml:space="preserve">O oluşumu yönünde) ilerler.</w:t>
+      </w:r>
+    </w:p>
+    <w:p>
+      <w:pPr>
+        <w:jc w:val="both"/>
+        <w:rPr>
+          <w:rFonts w:ascii="Times New Roman" w:hAnsi="Times New Roman" w:cs="Times New Roman"/>
+          <w:lang w:val="tr-TR"/>
+        </w:rPr>
+      </w:pPr>
+      <w:r>
+        <w:rPr>
+          <w:rFonts w:ascii="Times New Roman" w:hAnsi="Times New Roman" w:cs="Times New Roman"/>
+          <w:lang w:val="tr-TR"/>
+        </w:rPr>
+        <w:t xml:space="preserve">27. Aşağıdaki grafikte sabit sıcaklıkta kapalı bir kapta kurulmuş X</w:t>
+      </w:r>
+      <w:r>
+        <w:rPr>
+          <w:rFonts w:ascii="Times New Roman" w:hAnsi="Times New Roman" w:cs="Times New Roman"/>
+          <w:vertAlign w:val="subscript"/>
+          <w:lang w:val="tr-TR"/>
+        </w:rPr>
+        <w:t xml:space="preserve">2</w:t>
+      </w:r>
+      <w:r>
+        <w:rPr>
+          <w:rFonts w:ascii="Times New Roman" w:hAnsi="Times New Roman" w:cs="Times New Roman"/>
+          <w:lang w:val="tr-TR"/>
+        </w:rPr>
+        <w:t xml:space="preserve">(g) ⇌ 2X(g) dengesine t</w:t>
+      </w:r>
+      <w:r>
+        <w:rPr>
+          <w:rFonts w:ascii="Times New Roman" w:hAnsi="Times New Roman" w:cs="Times New Roman"/>
+          <w:vertAlign w:val="subscript"/>
+          <w:lang w:val="tr-TR"/>
+        </w:rPr>
+        <w:t xml:space="preserve">1</w:t>
+      </w:r>
+      <w:r>
+        <w:rPr>
+          <w:rFonts w:ascii="Times New Roman" w:hAnsi="Times New Roman" w:cs="Times New Roman"/>
+          <w:lang w:val="tr-TR"/>
+        </w:rPr>
+        <w:t xml:space="preserve"> anında yapılan bir etki sonucunda derişimlerin zamanla değişimi verilmiştir.</w:t>
+      </w:r>
+    </w:p>
+    <w:p xmlns:a="http://schemas.openxmlformats.org/drawingml/2006/main" xmlns:pic="http://schemas.openxmlformats.org/drawingml/2006/picture">
+      <w:pPr>
+        <w:jc w:val="center"/>
+        <w:rPr>
+          <w:rFonts w:ascii="Times New Roman" w:hAnsi="Times New Roman" w:cs="Times New Roman"/>
+          <w:lang w:val="tr-TR"/>
+        </w:rPr>
+      </w:pPr>
+      <w:r>
+        <w:drawing>
+          <wp:inline distT="0" distB="0" distL="0" distR="0">
+            <wp:extent cx="4680000" cy="2808000"/>
+            <wp:docPr id="900001" name="Grafik 900001" descr="X2-X derişim-zaman grafiği"/>
+            <wp:cNvGraphicFramePr>
+              <a:graphicFrameLocks noChangeAspect="1"/>
+            </wp:cNvGraphicFramePr>
+            <a:graphic>
+              <a:graphicData uri="http://schemas.openxmlformats.org/drawingml/2006/picture">
+                <pic:pic>
+                  <pic:nvPicPr>
+                    <pic:cNvPr id="900001" name="k11_900001.png"/>
+                    <pic:cNvPicPr/>
+                  </pic:nvPicPr>
+                  <pic:blipFill>
+                    <a:blip r:embed="rIdK1"/>
+                    <a:stretch>
+                      <a:fillRect/>
+                    </a:stretch>
+                  </pic:blipFill>
+                  <pic:spPr>
+                    <a:xfrm>
+                      <a:off x="0" y="0"/>
+                      <a:ext cx="4680000" cy="2808000"/>
+                    </a:xfrm>
+                    <a:prstGeom prst="rect">
+                      <a:avLst/>
+                    </a:prstGeom>
+                  </pic:spPr>
+                </pic:pic>
+              </a:graphicData>
+            </a:graphic>
+          </wp:inline>
+        </w:drawing>
+      </w:r>
+    </w:p>
+    <w:p>
+      <w:pPr>
+        <w:jc w:val="center"/>
+        <w:rPr>
+          <w:rFonts w:ascii="Times New Roman" w:hAnsi="Times New Roman" w:cs="Times New Roman"/>
+          <w:lang w:val="tr-TR"/>
+        </w:rPr>
+      </w:pPr>
+      <w:r>
+        <w:rPr>
+          <w:rFonts w:ascii="Times New Roman" w:hAnsi="Times New Roman" w:cs="Times New Roman"/>
+          <w:b/>
+          <w:bCs/>
+          <w:lang w:val="tr-TR"/>
+        </w:rPr>
+        <w:t xml:space="preserve">Grafik:</w:t>
+      </w:r>
+      <w:r>
+        <w:rPr>
+          <w:rFonts w:ascii="Times New Roman" w:hAnsi="Times New Roman" w:cs="Times New Roman"/>
+          <w:lang w:val="tr-TR"/>
+        </w:rPr>
+        <w:t xml:space="preserve"> X</w:t>
+      </w:r>
+      <w:r>
+        <w:rPr>
+          <w:rFonts w:ascii="Times New Roman" w:hAnsi="Times New Roman" w:cs="Times New Roman"/>
+          <w:vertAlign w:val="subscript"/>
+          <w:lang w:val="tr-TR"/>
+        </w:rPr>
+        <w:t xml:space="preserve">2</w:t>
+      </w:r>
+      <w:r>
+        <w:rPr>
+          <w:rFonts w:ascii="Times New Roman" w:hAnsi="Times New Roman" w:cs="Times New Roman"/>
+          <w:lang w:val="tr-TR"/>
+        </w:rPr>
+        <w:t xml:space="preserve"> ve X derişimlerinin zamanla değişimi</w:t>
+      </w:r>
+    </w:p>
+    <w:p>
+      <w:pPr>
+        <w:pStyle w:val="ListParagraph"/>
+        <w:numPr>
+          <w:ilvl w:val="0"/>
+          <w:numId w:val="52"/>
+        </w:numPr>
+        <w:jc w:val="both"/>
+        <w:rPr>
+          <w:rFonts w:ascii="Times New Roman" w:hAnsi="Times New Roman" w:cs="Times New Roman"/>
+          <w:lang w:val="tr-TR"/>
+        </w:rPr>
+      </w:pPr>
+      <w:r>
+        <w:rPr>
+          <w:rFonts w:ascii="Times New Roman" w:hAnsi="Times New Roman" w:cs="Times New Roman"/>
+          <w:lang w:val="tr-TR"/>
+        </w:rPr>
+        <w:t xml:space="preserve">t</w:t>
+      </w:r>
+      <w:r>
+        <w:rPr>
+          <w:rFonts w:ascii="Times New Roman" w:hAnsi="Times New Roman" w:cs="Times New Roman"/>
+          <w:vertAlign w:val="subscript"/>
+          <w:lang w:val="tr-TR"/>
+        </w:rPr>
+        <w:t xml:space="preserve">1</w:t>
+      </w:r>
+      <w:r>
+        <w:rPr>
+          <w:rFonts w:ascii="Times New Roman" w:hAnsi="Times New Roman" w:cs="Times New Roman"/>
+          <w:lang w:val="tr-TR"/>
+        </w:rPr>
+        <w:t xml:space="preserve"> anında dengeye yapılan etki nedir? Grafikteki hangi değişime dayanarak karar verdiniz?</w:t>
+      </w:r>
+    </w:p>
+    <w:p>
+      <w:pPr>
+        <w:ind w:left="720"/>
+        <w:jc w:val="both"/>
+        <w:rPr>
+          <w:rFonts w:ascii="Times New Roman" w:hAnsi="Times New Roman" w:cs="Times New Roman"/>
+          <w:lang w:val="tr-TR"/>
+        </w:rPr>
+      </w:pPr>
+      <w:r>
+        <w:rPr>
+          <w:rFonts w:ascii="Times New Roman" w:hAnsi="Times New Roman" w:cs="Times New Roman"/>
+          <w:lang w:val="tr-TR"/>
+        </w:rPr>
+        <w:t xml:space="preserve">……………………………………………………………………………………………</w:t>
+      </w:r>
+    </w:p>
+    <w:p>
+      <w:pPr>
+        <w:pStyle w:val="ListParagraph"/>
+        <w:numPr>
+          <w:ilvl w:val="0"/>
+          <w:numId w:val="52"/>
+        </w:numPr>
+        <w:jc w:val="both"/>
+        <w:rPr>
+          <w:rFonts w:ascii="Times New Roman" w:hAnsi="Times New Roman" w:cs="Times New Roman"/>
+          <w:lang w:val="tr-TR"/>
+        </w:rPr>
+      </w:pPr>
+      <w:r>
+        <w:rPr>
+          <w:rFonts w:ascii="Times New Roman" w:hAnsi="Times New Roman" w:cs="Times New Roman"/>
+          <w:lang w:val="tr-TR"/>
+        </w:rPr>
+        <w:t xml:space="preserve">Etkiden sonra denge hangi yöne kaymıştır? Le Chatelier ilkesi ile açıklayınız.</w:t>
+      </w:r>
+    </w:p>
+    <w:p>
+      <w:pPr>
+        <w:ind w:left="720"/>
+        <w:jc w:val="both"/>
+        <w:rPr>
+          <w:rFonts w:ascii="Times New Roman" w:hAnsi="Times New Roman" w:cs="Times New Roman"/>
+          <w:lang w:val="tr-TR"/>
+        </w:rPr>
+      </w:pPr>
+      <w:r>
+        <w:rPr>
+          <w:rFonts w:ascii="Times New Roman" w:hAnsi="Times New Roman" w:cs="Times New Roman"/>
+          <w:lang w:val="tr-TR"/>
+        </w:rPr>
+        <w:t xml:space="preserve">……………………………………………………………………………………………</w:t>
+      </w:r>
+    </w:p>
+    <w:p>
+      <w:pPr>
+        <w:pStyle w:val="ListParagraph"/>
+        <w:numPr>
+          <w:ilvl w:val="0"/>
+          <w:numId w:val="52"/>
+        </w:numPr>
+        <w:jc w:val="both"/>
+        <w:rPr>
+          <w:rFonts w:ascii="Times New Roman" w:hAnsi="Times New Roman" w:cs="Times New Roman"/>
+          <w:lang w:val="tr-TR"/>
+        </w:rPr>
+      </w:pPr>
+      <w:r>
+        <w:rPr>
+          <w:rFonts w:ascii="Times New Roman" w:hAnsi="Times New Roman" w:cs="Times New Roman"/>
+          <w:lang w:val="tr-TR"/>
+        </w:rPr>
+        <w:t xml:space="preserve">İlk dengedeki derişimleri kullanarak K</w:t>
+      </w:r>
+      <w:r>
+        <w:rPr>
+          <w:rFonts w:ascii="Times New Roman" w:hAnsi="Times New Roman" w:cs="Times New Roman"/>
+          <w:vertAlign w:val="subscript"/>
+          <w:lang w:val="tr-TR"/>
+        </w:rPr>
+        <w:t xml:space="preserve">c</w:t>
+      </w:r>
+      <w:r>
+        <w:rPr>
+          <w:rFonts w:ascii="Times New Roman" w:hAnsi="Times New Roman" w:cs="Times New Roman"/>
+          <w:lang w:val="tr-TR"/>
+        </w:rPr>
+        <w:t xml:space="preserve"> değerini hesaplayınız. Yeni dengede K</w:t>
+      </w:r>
+      <w:r>
+        <w:rPr>
+          <w:rFonts w:ascii="Times New Roman" w:hAnsi="Times New Roman" w:cs="Times New Roman"/>
+          <w:vertAlign w:val="subscript"/>
+          <w:lang w:val="tr-TR"/>
+        </w:rPr>
+        <w:t xml:space="preserve">c</w:t>
+      </w:r>
+      <w:r>
+        <w:rPr>
+          <w:rFonts w:ascii="Times New Roman" w:hAnsi="Times New Roman" w:cs="Times New Roman"/>
+          <w:lang w:val="tr-TR"/>
+        </w:rPr>
+        <w:t xml:space="preserve"> değeri nasıldır?</w:t>
+      </w:r>
+    </w:p>
+    <w:p>
+      <w:pPr>
+        <w:ind w:left="720"/>
+        <w:jc w:val="both"/>
+        <w:rPr>
+          <w:rFonts w:ascii="Times New Roman" w:hAnsi="Times New Roman" w:cs="Times New Roman"/>
+          <w:lang w:val="tr-TR"/>
+        </w:rPr>
+      </w:pPr>
+      <w:r>
+        <w:rPr>
+          <w:rFonts w:ascii="Times New Roman" w:hAnsi="Times New Roman" w:cs="Times New Roman"/>
+          <w:lang w:val="tr-TR"/>
+        </w:rPr>
+        <w:t xml:space="preserve">……………………………………………………………………………………………</w:t>
+      </w:r>
+    </w:p>
+    <w:p>
+      <w:pPr>
+        <w:ind w:left="720"/>
+        <w:jc w:val="both"/>
+        <w:rPr>
+          <w:rFonts w:ascii="Times New Roman" w:hAnsi="Times New Roman" w:cs="Times New Roman"/>
+          <w:lang w:val="tr-TR"/>
+        </w:rPr>
+      </w:pPr>
+      <w:r>
+        <w:rPr>
+          <w:rFonts w:ascii="Times New Roman" w:hAnsi="Times New Roman" w:cs="Times New Roman"/>
+          <w:color w:val="FF0000"/>
+          <w:lang w:val="tr-TR"/>
+        </w:rPr>
+        <w:t xml:space="preserve">Cevap: a) İki gazın derişimi t</w:t>
+      </w:r>
+      <w:r>
+        <w:rPr>
+          <w:rFonts w:ascii="Times New Roman" w:hAnsi="Times New Roman" w:cs="Times New Roman"/>
+          <w:color w:val="FF0000"/>
+          <w:vertAlign w:val="subscript"/>
+          <w:lang w:val="tr-TR"/>
+        </w:rPr>
+        <w:t xml:space="preserve">1</w:t>
+      </w:r>
+      <w:r>
+        <w:rPr>
+          <w:rFonts w:ascii="Times New Roman" w:hAnsi="Times New Roman" w:cs="Times New Roman"/>
+          <w:color w:val="FF0000"/>
+          <w:lang w:val="tr-TR"/>
+        </w:rPr>
+        <w:t xml:space="preserve"> anında aynı anda iki katına çıkmıştır; sabit sıcaklıkta kabın hacmi yarıya indirilmiştir.  b) Denge, gaz mol sayısının az olduğu X</w:t>
+      </w:r>
+      <w:r>
+        <w:rPr>
+          <w:rFonts w:ascii="Times New Roman" w:hAnsi="Times New Roman" w:cs="Times New Roman"/>
+          <w:color w:val="FF0000"/>
+          <w:vertAlign w:val="subscript"/>
+          <w:lang w:val="tr-TR"/>
+        </w:rPr>
+        <w:t xml:space="preserve">2</w:t>
+      </w:r>
+      <w:r>
+        <w:rPr>
+          <w:rFonts w:ascii="Times New Roman" w:hAnsi="Times New Roman" w:cs="Times New Roman"/>
+          <w:color w:val="FF0000"/>
+          <w:lang w:val="tr-TR"/>
+        </w:rPr>
+        <w:t xml:space="preserve"> yönüne (geri) kaymıştır; X</w:t>
+      </w:r>
+      <w:r>
+        <w:rPr>
+          <w:rFonts w:ascii="Times New Roman" w:hAnsi="Times New Roman" w:cs="Times New Roman"/>
+          <w:color w:val="FF0000"/>
+          <w:vertAlign w:val="subscript"/>
+          <w:lang w:val="tr-TR"/>
+        </w:rPr>
+        <w:t xml:space="preserve">2</w:t>
+      </w:r>
+      <w:r>
+        <w:rPr>
+          <w:rFonts w:ascii="Times New Roman" w:hAnsi="Times New Roman" w:cs="Times New Roman"/>
+          <w:color w:val="FF0000"/>
+          <w:lang w:val="tr-TR"/>
+        </w:rPr>
+        <w:t xml:space="preserve"> derişimi artmış, X derişimi azalmıştır.  c) K</w:t>
+      </w:r>
+      <w:r>
+        <w:rPr>
+          <w:rFonts w:ascii="Times New Roman" w:hAnsi="Times New Roman" w:cs="Times New Roman"/>
+          <w:color w:val="FF0000"/>
+          <w:vertAlign w:val="subscript"/>
+          <w:lang w:val="tr-TR"/>
+        </w:rPr>
+        <w:t xml:space="preserve">c</w:t>
+      </w:r>
+      <w:r>
+        <w:rPr>
+          <w:rFonts w:ascii="Times New Roman" w:hAnsi="Times New Roman" w:cs="Times New Roman"/>
+          <w:color w:val="FF0000"/>
+          <w:lang w:val="tr-TR"/>
+        </w:rPr>
+        <w:t xml:space="preserve"> = (0,20)</w:t>
+      </w:r>
+      <w:r>
+        <w:rPr>
+          <w:rFonts w:ascii="Times New Roman" w:hAnsi="Times New Roman" w:cs="Times New Roman"/>
+          <w:color w:val="FF0000"/>
+          <w:vertAlign w:val="superscript"/>
+          <w:lang w:val="tr-TR"/>
+        </w:rPr>
+        <w:t xml:space="preserve">2</w:t>
+      </w:r>
+      <w:r>
+        <w:rPr>
+          <w:rFonts w:ascii="Times New Roman" w:hAnsi="Times New Roman" w:cs="Times New Roman"/>
+          <w:color w:val="FF0000"/>
+          <w:lang w:val="tr-TR"/>
+        </w:rPr>
+        <w:t xml:space="preserve">/0,40 = 0,10; sıcaklık değişmediği için yeni dengede de K</w:t>
+      </w:r>
+      <w:r>
+        <w:rPr>
+          <w:rFonts w:ascii="Times New Roman" w:hAnsi="Times New Roman" w:cs="Times New Roman"/>
+          <w:color w:val="FF0000"/>
+          <w:vertAlign w:val="subscript"/>
+          <w:lang w:val="tr-TR"/>
+        </w:rPr>
+        <w:t xml:space="preserve">c</w:t>
+      </w:r>
+      <w:r>
+        <w:rPr>
+          <w:rFonts w:ascii="Times New Roman" w:hAnsi="Times New Roman" w:cs="Times New Roman"/>
+          <w:color w:val="FF0000"/>
+          <w:lang w:val="tr-TR"/>
+        </w:rPr>
+        <w:t xml:space="preserve"> = 0,10’dur.</w:t>
+      </w:r>
+    </w:p>
+    <w:p>
+      <w:pPr>
+        <w:jc w:val="both"/>
+        <w:rPr>
+          <w:rFonts w:ascii="Times New Roman" w:hAnsi="Times New Roman" w:cs="Times New Roman"/>
+          <w:lang w:val="tr-TR"/>
+        </w:rPr>
+      </w:pPr>
+      <w:r>
+        <w:rPr>
+          <w:rFonts w:ascii="Times New Roman" w:hAnsi="Times New Roman" w:cs="Times New Roman"/>
+          <w:lang w:val="tr-TR"/>
+        </w:rPr>
+        <w:t xml:space="preserve">28. Bir öğrencinin CaCO</w:t>
+      </w:r>
+      <w:r>
+        <w:rPr>
+          <w:rFonts w:ascii="Times New Roman" w:hAnsi="Times New Roman" w:cs="Times New Roman"/>
+          <w:vertAlign w:val="subscript"/>
+          <w:lang w:val="tr-TR"/>
+        </w:rPr>
+        <w:t xml:space="preserve">3</w:t>
+      </w:r>
+      <w:r>
+        <w:rPr>
+          <w:rFonts w:ascii="Times New Roman" w:hAnsi="Times New Roman" w:cs="Times New Roman"/>
+          <w:lang w:val="tr-TR"/>
+        </w:rPr>
+        <w:t xml:space="preserve">(k) ⇌ CaO(k) + CO</w:t>
+      </w:r>
+      <w:r>
+        <w:rPr>
+          <w:rFonts w:ascii="Times New Roman" w:hAnsi="Times New Roman" w:cs="Times New Roman"/>
+          <w:vertAlign w:val="subscript"/>
+          <w:lang w:val="tr-TR"/>
+        </w:rPr>
+        <w:t xml:space="preserve">2</w:t>
+      </w:r>
+      <w:r>
+        <w:rPr>
+          <w:rFonts w:ascii="Times New Roman" w:hAnsi="Times New Roman" w:cs="Times New Roman"/>
+          <w:lang w:val="tr-TR"/>
+        </w:rPr>
+        <w:t xml:space="preserve">(g) dengesi için yazdığı cevap aşağıda verilmiştir.</w:t>
+      </w:r>
+    </w:p>
+    <w:tbl>
+      <w:tblPr>
+        <w:tblW w:w="9000" w:type="dxa"/>
+        <w:jc w:val="center"/>
+        <w:tblBorders>
+          <w:top w:val="single" w:sz="8" w:space="0" w:color="7F7F7F"/>
+          <w:left w:val="single" w:sz="8" w:space="0" w:color="7F7F7F"/>
+          <w:bottom w:val="single" w:sz="8" w:space="0" w:color="7F7F7F"/>
+          <w:right w:val="single" w:sz="8" w:space="0" w:color="7F7F7F"/>
+        </w:tblBorders>
+      </w:tblPr>
+      <w:tblGrid>
+        <w:gridCol w:w="9000"/>
+      </w:tblGrid>
+      <w:tr>
+        <w:tc>
+          <w:tcPr>
+            <w:tcW w:w="9000" w:type="dxa"/>
+            <w:shd w:val="clear" w:color="auto" w:fill="F2F2F2"/>
+          </w:tcPr>
+          <w:p>
+            <w:pPr>
+              <w:jc w:val="both"/>
+              <w:rPr>
+                <w:rFonts w:ascii="Times New Roman" w:hAnsi="Times New Roman" w:cs="Times New Roman"/>
+                <w:lang w:val="tr-TR"/>
+              </w:rPr>
+            </w:pPr>
+            <w:r>
+              <w:rPr>
+                <w:rFonts w:ascii="Times New Roman" w:hAnsi="Times New Roman" w:cs="Times New Roman"/>
+                <w:lang w:val="tr-TR"/>
+              </w:rPr>
+              <w:t xml:space="preserve">“Denge sabiti ifadesi K</w:t>
+            </w:r>
+            <w:r>
+              <w:rPr>
+                <w:rFonts w:ascii="Times New Roman" w:hAnsi="Times New Roman" w:cs="Times New Roman"/>
+                <w:vertAlign w:val="subscript"/>
+                <w:lang w:val="tr-TR"/>
+              </w:rPr>
+              <w:t xml:space="preserve">c</w:t>
+            </w:r>
+            <w:r>
+              <w:rPr>
+                <w:rFonts w:ascii="Times New Roman" w:hAnsi="Times New Roman" w:cs="Times New Roman"/>
+                <w:lang w:val="tr-TR"/>
+              </w:rPr>
+              <w:t xml:space="preserve"> = [CaO][CO</w:t>
+            </w:r>
+            <w:r>
+              <w:rPr>
+                <w:rFonts w:ascii="Times New Roman" w:hAnsi="Times New Roman" w:cs="Times New Roman"/>
+                <w:vertAlign w:val="subscript"/>
+                <w:lang w:val="tr-TR"/>
+              </w:rPr>
+              <w:t xml:space="preserve">2</w:t>
+            </w:r>
+            <w:r>
+              <w:rPr>
+                <w:rFonts w:ascii="Times New Roman" w:hAnsi="Times New Roman" w:cs="Times New Roman"/>
+                <w:lang w:val="tr-TR"/>
+              </w:rPr>
+              <w:t xml:space="preserve">]/[CaCO</w:t>
+            </w:r>
+            <w:r>
+              <w:rPr>
+                <w:rFonts w:ascii="Times New Roman" w:hAnsi="Times New Roman" w:cs="Times New Roman"/>
+                <w:vertAlign w:val="subscript"/>
+                <w:lang w:val="tr-TR"/>
+              </w:rPr>
+              <w:t xml:space="preserve">3</w:t>
+            </w:r>
+            <w:r>
+              <w:rPr>
+                <w:rFonts w:ascii="Times New Roman" w:hAnsi="Times New Roman" w:cs="Times New Roman"/>
+                <w:lang w:val="tr-TR"/>
+              </w:rPr>
+              <w:t xml:space="preserve">] şeklindedir. Sabit sıcaklıkta kaba bir miktar CaO katısı eklenirse CaO derişimi artar ve denge tepkenler yönüne kayar.”</w:t>
+            </w:r>
+          </w:p>
+        </w:tc>
+      </w:tr>
+    </w:tbl>
+    <w:p>
+      <w:pPr>
+        <w:jc w:val="both"/>
+        <w:rPr>
+          <w:rFonts w:ascii="Times New Roman" w:hAnsi="Times New Roman" w:cs="Times New Roman"/>
+          <w:lang w:val="tr-TR"/>
+        </w:rPr>
+      </w:pPr>
+    </w:p>
+    <w:p>
+      <w:pPr>
+        <w:jc w:val="both"/>
+        <w:rPr>
+          <w:rFonts w:ascii="Times New Roman" w:hAnsi="Times New Roman" w:cs="Times New Roman"/>
+          <w:lang w:val="tr-TR"/>
+        </w:rPr>
+      </w:pPr>
+      <w:r>
+        <w:rPr>
+          <w:rFonts w:ascii="Times New Roman" w:hAnsi="Times New Roman" w:cs="Times New Roman"/>
+          <w:lang w:val="tr-TR"/>
+        </w:rPr>
+        <w:t xml:space="preserve">Öğrencinin cevabındaki hataları bulup doğrusunu yazınız.</w:t>
+      </w:r>
+    </w:p>
+    <w:p>
+      <w:pPr>
+        <w:ind w:left="720"/>
+        <w:jc w:val="both"/>
+        <w:rPr>
+          <w:rFonts w:ascii="Times New Roman" w:hAnsi="Times New Roman" w:cs="Times New Roman"/>
+          <w:lang w:val="tr-TR"/>
+        </w:rPr>
+      </w:pPr>
+      <w:r>
+        <w:rPr>
+          <w:rFonts w:ascii="Times New Roman" w:hAnsi="Times New Roman" w:cs="Times New Roman"/>
+          <w:lang w:val="tr-TR"/>
+        </w:rPr>
+        <w:t xml:space="preserve">……………………………………………………………………………………………</w:t>
+      </w:r>
+    </w:p>
+    <w:p>
+      <w:pPr>
+        <w:ind w:left="720"/>
+        <w:jc w:val="both"/>
+        <w:rPr>
+          <w:rFonts w:ascii="Times New Roman" w:hAnsi="Times New Roman" w:cs="Times New Roman"/>
+          <w:lang w:val="tr-TR"/>
+        </w:rPr>
+      </w:pPr>
+      <w:r>
+        <w:rPr>
+          <w:rFonts w:ascii="Times New Roman" w:hAnsi="Times New Roman" w:cs="Times New Roman"/>
+          <w:lang w:val="tr-TR"/>
+        </w:rPr>
+        <w:t xml:space="preserve">……………………………………………………………………………………………</w:t>
+      </w:r>
+    </w:p>
+    <w:p>
+      <w:pPr>
+        <w:ind w:left="720"/>
+        <w:jc w:val="both"/>
+        <w:rPr>
+          <w:rFonts w:ascii="Times New Roman" w:hAnsi="Times New Roman" w:cs="Times New Roman"/>
+          <w:lang w:val="tr-TR"/>
+        </w:rPr>
+      </w:pPr>
+      <w:r>
+        <w:rPr>
+          <w:rFonts w:ascii="Times New Roman" w:hAnsi="Times New Roman" w:cs="Times New Roman"/>
+          <w:lang w:val="tr-TR"/>
+        </w:rPr>
+        <w:t xml:space="preserve">……………………………………………………………………………………………</w:t>
+      </w:r>
+    </w:p>
+    <w:p>
+      <w:pPr>
+        <w:ind w:left="720"/>
+        <w:jc w:val="both"/>
+        <w:rPr>
+          <w:rFonts w:ascii="Times New Roman" w:hAnsi="Times New Roman" w:cs="Times New Roman"/>
+          <w:lang w:val="tr-TR"/>
+        </w:rPr>
+      </w:pPr>
+      <w:r>
+        <w:rPr>
+          <w:rFonts w:ascii="Times New Roman" w:hAnsi="Times New Roman" w:cs="Times New Roman"/>
+          <w:color w:val="FF0000"/>
+          <w:lang w:val="tr-TR"/>
+        </w:rPr>
+        <w:t xml:space="preserve">Cevap: Saf katıların derişimi sabit kabul edildiği için denge sabiti ifadesinde yer almaz: K</w:t>
+      </w:r>
+      <w:r>
+        <w:rPr>
+          <w:rFonts w:ascii="Times New Roman" w:hAnsi="Times New Roman" w:cs="Times New Roman"/>
+          <w:color w:val="FF0000"/>
+          <w:vertAlign w:val="subscript"/>
+          <w:lang w:val="tr-TR"/>
+        </w:rPr>
+        <w:t xml:space="preserve">c</w:t>
+      </w:r>
+      <w:r>
+        <w:rPr>
+          <w:rFonts w:ascii="Times New Roman" w:hAnsi="Times New Roman" w:cs="Times New Roman"/>
+          <w:color w:val="FF0000"/>
+          <w:lang w:val="tr-TR"/>
+        </w:rPr>
+        <w:t xml:space="preserve"> = [CO</w:t>
+      </w:r>
+      <w:r>
+        <w:rPr>
+          <w:rFonts w:ascii="Times New Roman" w:hAnsi="Times New Roman" w:cs="Times New Roman"/>
+          <w:color w:val="FF0000"/>
+          <w:vertAlign w:val="subscript"/>
+          <w:lang w:val="tr-TR"/>
+        </w:rPr>
+        <w:t xml:space="preserve">2</w:t>
+      </w:r>
+      <w:r>
+        <w:rPr>
+          <w:rFonts w:ascii="Times New Roman" w:hAnsi="Times New Roman" w:cs="Times New Roman"/>
+          <w:color w:val="FF0000"/>
+          <w:lang w:val="tr-TR"/>
+        </w:rPr>
+        <w:t xml:space="preserve">]. Kaba katı CaO eklemek derişimini değiştirmez; denge kaymaz ve CO</w:t>
+      </w:r>
+      <w:r>
+        <w:rPr>
+          <w:rFonts w:ascii="Times New Roman" w:hAnsi="Times New Roman" w:cs="Times New Roman"/>
+          <w:color w:val="FF0000"/>
+          <w:vertAlign w:val="subscript"/>
+          <w:lang w:val="tr-TR"/>
+        </w:rPr>
+        <w:t xml:space="preserve">2</w:t>
+      </w:r>
+      <w:r>
+        <w:rPr>
+          <w:rFonts w:ascii="Times New Roman" w:hAnsi="Times New Roman" w:cs="Times New Roman"/>
+          <w:color w:val="FF0000"/>
+          <w:lang w:val="tr-TR"/>
+        </w:rPr>
+        <w:t xml:space="preserve"> derişimi değişmez.</w:t>
+      </w:r>
+    </w:p>
+    <w:p>
+      <w:pPr>
+        <w:jc w:val="both"/>
+        <w:rPr>
+          <w:rFonts w:ascii="Times New Roman" w:hAnsi="Times New Roman" w:cs="Times New Roman"/>
+          <w:lang w:val="tr-TR"/>
+        </w:rPr>
+      </w:pPr>
+      <w:r>
+        <w:rPr>
+          <w:rFonts w:ascii="Times New Roman" w:hAnsi="Times New Roman" w:cs="Times New Roman"/>
+          <w:lang w:val="tr-TR"/>
+        </w:rPr>
+        <w:t xml:space="preserve">29. Aşağıdaki denge tepkimelerini derişimler cinsinden denge sabiti ifadeleriyle eşleştiriniz (bir ifade fazladır).</w:t>
+      </w:r>
+    </w:p>
+    <w:tbl>
+      <w:tblPr>
+        <w:tblW w:w="9000" w:type="dxa"/>
+        <w:jc w:val="center"/>
+        <w:tblBorders>
+          <w:top w:val="single" w:sz="4" w:space="0" w:color="auto"/>
+          <w:left w:val="single" w:sz="4" w:space="0" w:color="auto"/>
+          <w:bottom w:val="single" w:sz="4" w:space="0" w:color="auto"/>
+          <w:right w:val="single" w:sz="4" w:space="0" w:color="auto"/>
+          <w:insideH w:val="single" w:sz="4" w:space="0" w:color="auto"/>
+          <w:insideV w:val="single" w:sz="4" w:space="0" w:color="auto"/>
+        </w:tblBorders>
+        <w:tblLayout w:type="fixed"/>
+        <w:tblLook w:val="04A0"/>
+      </w:tblPr>
+      <w:tblGrid>
+        <w:gridCol w:w="5000"/>
+        <w:gridCol w:w="4000"/>
+      </w:tblGrid>
+      <w:tr>
+        <w:tc>
+          <w:tcPr>
+            <w:tcW w:w="5000" w:type="dxa"/>
+            <w:shd w:val="clear" w:color="auto" w:fill="D9E2F3"/>
+            <w:vAlign w:val="center"/>
+          </w:tcPr>
+          <w:p>
+            <w:pPr>
+              <w:jc w:val="left"/>
+              <w:rPr>
+                <w:rFonts w:ascii="Times New Roman" w:hAnsi="Times New Roman" w:cs="Times New Roman"/>
+                <w:b/>
+                <w:bCs/>
+                <w:lang w:val="tr-TR"/>
+              </w:rPr>
+            </w:pPr>
+            <w:r>
+              <w:rPr>
+                <w:rFonts w:ascii="Times New Roman" w:hAnsi="Times New Roman" w:cs="Times New Roman"/>
+                <w:b/>
+                <w:bCs/>
+                <w:lang w:val="tr-TR"/>
+              </w:rPr>
+              <w:t xml:space="preserve">Denge tepkimesi</w:t>
+            </w:r>
+          </w:p>
+        </w:tc>
+        <w:tc>
+          <w:tcPr>
+            <w:tcW w:w="4000" w:type="dxa"/>
+            <w:shd w:val="clear" w:color="auto" w:fill="D9E2F3"/>
+            <w:vAlign w:val="center"/>
+          </w:tcPr>
+          <w:p>
+            <w:pPr>
+              <w:jc w:val="left"/>
+              <w:rPr>
+                <w:rFonts w:ascii="Times New Roman" w:hAnsi="Times New Roman" w:cs="Times New Roman"/>
+                <w:b/>
+                <w:bCs/>
+                <w:lang w:val="tr-TR"/>
+              </w:rPr>
+            </w:pPr>
+            <w:r>
+              <w:rPr>
+                <w:rFonts w:ascii="Times New Roman" w:hAnsi="Times New Roman" w:cs="Times New Roman"/>
+                <w:b/>
+                <w:bCs/>
+                <w:lang w:val="tr-TR"/>
+              </w:rPr>
+              <w:t xml:space="preserve">K</w:t>
+            </w:r>
+            <w:r>
+              <w:rPr>
+                <w:rFonts w:ascii="Times New Roman" w:hAnsi="Times New Roman" w:cs="Times New Roman"/>
+                <w:b/>
+                <w:bCs/>
+                <w:vertAlign w:val="subscript"/>
+                <w:lang w:val="tr-TR"/>
+              </w:rPr>
+              <w:t xml:space="preserve">c</w:t>
+            </w:r>
+            <w:r>
+              <w:rPr>
+                <w:rFonts w:ascii="Times New Roman" w:hAnsi="Times New Roman" w:cs="Times New Roman"/>
+                <w:b/>
+                <w:bCs/>
+                <w:lang w:val="tr-TR"/>
+              </w:rPr>
+              <w:t xml:space="preserve"> ifadesi</w:t>
+            </w:r>
+          </w:p>
+        </w:tc>
+      </w:tr>
+      <w:tr>
+        <w:tc>
+          <w:tcPr>
+            <w:tcW w:w="5000" w:type="dxa"/>
+            <w:vAlign w:val="center"/>
+          </w:tcPr>
+          <w:p>
+            <w:pPr>
+              <w:jc w:val="left"/>
+              <w:rPr>
+                <w:rFonts w:ascii="Times New Roman" w:hAnsi="Times New Roman" w:cs="Times New Roman"/>
+                <w:lang w:val="tr-TR"/>
+              </w:rPr>
+            </w:pPr>
+            <w:r>
+              <w:rPr>
+                <w:rFonts w:ascii="Times New Roman" w:hAnsi="Times New Roman" w:cs="Times New Roman"/>
+                <w:lang w:val="tr-TR"/>
+              </w:rPr>
+              <w:t xml:space="preserve">1. 2NO(g) + O</w:t>
+            </w:r>
+            <w:r>
+              <w:rPr>
+                <w:rFonts w:ascii="Times New Roman" w:hAnsi="Times New Roman" w:cs="Times New Roman"/>
+                <w:vertAlign w:val="subscript"/>
+                <w:lang w:val="tr-TR"/>
+              </w:rPr>
+              <w:t xml:space="preserve">2</w:t>
+            </w:r>
+            <w:r>
+              <w:rPr>
+                <w:rFonts w:ascii="Times New Roman" w:hAnsi="Times New Roman" w:cs="Times New Roman"/>
+                <w:lang w:val="tr-TR"/>
+              </w:rPr>
+              <w:t xml:space="preserve">(g) ⇌ 2NO</w:t>
+            </w:r>
+            <w:r>
+              <w:rPr>
+                <w:rFonts w:ascii="Times New Roman" w:hAnsi="Times New Roman" w:cs="Times New Roman"/>
+                <w:vertAlign w:val="subscript"/>
+                <w:lang w:val="tr-TR"/>
+              </w:rPr>
+              <w:t xml:space="preserve">2</w:t>
+            </w:r>
+            <w:r>
+              <w:rPr>
+                <w:rFonts w:ascii="Times New Roman" w:hAnsi="Times New Roman" w:cs="Times New Roman"/>
+                <w:lang w:val="tr-TR"/>
+              </w:rPr>
+              <w:t xml:space="preserve">(g)</w:t>
+            </w:r>
+          </w:p>
+        </w:tc>
+        <w:tc>
+          <w:tcPr>
+            <w:tcW w:w="4000" w:type="dxa"/>
+            <w:vAlign w:val="center"/>
+          </w:tcPr>
+          <w:p>
+            <w:pPr>
+              <w:jc w:val="left"/>
+              <w:rPr>
+                <w:rFonts w:ascii="Times New Roman" w:hAnsi="Times New Roman" w:cs="Times New Roman"/>
+                <w:lang w:val="tr-TR"/>
+              </w:rPr>
+            </w:pPr>
+            <w:r>
+              <w:rPr>
+                <w:rFonts w:ascii="Times New Roman" w:hAnsi="Times New Roman" w:cs="Times New Roman"/>
+                <w:lang w:val="tr-TR"/>
+              </w:rPr>
+              <w:t xml:space="preserve">a) [O</w:t>
+            </w:r>
+            <w:r>
+              <w:rPr>
+                <w:rFonts w:ascii="Times New Roman" w:hAnsi="Times New Roman" w:cs="Times New Roman"/>
+                <w:vertAlign w:val="subscript"/>
+                <w:lang w:val="tr-TR"/>
+              </w:rPr>
+              <w:t xml:space="preserve">2</w:t>
+            </w:r>
+            <w:r>
+              <w:rPr>
+                <w:rFonts w:ascii="Times New Roman" w:hAnsi="Times New Roman" w:cs="Times New Roman"/>
+                <w:lang w:val="tr-TR"/>
+              </w:rPr>
+              <w:t xml:space="preserve">]</w:t>
+            </w:r>
+          </w:p>
+        </w:tc>
+      </w:tr>
+      <w:tr>
+        <w:tc>
+          <w:tcPr>
+            <w:tcW w:w="5000" w:type="dxa"/>
+            <w:vAlign w:val="center"/>
+          </w:tcPr>
+          <w:p>
+            <w:pPr>
+              <w:jc w:val="left"/>
+              <w:rPr>
+                <w:rFonts w:ascii="Times New Roman" w:hAnsi="Times New Roman" w:cs="Times New Roman"/>
+                <w:lang w:val="tr-TR"/>
+              </w:rPr>
+            </w:pPr>
+            <w:r>
+              <w:rPr>
+                <w:rFonts w:ascii="Times New Roman" w:hAnsi="Times New Roman" w:cs="Times New Roman"/>
+                <w:lang w:val="tr-TR"/>
+              </w:rPr>
+              <w:t xml:space="preserve">2. 2HgO(k) ⇌ 2Hg(s) + O</w:t>
+            </w:r>
+            <w:r>
+              <w:rPr>
+                <w:rFonts w:ascii="Times New Roman" w:hAnsi="Times New Roman" w:cs="Times New Roman"/>
+                <w:vertAlign w:val="subscript"/>
+                <w:lang w:val="tr-TR"/>
+              </w:rPr>
+              <w:t xml:space="preserve">2</w:t>
+            </w:r>
+            <w:r>
+              <w:rPr>
+                <w:rFonts w:ascii="Times New Roman" w:hAnsi="Times New Roman" w:cs="Times New Roman"/>
+                <w:lang w:val="tr-TR"/>
+              </w:rPr>
+              <w:t xml:space="preserve">(g)</w:t>
+            </w:r>
+          </w:p>
+        </w:tc>
+        <w:tc>
+          <w:tcPr>
+            <w:tcW w:w="4000" w:type="dxa"/>
+            <w:vAlign w:val="center"/>
+          </w:tcPr>
+          <w:p>
+            <w:pPr>
+              <w:jc w:val="left"/>
+              <w:rPr>
+                <w:rFonts w:ascii="Times New Roman" w:hAnsi="Times New Roman" w:cs="Times New Roman"/>
+                <w:lang w:val="tr-TR"/>
+              </w:rPr>
+            </w:pPr>
+            <w:r>
+              <w:rPr>
+                <w:rFonts w:ascii="Times New Roman" w:hAnsi="Times New Roman" w:cs="Times New Roman"/>
+                <w:lang w:val="tr-TR"/>
+              </w:rPr>
+              <w:t xml:space="preserve">b) [NO]</w:t>
+            </w:r>
+            <w:r>
+              <w:rPr>
+                <w:rFonts w:ascii="Times New Roman" w:hAnsi="Times New Roman" w:cs="Times New Roman"/>
+                <w:vertAlign w:val="superscript"/>
+                <w:lang w:val="tr-TR"/>
+              </w:rPr>
+              <w:t xml:space="preserve">2</w:t>
+            </w:r>
+            <w:r>
+              <w:rPr>
+                <w:rFonts w:ascii="Times New Roman" w:hAnsi="Times New Roman" w:cs="Times New Roman"/>
+                <w:lang w:val="tr-TR"/>
+              </w:rPr>
+              <w:t xml:space="preserve">[O</w:t>
+            </w:r>
+            <w:r>
+              <w:rPr>
+                <w:rFonts w:ascii="Times New Roman" w:hAnsi="Times New Roman" w:cs="Times New Roman"/>
+                <w:vertAlign w:val="subscript"/>
+                <w:lang w:val="tr-TR"/>
+              </w:rPr>
+              <w:t xml:space="preserve">2</w:t>
+            </w:r>
+            <w:r>
+              <w:rPr>
+                <w:rFonts w:ascii="Times New Roman" w:hAnsi="Times New Roman" w:cs="Times New Roman"/>
+                <w:lang w:val="tr-TR"/>
+              </w:rPr>
+              <w:t xml:space="preserve">]/[NO</w:t>
+            </w:r>
+            <w:r>
+              <w:rPr>
+                <w:rFonts w:ascii="Times New Roman" w:hAnsi="Times New Roman" w:cs="Times New Roman"/>
+                <w:vertAlign w:val="subscript"/>
+                <w:lang w:val="tr-TR"/>
+              </w:rPr>
+              <w:t xml:space="preserve">2</w:t>
+            </w:r>
+            <w:r>
+              <w:rPr>
+                <w:rFonts w:ascii="Times New Roman" w:hAnsi="Times New Roman" w:cs="Times New Roman"/>
+                <w:lang w:val="tr-TR"/>
+              </w:rPr>
+              <w:t xml:space="preserve">]</w:t>
+            </w:r>
+            <w:r>
+              <w:rPr>
+                <w:rFonts w:ascii="Times New Roman" w:hAnsi="Times New Roman" w:cs="Times New Roman"/>
+                <w:vertAlign w:val="superscript"/>
+                <w:lang w:val="tr-TR"/>
+              </w:rPr>
+              <w:t xml:space="preserve">2</w:t>
+            </w:r>
+          </w:p>
+        </w:tc>
+      </w:tr>
+      <w:tr>
+        <w:tc>
+          <w:tcPr>
+            <w:tcW w:w="5000" w:type="dxa"/>
+            <w:vAlign w:val="center"/>
+          </w:tcPr>
+          <w:p>
+            <w:pPr>
+              <w:jc w:val="left"/>
+              <w:rPr>
+                <w:rFonts w:ascii="Times New Roman" w:hAnsi="Times New Roman" w:cs="Times New Roman"/>
+                <w:lang w:val="tr-TR"/>
+              </w:rPr>
+            </w:pPr>
+            <w:r>
+              <w:rPr>
+                <w:rFonts w:ascii="Times New Roman" w:hAnsi="Times New Roman" w:cs="Times New Roman"/>
+                <w:lang w:val="tr-TR"/>
+              </w:rPr>
+              <w:t xml:space="preserve">3. Br</w:t>
+            </w:r>
+            <w:r>
+              <w:rPr>
+                <w:rFonts w:ascii="Times New Roman" w:hAnsi="Times New Roman" w:cs="Times New Roman"/>
+                <w:vertAlign w:val="subscript"/>
+                <w:lang w:val="tr-TR"/>
+              </w:rPr>
+              <w:t xml:space="preserve">2</w:t>
+            </w:r>
+            <w:r>
+              <w:rPr>
+                <w:rFonts w:ascii="Times New Roman" w:hAnsi="Times New Roman" w:cs="Times New Roman"/>
+                <w:lang w:val="tr-TR"/>
+              </w:rPr>
+              <w:t xml:space="preserve">(s) ⇌ Br</w:t>
+            </w:r>
+            <w:r>
+              <w:rPr>
+                <w:rFonts w:ascii="Times New Roman" w:hAnsi="Times New Roman" w:cs="Times New Roman"/>
+                <w:vertAlign w:val="subscript"/>
+                <w:lang w:val="tr-TR"/>
+              </w:rPr>
+              <w:t xml:space="preserve">2</w:t>
+            </w:r>
+            <w:r>
+              <w:rPr>
+                <w:rFonts w:ascii="Times New Roman" w:hAnsi="Times New Roman" w:cs="Times New Roman"/>
+                <w:lang w:val="tr-TR"/>
+              </w:rPr>
+              <w:t xml:space="preserve">(g)</w:t>
+            </w:r>
+          </w:p>
+        </w:tc>
+        <w:tc>
+          <w:tcPr>
+            <w:tcW w:w="4000" w:type="dxa"/>
+            <w:vAlign w:val="center"/>
+          </w:tcPr>
+          <w:p>
+            <w:pPr>
+              <w:jc w:val="left"/>
+              <w:rPr>
+                <w:rFonts w:ascii="Times New Roman" w:hAnsi="Times New Roman" w:cs="Times New Roman"/>
+                <w:lang w:val="tr-TR"/>
+              </w:rPr>
+            </w:pPr>
+            <w:r>
+              <w:rPr>
+                <w:rFonts w:ascii="Times New Roman" w:hAnsi="Times New Roman" w:cs="Times New Roman"/>
+                <w:lang w:val="tr-TR"/>
+              </w:rPr>
+              <w:t xml:space="preserve">c) [CH</w:t>
+            </w:r>
+            <w:r>
+              <w:rPr>
+                <w:rFonts w:ascii="Times New Roman" w:hAnsi="Times New Roman" w:cs="Times New Roman"/>
+                <w:vertAlign w:val="subscript"/>
+                <w:lang w:val="tr-TR"/>
+              </w:rPr>
+              <w:t xml:space="preserve">3</w:t>
+            </w:r>
+            <w:r>
+              <w:rPr>
+                <w:rFonts w:ascii="Times New Roman" w:hAnsi="Times New Roman" w:cs="Times New Roman"/>
+                <w:lang w:val="tr-TR"/>
+              </w:rPr>
+              <w:t xml:space="preserve">COO</w:t>
+            </w:r>
+            <w:r>
+              <w:rPr>
+                <w:rFonts w:ascii="Times New Roman" w:hAnsi="Times New Roman" w:cs="Times New Roman"/>
+                <w:vertAlign w:val="superscript"/>
+                <w:lang w:val="tr-TR"/>
+              </w:rPr>
+              <w:t xml:space="preserve">−</w:t>
+            </w:r>
+            <w:r>
+              <w:rPr>
+                <w:rFonts w:ascii="Times New Roman" w:hAnsi="Times New Roman" w:cs="Times New Roman"/>
+                <w:lang w:val="tr-TR"/>
+              </w:rPr>
+              <w:t xml:space="preserve">][H</w:t>
+            </w:r>
+            <w:r>
+              <w:rPr>
+                <w:rFonts w:ascii="Times New Roman" w:hAnsi="Times New Roman" w:cs="Times New Roman"/>
+                <w:vertAlign w:val="subscript"/>
+                <w:lang w:val="tr-TR"/>
+              </w:rPr>
+              <w:t xml:space="preserve">3</w:t>
+            </w:r>
+            <w:r>
+              <w:rPr>
+                <w:rFonts w:ascii="Times New Roman" w:hAnsi="Times New Roman" w:cs="Times New Roman"/>
+                <w:lang w:val="tr-TR"/>
+              </w:rPr>
+              <w:t xml:space="preserve">O</w:t>
+            </w:r>
+            <w:r>
+              <w:rPr>
+                <w:rFonts w:ascii="Times New Roman" w:hAnsi="Times New Roman" w:cs="Times New Roman"/>
+                <w:vertAlign w:val="superscript"/>
+                <w:lang w:val="tr-TR"/>
+              </w:rPr>
+              <w:t xml:space="preserve">+</w:t>
+            </w:r>
+            <w:r>
+              <w:rPr>
+                <w:rFonts w:ascii="Times New Roman" w:hAnsi="Times New Roman" w:cs="Times New Roman"/>
+                <w:lang w:val="tr-TR"/>
+              </w:rPr>
+              <w:t xml:space="preserve">]/[CH</w:t>
+            </w:r>
+            <w:r>
+              <w:rPr>
+                <w:rFonts w:ascii="Times New Roman" w:hAnsi="Times New Roman" w:cs="Times New Roman"/>
+                <w:vertAlign w:val="subscript"/>
+                <w:lang w:val="tr-TR"/>
+              </w:rPr>
+              <w:t xml:space="preserve">3</w:t>
+            </w:r>
+            <w:r>
+              <w:rPr>
+                <w:rFonts w:ascii="Times New Roman" w:hAnsi="Times New Roman" w:cs="Times New Roman"/>
+                <w:lang w:val="tr-TR"/>
+              </w:rPr>
+              <w:t xml:space="preserve">COOH]</w:t>
+            </w:r>
+          </w:p>
+        </w:tc>
+      </w:tr>
+      <w:tr>
+        <w:tc>
+          <w:tcPr>
+            <w:tcW w:w="5000" w:type="dxa"/>
+            <w:vAlign w:val="center"/>
+          </w:tcPr>
+          <w:p>
+            <w:pPr>
+              <w:jc w:val="left"/>
+              <w:rPr>
+                <w:rFonts w:ascii="Times New Roman" w:hAnsi="Times New Roman" w:cs="Times New Roman"/>
+                <w:lang w:val="tr-TR"/>
+              </w:rPr>
+            </w:pPr>
+            <w:r>
+              <w:rPr>
+                <w:rFonts w:ascii="Times New Roman" w:hAnsi="Times New Roman" w:cs="Times New Roman"/>
+                <w:lang w:val="tr-TR"/>
+              </w:rPr>
+              <w:t xml:space="preserve">4. CH</w:t>
+            </w:r>
+            <w:r>
+              <w:rPr>
+                <w:rFonts w:ascii="Times New Roman" w:hAnsi="Times New Roman" w:cs="Times New Roman"/>
+                <w:vertAlign w:val="subscript"/>
+                <w:lang w:val="tr-TR"/>
+              </w:rPr>
+              <w:t xml:space="preserve">3</w:t>
+            </w:r>
+            <w:r>
+              <w:rPr>
+                <w:rFonts w:ascii="Times New Roman" w:hAnsi="Times New Roman" w:cs="Times New Roman"/>
+                <w:lang w:val="tr-TR"/>
+              </w:rPr>
+              <w:t xml:space="preserve">COOH(suda) + H</w:t>
+            </w:r>
+            <w:r>
+              <w:rPr>
+                <w:rFonts w:ascii="Times New Roman" w:hAnsi="Times New Roman" w:cs="Times New Roman"/>
+                <w:vertAlign w:val="subscript"/>
+                <w:lang w:val="tr-TR"/>
+              </w:rPr>
+              <w:t xml:space="preserve">2</w:t>
+            </w:r>
+            <w:r>
+              <w:rPr>
+                <w:rFonts w:ascii="Times New Roman" w:hAnsi="Times New Roman" w:cs="Times New Roman"/>
+                <w:lang w:val="tr-TR"/>
+              </w:rPr>
+              <w:t xml:space="preserve">O(s) ⇌ CH</w:t>
+            </w:r>
+            <w:r>
+              <w:rPr>
+                <w:rFonts w:ascii="Times New Roman" w:hAnsi="Times New Roman" w:cs="Times New Roman"/>
+                <w:vertAlign w:val="subscript"/>
+                <w:lang w:val="tr-TR"/>
+              </w:rPr>
+              <w:t xml:space="preserve">3</w:t>
+            </w:r>
+            <w:r>
+              <w:rPr>
+                <w:rFonts w:ascii="Times New Roman" w:hAnsi="Times New Roman" w:cs="Times New Roman"/>
+                <w:lang w:val="tr-TR"/>
+              </w:rPr>
+              <w:t xml:space="preserve">COO</w:t>
+            </w:r>
+            <w:r>
+              <w:rPr>
+                <w:rFonts w:ascii="Times New Roman" w:hAnsi="Times New Roman" w:cs="Times New Roman"/>
+                <w:vertAlign w:val="superscript"/>
+                <w:lang w:val="tr-TR"/>
+              </w:rPr>
+              <w:t xml:space="preserve">−</w:t>
+            </w:r>
+            <w:r>
+              <w:rPr>
+                <w:rFonts w:ascii="Times New Roman" w:hAnsi="Times New Roman" w:cs="Times New Roman"/>
+                <w:lang w:val="tr-TR"/>
+              </w:rPr>
+              <w:t xml:space="preserve">(suda) + H</w:t>
+            </w:r>
+            <w:r>
+              <w:rPr>
+                <w:rFonts w:ascii="Times New Roman" w:hAnsi="Times New Roman" w:cs="Times New Roman"/>
+                <w:vertAlign w:val="subscript"/>
+                <w:lang w:val="tr-TR"/>
+              </w:rPr>
+              <w:t xml:space="preserve">3</w:t>
+            </w:r>
+            <w:r>
+              <w:rPr>
+                <w:rFonts w:ascii="Times New Roman" w:hAnsi="Times New Roman" w:cs="Times New Roman"/>
+                <w:lang w:val="tr-TR"/>
+              </w:rPr>
+              <w:t xml:space="preserve">O</w:t>
+            </w:r>
+            <w:r>
+              <w:rPr>
+                <w:rFonts w:ascii="Times New Roman" w:hAnsi="Times New Roman" w:cs="Times New Roman"/>
+                <w:vertAlign w:val="superscript"/>
+                <w:lang w:val="tr-TR"/>
+              </w:rPr>
+              <w:t xml:space="preserve">+</w:t>
+            </w:r>
+            <w:r>
+              <w:rPr>
+                <w:rFonts w:ascii="Times New Roman" w:hAnsi="Times New Roman" w:cs="Times New Roman"/>
+                <w:lang w:val="tr-TR"/>
+              </w:rPr>
+              <w:t xml:space="preserve">(suda)</w:t>
+            </w:r>
+          </w:p>
+        </w:tc>
+        <w:tc>
+          <w:tcPr>
+            <w:tcW w:w="4000" w:type="dxa"/>
+            <w:vAlign w:val="center"/>
+          </w:tcPr>
+          <w:p>
+            <w:pPr>
+              <w:jc w:val="left"/>
+              <w:rPr>
+                <w:rFonts w:ascii="Times New Roman" w:hAnsi="Times New Roman" w:cs="Times New Roman"/>
+                <w:lang w:val="tr-TR"/>
+              </w:rPr>
+            </w:pPr>
+            <w:r>
+              <w:rPr>
+                <w:rFonts w:ascii="Times New Roman" w:hAnsi="Times New Roman" w:cs="Times New Roman"/>
+                <w:lang w:val="tr-TR"/>
+              </w:rPr>
+              <w:t xml:space="preserve">ç) [NO</w:t>
+            </w:r>
+            <w:r>
+              <w:rPr>
+                <w:rFonts w:ascii="Times New Roman" w:hAnsi="Times New Roman" w:cs="Times New Roman"/>
+                <w:vertAlign w:val="subscript"/>
+                <w:lang w:val="tr-TR"/>
+              </w:rPr>
+              <w:t xml:space="preserve">2</w:t>
+            </w:r>
+            <w:r>
+              <w:rPr>
+                <w:rFonts w:ascii="Times New Roman" w:hAnsi="Times New Roman" w:cs="Times New Roman"/>
+                <w:lang w:val="tr-TR"/>
+              </w:rPr>
+              <w:t xml:space="preserve">]</w:t>
+            </w:r>
+            <w:r>
+              <w:rPr>
+                <w:rFonts w:ascii="Times New Roman" w:hAnsi="Times New Roman" w:cs="Times New Roman"/>
+                <w:vertAlign w:val="superscript"/>
+                <w:lang w:val="tr-TR"/>
+              </w:rPr>
+              <w:t xml:space="preserve">2</w:t>
+            </w:r>
+            <w:r>
+              <w:rPr>
+                <w:rFonts w:ascii="Times New Roman" w:hAnsi="Times New Roman" w:cs="Times New Roman"/>
+                <w:lang w:val="tr-TR"/>
+              </w:rPr>
+              <w:t xml:space="preserve">/([NO]</w:t>
+            </w:r>
+            <w:r>
+              <w:rPr>
+                <w:rFonts w:ascii="Times New Roman" w:hAnsi="Times New Roman" w:cs="Times New Roman"/>
+                <w:vertAlign w:val="superscript"/>
+                <w:lang w:val="tr-TR"/>
+              </w:rPr>
+              <w:t xml:space="preserve">2</w:t>
+            </w:r>
+            <w:r>
+              <w:rPr>
+                <w:rFonts w:ascii="Times New Roman" w:hAnsi="Times New Roman" w:cs="Times New Roman"/>
+                <w:lang w:val="tr-TR"/>
+              </w:rPr>
+              <w:t xml:space="preserve">[O</w:t>
+            </w:r>
+            <w:r>
+              <w:rPr>
+                <w:rFonts w:ascii="Times New Roman" w:hAnsi="Times New Roman" w:cs="Times New Roman"/>
+                <w:vertAlign w:val="subscript"/>
+                <w:lang w:val="tr-TR"/>
+              </w:rPr>
+              <w:t xml:space="preserve">2</w:t>
+            </w:r>
+            <w:r>
+              <w:rPr>
+                <w:rFonts w:ascii="Times New Roman" w:hAnsi="Times New Roman" w:cs="Times New Roman"/>
+                <w:lang w:val="tr-TR"/>
+              </w:rPr>
+              <w:t xml:space="preserve">])</w:t>
+            </w:r>
+          </w:p>
+        </w:tc>
+      </w:tr>
+      <w:tr>
+        <w:tc>
+          <w:tcPr>
+            <w:tcW w:w="5000" w:type="dxa"/>
+            <w:vAlign w:val="center"/>
+          </w:tcPr>
+          <w:p>
+            <w:pPr>
+              <w:jc w:val="left"/>
+              <w:rPr>
+                <w:rFonts w:ascii="Times New Roman" w:hAnsi="Times New Roman" w:cs="Times New Roman"/>
+                <w:lang w:val="tr-TR"/>
+              </w:rPr>
+            </w:pPr>
+          </w:p>
+        </w:tc>
+        <w:tc>
+          <w:tcPr>
+            <w:tcW w:w="4000" w:type="dxa"/>
+            <w:vAlign w:val="center"/>
+          </w:tcPr>
+          <w:p>
+            <w:pPr>
+              <w:jc w:val="left"/>
+              <w:rPr>
+                <w:rFonts w:ascii="Times New Roman" w:hAnsi="Times New Roman" w:cs="Times New Roman"/>
+                <w:lang w:val="tr-TR"/>
+              </w:rPr>
+            </w:pPr>
+            <w:r>
+              <w:rPr>
+                <w:rFonts w:ascii="Times New Roman" w:hAnsi="Times New Roman" w:cs="Times New Roman"/>
+                <w:lang w:val="tr-TR"/>
+              </w:rPr>
+              <w:t xml:space="preserve">d) [Br</w:t>
+            </w:r>
+            <w:r>
+              <w:rPr>
+                <w:rFonts w:ascii="Times New Roman" w:hAnsi="Times New Roman" w:cs="Times New Roman"/>
+                <w:vertAlign w:val="subscript"/>
+                <w:lang w:val="tr-TR"/>
+              </w:rPr>
+              <w:t xml:space="preserve">2</w:t>
+            </w:r>
+            <w:r>
+              <w:rPr>
+                <w:rFonts w:ascii="Times New Roman" w:hAnsi="Times New Roman" w:cs="Times New Roman"/>
+                <w:lang w:val="tr-TR"/>
+              </w:rPr>
+              <w:t xml:space="preserve">]</w:t>
+            </w:r>
+          </w:p>
+        </w:tc>
+      </w:tr>
+    </w:tbl>
+    <w:p>
+      <w:pPr>
+        <w:jc w:val="both"/>
+        <w:rPr>
+          <w:rFonts w:ascii="Times New Roman" w:hAnsi="Times New Roman" w:cs="Times New Roman"/>
+          <w:lang w:val="tr-TR"/>
+        </w:rPr>
+      </w:pPr>
+    </w:p>
+    <w:p>
+      <w:pPr>
+        <w:ind w:left="720"/>
+        <w:jc w:val="both"/>
+        <w:rPr>
+          <w:rFonts w:ascii="Times New Roman" w:hAnsi="Times New Roman" w:cs="Times New Roman"/>
+          <w:lang w:val="tr-TR"/>
+        </w:rPr>
+      </w:pPr>
+      <w:r>
+        <w:rPr>
+          <w:rFonts w:ascii="Times New Roman" w:hAnsi="Times New Roman" w:cs="Times New Roman"/>
+          <w:color w:val="FF0000"/>
+          <w:lang w:val="tr-TR"/>
+        </w:rPr>
+        <w:t xml:space="preserve">Cevap: 1-ç, 2-a, 3-d, 4-c (b fazladır; 1. tepkimenin tersine aittir. 2. tepkimede katı HgO ve sıvı Hg ifadede yer almaz.)</w:t>
+      </w:r>
+    </w:p>
+    <w:tbl>
+      <w:tblPr>
+        <w:tblW w:w="9000" w:type="dxa"/>
+        <w:jc w:val="center"/>
+        <w:tblBorders>
+          <w:top w:val="single" w:sz="4" w:space="0" w:color="auto"/>
+          <w:left w:val="single" w:sz="4" w:space="0" w:color="auto"/>
+          <w:bottom w:val="single" w:sz="4" w:space="0" w:color="auto"/>
+          <w:right w:val="single" w:sz="4" w:space="0" w:color="auto"/>
+          <w:insideH w:val="single" w:sz="4" w:space="0" w:color="auto"/>
+          <w:insideV w:val="single" w:sz="4" w:space="0" w:color="auto"/>
+        </w:tblBorders>
+        <w:tblLayout w:type="fixed"/>
+        <w:tblLook w:val="04A0"/>
+      </w:tblPr>
+      <w:tblGrid>
+        <w:gridCol w:w="9000"/>
+      </w:tblGrid>
+      <w:tr>
+        <w:tc>
+          <w:tcPr>
+            <w:tcW w:w="9000" w:type="dxa"/>
+            <w:vAlign w:val="center"/>
+          </w:tcPr>
+          <w:p>
+            <w:pPr>
+              <w:jc w:val="left"/>
+              <w:rPr>
+                <w:rFonts w:ascii="Times New Roman" w:hAnsi="Times New Roman" w:cs="Times New Roman"/>
+                <w:lang w:val="tr-TR"/>
+              </w:rPr>
+            </w:pPr>
+            <w:r>
+              <w:rPr>
+                <w:rFonts w:ascii="Times New Roman" w:hAnsi="Times New Roman" w:cs="Times New Roman"/>
+                <w:lang w:val="tr-TR"/>
+              </w:rPr>
+              <w:t xml:space="preserve">30-32. soruları aşağıdaki bilgilere göre yanıtlayınız.</w:t>
+            </w:r>
+          </w:p>
+        </w:tc>
+      </w:tr>
+    </w:tbl>
+    <w:p>
+      <w:pPr>
+        <w:jc w:val="both"/>
+        <w:rPr>
+          <w:rFonts w:ascii="Times New Roman" w:hAnsi="Times New Roman" w:cs="Times New Roman"/>
+          <w:lang w:val="tr-TR"/>
+        </w:rPr>
+      </w:pPr>
+    </w:p>
+    <w:p>
+      <w:pPr>
+        <w:jc w:val="both"/>
+        <w:rPr>
+          <w:rFonts w:ascii="Times New Roman" w:hAnsi="Times New Roman" w:cs="Times New Roman"/>
+          <w:lang w:val="tr-TR"/>
+        </w:rPr>
+      </w:pPr>
+      <w:r>
+        <w:rPr>
+          <w:rFonts w:ascii="Times New Roman" w:hAnsi="Times New Roman" w:cs="Times New Roman"/>
+          <w:lang w:val="tr-TR"/>
+        </w:rPr>
+        <w:t xml:space="preserve">Ev yapımı lahana turşusunda bakteriler, lahanadaki şekerleri laktik aside (CH</w:t>
+      </w:r>
+      <w:r>
+        <w:rPr>
+          <w:rFonts w:ascii="Times New Roman" w:hAnsi="Times New Roman" w:cs="Times New Roman"/>
+          <w:vertAlign w:val="subscript"/>
+          <w:lang w:val="tr-TR"/>
+        </w:rPr>
+        <w:t xml:space="preserve">3</w:t>
+      </w:r>
+      <w:r>
+        <w:rPr>
+          <w:rFonts w:ascii="Times New Roman" w:hAnsi="Times New Roman" w:cs="Times New Roman"/>
+          <w:lang w:val="tr-TR"/>
+        </w:rPr>
+        <w:t xml:space="preserve">CH(OH)COOH) dönüştürür. Turşu suyunun asitliği arttıkça bozulmaya neden olan mikroorganizmaların çoğalması zorlaşır. 25 °C’de bir turşu suyunun pH değeri 3,4 olarak ölçülmüştür. (10</w:t>
+      </w:r>
+      <w:r>
+        <w:rPr>
+          <w:rFonts w:ascii="Times New Roman" w:hAnsi="Times New Roman" w:cs="Times New Roman"/>
+          <w:vertAlign w:val="superscript"/>
+          <w:lang w:val="tr-TR"/>
+        </w:rPr>
+        <w:t xml:space="preserve">−0,4</w:t>
+      </w:r>
+      <w:r>
+        <w:rPr>
+          <w:rFonts w:ascii="Times New Roman" w:hAnsi="Times New Roman" w:cs="Times New Roman"/>
+          <w:lang w:val="tr-TR"/>
+        </w:rPr>
+        <w:t xml:space="preserve"> ≈ 0,40)</w:t>
+      </w:r>
+    </w:p>
+    <w:tbl>
+      <w:tblPr>
+        <w:tblW w:w="9000" w:type="dxa"/>
+        <w:jc w:val="center"/>
+        <w:tblBorders>
+          <w:top w:val="single" w:sz="8" w:space="0" w:color="7F7F7F"/>
+          <w:left w:val="single" w:sz="8" w:space="0" w:color="7F7F7F"/>
+          <w:bottom w:val="single" w:sz="8" w:space="0" w:color="7F7F7F"/>
+          <w:right w:val="single" w:sz="8" w:space="0" w:color="7F7F7F"/>
+        </w:tblBorders>
+      </w:tblPr>
+      <w:tblGrid>
+        <w:gridCol w:w="9000"/>
+      </w:tblGrid>
+      <w:tr>
+        <w:tc>
+          <w:tcPr>
+            <w:tcW w:w="9000" w:type="dxa"/>
+            <w:shd w:val="clear" w:color="auto" w:fill="EDEDED"/>
+          </w:tcPr>
+          <w:p>
+            <w:pPr>
+              <w:jc w:val="both"/>
+              <w:rPr>
+                <w:rFonts w:ascii="Times New Roman" w:hAnsi="Times New Roman" w:cs="Times New Roman"/>
+                <w:lang w:val="tr-TR"/>
+              </w:rPr>
+            </w:pPr>
+            <w:r>
+              <w:rPr>
+                <w:rFonts w:ascii="Times New Roman" w:hAnsi="Times New Roman" w:cs="Times New Roman"/>
+                <w:lang w:val="tr-TR"/>
+              </w:rPr>
+              <w:t xml:space="preserve">GÖRSEL ALANI</w:t>
+            </w:r>
+          </w:p>
+          <w:p>
+            <w:pPr>
+              <w:jc w:val="both"/>
+              <w:rPr>
+                <w:rFonts w:ascii="Times New Roman" w:hAnsi="Times New Roman" w:cs="Times New Roman"/>
+                <w:lang w:val="tr-TR"/>
+              </w:rPr>
+            </w:pPr>
+            <w:r>
+              <w:rPr>
+                <w:rFonts w:ascii="Times New Roman" w:hAnsi="Times New Roman" w:cs="Times New Roman"/>
+                <w:lang w:val="tr-TR"/>
+              </w:rPr>
+              <w:t xml:space="preserve">Tarif: Cam kavanozlarda ev yapımı lahana ve sebze turşuları.</w:t>
+            </w:r>
+          </w:p>
+          <w:p>
+            <w:pPr>
+              <w:jc w:val="both"/>
+              <w:rPr>
+                <w:rFonts w:ascii="Times New Roman" w:hAnsi="Times New Roman" w:cs="Times New Roman"/>
+                <w:lang w:val="tr-TR"/>
+              </w:rPr>
+            </w:pPr>
+            <w:r>
+              <w:rPr>
+                <w:rFonts w:ascii="Times New Roman" w:hAnsi="Times New Roman" w:cs="Times New Roman"/>
+                <w:lang w:val="tr-TR"/>
+              </w:rPr>
+              <w:t xml:space="preserve">Shutterstock arama: “homemade pickles jars cabbage”</w:t>
+            </w:r>
+          </w:p>
+          <w:p>
+            <w:pPr>
+              <w:jc w:val="both"/>
+              <w:rPr>
+                <w:rFonts w:ascii="Times New Roman" w:hAnsi="Times New Roman" w:cs="Times New Roman"/>
+                <w:lang w:val="tr-TR"/>
+              </w:rPr>
+            </w:pPr>
+            <w:r>
+              <w:rPr>
+                <w:rFonts w:ascii="Times New Roman" w:hAnsi="Times New Roman" w:cs="Times New Roman"/>
+                <w:lang w:val="tr-TR"/>
+              </w:rPr>
+              <w:t xml:space="preserve">Shutter ID: ……………</w:t>
+            </w:r>
+          </w:p>
+        </w:tc>
+      </w:tr>
+    </w:tbl>
+    <w:p>
+      <w:pPr>
+        <w:jc w:val="both"/>
+        <w:rPr>
+          <w:rFonts w:ascii="Times New Roman" w:hAnsi="Times New Roman" w:cs="Times New Roman"/>
+          <w:lang w:val="tr-TR"/>
+        </w:rPr>
+      </w:pPr>
+    </w:p>
+    <w:p>
+      <w:pPr>
+        <w:jc w:val="center"/>
+        <w:rPr>
+          <w:rFonts w:ascii="Times New Roman" w:hAnsi="Times New Roman" w:cs="Times New Roman"/>
+          <w:lang w:val="tr-TR"/>
+        </w:rPr>
+      </w:pPr>
+      <w:r>
+        <w:rPr>
+          <w:rFonts w:ascii="Times New Roman" w:hAnsi="Times New Roman" w:cs="Times New Roman"/>
+          <w:b/>
+          <w:bCs/>
+          <w:lang w:val="tr-TR"/>
+        </w:rPr>
+        <w:t xml:space="preserve">Görsel:</w:t>
+      </w:r>
+      <w:r>
+        <w:rPr>
+          <w:rFonts w:ascii="Times New Roman" w:hAnsi="Times New Roman" w:cs="Times New Roman"/>
+          <w:lang w:val="tr-TR"/>
+        </w:rPr>
+        <w:t xml:space="preserve"> Ev yapımı turşu</w:t>
+      </w:r>
+    </w:p>
+    <w:p>
+      <w:pPr>
+        <w:jc w:val="both"/>
+        <w:rPr>
+          <w:rFonts w:ascii="Times New Roman" w:hAnsi="Times New Roman" w:cs="Times New Roman"/>
+          <w:lang w:val="tr-TR"/>
+        </w:rPr>
+      </w:pPr>
+      <w:r>
+        <w:rPr>
+          <w:rFonts w:ascii="Times New Roman" w:hAnsi="Times New Roman" w:cs="Times New Roman"/>
+          <w:lang w:val="tr-TR"/>
+        </w:rPr>
+        <w:t xml:space="preserve">30. Turşu suyundaki [H</w:t>
+      </w:r>
+      <w:r>
+        <w:rPr>
+          <w:rFonts w:ascii="Times New Roman" w:hAnsi="Times New Roman" w:cs="Times New Roman"/>
+          <w:vertAlign w:val="subscript"/>
+          <w:lang w:val="tr-TR"/>
+        </w:rPr>
+        <w:t xml:space="preserve">3</w:t>
+      </w:r>
+      <w:r>
+        <w:rPr>
+          <w:rFonts w:ascii="Times New Roman" w:hAnsi="Times New Roman" w:cs="Times New Roman"/>
+          <w:lang w:val="tr-TR"/>
+        </w:rPr>
+        <w:t xml:space="preserve">O</w:t>
+      </w:r>
+      <w:r>
+        <w:rPr>
+          <w:rFonts w:ascii="Times New Roman" w:hAnsi="Times New Roman" w:cs="Times New Roman"/>
+          <w:vertAlign w:val="superscript"/>
+          <w:lang w:val="tr-TR"/>
+        </w:rPr>
+        <w:t xml:space="preserve">+</w:t>
+      </w:r>
+      <w:r>
+        <w:rPr>
+          <w:rFonts w:ascii="Times New Roman" w:hAnsi="Times New Roman" w:cs="Times New Roman"/>
+          <w:lang w:val="tr-TR"/>
+        </w:rPr>
+        <w:t xml:space="preserve">] ve [OH</w:t>
+      </w:r>
+      <w:r>
+        <w:rPr>
+          <w:rFonts w:ascii="Times New Roman" w:hAnsi="Times New Roman" w:cs="Times New Roman"/>
+          <w:vertAlign w:val="superscript"/>
+          <w:lang w:val="tr-TR"/>
+        </w:rPr>
+        <w:t xml:space="preserve">−</w:t>
+      </w:r>
+      <w:r>
+        <w:rPr>
+          <w:rFonts w:ascii="Times New Roman" w:hAnsi="Times New Roman" w:cs="Times New Roman"/>
+          <w:lang w:val="tr-TR"/>
+        </w:rPr>
+        <w:t xml:space="preserve">] derişimlerini ve pOH değerini hesaplayınız.</w:t>
+      </w:r>
+    </w:p>
+    <w:tbl>
+      <w:tblPr>
+        <w:tblW w:w="9000" w:type="dxa"/>
+        <w:jc w:val="center"/>
+        <w:tblBorders>
+          <w:top w:val="single" w:sz="8" w:space="0" w:color="7F7F7F"/>
+          <w:left w:val="single" w:sz="8" w:space="0" w:color="7F7F7F"/>
+          <w:bottom w:val="single" w:sz="8" w:space="0" w:color="7F7F7F"/>
+          <w:right w:val="single" w:sz="8" w:space="0" w:color="7F7F7F"/>
+        </w:tblBorders>
+      </w:tblPr>
+      <w:tblGrid>
+        <w:gridCol w:w="9000"/>
+      </w:tblGrid>
+      <w:tr>
+        <w:trPr>
+          <w:trHeight w:val="1200"/>
+        </w:trPr>
+        <w:tc>
+          <w:tcPr>
+            <w:tcW w:w="9000" w:type="dxa"/>
+          </w:tcPr>
+          <w:p/>
+        </w:tc>
+      </w:tr>
+    </w:tbl>
+    <w:p>
+      <w:pPr>
+        <w:jc w:val="both"/>
+        <w:rPr>
+          <w:rFonts w:ascii="Times New Roman" w:hAnsi="Times New Roman" w:cs="Times New Roman"/>
+          <w:lang w:val="tr-TR"/>
+        </w:rPr>
+      </w:pPr>
+    </w:p>
+    <w:p>
+      <w:pPr>
+        <w:ind w:left="720"/>
+        <w:jc w:val="both"/>
+        <w:rPr>
+          <w:rFonts w:ascii="Times New Roman" w:hAnsi="Times New Roman" w:cs="Times New Roman"/>
+          <w:lang w:val="tr-TR"/>
+        </w:rPr>
+      </w:pPr>
+      <w:r>
+        <w:rPr>
+          <w:rFonts w:ascii="Times New Roman" w:hAnsi="Times New Roman" w:cs="Times New Roman"/>
+          <w:color w:val="FF0000"/>
+          <w:lang w:val="tr-TR"/>
+        </w:rPr>
+        <w:t xml:space="preserve">Cevap: [H</w:t>
+      </w:r>
+      <w:r>
+        <w:rPr>
+          <w:rFonts w:ascii="Times New Roman" w:hAnsi="Times New Roman" w:cs="Times New Roman"/>
+          <w:color w:val="FF0000"/>
+          <w:vertAlign w:val="subscript"/>
+          <w:lang w:val="tr-TR"/>
+        </w:rPr>
+        <w:t xml:space="preserve">3</w:t>
+      </w:r>
+      <w:r>
+        <w:rPr>
+          <w:rFonts w:ascii="Times New Roman" w:hAnsi="Times New Roman" w:cs="Times New Roman"/>
+          <w:color w:val="FF0000"/>
+          <w:lang w:val="tr-TR"/>
+        </w:rPr>
+        <w:t xml:space="preserve">O</w:t>
+      </w:r>
+      <w:r>
+        <w:rPr>
+          <w:rFonts w:ascii="Times New Roman" w:hAnsi="Times New Roman" w:cs="Times New Roman"/>
+          <w:color w:val="FF0000"/>
+          <w:vertAlign w:val="superscript"/>
+          <w:lang w:val="tr-TR"/>
+        </w:rPr>
+        <w:t xml:space="preserve">+</w:t>
+      </w:r>
+      <w:r>
+        <w:rPr>
+          <w:rFonts w:ascii="Times New Roman" w:hAnsi="Times New Roman" w:cs="Times New Roman"/>
+          <w:color w:val="FF0000"/>
+          <w:lang w:val="tr-TR"/>
+        </w:rPr>
+        <w:t xml:space="preserve">] = 10</w:t>
+      </w:r>
+      <w:r>
+        <w:rPr>
+          <w:rFonts w:ascii="Times New Roman" w:hAnsi="Times New Roman" w:cs="Times New Roman"/>
+          <w:color w:val="FF0000"/>
+          <w:vertAlign w:val="superscript"/>
+          <w:lang w:val="tr-TR"/>
+        </w:rPr>
+        <w:t xml:space="preserve">−3,4</w:t>
+      </w:r>
+      <w:r>
+        <w:rPr>
+          <w:rFonts w:ascii="Times New Roman" w:hAnsi="Times New Roman" w:cs="Times New Roman"/>
+          <w:color w:val="FF0000"/>
+          <w:lang w:val="tr-TR"/>
+        </w:rPr>
+        <w:t xml:space="preserve"> = 4,0·10</w:t>
+      </w:r>
+      <w:r>
+        <w:rPr>
+          <w:rFonts w:ascii="Times New Roman" w:hAnsi="Times New Roman" w:cs="Times New Roman"/>
+          <w:color w:val="FF0000"/>
+          <w:vertAlign w:val="superscript"/>
+          <w:lang w:val="tr-TR"/>
+        </w:rPr>
+        <w:t xml:space="preserve">−4</w:t>
+      </w:r>
+      <w:r>
+        <w:rPr>
+          <w:rFonts w:ascii="Times New Roman" w:hAnsi="Times New Roman" w:cs="Times New Roman"/>
+          <w:color w:val="FF0000"/>
+          <w:lang w:val="tr-TR"/>
+        </w:rPr>
+        <w:t xml:space="preserve"> M; pOH = 14 − 3,4 = 10,6; [OH</w:t>
+      </w:r>
+      <w:r>
+        <w:rPr>
+          <w:rFonts w:ascii="Times New Roman" w:hAnsi="Times New Roman" w:cs="Times New Roman"/>
+          <w:color w:val="FF0000"/>
+          <w:vertAlign w:val="superscript"/>
+          <w:lang w:val="tr-TR"/>
+        </w:rPr>
+        <w:t xml:space="preserve">−</w:t>
+      </w:r>
+      <w:r>
+        <w:rPr>
+          <w:rFonts w:ascii="Times New Roman" w:hAnsi="Times New Roman" w:cs="Times New Roman"/>
+          <w:color w:val="FF0000"/>
+          <w:lang w:val="tr-TR"/>
+        </w:rPr>
+        <w:t xml:space="preserve">] = 10</w:t>
+      </w:r>
+      <w:r>
+        <w:rPr>
+          <w:rFonts w:ascii="Times New Roman" w:hAnsi="Times New Roman" w:cs="Times New Roman"/>
+          <w:color w:val="FF0000"/>
+          <w:vertAlign w:val="superscript"/>
+          <w:lang w:val="tr-TR"/>
+        </w:rPr>
+        <w:t xml:space="preserve">−10,6</w:t>
+      </w:r>
+      <w:r>
+        <w:rPr>
+          <w:rFonts w:ascii="Times New Roman" w:hAnsi="Times New Roman" w:cs="Times New Roman"/>
+          <w:color w:val="FF0000"/>
+          <w:lang w:val="tr-TR"/>
+        </w:rPr>
+        <w:t xml:space="preserve"> = 2,5·10</w:t>
+      </w:r>
+      <w:r>
+        <w:rPr>
+          <w:rFonts w:ascii="Times New Roman" w:hAnsi="Times New Roman" w:cs="Times New Roman"/>
+          <w:color w:val="FF0000"/>
+          <w:vertAlign w:val="superscript"/>
+          <w:lang w:val="tr-TR"/>
+        </w:rPr>
+        <w:t xml:space="preserve">−11</w:t>
+      </w:r>
+      <w:r>
+        <w:rPr>
+          <w:rFonts w:ascii="Times New Roman" w:hAnsi="Times New Roman" w:cs="Times New Roman"/>
+          <w:color w:val="FF0000"/>
+          <w:lang w:val="tr-TR"/>
+        </w:rPr>
+        <w:t xml:space="preserve"> M</w:t>
+      </w:r>
+    </w:p>
+    <w:p>
+      <w:pPr>
+        <w:jc w:val="both"/>
+        <w:rPr>
+          <w:rFonts w:ascii="Times New Roman" w:hAnsi="Times New Roman" w:cs="Times New Roman"/>
+          <w:lang w:val="tr-TR"/>
+        </w:rPr>
+      </w:pPr>
+      <w:r>
+        <w:rPr>
+          <w:rFonts w:ascii="Times New Roman" w:hAnsi="Times New Roman" w:cs="Times New Roman"/>
+          <w:lang w:val="tr-TR"/>
+        </w:rPr>
+        <w:t xml:space="preserve">31. Laktik asidin suyla tepkimesinin denklemini yazınız. Tepkimedeki Brønsted-Lowry eşlenik asit-baz çiftlerini belirleyiniz.</w:t>
+      </w:r>
+    </w:p>
+    <w:p>
+      <w:pPr>
+        <w:ind w:left="720"/>
+        <w:jc w:val="both"/>
+        <w:rPr>
+          <w:rFonts w:ascii="Times New Roman" w:hAnsi="Times New Roman" w:cs="Times New Roman"/>
+          <w:lang w:val="tr-TR"/>
+        </w:rPr>
+      </w:pPr>
+      <w:r>
+        <w:rPr>
+          <w:rFonts w:ascii="Times New Roman" w:hAnsi="Times New Roman" w:cs="Times New Roman"/>
+          <w:lang w:val="tr-TR"/>
+        </w:rPr>
+        <w:t xml:space="preserve">……………………………………………………………………………………………</w:t>
+      </w:r>
+    </w:p>
+    <w:p>
+      <w:pPr>
+        <w:ind w:left="720"/>
+        <w:jc w:val="both"/>
+        <w:rPr>
+          <w:rFonts w:ascii="Times New Roman" w:hAnsi="Times New Roman" w:cs="Times New Roman"/>
+          <w:lang w:val="tr-TR"/>
+        </w:rPr>
+      </w:pPr>
+      <w:r>
+        <w:rPr>
+          <w:rFonts w:ascii="Times New Roman" w:hAnsi="Times New Roman" w:cs="Times New Roman"/>
+          <w:lang w:val="tr-TR"/>
+        </w:rPr>
+        <w:t xml:space="preserve">……………………………………………………………………………………………</w:t>
+      </w:r>
+    </w:p>
+    <w:p>
+      <w:pPr>
+        <w:ind w:left="720"/>
+        <w:jc w:val="both"/>
+        <w:rPr>
+          <w:rFonts w:ascii="Times New Roman" w:hAnsi="Times New Roman" w:cs="Times New Roman"/>
+          <w:lang w:val="tr-TR"/>
+        </w:rPr>
+      </w:pPr>
+      <w:r>
+        <w:rPr>
+          <w:rFonts w:ascii="Times New Roman" w:hAnsi="Times New Roman" w:cs="Times New Roman"/>
+          <w:color w:val="FF0000"/>
+          <w:lang w:val="tr-TR"/>
+        </w:rPr>
+        <w:t xml:space="preserve">Cevap: CH</w:t>
+      </w:r>
+      <w:r>
+        <w:rPr>
+          <w:rFonts w:ascii="Times New Roman" w:hAnsi="Times New Roman" w:cs="Times New Roman"/>
+          <w:color w:val="FF0000"/>
+          <w:vertAlign w:val="subscript"/>
+          <w:lang w:val="tr-TR"/>
+        </w:rPr>
+        <w:t xml:space="preserve">3</w:t>
+      </w:r>
+      <w:r>
+        <w:rPr>
+          <w:rFonts w:ascii="Times New Roman" w:hAnsi="Times New Roman" w:cs="Times New Roman"/>
+          <w:color w:val="FF0000"/>
+          <w:lang w:val="tr-TR"/>
+        </w:rPr>
+        <w:t xml:space="preserve">CH(OH)COOH(suda) + H</w:t>
+      </w:r>
+      <w:r>
+        <w:rPr>
+          <w:rFonts w:ascii="Times New Roman" w:hAnsi="Times New Roman" w:cs="Times New Roman"/>
+          <w:color w:val="FF0000"/>
+          <w:vertAlign w:val="subscript"/>
+          <w:lang w:val="tr-TR"/>
+        </w:rPr>
+        <w:t xml:space="preserve">2</w:t>
+      </w:r>
+      <w:r>
+        <w:rPr>
+          <w:rFonts w:ascii="Times New Roman" w:hAnsi="Times New Roman" w:cs="Times New Roman"/>
+          <w:color w:val="FF0000"/>
+          <w:lang w:val="tr-TR"/>
+        </w:rPr>
+        <w:t xml:space="preserve">O(s) ⇌ CH</w:t>
+      </w:r>
+      <w:r>
+        <w:rPr>
+          <w:rFonts w:ascii="Times New Roman" w:hAnsi="Times New Roman" w:cs="Times New Roman"/>
+          <w:color w:val="FF0000"/>
+          <w:vertAlign w:val="subscript"/>
+          <w:lang w:val="tr-TR"/>
+        </w:rPr>
+        <w:t xml:space="preserve">3</w:t>
+      </w:r>
+      <w:r>
+        <w:rPr>
+          <w:rFonts w:ascii="Times New Roman" w:hAnsi="Times New Roman" w:cs="Times New Roman"/>
+          <w:color w:val="FF0000"/>
+          <w:lang w:val="tr-TR"/>
+        </w:rPr>
+        <w:t xml:space="preserve">CH(OH)COO</w:t>
+      </w:r>
+      <w:r>
+        <w:rPr>
+          <w:rFonts w:ascii="Times New Roman" w:hAnsi="Times New Roman" w:cs="Times New Roman"/>
+          <w:color w:val="FF0000"/>
+          <w:vertAlign w:val="superscript"/>
+          <w:lang w:val="tr-TR"/>
+        </w:rPr>
+        <w:t xml:space="preserve">−</w:t>
+      </w:r>
+      <w:r>
+        <w:rPr>
+          <w:rFonts w:ascii="Times New Roman" w:hAnsi="Times New Roman" w:cs="Times New Roman"/>
+          <w:color w:val="FF0000"/>
+          <w:lang w:val="tr-TR"/>
+        </w:rPr>
+        <w:t xml:space="preserve">(suda) + H</w:t>
+      </w:r>
+      <w:r>
+        <w:rPr>
+          <w:rFonts w:ascii="Times New Roman" w:hAnsi="Times New Roman" w:cs="Times New Roman"/>
+          <w:color w:val="FF0000"/>
+          <w:vertAlign w:val="subscript"/>
+          <w:lang w:val="tr-TR"/>
+        </w:rPr>
+        <w:t xml:space="preserve">3</w:t>
+      </w:r>
+      <w:r>
+        <w:rPr>
+          <w:rFonts w:ascii="Times New Roman" w:hAnsi="Times New Roman" w:cs="Times New Roman"/>
+          <w:color w:val="FF0000"/>
+          <w:lang w:val="tr-TR"/>
+        </w:rPr>
+        <w:t xml:space="preserve">O</w:t>
+      </w:r>
+      <w:r>
+        <w:rPr>
+          <w:rFonts w:ascii="Times New Roman" w:hAnsi="Times New Roman" w:cs="Times New Roman"/>
+          <w:color w:val="FF0000"/>
+          <w:vertAlign w:val="superscript"/>
+          <w:lang w:val="tr-TR"/>
+        </w:rPr>
+        <w:t xml:space="preserve">+</w:t>
+      </w:r>
+      <w:r>
+        <w:rPr>
+          <w:rFonts w:ascii="Times New Roman" w:hAnsi="Times New Roman" w:cs="Times New Roman"/>
+          <w:color w:val="FF0000"/>
+          <w:lang w:val="tr-TR"/>
+        </w:rPr>
+        <w:t xml:space="preserve">(suda). Çiftler: CH</w:t>
+      </w:r>
+      <w:r>
+        <w:rPr>
+          <w:rFonts w:ascii="Times New Roman" w:hAnsi="Times New Roman" w:cs="Times New Roman"/>
+          <w:color w:val="FF0000"/>
+          <w:vertAlign w:val="subscript"/>
+          <w:lang w:val="tr-TR"/>
+        </w:rPr>
+        <w:t xml:space="preserve">3</w:t>
+      </w:r>
+      <w:r>
+        <w:rPr>
+          <w:rFonts w:ascii="Times New Roman" w:hAnsi="Times New Roman" w:cs="Times New Roman"/>
+          <w:color w:val="FF0000"/>
+          <w:lang w:val="tr-TR"/>
+        </w:rPr>
+        <w:t xml:space="preserve">CH(OH)COOH / CH</w:t>
+      </w:r>
+      <w:r>
+        <w:rPr>
+          <w:rFonts w:ascii="Times New Roman" w:hAnsi="Times New Roman" w:cs="Times New Roman"/>
+          <w:color w:val="FF0000"/>
+          <w:vertAlign w:val="subscript"/>
+          <w:lang w:val="tr-TR"/>
+        </w:rPr>
+        <w:t xml:space="preserve">3</w:t>
+      </w:r>
+      <w:r>
+        <w:rPr>
+          <w:rFonts w:ascii="Times New Roman" w:hAnsi="Times New Roman" w:cs="Times New Roman"/>
+          <w:color w:val="FF0000"/>
+          <w:lang w:val="tr-TR"/>
+        </w:rPr>
+        <w:t xml:space="preserve">CH(OH)COO</w:t>
+      </w:r>
+      <w:r>
+        <w:rPr>
+          <w:rFonts w:ascii="Times New Roman" w:hAnsi="Times New Roman" w:cs="Times New Roman"/>
+          <w:color w:val="FF0000"/>
+          <w:vertAlign w:val="superscript"/>
+          <w:lang w:val="tr-TR"/>
+        </w:rPr>
+        <w:t xml:space="preserve">−</w:t>
+      </w:r>
+      <w:r>
+        <w:rPr>
+          <w:rFonts w:ascii="Times New Roman" w:hAnsi="Times New Roman" w:cs="Times New Roman"/>
+          <w:color w:val="FF0000"/>
+          <w:lang w:val="tr-TR"/>
+        </w:rPr>
+        <w:t xml:space="preserve"> ve H</w:t>
+      </w:r>
+      <w:r>
+        <w:rPr>
+          <w:rFonts w:ascii="Times New Roman" w:hAnsi="Times New Roman" w:cs="Times New Roman"/>
+          <w:color w:val="FF0000"/>
+          <w:vertAlign w:val="subscript"/>
+          <w:lang w:val="tr-TR"/>
+        </w:rPr>
+        <w:t xml:space="preserve">3</w:t>
+      </w:r>
+      <w:r>
+        <w:rPr>
+          <w:rFonts w:ascii="Times New Roman" w:hAnsi="Times New Roman" w:cs="Times New Roman"/>
+          <w:color w:val="FF0000"/>
+          <w:lang w:val="tr-TR"/>
+        </w:rPr>
+        <w:t xml:space="preserve">O</w:t>
+      </w:r>
+      <w:r>
+        <w:rPr>
+          <w:rFonts w:ascii="Times New Roman" w:hAnsi="Times New Roman" w:cs="Times New Roman"/>
+          <w:color w:val="FF0000"/>
+          <w:vertAlign w:val="superscript"/>
+          <w:lang w:val="tr-TR"/>
+        </w:rPr>
+        <w:t xml:space="preserve">+</w:t>
+      </w:r>
+      <w:r>
+        <w:rPr>
+          <w:rFonts w:ascii="Times New Roman" w:hAnsi="Times New Roman" w:cs="Times New Roman"/>
+          <w:color w:val="FF0000"/>
+          <w:lang w:val="tr-TR"/>
+        </w:rPr>
+        <w:t xml:space="preserve"> / H</w:t>
+      </w:r>
+      <w:r>
+        <w:rPr>
+          <w:rFonts w:ascii="Times New Roman" w:hAnsi="Times New Roman" w:cs="Times New Roman"/>
+          <w:color w:val="FF0000"/>
+          <w:vertAlign w:val="subscript"/>
+          <w:lang w:val="tr-TR"/>
+        </w:rPr>
+        <w:t xml:space="preserve">2</w:t>
+      </w:r>
+      <w:r>
+        <w:rPr>
+          <w:rFonts w:ascii="Times New Roman" w:hAnsi="Times New Roman" w:cs="Times New Roman"/>
+          <w:color w:val="FF0000"/>
+          <w:lang w:val="tr-TR"/>
+        </w:rPr>
+        <w:t xml:space="preserve">O</w:t>
+      </w:r>
+    </w:p>
+    <w:p>
+      <w:pPr>
+        <w:jc w:val="both"/>
+        <w:rPr>
+          <w:rFonts w:ascii="Times New Roman" w:hAnsi="Times New Roman" w:cs="Times New Roman"/>
+          <w:lang w:val="tr-TR"/>
+        </w:rPr>
+      </w:pPr>
+      <w:r>
+        <w:rPr>
+          <w:rFonts w:ascii="Times New Roman" w:hAnsi="Times New Roman" w:cs="Times New Roman"/>
+          <w:lang w:val="tr-TR"/>
+        </w:rPr>
+        <w:t xml:space="preserve">32. Turşu suyu saf suyla 10 kat seyreltilirse pH değeri nasıl değişir? (Turşu suyunun asitliğinin yalnızca laktik asitten kaynaklandığını kabul ediniz.)</w:t>
+      </w:r>
+    </w:p>
+    <w:p>
+      <w:pPr>
+        <w:ind w:left="360"/>
+        <w:jc w:val="both"/>
+        <w:rPr>
+          <w:rFonts w:ascii="Times New Roman" w:hAnsi="Times New Roman" w:cs="Times New Roman"/>
+          <w:lang w:val="tr-TR"/>
+        </w:rPr>
+      </w:pPr>
+      <w:r>
+        <w:rPr>
+          <w:rFonts w:ascii="Times New Roman" w:hAnsi="Times New Roman" w:cs="Times New Roman"/>
+          <w:b/>
+          <w:bCs/>
+          <w:lang w:val="tr-TR"/>
+        </w:rPr>
+        <w:t xml:space="preserve">I. aşama:</w:t>
+      </w:r>
+    </w:p>
+    <w:p>
+      <w:pPr>
+        <w:ind w:left="720"/>
+        <w:jc w:val="both"/>
+        <w:rPr>
+          <w:rFonts w:ascii="Times New Roman" w:hAnsi="Times New Roman" w:cs="Times New Roman"/>
+          <w:lang w:val="tr-TR"/>
+        </w:rPr>
+      </w:pPr>
+      <w:r>
+        <w:rPr>
+          <w:rFonts w:ascii="Times New Roman" w:hAnsi="Times New Roman" w:cs="Times New Roman"/>
+          <w:lang w:val="tr-TR"/>
+        </w:rPr>
+        <w:t xml:space="preserve">A) 3,4 olarak kalır.</w:t>
+      </w:r>
+    </w:p>
+    <w:p>
+      <w:pPr>
+        <w:ind w:left="720"/>
+        <w:jc w:val="both"/>
+        <w:rPr>
+          <w:rFonts w:ascii="Times New Roman" w:hAnsi="Times New Roman" w:cs="Times New Roman"/>
+          <w:lang w:val="tr-TR"/>
+        </w:rPr>
+      </w:pPr>
+      <w:r>
+        <w:rPr>
+          <w:rFonts w:ascii="Times New Roman" w:hAnsi="Times New Roman" w:cs="Times New Roman"/>
+          <w:lang w:val="tr-TR"/>
+        </w:rPr>
+        <w:t xml:space="preserve">B) 4,4 olur.</w:t>
+      </w:r>
+    </w:p>
+    <w:p>
+      <w:pPr>
+        <w:ind w:left="720"/>
+        <w:jc w:val="both"/>
+        <w:rPr>
+          <w:rFonts w:ascii="Times New Roman" w:hAnsi="Times New Roman" w:cs="Times New Roman"/>
+          <w:lang w:val="tr-TR"/>
+        </w:rPr>
+      </w:pPr>
+      <w:r>
+        <w:rPr>
+          <w:rFonts w:ascii="Times New Roman" w:hAnsi="Times New Roman" w:cs="Times New Roman"/>
+          <w:lang w:val="tr-TR"/>
+        </w:rPr>
+        <w:t xml:space="preserve">C) 3,4 ile 4,4 arasında bir değer alır.</w:t>
+      </w:r>
+    </w:p>
+    <w:p>
+      <w:pPr>
+        <w:ind w:left="360"/>
+        <w:jc w:val="both"/>
+        <w:rPr>
+          <w:rFonts w:ascii="Times New Roman" w:hAnsi="Times New Roman" w:cs="Times New Roman"/>
+          <w:lang w:val="tr-TR"/>
+        </w:rPr>
+      </w:pPr>
+      <w:r>
+        <w:rPr>
+          <w:rFonts w:ascii="Times New Roman" w:hAnsi="Times New Roman" w:cs="Times New Roman"/>
+          <w:b/>
+          <w:bCs/>
+          <w:lang w:val="tr-TR"/>
+        </w:rPr>
+        <w:t xml:space="preserve">II. aşama (gerekçe):</w:t>
+      </w:r>
+    </w:p>
+    <w:p>
+      <w:pPr>
+        <w:ind w:left="720"/>
+        <w:jc w:val="both"/>
+        <w:rPr>
+          <w:rFonts w:ascii="Times New Roman" w:hAnsi="Times New Roman" w:cs="Times New Roman"/>
+          <w:lang w:val="tr-TR"/>
+        </w:rPr>
+      </w:pPr>
+      <w:r>
+        <w:rPr>
+          <w:rFonts w:ascii="Times New Roman" w:hAnsi="Times New Roman" w:cs="Times New Roman"/>
+          <w:lang w:val="tr-TR"/>
+        </w:rPr>
+        <w:t xml:space="preserve">1) Seyreltme çözeltideki asidin mol sayısını değiştirmez.</w:t>
+      </w:r>
+    </w:p>
+    <w:p>
+      <w:pPr>
+        <w:ind w:left="720"/>
+        <w:jc w:val="both"/>
+        <w:rPr>
+          <w:rFonts w:ascii="Times New Roman" w:hAnsi="Times New Roman" w:cs="Times New Roman"/>
+          <w:lang w:val="tr-TR"/>
+        </w:rPr>
+      </w:pPr>
+      <w:r>
+        <w:rPr>
+          <w:rFonts w:ascii="Times New Roman" w:hAnsi="Times New Roman" w:cs="Times New Roman"/>
+          <w:lang w:val="tr-TR"/>
+        </w:rPr>
+        <w:t xml:space="preserve">2) Zayıf bir asit seyreltildiğinde iyonlaşma yüzdesi artar; bu nedenle [H</w:t>
+      </w:r>
+      <w:r>
+        <w:rPr>
+          <w:rFonts w:ascii="Times New Roman" w:hAnsi="Times New Roman" w:cs="Times New Roman"/>
+          <w:vertAlign w:val="subscript"/>
+          <w:lang w:val="tr-TR"/>
+        </w:rPr>
+        <w:t xml:space="preserve">3</w:t>
+      </w:r>
+      <w:r>
+        <w:rPr>
+          <w:rFonts w:ascii="Times New Roman" w:hAnsi="Times New Roman" w:cs="Times New Roman"/>
+          <w:lang w:val="tr-TR"/>
+        </w:rPr>
+        <w:t xml:space="preserve">O</w:t>
+      </w:r>
+      <w:r>
+        <w:rPr>
+          <w:rFonts w:ascii="Times New Roman" w:hAnsi="Times New Roman" w:cs="Times New Roman"/>
+          <w:vertAlign w:val="superscript"/>
+          <w:lang w:val="tr-TR"/>
+        </w:rPr>
+        <w:t xml:space="preserve">+</w:t>
+      </w:r>
+      <w:r>
+        <w:rPr>
+          <w:rFonts w:ascii="Times New Roman" w:hAnsi="Times New Roman" w:cs="Times New Roman"/>
+          <w:lang w:val="tr-TR"/>
+        </w:rPr>
+        <w:t xml:space="preserve">] 10 kattan daha az azalır.</w:t>
+      </w:r>
+    </w:p>
+    <w:p>
+      <w:pPr>
+        <w:ind w:left="720"/>
+        <w:jc w:val="both"/>
+        <w:rPr>
+          <w:rFonts w:ascii="Times New Roman" w:hAnsi="Times New Roman" w:cs="Times New Roman"/>
+          <w:lang w:val="tr-TR"/>
+        </w:rPr>
+      </w:pPr>
+      <w:r>
+        <w:rPr>
+          <w:rFonts w:ascii="Times New Roman" w:hAnsi="Times New Roman" w:cs="Times New Roman"/>
+          <w:lang w:val="tr-TR"/>
+        </w:rPr>
+        <w:t xml:space="preserve">3) Seyreltmede [H</w:t>
+      </w:r>
+      <w:r>
+        <w:rPr>
+          <w:rFonts w:ascii="Times New Roman" w:hAnsi="Times New Roman" w:cs="Times New Roman"/>
+          <w:vertAlign w:val="subscript"/>
+          <w:lang w:val="tr-TR"/>
+        </w:rPr>
+        <w:t xml:space="preserve">3</w:t>
+      </w:r>
+      <w:r>
+        <w:rPr>
+          <w:rFonts w:ascii="Times New Roman" w:hAnsi="Times New Roman" w:cs="Times New Roman"/>
+          <w:lang w:val="tr-TR"/>
+        </w:rPr>
+        <w:t xml:space="preserve">O</w:t>
+      </w:r>
+      <w:r>
+        <w:rPr>
+          <w:rFonts w:ascii="Times New Roman" w:hAnsi="Times New Roman" w:cs="Times New Roman"/>
+          <w:vertAlign w:val="superscript"/>
+          <w:lang w:val="tr-TR"/>
+        </w:rPr>
+        <w:t xml:space="preserve">+</w:t>
+      </w:r>
+      <w:r>
+        <w:rPr>
+          <w:rFonts w:ascii="Times New Roman" w:hAnsi="Times New Roman" w:cs="Times New Roman"/>
+          <w:lang w:val="tr-TR"/>
+        </w:rPr>
+        <w:t xml:space="preserve">] her zaman tam 10 kat azalır.</w:t>
+      </w:r>
+    </w:p>
+    <w:p>
+      <w:pPr>
+        <w:ind w:left="720"/>
+        <w:jc w:val="both"/>
+        <w:rPr>
+          <w:rFonts w:ascii="Times New Roman" w:hAnsi="Times New Roman" w:cs="Times New Roman"/>
+          <w:lang w:val="tr-TR"/>
+        </w:rPr>
+      </w:pPr>
+      <w:r>
+        <w:rPr>
+          <w:rFonts w:ascii="Times New Roman" w:hAnsi="Times New Roman" w:cs="Times New Roman"/>
+          <w:color w:val="FF0000"/>
+          <w:lang w:val="tr-TR"/>
+        </w:rPr>
+        <w:t xml:space="preserve">Cevap: I. aşama: C; II. aşama: 2</w:t>
+      </w:r>
+    </w:p>
+    <w:tbl>
+      <w:tblPr>
+        <w:tblW w:w="9000" w:type="dxa"/>
+        <w:jc w:val="center"/>
+        <w:tblBorders>
+          <w:top w:val="single" w:sz="4" w:space="0" w:color="auto"/>
+          <w:left w:val="single" w:sz="4" w:space="0" w:color="auto"/>
+          <w:bottom w:val="single" w:sz="4" w:space="0" w:color="auto"/>
+          <w:right w:val="single" w:sz="4" w:space="0" w:color="auto"/>
+          <w:insideH w:val="single" w:sz="4" w:space="0" w:color="auto"/>
+          <w:insideV w:val="single" w:sz="4" w:space="0" w:color="auto"/>
+        </w:tblBorders>
+        <w:tblLayout w:type="fixed"/>
+        <w:tblLook w:val="04A0"/>
+      </w:tblPr>
+      <w:tblGrid>
+        <w:gridCol w:w="9000"/>
+      </w:tblGrid>
+      <w:tr>
+        <w:tc>
+          <w:tcPr>
+            <w:tcW w:w="9000" w:type="dxa"/>
+            <w:vAlign w:val="center"/>
+          </w:tcPr>
+          <w:p>
+            <w:pPr>
+              <w:jc w:val="left"/>
+              <w:rPr>
+                <w:rFonts w:ascii="Times New Roman" w:hAnsi="Times New Roman" w:cs="Times New Roman"/>
+                <w:lang w:val="tr-TR"/>
+              </w:rPr>
+            </w:pPr>
+            <w:r>
+              <w:rPr>
+                <w:rFonts w:ascii="Times New Roman" w:hAnsi="Times New Roman" w:cs="Times New Roman"/>
+                <w:lang w:val="tr-TR"/>
+              </w:rPr>
+              <w:t xml:space="preserve">33-35. soruları aşağıdaki bilgilere göre yanıtlayınız.</w:t>
+            </w:r>
+          </w:p>
+        </w:tc>
+      </w:tr>
+    </w:tbl>
+    <w:p>
+      <w:pPr>
+        <w:jc w:val="both"/>
+        <w:rPr>
+          <w:rFonts w:ascii="Times New Roman" w:hAnsi="Times New Roman" w:cs="Times New Roman"/>
+          <w:lang w:val="tr-TR"/>
+        </w:rPr>
+      </w:pPr>
+    </w:p>
+    <w:p>
+      <w:pPr>
+        <w:jc w:val="both"/>
+        <w:rPr>
+          <w:rFonts w:ascii="Times New Roman" w:hAnsi="Times New Roman" w:cs="Times New Roman"/>
+          <w:lang w:val="tr-TR"/>
+        </w:rPr>
+      </w:pPr>
+      <w:r>
+        <w:rPr>
+          <w:rFonts w:ascii="Times New Roman" w:hAnsi="Times New Roman" w:cs="Times New Roman"/>
+          <w:lang w:val="tr-TR"/>
+        </w:rPr>
+        <w:t xml:space="preserve">25 °C’de derişimleri 0,10 M olan HCl ve HF çözeltileri hazırlanıyor. HCl kuvvetli bir asit, HF ise zayıf bir asittir.</w:t>
+      </w:r>
+    </w:p>
+    <w:p>
+      <w:pPr>
+        <w:jc w:val="both"/>
+        <w:rPr>
+          <w:rFonts w:ascii="Times New Roman" w:hAnsi="Times New Roman" w:cs="Times New Roman"/>
+          <w:lang w:val="tr-TR"/>
+        </w:rPr>
+      </w:pPr>
+      <w:r>
+        <w:rPr>
+          <w:rFonts w:ascii="Times New Roman" w:hAnsi="Times New Roman" w:cs="Times New Roman"/>
+          <w:lang w:val="tr-TR"/>
+        </w:rPr>
+        <w:t xml:space="preserve">33. Her iki çözeltiyi, suya 6 asit molekülü eklenmiş gibi düşünerek tanecik modeliyle gösteriniz (su moleküllerini çizmeyiniz).</w:t>
+      </w:r>
+    </w:p>
+    <w:tbl>
+      <w:tblPr>
+        <w:tblW w:w="9000" w:type="dxa"/>
+        <w:jc w:val="center"/>
+        <w:tblBorders>
+          <w:top w:val="single" w:sz="8" w:space="0" w:color="7F7F7F"/>
+          <w:left w:val="single" w:sz="8" w:space="0" w:color="7F7F7F"/>
+          <w:bottom w:val="single" w:sz="8" w:space="0" w:color="7F7F7F"/>
+          <w:right w:val="single" w:sz="8" w:space="0" w:color="7F7F7F"/>
+        </w:tblBorders>
+      </w:tblPr>
+      <w:tblGrid>
+        <w:gridCol w:w="9000"/>
+      </w:tblGrid>
+      <w:tr>
+        <w:trPr>
+          <w:trHeight w:val="2400"/>
+        </w:trPr>
+        <w:tc>
+          <w:tcPr>
+            <w:tcW w:w="9000" w:type="dxa"/>
+          </w:tcPr>
+          <w:p>
+            <w:pPr>
+              <w:jc w:val="left"/>
+              <w:rPr>
+                <w:rFonts w:ascii="Times New Roman" w:hAnsi="Times New Roman" w:cs="Times New Roman"/>
+                <w:b/>
+                <w:bCs/>
+                <w:lang w:val="tr-TR"/>
+              </w:rPr>
+            </w:pPr>
+            <w:r>
+              <w:rPr>
+                <w:rFonts w:ascii="Times New Roman" w:hAnsi="Times New Roman" w:cs="Times New Roman"/>
+                <w:b/>
+                <w:bCs/>
+                <w:lang w:val="tr-TR"/>
+              </w:rPr>
+              <w:t xml:space="preserve">Modelim</w:t>
+            </w:r>
+          </w:p>
+        </w:tc>
+      </w:tr>
+    </w:tbl>
+    <w:p>
+      <w:pPr>
+        <w:jc w:val="both"/>
+        <w:rPr>
+          <w:rFonts w:ascii="Times New Roman" w:hAnsi="Times New Roman" w:cs="Times New Roman"/>
+          <w:lang w:val="tr-TR"/>
+        </w:rPr>
+      </w:pPr>
+    </w:p>
+    <w:p>
+      <w:pPr>
+        <w:ind w:left="720"/>
+        <w:jc w:val="both"/>
+        <w:rPr>
+          <w:rFonts w:ascii="Times New Roman" w:hAnsi="Times New Roman" w:cs="Times New Roman"/>
+          <w:lang w:val="tr-TR"/>
+        </w:rPr>
+      </w:pPr>
+      <w:r>
+        <w:rPr>
+          <w:rFonts w:ascii="Times New Roman" w:hAnsi="Times New Roman" w:cs="Times New Roman"/>
+          <w:color w:val="FF0000"/>
+          <w:lang w:val="tr-TR"/>
+        </w:rPr>
+        <w:t xml:space="preserve">Cevap: HCl çözeltisi: 6 H</w:t>
+      </w:r>
+      <w:r>
+        <w:rPr>
+          <w:rFonts w:ascii="Times New Roman" w:hAnsi="Times New Roman" w:cs="Times New Roman"/>
+          <w:color w:val="FF0000"/>
+          <w:vertAlign w:val="subscript"/>
+          <w:lang w:val="tr-TR"/>
+        </w:rPr>
+        <w:t xml:space="preserve">3</w:t>
+      </w:r>
+      <w:r>
+        <w:rPr>
+          <w:rFonts w:ascii="Times New Roman" w:hAnsi="Times New Roman" w:cs="Times New Roman"/>
+          <w:color w:val="FF0000"/>
+          <w:lang w:val="tr-TR"/>
+        </w:rPr>
+        <w:t xml:space="preserve">O</w:t>
+      </w:r>
+      <w:r>
+        <w:rPr>
+          <w:rFonts w:ascii="Times New Roman" w:hAnsi="Times New Roman" w:cs="Times New Roman"/>
+          <w:color w:val="FF0000"/>
+          <w:vertAlign w:val="superscript"/>
+          <w:lang w:val="tr-TR"/>
+        </w:rPr>
+        <w:t xml:space="preserve">+</w:t>
+      </w:r>
+      <w:r>
+        <w:rPr>
+          <w:rFonts w:ascii="Times New Roman" w:hAnsi="Times New Roman" w:cs="Times New Roman"/>
+          <w:color w:val="FF0000"/>
+          <w:lang w:val="tr-TR"/>
+        </w:rPr>
+        <w:t xml:space="preserve"> ve 6 Cl</w:t>
+      </w:r>
+      <w:r>
+        <w:rPr>
+          <w:rFonts w:ascii="Times New Roman" w:hAnsi="Times New Roman" w:cs="Times New Roman"/>
+          <w:color w:val="FF0000"/>
+          <w:vertAlign w:val="superscript"/>
+          <w:lang w:val="tr-TR"/>
+        </w:rPr>
+        <w:t xml:space="preserve">−</w:t>
+      </w:r>
+      <w:r>
+        <w:rPr>
+          <w:rFonts w:ascii="Times New Roman" w:hAnsi="Times New Roman" w:cs="Times New Roman"/>
+          <w:color w:val="FF0000"/>
+          <w:lang w:val="tr-TR"/>
+        </w:rPr>
+        <w:t xml:space="preserve"> iyonu, HCl molekülü yoktur. HF çözeltisi: büyük çoğunluğu HF molekülü, çok az sayıda (en fazla 1) H</w:t>
+      </w:r>
+      <w:r>
+        <w:rPr>
+          <w:rFonts w:ascii="Times New Roman" w:hAnsi="Times New Roman" w:cs="Times New Roman"/>
+          <w:color w:val="FF0000"/>
+          <w:vertAlign w:val="subscript"/>
+          <w:lang w:val="tr-TR"/>
+        </w:rPr>
+        <w:t xml:space="preserve">3</w:t>
+      </w:r>
+      <w:r>
+        <w:rPr>
+          <w:rFonts w:ascii="Times New Roman" w:hAnsi="Times New Roman" w:cs="Times New Roman"/>
+          <w:color w:val="FF0000"/>
+          <w:lang w:val="tr-TR"/>
+        </w:rPr>
+        <w:t xml:space="preserve">O</w:t>
+      </w:r>
+      <w:r>
+        <w:rPr>
+          <w:rFonts w:ascii="Times New Roman" w:hAnsi="Times New Roman" w:cs="Times New Roman"/>
+          <w:color w:val="FF0000"/>
+          <w:vertAlign w:val="superscript"/>
+          <w:lang w:val="tr-TR"/>
+        </w:rPr>
+        <w:t xml:space="preserve">+</w:t>
+      </w:r>
+      <w:r>
+        <w:rPr>
+          <w:rFonts w:ascii="Times New Roman" w:hAnsi="Times New Roman" w:cs="Times New Roman"/>
+          <w:color w:val="FF0000"/>
+          <w:lang w:val="tr-TR"/>
+        </w:rPr>
+        <w:t xml:space="preserve"> ve F</w:t>
+      </w:r>
+      <w:r>
+        <w:rPr>
+          <w:rFonts w:ascii="Times New Roman" w:hAnsi="Times New Roman" w:cs="Times New Roman"/>
+          <w:color w:val="FF0000"/>
+          <w:vertAlign w:val="superscript"/>
+          <w:lang w:val="tr-TR"/>
+        </w:rPr>
+        <w:t xml:space="preserve">−</w:t>
+      </w:r>
+      <w:r>
+        <w:rPr>
+          <w:rFonts w:ascii="Times New Roman" w:hAnsi="Times New Roman" w:cs="Times New Roman"/>
+          <w:color w:val="FF0000"/>
+          <w:lang w:val="tr-TR"/>
+        </w:rPr>
+        <w:t xml:space="preserve"> iyonu bulunur.</w:t>
+      </w:r>
+    </w:p>
+    <w:p>
+      <w:pPr>
+        <w:jc w:val="both"/>
+        <w:rPr>
+          <w:rFonts w:ascii="Times New Roman" w:hAnsi="Times New Roman" w:cs="Times New Roman"/>
+          <w:lang w:val="tr-TR"/>
+        </w:rPr>
+      </w:pPr>
+      <w:r>
+        <w:rPr>
+          <w:rFonts w:ascii="Times New Roman" w:hAnsi="Times New Roman" w:cs="Times New Roman"/>
+          <w:lang w:val="tr-TR"/>
+        </w:rPr>
+        <w:t xml:space="preserve">34. Aynı koşullarda iki çözeltinin elektrik iletkenliklerini karşılaştırınız.</w:t>
+      </w:r>
+    </w:p>
+    <w:p>
+      <w:pPr>
+        <w:ind w:left="360"/>
+        <w:jc w:val="both"/>
+        <w:rPr>
+          <w:rFonts w:ascii="Times New Roman" w:hAnsi="Times New Roman" w:cs="Times New Roman"/>
+          <w:lang w:val="tr-TR"/>
+        </w:rPr>
+      </w:pPr>
+      <w:r>
+        <w:rPr>
+          <w:rFonts w:ascii="Times New Roman" w:hAnsi="Times New Roman" w:cs="Times New Roman"/>
+          <w:b/>
+          <w:bCs/>
+          <w:lang w:val="tr-TR"/>
+        </w:rPr>
+        <w:t xml:space="preserve">I. aşama:</w:t>
+      </w:r>
+    </w:p>
+    <w:p>
+      <w:pPr>
+        <w:ind w:left="720"/>
+        <w:jc w:val="both"/>
+        <w:rPr>
+          <w:rFonts w:ascii="Times New Roman" w:hAnsi="Times New Roman" w:cs="Times New Roman"/>
+          <w:lang w:val="tr-TR"/>
+        </w:rPr>
+      </w:pPr>
+      <w:r>
+        <w:rPr>
+          <w:rFonts w:ascii="Times New Roman" w:hAnsi="Times New Roman" w:cs="Times New Roman"/>
+          <w:lang w:val="tr-TR"/>
+        </w:rPr>
+        <w:t xml:space="preserve">A) HCl çözeltisinin iletkenliği daha büyüktür.</w:t>
+      </w:r>
+    </w:p>
+    <w:p>
+      <w:pPr>
+        <w:ind w:left="720"/>
+        <w:jc w:val="both"/>
+        <w:rPr>
+          <w:rFonts w:ascii="Times New Roman" w:hAnsi="Times New Roman" w:cs="Times New Roman"/>
+          <w:lang w:val="tr-TR"/>
+        </w:rPr>
+      </w:pPr>
+      <w:r>
+        <w:rPr>
+          <w:rFonts w:ascii="Times New Roman" w:hAnsi="Times New Roman" w:cs="Times New Roman"/>
+          <w:lang w:val="tr-TR"/>
+        </w:rPr>
+        <w:t xml:space="preserve">B) İletkenlikleri eşittir.</w:t>
+      </w:r>
+    </w:p>
+    <w:p>
+      <w:pPr>
+        <w:ind w:left="720"/>
+        <w:jc w:val="both"/>
+        <w:rPr>
+          <w:rFonts w:ascii="Times New Roman" w:hAnsi="Times New Roman" w:cs="Times New Roman"/>
+          <w:lang w:val="tr-TR"/>
+        </w:rPr>
+      </w:pPr>
+      <w:r>
+        <w:rPr>
+          <w:rFonts w:ascii="Times New Roman" w:hAnsi="Times New Roman" w:cs="Times New Roman"/>
+          <w:lang w:val="tr-TR"/>
+        </w:rPr>
+        <w:t xml:space="preserve">C) HF çözeltisinin iletkenliği daha büyüktür.</w:t>
+      </w:r>
+    </w:p>
+    <w:p>
+      <w:pPr>
+        <w:ind w:left="360"/>
+        <w:jc w:val="both"/>
+        <w:rPr>
+          <w:rFonts w:ascii="Times New Roman" w:hAnsi="Times New Roman" w:cs="Times New Roman"/>
+          <w:lang w:val="tr-TR"/>
+        </w:rPr>
+      </w:pPr>
+      <w:r>
+        <w:rPr>
+          <w:rFonts w:ascii="Times New Roman" w:hAnsi="Times New Roman" w:cs="Times New Roman"/>
+          <w:b/>
+          <w:bCs/>
+          <w:lang w:val="tr-TR"/>
+        </w:rPr>
+        <w:t xml:space="preserve">II. aşama (gerekçe):</w:t>
+      </w:r>
+    </w:p>
+    <w:p>
+      <w:pPr>
+        <w:ind w:left="720"/>
+        <w:jc w:val="both"/>
+        <w:rPr>
+          <w:rFonts w:ascii="Times New Roman" w:hAnsi="Times New Roman" w:cs="Times New Roman"/>
+          <w:lang w:val="tr-TR"/>
+        </w:rPr>
+      </w:pPr>
+      <w:r>
+        <w:rPr>
+          <w:rFonts w:ascii="Times New Roman" w:hAnsi="Times New Roman" w:cs="Times New Roman"/>
+          <w:lang w:val="tr-TR"/>
+        </w:rPr>
+        <w:t xml:space="preserve">1) Asitlerin derişimleri eşit olduğu için çözeltilerdeki iyon derişimleri de eşittir.</w:t>
+      </w:r>
+    </w:p>
+    <w:p>
+      <w:pPr>
+        <w:ind w:left="720"/>
+        <w:jc w:val="both"/>
+        <w:rPr>
+          <w:rFonts w:ascii="Times New Roman" w:hAnsi="Times New Roman" w:cs="Times New Roman"/>
+          <w:lang w:val="tr-TR"/>
+        </w:rPr>
+      </w:pPr>
+      <w:r>
+        <w:rPr>
+          <w:rFonts w:ascii="Times New Roman" w:hAnsi="Times New Roman" w:cs="Times New Roman"/>
+          <w:lang w:val="tr-TR"/>
+        </w:rPr>
+        <w:t xml:space="preserve">2) HCl suda tamamen iyonlaştığı için çözeltideki toplam iyon derişimi daha büyüktür.</w:t>
+      </w:r>
+    </w:p>
+    <w:p>
+      <w:pPr>
+        <w:ind w:left="720"/>
+        <w:jc w:val="both"/>
+        <w:rPr>
+          <w:rFonts w:ascii="Times New Roman" w:hAnsi="Times New Roman" w:cs="Times New Roman"/>
+          <w:lang w:val="tr-TR"/>
+        </w:rPr>
+      </w:pPr>
+      <w:r>
+        <w:rPr>
+          <w:rFonts w:ascii="Times New Roman" w:hAnsi="Times New Roman" w:cs="Times New Roman"/>
+          <w:lang w:val="tr-TR"/>
+        </w:rPr>
+        <w:t xml:space="preserve">3) F</w:t>
+      </w:r>
+      <w:r>
+        <w:rPr>
+          <w:rFonts w:ascii="Times New Roman" w:hAnsi="Times New Roman" w:cs="Times New Roman"/>
+          <w:vertAlign w:val="superscript"/>
+          <w:lang w:val="tr-TR"/>
+        </w:rPr>
+        <w:t xml:space="preserve">−</w:t>
+      </w:r>
+      <w:r>
+        <w:rPr>
+          <w:rFonts w:ascii="Times New Roman" w:hAnsi="Times New Roman" w:cs="Times New Roman"/>
+          <w:lang w:val="tr-TR"/>
+        </w:rPr>
+        <w:t xml:space="preserve"> iyonu Cl</w:t>
+      </w:r>
+      <w:r>
+        <w:rPr>
+          <w:rFonts w:ascii="Times New Roman" w:hAnsi="Times New Roman" w:cs="Times New Roman"/>
+          <w:vertAlign w:val="superscript"/>
+          <w:lang w:val="tr-TR"/>
+        </w:rPr>
+        <w:t xml:space="preserve">−</w:t>
+      </w:r>
+      <w:r>
+        <w:rPr>
+          <w:rFonts w:ascii="Times New Roman" w:hAnsi="Times New Roman" w:cs="Times New Roman"/>
+          <w:lang w:val="tr-TR"/>
+        </w:rPr>
+        <w:t xml:space="preserve"> iyonundan küçük olduğu için elektriği daha iyi iletir.</w:t>
+      </w:r>
+    </w:p>
+    <w:p>
+      <w:pPr>
+        <w:ind w:left="720"/>
+        <w:jc w:val="both"/>
+        <w:rPr>
+          <w:rFonts w:ascii="Times New Roman" w:hAnsi="Times New Roman" w:cs="Times New Roman"/>
+          <w:lang w:val="tr-TR"/>
+        </w:rPr>
+      </w:pPr>
+      <w:r>
+        <w:rPr>
+          <w:rFonts w:ascii="Times New Roman" w:hAnsi="Times New Roman" w:cs="Times New Roman"/>
+          <w:color w:val="FF0000"/>
+          <w:lang w:val="tr-TR"/>
+        </w:rPr>
+        <w:t xml:space="preserve">Cevap: I. aşama: A; II. aşama: 2</w:t>
+      </w:r>
+    </w:p>
+    <w:p>
+      <w:pPr>
+        <w:jc w:val="both"/>
+        <w:rPr>
+          <w:rFonts w:ascii="Times New Roman" w:hAnsi="Times New Roman" w:cs="Times New Roman"/>
+          <w:lang w:val="tr-TR"/>
+        </w:rPr>
+      </w:pPr>
+      <w:r>
+        <w:rPr>
+          <w:rFonts w:ascii="Times New Roman" w:hAnsi="Times New Roman" w:cs="Times New Roman"/>
+          <w:lang w:val="tr-TR"/>
+        </w:rPr>
+        <w:t xml:space="preserve">35. Her iki çözeltiden 25,0 mL alınarak ayrı ayrı 0,10 M NaOH çözeltisiyle tam olarak nötralleştiriliyor. Harcanan NaOH hacimlerini karşılaştırınız ve gerekçesini yazınız.</w:t>
+      </w:r>
+    </w:p>
+    <w:p>
+      <w:pPr>
+        <w:ind w:left="720"/>
+        <w:jc w:val="both"/>
+        <w:rPr>
+          <w:rFonts w:ascii="Times New Roman" w:hAnsi="Times New Roman" w:cs="Times New Roman"/>
+          <w:lang w:val="tr-TR"/>
+        </w:rPr>
+      </w:pPr>
+      <w:r>
+        <w:rPr>
+          <w:rFonts w:ascii="Times New Roman" w:hAnsi="Times New Roman" w:cs="Times New Roman"/>
+          <w:lang w:val="tr-TR"/>
+        </w:rPr>
+        <w:t xml:space="preserve">……………………………………………………………………………………………</w:t>
+      </w:r>
+    </w:p>
+    <w:p>
+      <w:pPr>
+        <w:ind w:left="720"/>
+        <w:jc w:val="both"/>
+        <w:rPr>
+          <w:rFonts w:ascii="Times New Roman" w:hAnsi="Times New Roman" w:cs="Times New Roman"/>
+          <w:lang w:val="tr-TR"/>
+        </w:rPr>
+      </w:pPr>
+      <w:r>
+        <w:rPr>
+          <w:rFonts w:ascii="Times New Roman" w:hAnsi="Times New Roman" w:cs="Times New Roman"/>
+          <w:lang w:val="tr-TR"/>
+        </w:rPr>
+        <w:t xml:space="preserve">……………………………………………………………………………………………</w:t>
+      </w:r>
+    </w:p>
+    <w:p>
+      <w:pPr>
+        <w:ind w:left="720"/>
+        <w:jc w:val="both"/>
+        <w:rPr>
+          <w:rFonts w:ascii="Times New Roman" w:hAnsi="Times New Roman" w:cs="Times New Roman"/>
+          <w:lang w:val="tr-TR"/>
+        </w:rPr>
+      </w:pPr>
+      <w:r>
+        <w:rPr>
+          <w:rFonts w:ascii="Times New Roman" w:hAnsi="Times New Roman" w:cs="Times New Roman"/>
+          <w:color w:val="FF0000"/>
+          <w:lang w:val="tr-TR"/>
+        </w:rPr>
+        <w:t xml:space="preserve">Cevap: Her ikisinde de 25,0 mL NaOH harcanır. İki çözeltide de asidin toplam mol sayısı 2,5·10</w:t>
+      </w:r>
+      <w:r>
+        <w:rPr>
+          <w:rFonts w:ascii="Times New Roman" w:hAnsi="Times New Roman" w:cs="Times New Roman"/>
+          <w:color w:val="FF0000"/>
+          <w:vertAlign w:val="superscript"/>
+          <w:lang w:val="tr-TR"/>
+        </w:rPr>
+        <w:t xml:space="preserve">−3</w:t>
+      </w:r>
+      <w:r>
+        <w:rPr>
+          <w:rFonts w:ascii="Times New Roman" w:hAnsi="Times New Roman" w:cs="Times New Roman"/>
+          <w:color w:val="FF0000"/>
+          <w:lang w:val="tr-TR"/>
+        </w:rPr>
+        <w:t xml:space="preserve"> mol’dür. HF’nin iyonlaşmış kısmı nötralleştikçe iyonlaşma dengesi sağa kayar ve sonuçta HF’nin tamamı nötralleşir.</w:t>
+      </w:r>
+    </w:p>
+    <w:tbl>
+      <w:tblPr>
+        <w:tblW w:w="9000" w:type="dxa"/>
+        <w:jc w:val="center"/>
+        <w:tblBorders>
+          <w:top w:val="single" w:sz="4" w:space="0" w:color="auto"/>
+          <w:left w:val="single" w:sz="4" w:space="0" w:color="auto"/>
+          <w:bottom w:val="single" w:sz="4" w:space="0" w:color="auto"/>
+          <w:right w:val="single" w:sz="4" w:space="0" w:color="auto"/>
+          <w:insideH w:val="single" w:sz="4" w:space="0" w:color="auto"/>
+          <w:insideV w:val="single" w:sz="4" w:space="0" w:color="auto"/>
+        </w:tblBorders>
+        <w:tblLayout w:type="fixed"/>
+        <w:tblLook w:val="04A0"/>
+      </w:tblPr>
+      <w:tblGrid>
+        <w:gridCol w:w="9000"/>
+      </w:tblGrid>
+      <w:tr>
+        <w:tc>
+          <w:tcPr>
+            <w:tcW w:w="9000" w:type="dxa"/>
+            <w:vAlign w:val="center"/>
+          </w:tcPr>
+          <w:p>
+            <w:pPr>
+              <w:jc w:val="left"/>
+              <w:rPr>
+                <w:rFonts w:ascii="Times New Roman" w:hAnsi="Times New Roman" w:cs="Times New Roman"/>
+                <w:lang w:val="tr-TR"/>
+              </w:rPr>
+            </w:pPr>
+            <w:r>
+              <w:rPr>
+                <w:rFonts w:ascii="Times New Roman" w:hAnsi="Times New Roman" w:cs="Times New Roman"/>
+                <w:lang w:val="tr-TR"/>
+              </w:rPr>
+              <w:t xml:space="preserve">36-38. soruları aşağıdaki bilgilere göre yanıtlayınız.</w:t>
+            </w:r>
+          </w:p>
+        </w:tc>
+      </w:tr>
+    </w:tbl>
+    <w:p>
+      <w:pPr>
+        <w:jc w:val="both"/>
+        <w:rPr>
+          <w:rFonts w:ascii="Times New Roman" w:hAnsi="Times New Roman" w:cs="Times New Roman"/>
+          <w:lang w:val="tr-TR"/>
+        </w:rPr>
+      </w:pPr>
+    </w:p>
+    <w:p>
+      <w:pPr>
+        <w:jc w:val="both"/>
+        <w:rPr>
+          <w:rFonts w:ascii="Times New Roman" w:hAnsi="Times New Roman" w:cs="Times New Roman"/>
+          <w:lang w:val="tr-TR"/>
+        </w:rPr>
+      </w:pPr>
+      <w:r>
+        <w:rPr>
+          <w:rFonts w:ascii="Times New Roman" w:hAnsi="Times New Roman" w:cs="Times New Roman"/>
+          <w:lang w:val="tr-TR"/>
+        </w:rPr>
+        <w:t xml:space="preserve">Derişimi bilinmeyen 25,0 mL NaOH çözeltisine birkaç damla fenolftalein eklenerek büretten 0,125 M HCl çözeltisi damla damla ekleniyor. Titrasyona ait pH-hacim grafiği aşağıda verilmiştir.</w:t>
+      </w:r>
+    </w:p>
+    <w:p xmlns:a="http://schemas.openxmlformats.org/drawingml/2006/main" xmlns:pic="http://schemas.openxmlformats.org/drawingml/2006/picture">
+      <w:pPr>
+        <w:jc w:val="center"/>
+        <w:rPr>
+          <w:rFonts w:ascii="Times New Roman" w:hAnsi="Times New Roman" w:cs="Times New Roman"/>
+          <w:lang w:val="tr-TR"/>
+        </w:rPr>
+      </w:pPr>
+      <w:r>
+        <w:drawing>
+          <wp:inline distT="0" distB="0" distL="0" distR="0">
+            <wp:extent cx="4680000" cy="2808000"/>
+            <wp:docPr id="900002" name="Grafik 900002" descr="NaOH-HCl titrasyon eğrisi"/>
+            <wp:cNvGraphicFramePr>
+              <a:graphicFrameLocks noChangeAspect="1"/>
+            </wp:cNvGraphicFramePr>
+            <a:graphic>
+              <a:graphicData uri="http://schemas.openxmlformats.org/drawingml/2006/picture">
+                <pic:pic>
+                  <pic:nvPicPr>
+                    <pic:cNvPr id="900002" name="k11_900002.png"/>
+                    <pic:cNvPicPr/>
+                  </pic:nvPicPr>
+                  <pic:blipFill>
+                    <a:blip r:embed="rIdK2"/>
+                    <a:stretch>
+                      <a:fillRect/>
+                    </a:stretch>
+                  </pic:blipFill>
+                  <pic:spPr>
+                    <a:xfrm>
+                      <a:off x="0" y="0"/>
+                      <a:ext cx="4680000" cy="2808000"/>
+                    </a:xfrm>
+                    <a:prstGeom prst="rect">
+                      <a:avLst/>
+                    </a:prstGeom>
+                  </pic:spPr>
+                </pic:pic>
+              </a:graphicData>
+            </a:graphic>
+          </wp:inline>
+        </w:drawing>
+      </w:r>
+    </w:p>
+    <w:p>
+      <w:pPr>
+        <w:jc w:val="center"/>
+        <w:rPr>
+          <w:rFonts w:ascii="Times New Roman" w:hAnsi="Times New Roman" w:cs="Times New Roman"/>
+          <w:lang w:val="tr-TR"/>
+        </w:rPr>
+      </w:pPr>
+      <w:r>
+        <w:rPr>
+          <w:rFonts w:ascii="Times New Roman" w:hAnsi="Times New Roman" w:cs="Times New Roman"/>
+          <w:b/>
+          <w:bCs/>
+          <w:lang w:val="tr-TR"/>
+        </w:rPr>
+        <w:t xml:space="preserve">Grafik:</w:t>
+      </w:r>
+      <w:r>
+        <w:rPr>
+          <w:rFonts w:ascii="Times New Roman" w:hAnsi="Times New Roman" w:cs="Times New Roman"/>
+          <w:lang w:val="tr-TR"/>
+        </w:rPr>
+        <w:t xml:space="preserve"> NaOH çözeltisinin HCl çözeltisiyle titrasyon eğrisi</w:t>
+      </w:r>
+    </w:p>
+    <w:p>
+      <w:pPr>
+        <w:jc w:val="both"/>
+        <w:rPr>
+          <w:rFonts w:ascii="Times New Roman" w:hAnsi="Times New Roman" w:cs="Times New Roman"/>
+          <w:lang w:val="tr-TR"/>
+        </w:rPr>
+      </w:pPr>
+      <w:r>
+        <w:rPr>
+          <w:rFonts w:ascii="Times New Roman" w:hAnsi="Times New Roman" w:cs="Times New Roman"/>
+          <w:lang w:val="tr-TR"/>
+        </w:rPr>
+        <w:t xml:space="preserve">36. Grafikten eş değerlik noktasında harcanan HCl hacmini belirleyerek NaOH çözeltisinin derişimini hesaplayınız.</w:t>
+      </w:r>
+    </w:p>
+    <w:tbl>
+      <w:tblPr>
+        <w:tblW w:w="9000" w:type="dxa"/>
+        <w:jc w:val="center"/>
+        <w:tblBorders>
+          <w:top w:val="single" w:sz="8" w:space="0" w:color="7F7F7F"/>
+          <w:left w:val="single" w:sz="8" w:space="0" w:color="7F7F7F"/>
+          <w:bottom w:val="single" w:sz="8" w:space="0" w:color="7F7F7F"/>
+          <w:right w:val="single" w:sz="8" w:space="0" w:color="7F7F7F"/>
+        </w:tblBorders>
+      </w:tblPr>
+      <w:tblGrid>
+        <w:gridCol w:w="9000"/>
+      </w:tblGrid>
+      <w:tr>
+        <w:trPr>
+          <w:trHeight w:val="1200"/>
+        </w:trPr>
+        <w:tc>
+          <w:tcPr>
+            <w:tcW w:w="9000" w:type="dxa"/>
+          </w:tcPr>
+          <w:p/>
+        </w:tc>
+      </w:tr>
+    </w:tbl>
+    <w:p>
+      <w:pPr>
+        <w:jc w:val="both"/>
+        <w:rPr>
+          <w:rFonts w:ascii="Times New Roman" w:hAnsi="Times New Roman" w:cs="Times New Roman"/>
+          <w:lang w:val="tr-TR"/>
+        </w:rPr>
+      </w:pPr>
+    </w:p>
+    <w:p>
+      <w:pPr>
+        <w:ind w:left="720"/>
+        <w:jc w:val="both"/>
+        <w:rPr>
+          <w:rFonts w:ascii="Times New Roman" w:hAnsi="Times New Roman" w:cs="Times New Roman"/>
+          <w:lang w:val="tr-TR"/>
+        </w:rPr>
+      </w:pPr>
+      <w:r>
+        <w:rPr>
+          <w:rFonts w:ascii="Times New Roman" w:hAnsi="Times New Roman" w:cs="Times New Roman"/>
+          <w:color w:val="FF0000"/>
+          <w:lang w:val="tr-TR"/>
+        </w:rPr>
+        <w:t xml:space="preserve">Cevap: Eş değerlik noktasında 20,0 mL HCl harcanmıştır. n(HCl) = 0,125·0,0200 = 2,50·10</w:t>
+      </w:r>
+      <w:r>
+        <w:rPr>
+          <w:rFonts w:ascii="Times New Roman" w:hAnsi="Times New Roman" w:cs="Times New Roman"/>
+          <w:color w:val="FF0000"/>
+          <w:vertAlign w:val="superscript"/>
+          <w:lang w:val="tr-TR"/>
+        </w:rPr>
+        <w:t xml:space="preserve">−3</w:t>
+      </w:r>
+      <w:r>
+        <w:rPr>
+          <w:rFonts w:ascii="Times New Roman" w:hAnsi="Times New Roman" w:cs="Times New Roman"/>
+          <w:color w:val="FF0000"/>
+          <w:lang w:val="tr-TR"/>
+        </w:rPr>
+        <w:t xml:space="preserve"> mol = n(NaOH); [NaOH] = 2,50·10</w:t>
+      </w:r>
+      <w:r>
+        <w:rPr>
+          <w:rFonts w:ascii="Times New Roman" w:hAnsi="Times New Roman" w:cs="Times New Roman"/>
+          <w:color w:val="FF0000"/>
+          <w:vertAlign w:val="superscript"/>
+          <w:lang w:val="tr-TR"/>
+        </w:rPr>
+        <w:t xml:space="preserve">−3</w:t>
+      </w:r>
+      <w:r>
+        <w:rPr>
+          <w:rFonts w:ascii="Times New Roman" w:hAnsi="Times New Roman" w:cs="Times New Roman"/>
+          <w:color w:val="FF0000"/>
+          <w:lang w:val="tr-TR"/>
+        </w:rPr>
+        <w:t xml:space="preserve">/0,0250 = 0,100 M</w:t>
+      </w:r>
+    </w:p>
+    <w:p>
+      <w:pPr>
+        <w:jc w:val="both"/>
+        <w:rPr>
+          <w:rFonts w:ascii="Times New Roman" w:hAnsi="Times New Roman" w:cs="Times New Roman"/>
+          <w:lang w:val="tr-TR"/>
+        </w:rPr>
+      </w:pPr>
+      <w:r>
+        <w:rPr>
+          <w:rFonts w:ascii="Times New Roman" w:hAnsi="Times New Roman" w:cs="Times New Roman"/>
+          <w:lang w:val="tr-TR"/>
+        </w:rPr>
+        <w:t xml:space="preserve">37. Grafikteki başlangıç pH değerinin hesapladığınız NaOH derişimiyle uyumlu olduğunu gösteriniz.</w:t>
+      </w:r>
+    </w:p>
+    <w:tbl>
+      <w:tblPr>
+        <w:tblW w:w="9000" w:type="dxa"/>
+        <w:jc w:val="center"/>
+        <w:tblBorders>
+          <w:top w:val="single" w:sz="8" w:space="0" w:color="7F7F7F"/>
+          <w:left w:val="single" w:sz="8" w:space="0" w:color="7F7F7F"/>
+          <w:bottom w:val="single" w:sz="8" w:space="0" w:color="7F7F7F"/>
+          <w:right w:val="single" w:sz="8" w:space="0" w:color="7F7F7F"/>
+        </w:tblBorders>
+      </w:tblPr>
+      <w:tblGrid>
+        <w:gridCol w:w="9000"/>
+      </w:tblGrid>
+      <w:tr>
+        <w:trPr>
+          <w:trHeight w:val="900"/>
+        </w:trPr>
+        <w:tc>
+          <w:tcPr>
+            <w:tcW w:w="9000" w:type="dxa"/>
+          </w:tcPr>
+          <w:p/>
+        </w:tc>
+      </w:tr>
+    </w:tbl>
+    <w:p>
+      <w:pPr>
+        <w:jc w:val="both"/>
+        <w:rPr>
+          <w:rFonts w:ascii="Times New Roman" w:hAnsi="Times New Roman" w:cs="Times New Roman"/>
+          <w:lang w:val="tr-TR"/>
+        </w:rPr>
+      </w:pPr>
+    </w:p>
+    <w:p>
+      <w:pPr>
+        <w:ind w:left="720"/>
+        <w:jc w:val="both"/>
+        <w:rPr>
+          <w:rFonts w:ascii="Times New Roman" w:hAnsi="Times New Roman" w:cs="Times New Roman"/>
+          <w:lang w:val="tr-TR"/>
+        </w:rPr>
+      </w:pPr>
+      <w:r>
+        <w:rPr>
+          <w:rFonts w:ascii="Times New Roman" w:hAnsi="Times New Roman" w:cs="Times New Roman"/>
+          <w:color w:val="FF0000"/>
+          <w:lang w:val="tr-TR"/>
+        </w:rPr>
+        <w:t xml:space="preserve">Cevap: [OH</w:t>
+      </w:r>
+      <w:r>
+        <w:rPr>
+          <w:rFonts w:ascii="Times New Roman" w:hAnsi="Times New Roman" w:cs="Times New Roman"/>
+          <w:color w:val="FF0000"/>
+          <w:vertAlign w:val="superscript"/>
+          <w:lang w:val="tr-TR"/>
+        </w:rPr>
+        <w:t xml:space="preserve">−</w:t>
+      </w:r>
+      <w:r>
+        <w:rPr>
+          <w:rFonts w:ascii="Times New Roman" w:hAnsi="Times New Roman" w:cs="Times New Roman"/>
+          <w:color w:val="FF0000"/>
+          <w:lang w:val="tr-TR"/>
+        </w:rPr>
+        <w:t xml:space="preserve">] = 0,100 M; pOH = 1; pH = 13. Grafikte de başlangıç pH değeri 13’tür.</w:t>
+      </w:r>
+    </w:p>
+    <w:p>
+      <w:pPr>
+        <w:jc w:val="both"/>
+        <w:rPr>
+          <w:rFonts w:ascii="Times New Roman" w:hAnsi="Times New Roman" w:cs="Times New Roman"/>
+          <w:lang w:val="tr-TR"/>
+        </w:rPr>
+      </w:pPr>
+      <w:r>
+        <w:rPr>
+          <w:rFonts w:ascii="Times New Roman" w:hAnsi="Times New Roman" w:cs="Times New Roman"/>
+          <w:lang w:val="tr-TR"/>
+        </w:rPr>
+        <w:t xml:space="preserve">38. Titrasyon boyunca erlenmayerde hangi renk değişimi gözlenir? Fenolftalein yerine metil oranj (pH 3,1-4,4; kırmızı-sarı) kullanılabilir miydi? Grafiğe dayanarak açıklayınız.</w:t>
+      </w:r>
+    </w:p>
+    <w:p>
+      <w:pPr>
+        <w:ind w:left="720"/>
+        <w:jc w:val="both"/>
+        <w:rPr>
+          <w:rFonts w:ascii="Times New Roman" w:hAnsi="Times New Roman" w:cs="Times New Roman"/>
+          <w:lang w:val="tr-TR"/>
+        </w:rPr>
+      </w:pPr>
+      <w:r>
+        <w:rPr>
+          <w:rFonts w:ascii="Times New Roman" w:hAnsi="Times New Roman" w:cs="Times New Roman"/>
+          <w:lang w:val="tr-TR"/>
+        </w:rPr>
+        <w:t xml:space="preserve">……………………………………………………………………………………………</w:t>
+      </w:r>
+    </w:p>
+    <w:p>
+      <w:pPr>
+        <w:ind w:left="720"/>
+        <w:jc w:val="both"/>
+        <w:rPr>
+          <w:rFonts w:ascii="Times New Roman" w:hAnsi="Times New Roman" w:cs="Times New Roman"/>
+          <w:lang w:val="tr-TR"/>
+        </w:rPr>
+      </w:pPr>
+      <w:r>
+        <w:rPr>
+          <w:rFonts w:ascii="Times New Roman" w:hAnsi="Times New Roman" w:cs="Times New Roman"/>
+          <w:lang w:val="tr-TR"/>
+        </w:rPr>
+        <w:t xml:space="preserve">……………………………………………………………………………………………</w:t>
+      </w:r>
+    </w:p>
+    <w:p>
+      <w:pPr>
+        <w:ind w:left="720"/>
+        <w:jc w:val="both"/>
+        <w:rPr>
+          <w:rFonts w:ascii="Times New Roman" w:hAnsi="Times New Roman" w:cs="Times New Roman"/>
+          <w:lang w:val="tr-TR"/>
+        </w:rPr>
+      </w:pPr>
+      <w:r>
+        <w:rPr>
+          <w:rFonts w:ascii="Times New Roman" w:hAnsi="Times New Roman" w:cs="Times New Roman"/>
+          <w:lang w:val="tr-TR"/>
+        </w:rPr>
+        <w:t xml:space="preserve">……………………………………………………………………………………………</w:t>
+      </w:r>
+    </w:p>
+    <w:p>
+      <w:pPr>
+        <w:ind w:left="720"/>
+        <w:jc w:val="both"/>
+        <w:rPr>
+          <w:rFonts w:ascii="Times New Roman" w:hAnsi="Times New Roman" w:cs="Times New Roman"/>
+          <w:lang w:val="tr-TR"/>
+        </w:rPr>
+      </w:pPr>
+      <w:r>
+        <w:rPr>
+          <w:rFonts w:ascii="Times New Roman" w:hAnsi="Times New Roman" w:cs="Times New Roman"/>
+          <w:color w:val="FF0000"/>
+          <w:lang w:val="tr-TR"/>
+        </w:rPr>
+        <w:t xml:space="preserve">Cevap: Başlangıçta pembe olan çözelti, eş değerlik noktasında renksize döner. Eş değerlik noktası çevresinde birkaç damla HCl ile pH yaklaşık 10,4’ten 3,6’ya düştüğü için dik bölge metil oranjın dönüm aralığını da kapsar; metil oranj da kullanılabilir (renk sarıdan kırmızıya döner).</w:t>
+      </w:r>
+    </w:p>
+    <w:p>
+      <w:pPr>
+        <w:jc w:val="both"/>
+        <w:rPr>
+          <w:rFonts w:ascii="Times New Roman" w:hAnsi="Times New Roman" w:cs="Times New Roman"/>
+          <w:lang w:val="tr-TR"/>
+        </w:rPr>
+      </w:pPr>
+      <w:r>
+        <w:rPr>
+          <w:rFonts w:ascii="Times New Roman" w:hAnsi="Times New Roman" w:cs="Times New Roman"/>
+          <w:lang w:val="tr-TR"/>
+        </w:rPr>
+        <w:t xml:space="preserve">39. Bir öğrenci “pH değeri 3 olan bir çözelti, pH değeri 6 olan bir çözeltiden 2 kat daha asidiktir; çünkü 6 ÷ 3 = 2’dir.” diyor. Öğrencinin akıl yürütmesindeki hatayı açıklayarak iki çözeltinin [H</w:t>
+      </w:r>
+      <w:r>
+        <w:rPr>
+          <w:rFonts w:ascii="Times New Roman" w:hAnsi="Times New Roman" w:cs="Times New Roman"/>
+          <w:vertAlign w:val="subscript"/>
+          <w:lang w:val="tr-TR"/>
+        </w:rPr>
+        <w:t xml:space="preserve">3</w:t>
+      </w:r>
+      <w:r>
+        <w:rPr>
+          <w:rFonts w:ascii="Times New Roman" w:hAnsi="Times New Roman" w:cs="Times New Roman"/>
+          <w:lang w:val="tr-TR"/>
+        </w:rPr>
+        <w:t xml:space="preserve">O</w:t>
+      </w:r>
+      <w:r>
+        <w:rPr>
+          <w:rFonts w:ascii="Times New Roman" w:hAnsi="Times New Roman" w:cs="Times New Roman"/>
+          <w:vertAlign w:val="superscript"/>
+          <w:lang w:val="tr-TR"/>
+        </w:rPr>
+        <w:t xml:space="preserve">+</w:t>
+      </w:r>
+      <w:r>
+        <w:rPr>
+          <w:rFonts w:ascii="Times New Roman" w:hAnsi="Times New Roman" w:cs="Times New Roman"/>
+          <w:lang w:val="tr-TR"/>
+        </w:rPr>
+        <w:t xml:space="preserve">] derişimlerini karşılaştırınız.</w:t>
+      </w:r>
+    </w:p>
+    <w:p>
+      <w:pPr>
+        <w:ind w:left="720"/>
+        <w:jc w:val="both"/>
+        <w:rPr>
+          <w:rFonts w:ascii="Times New Roman" w:hAnsi="Times New Roman" w:cs="Times New Roman"/>
+          <w:lang w:val="tr-TR"/>
+        </w:rPr>
+      </w:pPr>
+      <w:r>
+        <w:rPr>
+          <w:rFonts w:ascii="Times New Roman" w:hAnsi="Times New Roman" w:cs="Times New Roman"/>
+          <w:lang w:val="tr-TR"/>
+        </w:rPr>
+        <w:t xml:space="preserve">……………………………………………………………………………………………</w:t>
+      </w:r>
+    </w:p>
+    <w:p>
+      <w:pPr>
+        <w:ind w:left="720"/>
+        <w:jc w:val="both"/>
+        <w:rPr>
+          <w:rFonts w:ascii="Times New Roman" w:hAnsi="Times New Roman" w:cs="Times New Roman"/>
+          <w:lang w:val="tr-TR"/>
+        </w:rPr>
+      </w:pPr>
+      <w:r>
+        <w:rPr>
+          <w:rFonts w:ascii="Times New Roman" w:hAnsi="Times New Roman" w:cs="Times New Roman"/>
+          <w:lang w:val="tr-TR"/>
+        </w:rPr>
+        <w:t xml:space="preserve">……………………………………………………………………………………………</w:t>
+      </w:r>
+    </w:p>
+    <w:p>
+      <w:pPr>
+        <w:ind w:left="720"/>
+        <w:jc w:val="both"/>
+        <w:rPr>
+          <w:rFonts w:ascii="Times New Roman" w:hAnsi="Times New Roman" w:cs="Times New Roman"/>
+          <w:lang w:val="tr-TR"/>
+        </w:rPr>
+      </w:pPr>
+      <w:r>
+        <w:rPr>
+          <w:rFonts w:ascii="Times New Roman" w:hAnsi="Times New Roman" w:cs="Times New Roman"/>
+          <w:color w:val="FF0000"/>
+          <w:lang w:val="tr-TR"/>
+        </w:rPr>
+        <w:t xml:space="preserve">Cevap: pH logaritmik bir ölçektir; pH’taki 1 birimlik fark [H</w:t>
+      </w:r>
+      <w:r>
+        <w:rPr>
+          <w:rFonts w:ascii="Times New Roman" w:hAnsi="Times New Roman" w:cs="Times New Roman"/>
+          <w:color w:val="FF0000"/>
+          <w:vertAlign w:val="subscript"/>
+          <w:lang w:val="tr-TR"/>
+        </w:rPr>
+        <w:t xml:space="preserve">3</w:t>
+      </w:r>
+      <w:r>
+        <w:rPr>
+          <w:rFonts w:ascii="Times New Roman" w:hAnsi="Times New Roman" w:cs="Times New Roman"/>
+          <w:color w:val="FF0000"/>
+          <w:lang w:val="tr-TR"/>
+        </w:rPr>
+        <w:t xml:space="preserve">O</w:t>
+      </w:r>
+      <w:r>
+        <w:rPr>
+          <w:rFonts w:ascii="Times New Roman" w:hAnsi="Times New Roman" w:cs="Times New Roman"/>
+          <w:color w:val="FF0000"/>
+          <w:vertAlign w:val="superscript"/>
+          <w:lang w:val="tr-TR"/>
+        </w:rPr>
+        <w:t xml:space="preserve">+</w:t>
+      </w:r>
+      <w:r>
+        <w:rPr>
+          <w:rFonts w:ascii="Times New Roman" w:hAnsi="Times New Roman" w:cs="Times New Roman"/>
+          <w:color w:val="FF0000"/>
+          <w:lang w:val="tr-TR"/>
+        </w:rPr>
+        <w:t xml:space="preserve">] derişiminde 10 katlık farka karşılık gelir. [H</w:t>
+      </w:r>
+      <w:r>
+        <w:rPr>
+          <w:rFonts w:ascii="Times New Roman" w:hAnsi="Times New Roman" w:cs="Times New Roman"/>
+          <w:color w:val="FF0000"/>
+          <w:vertAlign w:val="subscript"/>
+          <w:lang w:val="tr-TR"/>
+        </w:rPr>
+        <w:t xml:space="preserve">3</w:t>
+      </w:r>
+      <w:r>
+        <w:rPr>
+          <w:rFonts w:ascii="Times New Roman" w:hAnsi="Times New Roman" w:cs="Times New Roman"/>
+          <w:color w:val="FF0000"/>
+          <w:lang w:val="tr-TR"/>
+        </w:rPr>
+        <w:t xml:space="preserve">O</w:t>
+      </w:r>
+      <w:r>
+        <w:rPr>
+          <w:rFonts w:ascii="Times New Roman" w:hAnsi="Times New Roman" w:cs="Times New Roman"/>
+          <w:color w:val="FF0000"/>
+          <w:vertAlign w:val="superscript"/>
+          <w:lang w:val="tr-TR"/>
+        </w:rPr>
+        <w:t xml:space="preserve">+</w:t>
+      </w:r>
+      <w:r>
+        <w:rPr>
+          <w:rFonts w:ascii="Times New Roman" w:hAnsi="Times New Roman" w:cs="Times New Roman"/>
+          <w:color w:val="FF0000"/>
+          <w:lang w:val="tr-TR"/>
+        </w:rPr>
+        <w:t xml:space="preserve">] değerleri 1,0·10</w:t>
+      </w:r>
+      <w:r>
+        <w:rPr>
+          <w:rFonts w:ascii="Times New Roman" w:hAnsi="Times New Roman" w:cs="Times New Roman"/>
+          <w:color w:val="FF0000"/>
+          <w:vertAlign w:val="superscript"/>
+          <w:lang w:val="tr-TR"/>
+        </w:rPr>
+        <w:t xml:space="preserve">−3</w:t>
+      </w:r>
+      <w:r>
+        <w:rPr>
+          <w:rFonts w:ascii="Times New Roman" w:hAnsi="Times New Roman" w:cs="Times New Roman"/>
+          <w:color w:val="FF0000"/>
+          <w:lang w:val="tr-TR"/>
+        </w:rPr>
+        <w:t xml:space="preserve"> M ve 1,0·10</w:t>
+      </w:r>
+      <w:r>
+        <w:rPr>
+          <w:rFonts w:ascii="Times New Roman" w:hAnsi="Times New Roman" w:cs="Times New Roman"/>
+          <w:color w:val="FF0000"/>
+          <w:vertAlign w:val="superscript"/>
+          <w:lang w:val="tr-TR"/>
+        </w:rPr>
+        <w:t xml:space="preserve">−6</w:t>
+      </w:r>
+      <w:r>
+        <w:rPr>
+          <w:rFonts w:ascii="Times New Roman" w:hAnsi="Times New Roman" w:cs="Times New Roman"/>
+          <w:color w:val="FF0000"/>
+          <w:lang w:val="tr-TR"/>
+        </w:rPr>
+        <w:t xml:space="preserve"> M olduğundan pH’ı 3 olan çözeltinin [H</w:t>
+      </w:r>
+      <w:r>
+        <w:rPr>
+          <w:rFonts w:ascii="Times New Roman" w:hAnsi="Times New Roman" w:cs="Times New Roman"/>
+          <w:color w:val="FF0000"/>
+          <w:vertAlign w:val="subscript"/>
+          <w:lang w:val="tr-TR"/>
+        </w:rPr>
+        <w:t xml:space="preserve">3</w:t>
+      </w:r>
+      <w:r>
+        <w:rPr>
+          <w:rFonts w:ascii="Times New Roman" w:hAnsi="Times New Roman" w:cs="Times New Roman"/>
+          <w:color w:val="FF0000"/>
+          <w:lang w:val="tr-TR"/>
+        </w:rPr>
+        <w:t xml:space="preserve">O</w:t>
+      </w:r>
+      <w:r>
+        <w:rPr>
+          <w:rFonts w:ascii="Times New Roman" w:hAnsi="Times New Roman" w:cs="Times New Roman"/>
+          <w:color w:val="FF0000"/>
+          <w:vertAlign w:val="superscript"/>
+          <w:lang w:val="tr-TR"/>
+        </w:rPr>
+        <w:t xml:space="preserve">+</w:t>
+      </w:r>
+      <w:r>
+        <w:rPr>
+          <w:rFonts w:ascii="Times New Roman" w:hAnsi="Times New Roman" w:cs="Times New Roman"/>
+          <w:color w:val="FF0000"/>
+          <w:lang w:val="tr-TR"/>
+        </w:rPr>
+        <w:t xml:space="preserve">] derişimi 1000 kat büyüktür.</w:t>
+      </w:r>
+    </w:p>
+    <w:p>
+      <w:pPr>
+        <w:jc w:val="both"/>
+        <w:rPr>
+          <w:rFonts w:ascii="Times New Roman" w:hAnsi="Times New Roman" w:cs="Times New Roman"/>
+          <w:lang w:val="tr-TR"/>
+        </w:rPr>
+      </w:pPr>
+      <w:r>
+        <w:rPr>
+          <w:rFonts w:ascii="Times New Roman" w:hAnsi="Times New Roman" w:cs="Times New Roman"/>
+          <w:lang w:val="tr-TR"/>
+        </w:rPr>
+        <w:t xml:space="preserve">40. Aşağıdaki türlerden hangisi Brønsted-Lowry tanımına göre hem asit hem baz olarak davranabilir?</w:t>
+      </w:r>
+    </w:p>
+    <w:p>
+      <w:pPr>
+        <w:ind w:left="720"/>
+        <w:jc w:val="both"/>
+        <w:rPr>
+          <w:rFonts w:ascii="Times New Roman" w:hAnsi="Times New Roman" w:cs="Times New Roman"/>
+          <w:lang w:val="tr-TR"/>
+        </w:rPr>
+      </w:pPr>
+      <w:r>
+        <w:rPr>
+          <w:rFonts w:ascii="Times New Roman" w:hAnsi="Times New Roman" w:cs="Times New Roman"/>
+          <w:lang w:val="tr-TR"/>
+        </w:rPr>
+        <w:t xml:space="preserve">A) NO</w:t>
+      </w:r>
+      <w:r>
+        <w:rPr>
+          <w:rFonts w:ascii="Times New Roman" w:hAnsi="Times New Roman" w:cs="Times New Roman"/>
+          <w:vertAlign w:val="subscript"/>
+          <w:lang w:val="tr-TR"/>
+        </w:rPr>
+        <w:t xml:space="preserve">3</w:t>
+      </w:r>
+      <w:r>
+        <w:rPr>
+          <w:rFonts w:ascii="Times New Roman" w:hAnsi="Times New Roman" w:cs="Times New Roman"/>
+          <w:vertAlign w:val="superscript"/>
+          <w:lang w:val="tr-TR"/>
+        </w:rPr>
+        <w:t xml:space="preserve">−</w:t>
+      </w:r>
+      <w:r>
+        <w:rPr>
+          <w:rFonts w:ascii="Times New Roman" w:hAnsi="Times New Roman" w:cs="Times New Roman"/>
+          <w:lang w:val="tr-TR"/>
+        </w:rPr>
+        <w:tab/>
+      </w:r>
+      <w:r>
+        <w:rPr>
+          <w:rFonts w:ascii="Times New Roman" w:hAnsi="Times New Roman" w:cs="Times New Roman"/>
+          <w:lang w:val="tr-TR"/>
+        </w:rPr>
+        <w:t xml:space="preserve">B) H</w:t>
+      </w:r>
+      <w:r>
+        <w:rPr>
+          <w:rFonts w:ascii="Times New Roman" w:hAnsi="Times New Roman" w:cs="Times New Roman"/>
+          <w:vertAlign w:val="subscript"/>
+          <w:lang w:val="tr-TR"/>
+        </w:rPr>
+        <w:t xml:space="preserve">2</w:t>
+      </w:r>
+      <w:r>
+        <w:rPr>
+          <w:rFonts w:ascii="Times New Roman" w:hAnsi="Times New Roman" w:cs="Times New Roman"/>
+          <w:lang w:val="tr-TR"/>
+        </w:rPr>
+        <w:t xml:space="preserve">PO</w:t>
+      </w:r>
+      <w:r>
+        <w:rPr>
+          <w:rFonts w:ascii="Times New Roman" w:hAnsi="Times New Roman" w:cs="Times New Roman"/>
+          <w:vertAlign w:val="subscript"/>
+          <w:lang w:val="tr-TR"/>
+        </w:rPr>
+        <w:t xml:space="preserve">4</w:t>
+      </w:r>
+      <w:r>
+        <w:rPr>
+          <w:rFonts w:ascii="Times New Roman" w:hAnsi="Times New Roman" w:cs="Times New Roman"/>
+          <w:vertAlign w:val="superscript"/>
+          <w:lang w:val="tr-TR"/>
+        </w:rPr>
+        <w:t xml:space="preserve">−</w:t>
+      </w:r>
+      <w:r>
+        <w:rPr>
+          <w:rFonts w:ascii="Times New Roman" w:hAnsi="Times New Roman" w:cs="Times New Roman"/>
+          <w:lang w:val="tr-TR"/>
+        </w:rPr>
+        <w:tab/>
+      </w:r>
+      <w:r>
+        <w:rPr>
+          <w:rFonts w:ascii="Times New Roman" w:hAnsi="Times New Roman" w:cs="Times New Roman"/>
+          <w:lang w:val="tr-TR"/>
+        </w:rPr>
+        <w:t xml:space="preserve">C) Na</w:t>
+      </w:r>
+      <w:r>
+        <w:rPr>
+          <w:rFonts w:ascii="Times New Roman" w:hAnsi="Times New Roman" w:cs="Times New Roman"/>
+          <w:vertAlign w:val="superscript"/>
+          <w:lang w:val="tr-TR"/>
+        </w:rPr>
+        <w:t xml:space="preserve">+</w:t>
+      </w:r>
+      <w:r>
+        <w:rPr>
+          <w:rFonts w:ascii="Times New Roman" w:hAnsi="Times New Roman" w:cs="Times New Roman"/>
+          <w:lang w:val="tr-TR"/>
+        </w:rPr>
+        <w:tab/>
+      </w:r>
+      <w:r>
+        <w:rPr>
+          <w:rFonts w:ascii="Times New Roman" w:hAnsi="Times New Roman" w:cs="Times New Roman"/>
+          <w:lang w:val="tr-TR"/>
+        </w:rPr>
+        <w:t xml:space="preserve">D) NH</w:t>
+      </w:r>
+      <w:r>
+        <w:rPr>
+          <w:rFonts w:ascii="Times New Roman" w:hAnsi="Times New Roman" w:cs="Times New Roman"/>
+          <w:vertAlign w:val="subscript"/>
+          <w:lang w:val="tr-TR"/>
+        </w:rPr>
+        <w:t xml:space="preserve">4</w:t>
+      </w:r>
+      <w:r>
+        <w:rPr>
+          <w:rFonts w:ascii="Times New Roman" w:hAnsi="Times New Roman" w:cs="Times New Roman"/>
+          <w:vertAlign w:val="superscript"/>
+          <w:lang w:val="tr-TR"/>
+        </w:rPr>
+        <w:t xml:space="preserve">+</w:t>
+      </w:r>
+      <w:r>
+        <w:rPr>
+          <w:rFonts w:ascii="Times New Roman" w:hAnsi="Times New Roman" w:cs="Times New Roman"/>
+          <w:lang w:val="tr-TR"/>
+        </w:rPr>
+        <w:tab/>
+      </w:r>
+      <w:r>
+        <w:rPr>
+          <w:rFonts w:ascii="Times New Roman" w:hAnsi="Times New Roman" w:cs="Times New Roman"/>
+          <w:lang w:val="tr-TR"/>
+        </w:rPr>
+        <w:t xml:space="preserve">E) CO</w:t>
+      </w:r>
+      <w:r>
+        <w:rPr>
+          <w:rFonts w:ascii="Times New Roman" w:hAnsi="Times New Roman" w:cs="Times New Roman"/>
+          <w:vertAlign w:val="subscript"/>
+          <w:lang w:val="tr-TR"/>
+        </w:rPr>
+        <w:t xml:space="preserve">3</w:t>
+      </w:r>
+      <w:r>
+        <w:rPr>
+          <w:rFonts w:ascii="Times New Roman" w:hAnsi="Times New Roman" w:cs="Times New Roman"/>
+          <w:vertAlign w:val="superscript"/>
+          <w:lang w:val="tr-TR"/>
+        </w:rPr>
+        <w:t xml:space="preserve">2−</w:t>
+      </w:r>
+    </w:p>
+    <w:p>
+      <w:pPr>
+        <w:ind w:left="720"/>
+        <w:jc w:val="both"/>
+        <w:rPr>
+          <w:rFonts w:ascii="Times New Roman" w:hAnsi="Times New Roman" w:cs="Times New Roman"/>
+          <w:lang w:val="tr-TR"/>
+        </w:rPr>
+      </w:pPr>
+      <w:r>
+        <w:rPr>
+          <w:rFonts w:ascii="Times New Roman" w:hAnsi="Times New Roman" w:cs="Times New Roman"/>
+          <w:color w:val="FF0000"/>
+          <w:lang w:val="tr-TR"/>
+        </w:rPr>
+        <w:t xml:space="preserve">Cevap: B (H</w:t>
+      </w:r>
+      <w:r>
+        <w:rPr>
+          <w:rFonts w:ascii="Times New Roman" w:hAnsi="Times New Roman" w:cs="Times New Roman"/>
+          <w:color w:val="FF0000"/>
+          <w:vertAlign w:val="subscript"/>
+          <w:lang w:val="tr-TR"/>
+        </w:rPr>
+        <w:t xml:space="preserve">2</w:t>
+      </w:r>
+      <w:r>
+        <w:rPr>
+          <w:rFonts w:ascii="Times New Roman" w:hAnsi="Times New Roman" w:cs="Times New Roman"/>
+          <w:color w:val="FF0000"/>
+          <w:lang w:val="tr-TR"/>
+        </w:rPr>
+        <w:t xml:space="preserve">PO</w:t>
+      </w:r>
+      <w:r>
+        <w:rPr>
+          <w:rFonts w:ascii="Times New Roman" w:hAnsi="Times New Roman" w:cs="Times New Roman"/>
+          <w:color w:val="FF0000"/>
+          <w:vertAlign w:val="subscript"/>
+          <w:lang w:val="tr-TR"/>
+        </w:rPr>
+        <w:t xml:space="preserve">4</w:t>
+      </w:r>
+      <w:r>
+        <w:rPr>
+          <w:rFonts w:ascii="Times New Roman" w:hAnsi="Times New Roman" w:cs="Times New Roman"/>
+          <w:color w:val="FF0000"/>
+          <w:vertAlign w:val="superscript"/>
+          <w:lang w:val="tr-TR"/>
+        </w:rPr>
+        <w:t xml:space="preserve">−</w:t>
+      </w:r>
+      <w:r>
+        <w:rPr>
+          <w:rFonts w:ascii="Times New Roman" w:hAnsi="Times New Roman" w:cs="Times New Roman"/>
+          <w:color w:val="FF0000"/>
+          <w:lang w:val="tr-TR"/>
+        </w:rPr>
+        <w:t xml:space="preserve"> proton vererek HPO</w:t>
+      </w:r>
+      <w:r>
+        <w:rPr>
+          <w:rFonts w:ascii="Times New Roman" w:hAnsi="Times New Roman" w:cs="Times New Roman"/>
+          <w:color w:val="FF0000"/>
+          <w:vertAlign w:val="subscript"/>
+          <w:lang w:val="tr-TR"/>
+        </w:rPr>
+        <w:t xml:space="preserve">4</w:t>
+      </w:r>
+      <w:r>
+        <w:rPr>
+          <w:rFonts w:ascii="Times New Roman" w:hAnsi="Times New Roman" w:cs="Times New Roman"/>
+          <w:color w:val="FF0000"/>
+          <w:vertAlign w:val="superscript"/>
+          <w:lang w:val="tr-TR"/>
+        </w:rPr>
+        <w:t xml:space="preserve">2−</w:t>
+      </w:r>
+      <w:r>
+        <w:rPr>
+          <w:rFonts w:ascii="Times New Roman" w:hAnsi="Times New Roman" w:cs="Times New Roman"/>
+          <w:color w:val="FF0000"/>
+          <w:lang w:val="tr-TR"/>
+        </w:rPr>
+        <w:t xml:space="preserve">, proton alarak H</w:t>
+      </w:r>
+      <w:r>
+        <w:rPr>
+          <w:rFonts w:ascii="Times New Roman" w:hAnsi="Times New Roman" w:cs="Times New Roman"/>
+          <w:color w:val="FF0000"/>
+          <w:vertAlign w:val="subscript"/>
+          <w:lang w:val="tr-TR"/>
+        </w:rPr>
+        <w:t xml:space="preserve">3</w:t>
+      </w:r>
+      <w:r>
+        <w:rPr>
+          <w:rFonts w:ascii="Times New Roman" w:hAnsi="Times New Roman" w:cs="Times New Roman"/>
+          <w:color w:val="FF0000"/>
+          <w:lang w:val="tr-TR"/>
+        </w:rPr>
+        <w:t xml:space="preserve">PO</w:t>
+      </w:r>
+      <w:r>
+        <w:rPr>
+          <w:rFonts w:ascii="Times New Roman" w:hAnsi="Times New Roman" w:cs="Times New Roman"/>
+          <w:color w:val="FF0000"/>
+          <w:vertAlign w:val="subscript"/>
+          <w:lang w:val="tr-TR"/>
+        </w:rPr>
+        <w:t xml:space="preserve">4</w:t>
+      </w:r>
+      <w:r>
+        <w:rPr>
+          <w:rFonts w:ascii="Times New Roman" w:hAnsi="Times New Roman" w:cs="Times New Roman"/>
+          <w:color w:val="FF0000"/>
+          <w:lang w:val="tr-TR"/>
+        </w:rPr>
+        <w:t xml:space="preserve"> oluşturabilir.)</w:t>
+      </w:r>
+    </w:p>
+    <w:p>
+      <w:pPr>
+        <w:jc w:val="both"/>
+        <w:rPr>
+          <w:rFonts w:ascii="Times New Roman" w:hAnsi="Times New Roman" w:cs="Times New Roman"/>
+          <w:lang w:val="tr-TR"/>
+        </w:rPr>
+      </w:pPr>
+      <w:r>
+        <w:rPr>
+          <w:rFonts w:ascii="Times New Roman" w:hAnsi="Times New Roman" w:cs="Times New Roman"/>
+          <w:lang w:val="tr-TR"/>
+        </w:rPr>
+        <w:t xml:space="preserve">41. 25 °C’de derişimleri 0,10 M olan HCl, CH</w:t>
+      </w:r>
+      <w:r>
+        <w:rPr>
+          <w:rFonts w:ascii="Times New Roman" w:hAnsi="Times New Roman" w:cs="Times New Roman"/>
+          <w:vertAlign w:val="subscript"/>
+          <w:lang w:val="tr-TR"/>
+        </w:rPr>
+        <w:t xml:space="preserve">3</w:t>
+      </w:r>
+      <w:r>
+        <w:rPr>
+          <w:rFonts w:ascii="Times New Roman" w:hAnsi="Times New Roman" w:cs="Times New Roman"/>
+          <w:lang w:val="tr-TR"/>
+        </w:rPr>
+        <w:t xml:space="preserve">COOH ve NaOH çözeltileri saf suyla ayrı ayrı 10 kat seyreltiliyor. Buna göre</w:t>
+      </w:r>
+    </w:p>
+    <w:p>
+      <w:pPr>
+        <w:ind w:left="720"/>
+        <w:jc w:val="both"/>
+        <w:rPr>
+          <w:rFonts w:ascii="Times New Roman" w:hAnsi="Times New Roman" w:cs="Times New Roman"/>
+          <w:lang w:val="tr-TR"/>
+        </w:rPr>
+      </w:pPr>
+      <w:r>
+        <w:rPr>
+          <w:rFonts w:ascii="Times New Roman" w:hAnsi="Times New Roman" w:cs="Times New Roman"/>
+          <w:lang w:val="tr-TR"/>
+        </w:rPr>
+        <w:t xml:space="preserve">I. HCl çözeltisinin pH değeri 1 birim artar.</w:t>
+      </w:r>
+    </w:p>
+    <w:p>
+      <w:pPr>
+        <w:ind w:left="720"/>
+        <w:jc w:val="both"/>
+        <w:rPr>
+          <w:rFonts w:ascii="Times New Roman" w:hAnsi="Times New Roman" w:cs="Times New Roman"/>
+          <w:lang w:val="tr-TR"/>
+        </w:rPr>
+      </w:pPr>
+      <w:r>
+        <w:rPr>
+          <w:rFonts w:ascii="Times New Roman" w:hAnsi="Times New Roman" w:cs="Times New Roman"/>
+          <w:lang w:val="tr-TR"/>
+        </w:rPr>
+        <w:t xml:space="preserve">II. CH</w:t>
+      </w:r>
+      <w:r>
+        <w:rPr>
+          <w:rFonts w:ascii="Times New Roman" w:hAnsi="Times New Roman" w:cs="Times New Roman"/>
+          <w:vertAlign w:val="subscript"/>
+          <w:lang w:val="tr-TR"/>
+        </w:rPr>
+        <w:t xml:space="preserve">3</w:t>
+      </w:r>
+      <w:r>
+        <w:rPr>
+          <w:rFonts w:ascii="Times New Roman" w:hAnsi="Times New Roman" w:cs="Times New Roman"/>
+          <w:lang w:val="tr-TR"/>
+        </w:rPr>
+        <w:t xml:space="preserve">COOH’un iyonlaşma yüzdesi artar.</w:t>
+      </w:r>
+    </w:p>
+    <w:p>
+      <w:pPr>
+        <w:ind w:left="720"/>
+        <w:jc w:val="both"/>
+        <w:rPr>
+          <w:rFonts w:ascii="Times New Roman" w:hAnsi="Times New Roman" w:cs="Times New Roman"/>
+          <w:lang w:val="tr-TR"/>
+        </w:rPr>
+      </w:pPr>
+      <w:r>
+        <w:rPr>
+          <w:rFonts w:ascii="Times New Roman" w:hAnsi="Times New Roman" w:cs="Times New Roman"/>
+          <w:lang w:val="tr-TR"/>
+        </w:rPr>
+        <w:t xml:space="preserve">III. NaOH çözeltisinin pH değeri 1 birim azalır.</w:t>
+      </w:r>
+    </w:p>
+    <w:p>
+      <w:pPr>
+        <w:jc w:val="both"/>
+        <w:rPr>
+          <w:rFonts w:ascii="Times New Roman" w:hAnsi="Times New Roman" w:cs="Times New Roman"/>
+          <w:lang w:val="tr-TR"/>
+        </w:rPr>
+      </w:pPr>
+      <w:r>
+        <w:rPr>
+          <w:rFonts w:ascii="Times New Roman" w:hAnsi="Times New Roman" w:cs="Times New Roman"/>
+          <w:lang w:val="tr-TR"/>
+        </w:rPr>
+        <w:t xml:space="preserve">yargılarından hangileri doğrudur?</w:t>
+      </w:r>
+    </w:p>
+    <w:p>
+      <w:pPr>
+        <w:ind w:left="720"/>
+        <w:jc w:val="both"/>
+        <w:rPr>
+          <w:rFonts w:ascii="Times New Roman" w:hAnsi="Times New Roman" w:cs="Times New Roman"/>
+          <w:lang w:val="tr-TR"/>
+        </w:rPr>
+      </w:pPr>
+      <w:r>
+        <w:rPr>
+          <w:rFonts w:ascii="Times New Roman" w:hAnsi="Times New Roman" w:cs="Times New Roman"/>
+          <w:lang w:val="tr-TR"/>
+        </w:rPr>
+        <w:t xml:space="preserve">A) Yalnız I</w:t>
+      </w:r>
+      <w:r>
+        <w:rPr>
+          <w:rFonts w:ascii="Times New Roman" w:hAnsi="Times New Roman" w:cs="Times New Roman"/>
+          <w:lang w:val="tr-TR"/>
+        </w:rPr>
+        <w:tab/>
+      </w:r>
+      <w:r>
+        <w:rPr>
+          <w:rFonts w:ascii="Times New Roman" w:hAnsi="Times New Roman" w:cs="Times New Roman"/>
+          <w:lang w:val="tr-TR"/>
+        </w:rPr>
+        <w:t xml:space="preserve">B) Yalnız II</w:t>
+      </w:r>
+      <w:r>
+        <w:rPr>
+          <w:rFonts w:ascii="Times New Roman" w:hAnsi="Times New Roman" w:cs="Times New Roman"/>
+          <w:lang w:val="tr-TR"/>
+        </w:rPr>
+        <w:tab/>
+      </w:r>
+      <w:r>
+        <w:rPr>
+          <w:rFonts w:ascii="Times New Roman" w:hAnsi="Times New Roman" w:cs="Times New Roman"/>
+          <w:lang w:val="tr-TR"/>
+        </w:rPr>
+        <w:t xml:space="preserve">C) I ve III</w:t>
+      </w:r>
+      <w:r>
+        <w:rPr>
+          <w:rFonts w:ascii="Times New Roman" w:hAnsi="Times New Roman" w:cs="Times New Roman"/>
+          <w:lang w:val="tr-TR"/>
+        </w:rPr>
+        <w:tab/>
+      </w:r>
+      <w:r>
+        <w:rPr>
+          <w:rFonts w:ascii="Times New Roman" w:hAnsi="Times New Roman" w:cs="Times New Roman"/>
+          <w:lang w:val="tr-TR"/>
+        </w:rPr>
+        <w:t xml:space="preserve">D) II ve III</w:t>
+      </w:r>
+      <w:r>
+        <w:rPr>
+          <w:rFonts w:ascii="Times New Roman" w:hAnsi="Times New Roman" w:cs="Times New Roman"/>
+          <w:lang w:val="tr-TR"/>
+        </w:rPr>
+        <w:tab/>
+      </w:r>
+      <w:r>
+        <w:rPr>
+          <w:rFonts w:ascii="Times New Roman" w:hAnsi="Times New Roman" w:cs="Times New Roman"/>
+          <w:lang w:val="tr-TR"/>
+        </w:rPr>
+        <w:t xml:space="preserve">E) I, II ve III</w:t>
+      </w:r>
+    </w:p>
+    <w:p>
+      <w:pPr>
+        <w:ind w:left="720"/>
+        <w:jc w:val="both"/>
+        <w:rPr>
+          <w:rFonts w:ascii="Times New Roman" w:hAnsi="Times New Roman" w:cs="Times New Roman"/>
+          <w:lang w:val="tr-TR"/>
+        </w:rPr>
+      </w:pPr>
+      <w:r>
+        <w:rPr>
+          <w:rFonts w:ascii="Times New Roman" w:hAnsi="Times New Roman" w:cs="Times New Roman"/>
+          <w:color w:val="FF0000"/>
+          <w:lang w:val="tr-TR"/>
+        </w:rPr>
+        <w:t xml:space="preserve">Cevap: E</w:t>
+      </w:r>
+    </w:p>
+    <w:p>
+      <w:pPr>
+        <w:jc w:val="both"/>
+        <w:rPr>
+          <w:rFonts w:ascii="Times New Roman" w:hAnsi="Times New Roman" w:cs="Times New Roman"/>
+          <w:lang w:val="tr-TR"/>
+        </w:rPr>
+      </w:pPr>
+      <w:r>
+        <w:rPr>
+          <w:rFonts w:ascii="Times New Roman" w:hAnsi="Times New Roman" w:cs="Times New Roman"/>
+          <w:lang w:val="tr-TR"/>
+        </w:rPr>
+        <w:t xml:space="preserve">42. Karıncalar ısırdıklarında deriye formik asit (HCOOH) bırakır ve yanma hissi oluşur. Bir kişi ilk yardım olarak bölgeye suyla sulandırılmış kabartma tozu (NaHCO</w:t>
+      </w:r>
+      <w:r>
+        <w:rPr>
+          <w:rFonts w:ascii="Times New Roman" w:hAnsi="Times New Roman" w:cs="Times New Roman"/>
+          <w:vertAlign w:val="subscript"/>
+          <w:lang w:val="tr-TR"/>
+        </w:rPr>
+        <w:t xml:space="preserve">3</w:t>
+      </w:r>
+      <w:r>
+        <w:rPr>
+          <w:rFonts w:ascii="Times New Roman" w:hAnsi="Times New Roman" w:cs="Times New Roman"/>
+          <w:lang w:val="tr-TR"/>
+        </w:rPr>
+        <w:t xml:space="preserve">) sürüyor. Bir başkası ise “daha etkili olur” diyerek çamaşır suyu sürmeyi öneriyor.</w:t>
+      </w:r>
+    </w:p>
+    <w:p>
+      <w:pPr>
+        <w:pStyle w:val="ListParagraph"/>
+        <w:numPr>
+          <w:ilvl w:val="0"/>
+          <w:numId w:val="53"/>
+        </w:numPr>
+        <w:jc w:val="both"/>
+        <w:rPr>
+          <w:rFonts w:ascii="Times New Roman" w:hAnsi="Times New Roman" w:cs="Times New Roman"/>
+          <w:lang w:val="tr-TR"/>
+        </w:rPr>
+      </w:pPr>
+      <w:r>
+        <w:rPr>
+          <w:rFonts w:ascii="Times New Roman" w:hAnsi="Times New Roman" w:cs="Times New Roman"/>
+          <w:lang w:val="tr-TR"/>
+        </w:rPr>
+        <w:t xml:space="preserve">Kabartma tozunun etkisini tepkime denklemiyle açıklayınız.</w:t>
+      </w:r>
+    </w:p>
+    <w:p>
+      <w:pPr>
+        <w:ind w:left="720"/>
+        <w:jc w:val="both"/>
+        <w:rPr>
+          <w:rFonts w:ascii="Times New Roman" w:hAnsi="Times New Roman" w:cs="Times New Roman"/>
+          <w:lang w:val="tr-TR"/>
+        </w:rPr>
+      </w:pPr>
+      <w:r>
+        <w:rPr>
+          <w:rFonts w:ascii="Times New Roman" w:hAnsi="Times New Roman" w:cs="Times New Roman"/>
+          <w:lang w:val="tr-TR"/>
+        </w:rPr>
+        <w:t xml:space="preserve">……………………………………………………………………………………………</w:t>
+      </w:r>
+    </w:p>
+    <w:p>
+      <w:pPr>
+        <w:ind w:left="720"/>
+        <w:jc w:val="both"/>
+        <w:rPr>
+          <w:rFonts w:ascii="Times New Roman" w:hAnsi="Times New Roman" w:cs="Times New Roman"/>
+          <w:lang w:val="tr-TR"/>
+        </w:rPr>
+      </w:pPr>
+      <w:r>
+        <w:rPr>
+          <w:rFonts w:ascii="Times New Roman" w:hAnsi="Times New Roman" w:cs="Times New Roman"/>
+          <w:lang w:val="tr-TR"/>
+        </w:rPr>
+        <w:t xml:space="preserve">……………………………………………………………………………………………</w:t>
+      </w:r>
+    </w:p>
+    <w:p>
+      <w:pPr>
+        <w:pStyle w:val="ListParagraph"/>
+        <w:numPr>
+          <w:ilvl w:val="0"/>
+          <w:numId w:val="53"/>
+        </w:numPr>
+        <w:jc w:val="both"/>
+        <w:rPr>
+          <w:rFonts w:ascii="Times New Roman" w:hAnsi="Times New Roman" w:cs="Times New Roman"/>
+          <w:lang w:val="tr-TR"/>
+        </w:rPr>
+      </w:pPr>
+      <w:r>
+        <w:rPr>
+          <w:rFonts w:ascii="Times New Roman" w:hAnsi="Times New Roman" w:cs="Times New Roman"/>
+          <w:lang w:val="tr-TR"/>
+        </w:rPr>
+        <w:t xml:space="preserve">Çamaşır suyu önerisini sağlık açısından değerlendiriniz.</w:t>
+      </w:r>
+    </w:p>
+    <w:p>
+      <w:pPr>
+        <w:ind w:left="720"/>
+        <w:jc w:val="both"/>
+        <w:rPr>
+          <w:rFonts w:ascii="Times New Roman" w:hAnsi="Times New Roman" w:cs="Times New Roman"/>
+          <w:lang w:val="tr-TR"/>
+        </w:rPr>
+      </w:pPr>
+      <w:r>
+        <w:rPr>
+          <w:rFonts w:ascii="Times New Roman" w:hAnsi="Times New Roman" w:cs="Times New Roman"/>
+          <w:lang w:val="tr-TR"/>
+        </w:rPr>
+        <w:t xml:space="preserve">……………………………………………………………………………………………</w:t>
+      </w:r>
+    </w:p>
+    <w:p>
+      <w:pPr>
+        <w:ind w:left="720"/>
+        <w:jc w:val="both"/>
+        <w:rPr>
+          <w:rFonts w:ascii="Times New Roman" w:hAnsi="Times New Roman" w:cs="Times New Roman"/>
+          <w:lang w:val="tr-TR"/>
+        </w:rPr>
+      </w:pPr>
+      <w:r>
+        <w:rPr>
+          <w:rFonts w:ascii="Times New Roman" w:hAnsi="Times New Roman" w:cs="Times New Roman"/>
+          <w:lang w:val="tr-TR"/>
+        </w:rPr>
+        <w:t xml:space="preserve">……………………………………………………………………………………………</w:t>
+      </w:r>
+    </w:p>
+    <w:p>
+      <w:pPr>
+        <w:ind w:left="720"/>
+        <w:jc w:val="both"/>
+        <w:rPr>
+          <w:rFonts w:ascii="Times New Roman" w:hAnsi="Times New Roman" w:cs="Times New Roman"/>
+          <w:lang w:val="tr-TR"/>
+        </w:rPr>
+      </w:pPr>
+      <w:r>
+        <w:rPr>
+          <w:rFonts w:ascii="Times New Roman" w:hAnsi="Times New Roman" w:cs="Times New Roman"/>
+          <w:color w:val="FF0000"/>
+          <w:lang w:val="tr-TR"/>
+        </w:rPr>
+        <w:t xml:space="preserve">Cevap: a) HCOOH(suda) + NaHCO</w:t>
+      </w:r>
+      <w:r>
+        <w:rPr>
+          <w:rFonts w:ascii="Times New Roman" w:hAnsi="Times New Roman" w:cs="Times New Roman"/>
+          <w:color w:val="FF0000"/>
+          <w:vertAlign w:val="subscript"/>
+          <w:lang w:val="tr-TR"/>
+        </w:rPr>
+        <w:t xml:space="preserve">3</w:t>
+      </w:r>
+      <w:r>
+        <w:rPr>
+          <w:rFonts w:ascii="Times New Roman" w:hAnsi="Times New Roman" w:cs="Times New Roman"/>
+          <w:color w:val="FF0000"/>
+          <w:lang w:val="tr-TR"/>
+        </w:rPr>
+        <w:t xml:space="preserve">(suda) → HCOONa(suda) + H</w:t>
+      </w:r>
+      <w:r>
+        <w:rPr>
+          <w:rFonts w:ascii="Times New Roman" w:hAnsi="Times New Roman" w:cs="Times New Roman"/>
+          <w:color w:val="FF0000"/>
+          <w:vertAlign w:val="subscript"/>
+          <w:lang w:val="tr-TR"/>
+        </w:rPr>
+        <w:t xml:space="preserve">2</w:t>
+      </w:r>
+      <w:r>
+        <w:rPr>
+          <w:rFonts w:ascii="Times New Roman" w:hAnsi="Times New Roman" w:cs="Times New Roman"/>
+          <w:color w:val="FF0000"/>
+          <w:lang w:val="tr-TR"/>
+        </w:rPr>
+        <w:t xml:space="preserve">O(s) + CO</w:t>
+      </w:r>
+      <w:r>
+        <w:rPr>
+          <w:rFonts w:ascii="Times New Roman" w:hAnsi="Times New Roman" w:cs="Times New Roman"/>
+          <w:color w:val="FF0000"/>
+          <w:vertAlign w:val="subscript"/>
+          <w:lang w:val="tr-TR"/>
+        </w:rPr>
+        <w:t xml:space="preserve">2</w:t>
+      </w:r>
+      <w:r>
+        <w:rPr>
+          <w:rFonts w:ascii="Times New Roman" w:hAnsi="Times New Roman" w:cs="Times New Roman"/>
+          <w:color w:val="FF0000"/>
+          <w:lang w:val="tr-TR"/>
+        </w:rPr>
+        <w:t xml:space="preserve">(g); hafif bazik kabartma tozu asidi nötralleştirir ve cildi tahriş etmez.  b) Uygun değildir. Çamaşır suyu kuvvetli bazik ve yakıcıdır, cilde zarar verir. Ciddi şişme ya da alerjik tepkide sağlık kuruluşuna başvurulmalıdır.</w:t>
+      </w:r>
+    </w:p>
+    <w:tbl>
+      <w:tblPr>
+        <w:tblW w:w="9000" w:type="dxa"/>
+        <w:jc w:val="center"/>
+        <w:tblBorders>
+          <w:top w:val="single" w:sz="4" w:space="0" w:color="auto"/>
+          <w:left w:val="single" w:sz="4" w:space="0" w:color="auto"/>
+          <w:bottom w:val="single" w:sz="4" w:space="0" w:color="auto"/>
+          <w:right w:val="single" w:sz="4" w:space="0" w:color="auto"/>
+          <w:insideH w:val="single" w:sz="4" w:space="0" w:color="auto"/>
+          <w:insideV w:val="single" w:sz="4" w:space="0" w:color="auto"/>
+        </w:tblBorders>
+        <w:tblLayout w:type="fixed"/>
+        <w:tblLook w:val="04A0"/>
+      </w:tblPr>
+      <w:tblGrid>
+        <w:gridCol w:w="9000"/>
+      </w:tblGrid>
+      <w:tr>
+        <w:tc>
+          <w:tcPr>
+            <w:tcW w:w="9000" w:type="dxa"/>
+            <w:vAlign w:val="center"/>
+          </w:tcPr>
+          <w:p>
+            <w:pPr>
+              <w:jc w:val="left"/>
+              <w:rPr>
+                <w:rFonts w:ascii="Times New Roman" w:hAnsi="Times New Roman" w:cs="Times New Roman"/>
+                <w:lang w:val="tr-TR"/>
+              </w:rPr>
+            </w:pPr>
+            <w:r>
+              <w:rPr>
+                <w:rFonts w:ascii="Times New Roman" w:hAnsi="Times New Roman" w:cs="Times New Roman"/>
+                <w:lang w:val="tr-TR"/>
+              </w:rPr>
+              <w:t xml:space="preserve">43-45. soruları aşağıdaki bilgilere göre yanıtlayınız.</w:t>
+            </w:r>
+          </w:p>
+        </w:tc>
+      </w:tr>
+    </w:tbl>
+    <w:p>
+      <w:pPr>
+        <w:jc w:val="both"/>
+        <w:rPr>
+          <w:rFonts w:ascii="Times New Roman" w:hAnsi="Times New Roman" w:cs="Times New Roman"/>
+          <w:lang w:val="tr-TR"/>
+        </w:rPr>
+      </w:pPr>
+    </w:p>
+    <w:p>
+      <w:pPr>
+        <w:jc w:val="both"/>
+        <w:rPr>
+          <w:rFonts w:ascii="Times New Roman" w:hAnsi="Times New Roman" w:cs="Times New Roman"/>
+          <w:lang w:val="tr-TR"/>
+        </w:rPr>
+      </w:pPr>
+      <w:r>
+        <w:rPr>
+          <w:rFonts w:ascii="Times New Roman" w:hAnsi="Times New Roman" w:cs="Times New Roman"/>
+          <w:lang w:val="tr-TR"/>
+        </w:rPr>
+        <w:t xml:space="preserve">Mide ve bağırsakların röntgenle görüntülenmesinde hastalara baryum sülfat (BaSO</w:t>
+      </w:r>
+      <w:r>
+        <w:rPr>
+          <w:rFonts w:ascii="Times New Roman" w:hAnsi="Times New Roman" w:cs="Times New Roman"/>
+          <w:vertAlign w:val="subscript"/>
+          <w:lang w:val="tr-TR"/>
+        </w:rPr>
+        <w:t xml:space="preserve">4</w:t>
+      </w:r>
+      <w:r>
+        <w:rPr>
+          <w:rFonts w:ascii="Times New Roman" w:hAnsi="Times New Roman" w:cs="Times New Roman"/>
+          <w:lang w:val="tr-TR"/>
+        </w:rPr>
+        <w:t xml:space="preserve">) içeren sıvı bir karışım içirilir. Ba</w:t>
+      </w:r>
+      <w:r>
+        <w:rPr>
+          <w:rFonts w:ascii="Times New Roman" w:hAnsi="Times New Roman" w:cs="Times New Roman"/>
+          <w:vertAlign w:val="superscript"/>
+          <w:lang w:val="tr-TR"/>
+        </w:rPr>
+        <w:t xml:space="preserve">2+</w:t>
+      </w:r>
+      <w:r>
+        <w:rPr>
+          <w:rFonts w:ascii="Times New Roman" w:hAnsi="Times New Roman" w:cs="Times New Roman"/>
+          <w:lang w:val="tr-TR"/>
+        </w:rPr>
+        <w:t xml:space="preserve"> iyonları vücut için zehirlidir; ancak BaSO</w:t>
+      </w:r>
+      <w:r>
+        <w:rPr>
+          <w:rFonts w:ascii="Times New Roman" w:hAnsi="Times New Roman" w:cs="Times New Roman"/>
+          <w:vertAlign w:val="subscript"/>
+          <w:lang w:val="tr-TR"/>
+        </w:rPr>
+        <w:t xml:space="preserve">4</w:t>
+      </w:r>
+      <w:r>
+        <w:rPr>
+          <w:rFonts w:ascii="Times New Roman" w:hAnsi="Times New Roman" w:cs="Times New Roman"/>
+          <w:lang w:val="tr-TR"/>
+        </w:rPr>
+        <w:t xml:space="preserve"> suda çok az çözündüğü için bu karışım güvenle kullanılabilir. 25 °C’de K</w:t>
+      </w:r>
+      <w:r>
+        <w:rPr>
+          <w:rFonts w:ascii="Times New Roman" w:hAnsi="Times New Roman" w:cs="Times New Roman"/>
+          <w:vertAlign w:val="subscript"/>
+          <w:lang w:val="tr-TR"/>
+        </w:rPr>
+        <w:t xml:space="preserve">çç</w:t>
+      </w:r>
+      <w:r>
+        <w:rPr>
+          <w:rFonts w:ascii="Times New Roman" w:hAnsi="Times New Roman" w:cs="Times New Roman"/>
+          <w:lang w:val="tr-TR"/>
+        </w:rPr>
+        <w:t xml:space="preserve"> değerleri BaSO</w:t>
+      </w:r>
+      <w:r>
+        <w:rPr>
+          <w:rFonts w:ascii="Times New Roman" w:hAnsi="Times New Roman" w:cs="Times New Roman"/>
+          <w:vertAlign w:val="subscript"/>
+          <w:lang w:val="tr-TR"/>
+        </w:rPr>
+        <w:t xml:space="preserve">4</w:t>
+      </w:r>
+      <w:r>
+        <w:rPr>
+          <w:rFonts w:ascii="Times New Roman" w:hAnsi="Times New Roman" w:cs="Times New Roman"/>
+          <w:lang w:val="tr-TR"/>
+        </w:rPr>
+        <w:t xml:space="preserve"> için 1,1·10</w:t>
+      </w:r>
+      <w:r>
+        <w:rPr>
+          <w:rFonts w:ascii="Times New Roman" w:hAnsi="Times New Roman" w:cs="Times New Roman"/>
+          <w:vertAlign w:val="superscript"/>
+          <w:lang w:val="tr-TR"/>
+        </w:rPr>
+        <w:t xml:space="preserve">−10</w:t>
+      </w:r>
+      <w:r>
+        <w:rPr>
+          <w:rFonts w:ascii="Times New Roman" w:hAnsi="Times New Roman" w:cs="Times New Roman"/>
+          <w:lang w:val="tr-TR"/>
+        </w:rPr>
+        <w:t xml:space="preserve">, BaCO</w:t>
+      </w:r>
+      <w:r>
+        <w:rPr>
+          <w:rFonts w:ascii="Times New Roman" w:hAnsi="Times New Roman" w:cs="Times New Roman"/>
+          <w:vertAlign w:val="subscript"/>
+          <w:lang w:val="tr-TR"/>
+        </w:rPr>
+        <w:t xml:space="preserve">3</w:t>
+      </w:r>
+      <w:r>
+        <w:rPr>
+          <w:rFonts w:ascii="Times New Roman" w:hAnsi="Times New Roman" w:cs="Times New Roman"/>
+          <w:lang w:val="tr-TR"/>
+        </w:rPr>
+        <w:t xml:space="preserve"> için 5,1·10</w:t>
+      </w:r>
+      <w:r>
+        <w:rPr>
+          <w:rFonts w:ascii="Times New Roman" w:hAnsi="Times New Roman" w:cs="Times New Roman"/>
+          <w:vertAlign w:val="superscript"/>
+          <w:lang w:val="tr-TR"/>
+        </w:rPr>
+        <w:t xml:space="preserve">−9</w:t>
+      </w:r>
+      <w:r>
+        <w:rPr>
+          <w:rFonts w:ascii="Times New Roman" w:hAnsi="Times New Roman" w:cs="Times New Roman"/>
+          <w:lang w:val="tr-TR"/>
+        </w:rPr>
+        <w:t xml:space="preserve">’dur.</w:t>
+      </w:r>
+    </w:p>
+    <w:p>
+      <w:pPr>
+        <w:jc w:val="both"/>
+        <w:rPr>
+          <w:rFonts w:ascii="Times New Roman" w:hAnsi="Times New Roman" w:cs="Times New Roman"/>
+          <w:lang w:val="tr-TR"/>
+        </w:rPr>
+      </w:pPr>
+      <w:r>
+        <w:rPr>
+          <w:rFonts w:ascii="Times New Roman" w:hAnsi="Times New Roman" w:cs="Times New Roman"/>
+          <w:lang w:val="tr-TR"/>
+        </w:rPr>
+        <w:t xml:space="preserve">43. Görüntülemede BaSO</w:t>
+      </w:r>
+      <w:r>
+        <w:rPr>
+          <w:rFonts w:ascii="Times New Roman" w:hAnsi="Times New Roman" w:cs="Times New Roman"/>
+          <w:vertAlign w:val="subscript"/>
+          <w:lang w:val="tr-TR"/>
+        </w:rPr>
+        <w:t xml:space="preserve">4</w:t>
+      </w:r>
+      <w:r>
+        <w:rPr>
+          <w:rFonts w:ascii="Times New Roman" w:hAnsi="Times New Roman" w:cs="Times New Roman"/>
+          <w:lang w:val="tr-TR"/>
+        </w:rPr>
+        <w:t xml:space="preserve"> yerine yine suda az çözünen BaCO</w:t>
+      </w:r>
+      <w:r>
+        <w:rPr>
+          <w:rFonts w:ascii="Times New Roman" w:hAnsi="Times New Roman" w:cs="Times New Roman"/>
+          <w:vertAlign w:val="subscript"/>
+          <w:lang w:val="tr-TR"/>
+        </w:rPr>
+        <w:t xml:space="preserve">3</w:t>
+      </w:r>
+      <w:r>
+        <w:rPr>
+          <w:rFonts w:ascii="Times New Roman" w:hAnsi="Times New Roman" w:cs="Times New Roman"/>
+          <w:lang w:val="tr-TR"/>
+        </w:rPr>
+        <w:t xml:space="preserve"> kullanılması uygun olur mu? Midedeki HCl’yi dikkate alarak tepkime denklemiyle açıklayınız.</w:t>
+      </w:r>
+    </w:p>
+    <w:p>
+      <w:pPr>
+        <w:ind w:left="720"/>
+        <w:jc w:val="both"/>
+        <w:rPr>
+          <w:rFonts w:ascii="Times New Roman" w:hAnsi="Times New Roman" w:cs="Times New Roman"/>
+          <w:lang w:val="tr-TR"/>
+        </w:rPr>
+      </w:pPr>
+      <w:r>
+        <w:rPr>
+          <w:rFonts w:ascii="Times New Roman" w:hAnsi="Times New Roman" w:cs="Times New Roman"/>
+          <w:lang w:val="tr-TR"/>
+        </w:rPr>
+        <w:t xml:space="preserve">……………………………………………………………………………………………</w:t>
+      </w:r>
+    </w:p>
+    <w:p>
+      <w:pPr>
+        <w:ind w:left="720"/>
+        <w:jc w:val="both"/>
+        <w:rPr>
+          <w:rFonts w:ascii="Times New Roman" w:hAnsi="Times New Roman" w:cs="Times New Roman"/>
+          <w:lang w:val="tr-TR"/>
+        </w:rPr>
+      </w:pPr>
+      <w:r>
+        <w:rPr>
+          <w:rFonts w:ascii="Times New Roman" w:hAnsi="Times New Roman" w:cs="Times New Roman"/>
+          <w:lang w:val="tr-TR"/>
+        </w:rPr>
+        <w:t xml:space="preserve">……………………………………………………………………………………………</w:t>
+      </w:r>
+    </w:p>
+    <w:p>
+      <w:pPr>
+        <w:ind w:left="720"/>
+        <w:jc w:val="both"/>
+        <w:rPr>
+          <w:rFonts w:ascii="Times New Roman" w:hAnsi="Times New Roman" w:cs="Times New Roman"/>
+          <w:lang w:val="tr-TR"/>
+        </w:rPr>
+      </w:pPr>
+      <w:r>
+        <w:rPr>
+          <w:rFonts w:ascii="Times New Roman" w:hAnsi="Times New Roman" w:cs="Times New Roman"/>
+          <w:lang w:val="tr-TR"/>
+        </w:rPr>
+        <w:t xml:space="preserve">……………………………………………………………………………………………</w:t>
+      </w:r>
+    </w:p>
+    <w:p>
+      <w:pPr>
+        <w:ind w:left="720"/>
+        <w:jc w:val="both"/>
+        <w:rPr>
+          <w:rFonts w:ascii="Times New Roman" w:hAnsi="Times New Roman" w:cs="Times New Roman"/>
+          <w:lang w:val="tr-TR"/>
+        </w:rPr>
+      </w:pPr>
+      <w:r>
+        <w:rPr>
+          <w:rFonts w:ascii="Times New Roman" w:hAnsi="Times New Roman" w:cs="Times New Roman"/>
+          <w:color w:val="FF0000"/>
+          <w:lang w:val="tr-TR"/>
+        </w:rPr>
+        <w:t xml:space="preserve">Cevap: Uygun olmaz. BaCO</w:t>
+      </w:r>
+      <w:r>
+        <w:rPr>
+          <w:rFonts w:ascii="Times New Roman" w:hAnsi="Times New Roman" w:cs="Times New Roman"/>
+          <w:color w:val="FF0000"/>
+          <w:vertAlign w:val="subscript"/>
+          <w:lang w:val="tr-TR"/>
+        </w:rPr>
+        <w:t xml:space="preserve">3</w:t>
+      </w:r>
+      <w:r>
+        <w:rPr>
+          <w:rFonts w:ascii="Times New Roman" w:hAnsi="Times New Roman" w:cs="Times New Roman"/>
+          <w:color w:val="FF0000"/>
+          <w:lang w:val="tr-TR"/>
+        </w:rPr>
+        <w:t xml:space="preserve">(k) + 2HCl(suda) → BaCl</w:t>
+      </w:r>
+      <w:r>
+        <w:rPr>
+          <w:rFonts w:ascii="Times New Roman" w:hAnsi="Times New Roman" w:cs="Times New Roman"/>
+          <w:color w:val="FF0000"/>
+          <w:vertAlign w:val="subscript"/>
+          <w:lang w:val="tr-TR"/>
+        </w:rPr>
+        <w:t xml:space="preserve">2</w:t>
+      </w:r>
+      <w:r>
+        <w:rPr>
+          <w:rFonts w:ascii="Times New Roman" w:hAnsi="Times New Roman" w:cs="Times New Roman"/>
+          <w:color w:val="FF0000"/>
+          <w:lang w:val="tr-TR"/>
+        </w:rPr>
+        <w:t xml:space="preserve">(suda) + H</w:t>
+      </w:r>
+      <w:r>
+        <w:rPr>
+          <w:rFonts w:ascii="Times New Roman" w:hAnsi="Times New Roman" w:cs="Times New Roman"/>
+          <w:color w:val="FF0000"/>
+          <w:vertAlign w:val="subscript"/>
+          <w:lang w:val="tr-TR"/>
+        </w:rPr>
+        <w:t xml:space="preserve">2</w:t>
+      </w:r>
+      <w:r>
+        <w:rPr>
+          <w:rFonts w:ascii="Times New Roman" w:hAnsi="Times New Roman" w:cs="Times New Roman"/>
+          <w:color w:val="FF0000"/>
+          <w:lang w:val="tr-TR"/>
+        </w:rPr>
+        <w:t xml:space="preserve">O(s) + CO</w:t>
+      </w:r>
+      <w:r>
+        <w:rPr>
+          <w:rFonts w:ascii="Times New Roman" w:hAnsi="Times New Roman" w:cs="Times New Roman"/>
+          <w:color w:val="FF0000"/>
+          <w:vertAlign w:val="subscript"/>
+          <w:lang w:val="tr-TR"/>
+        </w:rPr>
+        <w:t xml:space="preserve">2</w:t>
+      </w:r>
+      <w:r>
+        <w:rPr>
+          <w:rFonts w:ascii="Times New Roman" w:hAnsi="Times New Roman" w:cs="Times New Roman"/>
+          <w:color w:val="FF0000"/>
+          <w:lang w:val="tr-TR"/>
+        </w:rPr>
+        <w:t xml:space="preserve">(g). Mide asidi CO</w:t>
+      </w:r>
+      <w:r>
+        <w:rPr>
+          <w:rFonts w:ascii="Times New Roman" w:hAnsi="Times New Roman" w:cs="Times New Roman"/>
+          <w:color w:val="FF0000"/>
+          <w:vertAlign w:val="subscript"/>
+          <w:lang w:val="tr-TR"/>
+        </w:rPr>
+        <w:t xml:space="preserve">3</w:t>
+      </w:r>
+      <w:r>
+        <w:rPr>
+          <w:rFonts w:ascii="Times New Roman" w:hAnsi="Times New Roman" w:cs="Times New Roman"/>
+          <w:color w:val="FF0000"/>
+          <w:vertAlign w:val="superscript"/>
+          <w:lang w:val="tr-TR"/>
+        </w:rPr>
+        <w:t xml:space="preserve">2−</w:t>
+      </w:r>
+      <w:r>
+        <w:rPr>
+          <w:rFonts w:ascii="Times New Roman" w:hAnsi="Times New Roman" w:cs="Times New Roman"/>
+          <w:color w:val="FF0000"/>
+          <w:lang w:val="tr-TR"/>
+        </w:rPr>
+        <w:t xml:space="preserve"> iyonlarını tüketir, çözünürlük dengesi çözünme yönüne kayar ve çok miktarda zehirli Ba</w:t>
+      </w:r>
+      <w:r>
+        <w:rPr>
+          <w:rFonts w:ascii="Times New Roman" w:hAnsi="Times New Roman" w:cs="Times New Roman"/>
+          <w:color w:val="FF0000"/>
+          <w:vertAlign w:val="superscript"/>
+          <w:lang w:val="tr-TR"/>
+        </w:rPr>
+        <w:t xml:space="preserve">2+</w:t>
+      </w:r>
+      <w:r>
+        <w:rPr>
+          <w:rFonts w:ascii="Times New Roman" w:hAnsi="Times New Roman" w:cs="Times New Roman"/>
+          <w:color w:val="FF0000"/>
+          <w:lang w:val="tr-TR"/>
+        </w:rPr>
+        <w:t xml:space="preserve"> iyonu çözeltiye geçer. SO</w:t>
+      </w:r>
+      <w:r>
+        <w:rPr>
+          <w:rFonts w:ascii="Times New Roman" w:hAnsi="Times New Roman" w:cs="Times New Roman"/>
+          <w:color w:val="FF0000"/>
+          <w:vertAlign w:val="subscript"/>
+          <w:lang w:val="tr-TR"/>
+        </w:rPr>
+        <w:t xml:space="preserve">4</w:t>
+      </w:r>
+      <w:r>
+        <w:rPr>
+          <w:rFonts w:ascii="Times New Roman" w:hAnsi="Times New Roman" w:cs="Times New Roman"/>
+          <w:color w:val="FF0000"/>
+          <w:vertAlign w:val="superscript"/>
+          <w:lang w:val="tr-TR"/>
+        </w:rPr>
+        <w:t xml:space="preserve">2−</w:t>
+      </w:r>
+      <w:r>
+        <w:rPr>
+          <w:rFonts w:ascii="Times New Roman" w:hAnsi="Times New Roman" w:cs="Times New Roman"/>
+          <w:color w:val="FF0000"/>
+          <w:lang w:val="tr-TR"/>
+        </w:rPr>
+        <w:t xml:space="preserve"> iyonu asitle bu şekilde tükenmediği için BaSO</w:t>
+      </w:r>
+      <w:r>
+        <w:rPr>
+          <w:rFonts w:ascii="Times New Roman" w:hAnsi="Times New Roman" w:cs="Times New Roman"/>
+          <w:color w:val="FF0000"/>
+          <w:vertAlign w:val="subscript"/>
+          <w:lang w:val="tr-TR"/>
+        </w:rPr>
+        <w:t xml:space="preserve">4</w:t>
+      </w:r>
+      <w:r>
+        <w:rPr>
+          <w:rFonts w:ascii="Times New Roman" w:hAnsi="Times New Roman" w:cs="Times New Roman"/>
+          <w:color w:val="FF0000"/>
+          <w:lang w:val="tr-TR"/>
+        </w:rPr>
+        <w:t xml:space="preserve">’ın çözünürlüğü midede belirgin şekilde artmaz.</w:t>
+      </w:r>
+    </w:p>
+    <w:p>
+      <w:pPr>
+        <w:jc w:val="both"/>
+        <w:rPr>
+          <w:rFonts w:ascii="Times New Roman" w:hAnsi="Times New Roman" w:cs="Times New Roman"/>
+          <w:lang w:val="tr-TR"/>
+        </w:rPr>
+      </w:pPr>
+      <w:r>
+        <w:rPr>
+          <w:rFonts w:ascii="Times New Roman" w:hAnsi="Times New Roman" w:cs="Times New Roman"/>
+          <w:lang w:val="tr-TR"/>
+        </w:rPr>
+        <w:t xml:space="preserve">44. Bir öğrenci, karışıma bir miktar sodyum sülfat (Na</w:t>
+      </w:r>
+      <w:r>
+        <w:rPr>
+          <w:rFonts w:ascii="Times New Roman" w:hAnsi="Times New Roman" w:cs="Times New Roman"/>
+          <w:vertAlign w:val="subscript"/>
+          <w:lang w:val="tr-TR"/>
+        </w:rPr>
+        <w:t xml:space="preserve">2</w:t>
+      </w:r>
+      <w:r>
+        <w:rPr>
+          <w:rFonts w:ascii="Times New Roman" w:hAnsi="Times New Roman" w:cs="Times New Roman"/>
+          <w:lang w:val="tr-TR"/>
+        </w:rPr>
+        <w:t xml:space="preserve">SO</w:t>
+      </w:r>
+      <w:r>
+        <w:rPr>
+          <w:rFonts w:ascii="Times New Roman" w:hAnsi="Times New Roman" w:cs="Times New Roman"/>
+          <w:vertAlign w:val="subscript"/>
+          <w:lang w:val="tr-TR"/>
+        </w:rPr>
+        <w:t xml:space="preserve">4</w:t>
+      </w:r>
+      <w:r>
+        <w:rPr>
+          <w:rFonts w:ascii="Times New Roman" w:hAnsi="Times New Roman" w:cs="Times New Roman"/>
+          <w:lang w:val="tr-TR"/>
+        </w:rPr>
+        <w:t xml:space="preserve">) eklenmesinin hasta açısından daha güvenli olacağını öne sürüyor. BaSO</w:t>
+      </w:r>
+      <w:r>
+        <w:rPr>
+          <w:rFonts w:ascii="Times New Roman" w:hAnsi="Times New Roman" w:cs="Times New Roman"/>
+          <w:vertAlign w:val="subscript"/>
+          <w:lang w:val="tr-TR"/>
+        </w:rPr>
+        <w:t xml:space="preserve">4</w:t>
+      </w:r>
+      <w:r>
+        <w:rPr>
+          <w:rFonts w:ascii="Times New Roman" w:hAnsi="Times New Roman" w:cs="Times New Roman"/>
+          <w:lang w:val="tr-TR"/>
+        </w:rPr>
+        <w:t xml:space="preserve">’ın 0,10 M Na</w:t>
+      </w:r>
+      <w:r>
+        <w:rPr>
+          <w:rFonts w:ascii="Times New Roman" w:hAnsi="Times New Roman" w:cs="Times New Roman"/>
+          <w:vertAlign w:val="subscript"/>
+          <w:lang w:val="tr-TR"/>
+        </w:rPr>
+        <w:t xml:space="preserve">2</w:t>
+      </w:r>
+      <w:r>
+        <w:rPr>
+          <w:rFonts w:ascii="Times New Roman" w:hAnsi="Times New Roman" w:cs="Times New Roman"/>
+          <w:lang w:val="tr-TR"/>
+        </w:rPr>
+        <w:t xml:space="preserve">SO</w:t>
+      </w:r>
+      <w:r>
+        <w:rPr>
+          <w:rFonts w:ascii="Times New Roman" w:hAnsi="Times New Roman" w:cs="Times New Roman"/>
+          <w:vertAlign w:val="subscript"/>
+          <w:lang w:val="tr-TR"/>
+        </w:rPr>
+        <w:t xml:space="preserve">4</w:t>
+      </w:r>
+      <w:r>
+        <w:rPr>
+          <w:rFonts w:ascii="Times New Roman" w:hAnsi="Times New Roman" w:cs="Times New Roman"/>
+          <w:lang w:val="tr-TR"/>
+        </w:rPr>
+        <w:t xml:space="preserve"> çözeltisindeki molar çözünürlüğünü hesaplayarak bu önermeyi değerlendiriniz.</w:t>
+      </w:r>
+    </w:p>
+    <w:tbl>
+      <w:tblPr>
+        <w:tblW w:w="9000" w:type="dxa"/>
+        <w:jc w:val="center"/>
+        <w:tblBorders>
+          <w:top w:val="single" w:sz="8" w:space="0" w:color="7F7F7F"/>
+          <w:left w:val="single" w:sz="8" w:space="0" w:color="7F7F7F"/>
+          <w:bottom w:val="single" w:sz="8" w:space="0" w:color="7F7F7F"/>
+          <w:right w:val="single" w:sz="8" w:space="0" w:color="7F7F7F"/>
+        </w:tblBorders>
+      </w:tblPr>
+      <w:tblGrid>
+        <w:gridCol w:w="9000"/>
+      </w:tblGrid>
+      <w:tr>
+        <w:trPr>
+          <w:trHeight w:val="1200"/>
+        </w:trPr>
+        <w:tc>
+          <w:tcPr>
+            <w:tcW w:w="9000" w:type="dxa"/>
+          </w:tcPr>
+          <w:p/>
+        </w:tc>
+      </w:tr>
+    </w:tbl>
+    <w:p>
+      <w:pPr>
+        <w:jc w:val="both"/>
+        <w:rPr>
+          <w:rFonts w:ascii="Times New Roman" w:hAnsi="Times New Roman" w:cs="Times New Roman"/>
+          <w:lang w:val="tr-TR"/>
+        </w:rPr>
+      </w:pPr>
+    </w:p>
+    <w:p>
+      <w:pPr>
+        <w:ind w:left="720"/>
+        <w:jc w:val="both"/>
+        <w:rPr>
+          <w:rFonts w:ascii="Times New Roman" w:hAnsi="Times New Roman" w:cs="Times New Roman"/>
+          <w:lang w:val="tr-TR"/>
+        </w:rPr>
+      </w:pPr>
+      <w:r>
+        <w:rPr>
+          <w:rFonts w:ascii="Times New Roman" w:hAnsi="Times New Roman" w:cs="Times New Roman"/>
+          <w:color w:val="FF0000"/>
+          <w:lang w:val="tr-TR"/>
+        </w:rPr>
+        <w:t xml:space="preserve">Cevap: s = K</w:t>
+      </w:r>
+      <w:r>
+        <w:rPr>
+          <w:rFonts w:ascii="Times New Roman" w:hAnsi="Times New Roman" w:cs="Times New Roman"/>
+          <w:color w:val="FF0000"/>
+          <w:vertAlign w:val="subscript"/>
+          <w:lang w:val="tr-TR"/>
+        </w:rPr>
+        <w:t xml:space="preserve">çç</w:t>
+      </w:r>
+      <w:r>
+        <w:rPr>
+          <w:rFonts w:ascii="Times New Roman" w:hAnsi="Times New Roman" w:cs="Times New Roman"/>
+          <w:color w:val="FF0000"/>
+          <w:lang w:val="tr-TR"/>
+        </w:rPr>
+        <w:t xml:space="preserve">/[SO</w:t>
+      </w:r>
+      <w:r>
+        <w:rPr>
+          <w:rFonts w:ascii="Times New Roman" w:hAnsi="Times New Roman" w:cs="Times New Roman"/>
+          <w:color w:val="FF0000"/>
+          <w:vertAlign w:val="subscript"/>
+          <w:lang w:val="tr-TR"/>
+        </w:rPr>
+        <w:t xml:space="preserve">4</w:t>
+      </w:r>
+      <w:r>
+        <w:rPr>
+          <w:rFonts w:ascii="Times New Roman" w:hAnsi="Times New Roman" w:cs="Times New Roman"/>
+          <w:color w:val="FF0000"/>
+          <w:vertAlign w:val="superscript"/>
+          <w:lang w:val="tr-TR"/>
+        </w:rPr>
+        <w:t xml:space="preserve">2−</w:t>
+      </w:r>
+      <w:r>
+        <w:rPr>
+          <w:rFonts w:ascii="Times New Roman" w:hAnsi="Times New Roman" w:cs="Times New Roman"/>
+          <w:color w:val="FF0000"/>
+          <w:lang w:val="tr-TR"/>
+        </w:rPr>
+        <w:t xml:space="preserve">] = 1,1·10</w:t>
+      </w:r>
+      <w:r>
+        <w:rPr>
+          <w:rFonts w:ascii="Times New Roman" w:hAnsi="Times New Roman" w:cs="Times New Roman"/>
+          <w:color w:val="FF0000"/>
+          <w:vertAlign w:val="superscript"/>
+          <w:lang w:val="tr-TR"/>
+        </w:rPr>
+        <w:t xml:space="preserve">−10</w:t>
+      </w:r>
+      <w:r>
+        <w:rPr>
+          <w:rFonts w:ascii="Times New Roman" w:hAnsi="Times New Roman" w:cs="Times New Roman"/>
+          <w:color w:val="FF0000"/>
+          <w:lang w:val="tr-TR"/>
+        </w:rPr>
+        <w:t xml:space="preserve">/0,10 = 1,1·10</w:t>
+      </w:r>
+      <w:r>
+        <w:rPr>
+          <w:rFonts w:ascii="Times New Roman" w:hAnsi="Times New Roman" w:cs="Times New Roman"/>
+          <w:color w:val="FF0000"/>
+          <w:vertAlign w:val="superscript"/>
+          <w:lang w:val="tr-TR"/>
+        </w:rPr>
+        <w:t xml:space="preserve">−9</w:t>
+      </w:r>
+      <w:r>
+        <w:rPr>
+          <w:rFonts w:ascii="Times New Roman" w:hAnsi="Times New Roman" w:cs="Times New Roman"/>
+          <w:color w:val="FF0000"/>
+          <w:lang w:val="tr-TR"/>
+        </w:rPr>
+        <w:t xml:space="preserve"> M. Saf sudaki çözünürlük (yaklaşık 1,0·10</w:t>
+      </w:r>
+      <w:r>
+        <w:rPr>
+          <w:rFonts w:ascii="Times New Roman" w:hAnsi="Times New Roman" w:cs="Times New Roman"/>
+          <w:color w:val="FF0000"/>
+          <w:vertAlign w:val="superscript"/>
+          <w:lang w:val="tr-TR"/>
+        </w:rPr>
+        <w:t xml:space="preserve">−5</w:t>
+      </w:r>
+      <w:r>
+        <w:rPr>
+          <w:rFonts w:ascii="Times New Roman" w:hAnsi="Times New Roman" w:cs="Times New Roman"/>
+          <w:color w:val="FF0000"/>
+          <w:lang w:val="tr-TR"/>
+        </w:rPr>
+        <w:t xml:space="preserve"> M) yaklaşık 10 000 kat azalır. Ortak iyon etkisiyle çözeltideki Ba</w:t>
+      </w:r>
+      <w:r>
+        <w:rPr>
+          <w:rFonts w:ascii="Times New Roman" w:hAnsi="Times New Roman" w:cs="Times New Roman"/>
+          <w:color w:val="FF0000"/>
+          <w:vertAlign w:val="superscript"/>
+          <w:lang w:val="tr-TR"/>
+        </w:rPr>
+        <w:t xml:space="preserve">2+</w:t>
+      </w:r>
+      <w:r>
+        <w:rPr>
+          <w:rFonts w:ascii="Times New Roman" w:hAnsi="Times New Roman" w:cs="Times New Roman"/>
+          <w:color w:val="FF0000"/>
+          <w:lang w:val="tr-TR"/>
+        </w:rPr>
+        <w:t xml:space="preserve"> derişimi azaldığı için önerme kimyasal açıdan doğrudur.</w:t>
+      </w:r>
+    </w:p>
+    <w:p>
+      <w:pPr>
+        <w:jc w:val="both"/>
+        <w:rPr>
+          <w:rFonts w:ascii="Times New Roman" w:hAnsi="Times New Roman" w:cs="Times New Roman"/>
+          <w:lang w:val="tr-TR"/>
+        </w:rPr>
+      </w:pPr>
+      <w:r>
+        <w:rPr>
+          <w:rFonts w:ascii="Times New Roman" w:hAnsi="Times New Roman" w:cs="Times New Roman"/>
+          <w:lang w:val="tr-TR"/>
+        </w:rPr>
+        <w:t xml:space="preserve">45. 25 °C’deki doymuş BaSO</w:t>
+      </w:r>
+      <w:r>
+        <w:rPr>
+          <w:rFonts w:ascii="Times New Roman" w:hAnsi="Times New Roman" w:cs="Times New Roman"/>
+          <w:vertAlign w:val="subscript"/>
+          <w:lang w:val="tr-TR"/>
+        </w:rPr>
+        <w:t xml:space="preserve">4</w:t>
+      </w:r>
+      <w:r>
+        <w:rPr>
+          <w:rFonts w:ascii="Times New Roman" w:hAnsi="Times New Roman" w:cs="Times New Roman"/>
+          <w:lang w:val="tr-TR"/>
+        </w:rPr>
+        <w:t xml:space="preserve"> ve doymuş BaCO</w:t>
+      </w:r>
+      <w:r>
+        <w:rPr>
+          <w:rFonts w:ascii="Times New Roman" w:hAnsi="Times New Roman" w:cs="Times New Roman"/>
+          <w:vertAlign w:val="subscript"/>
+          <w:lang w:val="tr-TR"/>
+        </w:rPr>
+        <w:t xml:space="preserve">3</w:t>
+      </w:r>
+      <w:r>
+        <w:rPr>
+          <w:rFonts w:ascii="Times New Roman" w:hAnsi="Times New Roman" w:cs="Times New Roman"/>
+          <w:lang w:val="tr-TR"/>
+        </w:rPr>
+        <w:t xml:space="preserve"> çözeltileriyle ilgili aşağıdaki ifadelerden hangisi doğrudur?</w:t>
+      </w:r>
+    </w:p>
+    <w:p>
+      <w:pPr>
+        <w:ind w:left="720"/>
+        <w:jc w:val="both"/>
+        <w:rPr>
+          <w:rFonts w:ascii="Times New Roman" w:hAnsi="Times New Roman" w:cs="Times New Roman"/>
+          <w:lang w:val="tr-TR"/>
+        </w:rPr>
+      </w:pPr>
+      <w:r>
+        <w:rPr>
+          <w:rFonts w:ascii="Times New Roman" w:hAnsi="Times New Roman" w:cs="Times New Roman"/>
+          <w:lang w:val="tr-TR"/>
+        </w:rPr>
+        <w:t xml:space="preserve">A) Doymuş BaSO</w:t>
+      </w:r>
+      <w:r>
+        <w:rPr>
+          <w:rFonts w:ascii="Times New Roman" w:hAnsi="Times New Roman" w:cs="Times New Roman"/>
+          <w:vertAlign w:val="subscript"/>
+          <w:lang w:val="tr-TR"/>
+        </w:rPr>
+        <w:t xml:space="preserve">4</w:t>
+      </w:r>
+      <w:r>
+        <w:rPr>
+          <w:rFonts w:ascii="Times New Roman" w:hAnsi="Times New Roman" w:cs="Times New Roman"/>
+          <w:lang w:val="tr-TR"/>
+        </w:rPr>
+        <w:t xml:space="preserve"> çözeltisindeki [Ba</w:t>
+      </w:r>
+      <w:r>
+        <w:rPr>
+          <w:rFonts w:ascii="Times New Roman" w:hAnsi="Times New Roman" w:cs="Times New Roman"/>
+          <w:vertAlign w:val="superscript"/>
+          <w:lang w:val="tr-TR"/>
+        </w:rPr>
+        <w:t xml:space="preserve">2+</w:t>
+      </w:r>
+      <w:r>
+        <w:rPr>
+          <w:rFonts w:ascii="Times New Roman" w:hAnsi="Times New Roman" w:cs="Times New Roman"/>
+          <w:lang w:val="tr-TR"/>
+        </w:rPr>
+        <w:t xml:space="preserve">] daha büyüktür.</w:t>
+      </w:r>
+    </w:p>
+    <w:p>
+      <w:pPr>
+        <w:ind w:left="720"/>
+        <w:jc w:val="both"/>
+        <w:rPr>
+          <w:rFonts w:ascii="Times New Roman" w:hAnsi="Times New Roman" w:cs="Times New Roman"/>
+          <w:lang w:val="tr-TR"/>
+        </w:rPr>
+      </w:pPr>
+      <w:r>
+        <w:rPr>
+          <w:rFonts w:ascii="Times New Roman" w:hAnsi="Times New Roman" w:cs="Times New Roman"/>
+          <w:lang w:val="tr-TR"/>
+        </w:rPr>
+        <w:t xml:space="preserve">B) BaCO</w:t>
+      </w:r>
+      <w:r>
+        <w:rPr>
+          <w:rFonts w:ascii="Times New Roman" w:hAnsi="Times New Roman" w:cs="Times New Roman"/>
+          <w:vertAlign w:val="subscript"/>
+          <w:lang w:val="tr-TR"/>
+        </w:rPr>
+        <w:t xml:space="preserve">3</w:t>
+      </w:r>
+      <w:r>
+        <w:rPr>
+          <w:rFonts w:ascii="Times New Roman" w:hAnsi="Times New Roman" w:cs="Times New Roman"/>
+          <w:lang w:val="tr-TR"/>
+        </w:rPr>
+        <w:t xml:space="preserve">’ün molar çözünürlüğü yaklaşık 7,1·10</w:t>
+      </w:r>
+      <w:r>
+        <w:rPr>
+          <w:rFonts w:ascii="Times New Roman" w:hAnsi="Times New Roman" w:cs="Times New Roman"/>
+          <w:vertAlign w:val="superscript"/>
+          <w:lang w:val="tr-TR"/>
+        </w:rPr>
+        <w:t xml:space="preserve">−5</w:t>
+      </w:r>
+      <w:r>
+        <w:rPr>
+          <w:rFonts w:ascii="Times New Roman" w:hAnsi="Times New Roman" w:cs="Times New Roman"/>
+          <w:lang w:val="tr-TR"/>
+        </w:rPr>
+        <w:t xml:space="preserve"> M’dir.</w:t>
+      </w:r>
+    </w:p>
+    <w:p>
+      <w:pPr>
+        <w:ind w:left="720"/>
+        <w:jc w:val="both"/>
+        <w:rPr>
+          <w:rFonts w:ascii="Times New Roman" w:hAnsi="Times New Roman" w:cs="Times New Roman"/>
+          <w:lang w:val="tr-TR"/>
+        </w:rPr>
+      </w:pPr>
+      <w:r>
+        <w:rPr>
+          <w:rFonts w:ascii="Times New Roman" w:hAnsi="Times New Roman" w:cs="Times New Roman"/>
+          <w:lang w:val="tr-TR"/>
+        </w:rPr>
+        <w:t xml:space="preserve">C) İki çözeltiye HCl eklenirse ikisinin çözünürlüğü de aynı ölçüde artar.</w:t>
+      </w:r>
+    </w:p>
+    <w:p>
+      <w:pPr>
+        <w:ind w:left="720"/>
+        <w:jc w:val="both"/>
+        <w:rPr>
+          <w:rFonts w:ascii="Times New Roman" w:hAnsi="Times New Roman" w:cs="Times New Roman"/>
+          <w:lang w:val="tr-TR"/>
+        </w:rPr>
+      </w:pPr>
+      <w:r>
+        <w:rPr>
+          <w:rFonts w:ascii="Times New Roman" w:hAnsi="Times New Roman" w:cs="Times New Roman"/>
+          <w:lang w:val="tr-TR"/>
+        </w:rPr>
+        <w:t xml:space="preserve">D) Doymuş BaSO</w:t>
+      </w:r>
+      <w:r>
+        <w:rPr>
+          <w:rFonts w:ascii="Times New Roman" w:hAnsi="Times New Roman" w:cs="Times New Roman"/>
+          <w:vertAlign w:val="subscript"/>
+          <w:lang w:val="tr-TR"/>
+        </w:rPr>
+        <w:t xml:space="preserve">4</w:t>
+      </w:r>
+      <w:r>
+        <w:rPr>
+          <w:rFonts w:ascii="Times New Roman" w:hAnsi="Times New Roman" w:cs="Times New Roman"/>
+          <w:lang w:val="tr-TR"/>
+        </w:rPr>
+        <w:t xml:space="preserve"> çözeltisine Na</w:t>
+      </w:r>
+      <w:r>
+        <w:rPr>
+          <w:rFonts w:ascii="Times New Roman" w:hAnsi="Times New Roman" w:cs="Times New Roman"/>
+          <w:vertAlign w:val="subscript"/>
+          <w:lang w:val="tr-TR"/>
+        </w:rPr>
+        <w:t xml:space="preserve">2</w:t>
+      </w:r>
+      <w:r>
+        <w:rPr>
+          <w:rFonts w:ascii="Times New Roman" w:hAnsi="Times New Roman" w:cs="Times New Roman"/>
+          <w:lang w:val="tr-TR"/>
+        </w:rPr>
+        <w:t xml:space="preserve">SO</w:t>
+      </w:r>
+      <w:r>
+        <w:rPr>
+          <w:rFonts w:ascii="Times New Roman" w:hAnsi="Times New Roman" w:cs="Times New Roman"/>
+          <w:vertAlign w:val="subscript"/>
+          <w:lang w:val="tr-TR"/>
+        </w:rPr>
+        <w:t xml:space="preserve">4</w:t>
+      </w:r>
+      <w:r>
+        <w:rPr>
+          <w:rFonts w:ascii="Times New Roman" w:hAnsi="Times New Roman" w:cs="Times New Roman"/>
+          <w:lang w:val="tr-TR"/>
+        </w:rPr>
+        <w:t xml:space="preserve"> eklenirse K</w:t>
+      </w:r>
+      <w:r>
+        <w:rPr>
+          <w:rFonts w:ascii="Times New Roman" w:hAnsi="Times New Roman" w:cs="Times New Roman"/>
+          <w:vertAlign w:val="subscript"/>
+          <w:lang w:val="tr-TR"/>
+        </w:rPr>
+        <w:t xml:space="preserve">çç</w:t>
+      </w:r>
+      <w:r>
+        <w:rPr>
+          <w:rFonts w:ascii="Times New Roman" w:hAnsi="Times New Roman" w:cs="Times New Roman"/>
+          <w:lang w:val="tr-TR"/>
+        </w:rPr>
+        <w:t xml:space="preserve"> değeri azalır.</w:t>
+      </w:r>
+    </w:p>
+    <w:p>
+      <w:pPr>
+        <w:ind w:left="720"/>
+        <w:jc w:val="both"/>
+        <w:rPr>
+          <w:rFonts w:ascii="Times New Roman" w:hAnsi="Times New Roman" w:cs="Times New Roman"/>
+          <w:lang w:val="tr-TR"/>
+        </w:rPr>
+      </w:pPr>
+      <w:r>
+        <w:rPr>
+          <w:rFonts w:ascii="Times New Roman" w:hAnsi="Times New Roman" w:cs="Times New Roman"/>
+          <w:lang w:val="tr-TR"/>
+        </w:rPr>
+        <w:t xml:space="preserve">E) Dibinde katısı bulunan doymuş BaSO</w:t>
+      </w:r>
+      <w:r>
+        <w:rPr>
+          <w:rFonts w:ascii="Times New Roman" w:hAnsi="Times New Roman" w:cs="Times New Roman"/>
+          <w:vertAlign w:val="subscript"/>
+          <w:lang w:val="tr-TR"/>
+        </w:rPr>
+        <w:t xml:space="preserve">4</w:t>
+      </w:r>
+      <w:r>
+        <w:rPr>
+          <w:rFonts w:ascii="Times New Roman" w:hAnsi="Times New Roman" w:cs="Times New Roman"/>
+          <w:lang w:val="tr-TR"/>
+        </w:rPr>
+        <w:t xml:space="preserve"> çözeltisine su eklenirse [Ba</w:t>
+      </w:r>
+      <w:r>
+        <w:rPr>
+          <w:rFonts w:ascii="Times New Roman" w:hAnsi="Times New Roman" w:cs="Times New Roman"/>
+          <w:vertAlign w:val="superscript"/>
+          <w:lang w:val="tr-TR"/>
+        </w:rPr>
+        <w:t xml:space="preserve">2+</w:t>
+      </w:r>
+      <w:r>
+        <w:rPr>
+          <w:rFonts w:ascii="Times New Roman" w:hAnsi="Times New Roman" w:cs="Times New Roman"/>
+          <w:lang w:val="tr-TR"/>
+        </w:rPr>
+        <w:t xml:space="preserve">] azalır.</w:t>
+      </w:r>
+    </w:p>
+    <w:p>
+      <w:pPr>
+        <w:ind w:left="720"/>
+        <w:jc w:val="both"/>
+        <w:rPr>
+          <w:rFonts w:ascii="Times New Roman" w:hAnsi="Times New Roman" w:cs="Times New Roman"/>
+          <w:lang w:val="tr-TR"/>
+        </w:rPr>
+      </w:pPr>
+      <w:r>
+        <w:rPr>
+          <w:rFonts w:ascii="Times New Roman" w:hAnsi="Times New Roman" w:cs="Times New Roman"/>
+          <w:color w:val="FF0000"/>
+          <w:lang w:val="tr-TR"/>
+        </w:rPr>
+        <w:t xml:space="preserve">Cevap: B (s = (5,1·10</w:t>
+      </w:r>
+      <w:r>
+        <w:rPr>
+          <w:rFonts w:ascii="Times New Roman" w:hAnsi="Times New Roman" w:cs="Times New Roman"/>
+          <w:color w:val="FF0000"/>
+          <w:vertAlign w:val="superscript"/>
+          <w:lang w:val="tr-TR"/>
+        </w:rPr>
+        <w:t xml:space="preserve">−9</w:t>
+      </w:r>
+      <w:r>
+        <w:rPr>
+          <w:rFonts w:ascii="Times New Roman" w:hAnsi="Times New Roman" w:cs="Times New Roman"/>
+          <w:color w:val="FF0000"/>
+          <w:lang w:val="tr-TR"/>
+        </w:rPr>
+        <w:t xml:space="preserve">)</w:t>
+      </w:r>
+      <w:r>
+        <w:rPr>
+          <w:rFonts w:ascii="Times New Roman" w:hAnsi="Times New Roman" w:cs="Times New Roman"/>
+          <w:color w:val="FF0000"/>
+          <w:vertAlign w:val="superscript"/>
+          <w:lang w:val="tr-TR"/>
+        </w:rPr>
+        <w:t xml:space="preserve">1/2</w:t>
+      </w:r>
+      <w:r>
+        <w:rPr>
+          <w:rFonts w:ascii="Times New Roman" w:hAnsi="Times New Roman" w:cs="Times New Roman"/>
+          <w:color w:val="FF0000"/>
+          <w:lang w:val="tr-TR"/>
+        </w:rPr>
+        <w:t xml:space="preserve"> ≈ 7,1·10</w:t>
+      </w:r>
+      <w:r>
+        <w:rPr>
+          <w:rFonts w:ascii="Times New Roman" w:hAnsi="Times New Roman" w:cs="Times New Roman"/>
+          <w:color w:val="FF0000"/>
+          <w:vertAlign w:val="superscript"/>
+          <w:lang w:val="tr-TR"/>
+        </w:rPr>
+        <w:t xml:space="preserve">−5</w:t>
+      </w:r>
+      <w:r>
+        <w:rPr>
+          <w:rFonts w:ascii="Times New Roman" w:hAnsi="Times New Roman" w:cs="Times New Roman"/>
+          <w:color w:val="FF0000"/>
+          <w:lang w:val="tr-TR"/>
+        </w:rPr>
+        <w:t xml:space="preserve"> M)</w:t>
+      </w:r>
+    </w:p>
+    <w:tbl>
+      <w:tblPr>
+        <w:tblW w:w="9000" w:type="dxa"/>
+        <w:jc w:val="center"/>
+        <w:tblBorders>
+          <w:top w:val="single" w:sz="4" w:space="0" w:color="auto"/>
+          <w:left w:val="single" w:sz="4" w:space="0" w:color="auto"/>
+          <w:bottom w:val="single" w:sz="4" w:space="0" w:color="auto"/>
+          <w:right w:val="single" w:sz="4" w:space="0" w:color="auto"/>
+          <w:insideH w:val="single" w:sz="4" w:space="0" w:color="auto"/>
+          <w:insideV w:val="single" w:sz="4" w:space="0" w:color="auto"/>
+        </w:tblBorders>
+        <w:tblLayout w:type="fixed"/>
+        <w:tblLook w:val="04A0"/>
+      </w:tblPr>
+      <w:tblGrid>
+        <w:gridCol w:w="9000"/>
+      </w:tblGrid>
+      <w:tr>
+        <w:tc>
+          <w:tcPr>
+            <w:tcW w:w="9000" w:type="dxa"/>
+            <w:vAlign w:val="center"/>
+          </w:tcPr>
+          <w:p>
+            <w:pPr>
+              <w:jc w:val="left"/>
+              <w:rPr>
+                <w:rFonts w:ascii="Times New Roman" w:hAnsi="Times New Roman" w:cs="Times New Roman"/>
+                <w:lang w:val="tr-TR"/>
+              </w:rPr>
+            </w:pPr>
+            <w:r>
+              <w:rPr>
+                <w:rFonts w:ascii="Times New Roman" w:hAnsi="Times New Roman" w:cs="Times New Roman"/>
+                <w:lang w:val="tr-TR"/>
+              </w:rPr>
+              <w:t xml:space="preserve">46-47. soruları aşağıdaki bilgilere göre yanıtlayınız.</w:t>
+            </w:r>
+          </w:p>
+        </w:tc>
+      </w:tr>
+    </w:tbl>
+    <w:p>
+      <w:pPr>
+        <w:jc w:val="both"/>
+        <w:rPr>
+          <w:rFonts w:ascii="Times New Roman" w:hAnsi="Times New Roman" w:cs="Times New Roman"/>
+          <w:lang w:val="tr-TR"/>
+        </w:rPr>
+      </w:pPr>
+    </w:p>
+    <w:p>
+      <w:pPr>
+        <w:jc w:val="both"/>
+        <w:rPr>
+          <w:rFonts w:ascii="Times New Roman" w:hAnsi="Times New Roman" w:cs="Times New Roman"/>
+          <w:lang w:val="tr-TR"/>
+        </w:rPr>
+      </w:pPr>
+      <w:r>
+        <w:rPr>
+          <w:rFonts w:ascii="Times New Roman" w:hAnsi="Times New Roman" w:cs="Times New Roman"/>
+          <w:lang w:val="tr-TR"/>
+        </w:rPr>
+        <w:t xml:space="preserve">Suda az çözünen A ve B tuzlarının molar çözünürlüklerinin sıcaklıkla değişimi aşağıdaki grafikte verilmiştir (öğretim amaçlı veriler).</w:t>
+      </w:r>
+    </w:p>
+    <w:p xmlns:a="http://schemas.openxmlformats.org/drawingml/2006/main" xmlns:pic="http://schemas.openxmlformats.org/drawingml/2006/picture">
+      <w:pPr>
+        <w:jc w:val="center"/>
+        <w:rPr>
+          <w:rFonts w:ascii="Times New Roman" w:hAnsi="Times New Roman" w:cs="Times New Roman"/>
+          <w:lang w:val="tr-TR"/>
+        </w:rPr>
+      </w:pPr>
+      <w:r>
+        <w:drawing>
+          <wp:inline distT="0" distB="0" distL="0" distR="0">
+            <wp:extent cx="4680000" cy="2808000"/>
+            <wp:docPr id="900003" name="Grafik 900003" descr="A ve B tuzlarının çözünürlük-sıcaklık grafiği"/>
+            <wp:cNvGraphicFramePr>
+              <a:graphicFrameLocks noChangeAspect="1"/>
+            </wp:cNvGraphicFramePr>
+            <a:graphic>
+              <a:graphicData uri="http://schemas.openxmlformats.org/drawingml/2006/picture">
+                <pic:pic>
+                  <pic:nvPicPr>
+                    <pic:cNvPr id="900003" name="k11_900003.png"/>
+                    <pic:cNvPicPr/>
+                  </pic:nvPicPr>
+                  <pic:blipFill>
+                    <a:blip r:embed="rIdK3"/>
+                    <a:stretch>
+                      <a:fillRect/>
+                    </a:stretch>
+                  </pic:blipFill>
+                  <pic:spPr>
+                    <a:xfrm>
+                      <a:off x="0" y="0"/>
+                      <a:ext cx="4680000" cy="2808000"/>
+                    </a:xfrm>
+                    <a:prstGeom prst="rect">
+                      <a:avLst/>
+                    </a:prstGeom>
+                  </pic:spPr>
+                </pic:pic>
+              </a:graphicData>
+            </a:graphic>
+          </wp:inline>
+        </w:drawing>
+      </w:r>
+    </w:p>
+    <w:p>
+      <w:pPr>
+        <w:jc w:val="center"/>
+        <w:rPr>
+          <w:rFonts w:ascii="Times New Roman" w:hAnsi="Times New Roman" w:cs="Times New Roman"/>
+          <w:lang w:val="tr-TR"/>
+        </w:rPr>
+      </w:pPr>
+      <w:r>
+        <w:rPr>
+          <w:rFonts w:ascii="Times New Roman" w:hAnsi="Times New Roman" w:cs="Times New Roman"/>
+          <w:b/>
+          <w:bCs/>
+          <w:lang w:val="tr-TR"/>
+        </w:rPr>
+        <w:t xml:space="preserve">Grafik:</w:t>
+      </w:r>
+      <w:r>
+        <w:rPr>
+          <w:rFonts w:ascii="Times New Roman" w:hAnsi="Times New Roman" w:cs="Times New Roman"/>
+          <w:lang w:val="tr-TR"/>
+        </w:rPr>
+        <w:t xml:space="preserve"> A ve B tuzlarının molar çözünürlüğünün sıcaklıkla değişimi</w:t>
+      </w:r>
+    </w:p>
+    <w:p>
+      <w:pPr>
+        <w:jc w:val="both"/>
+        <w:rPr>
+          <w:rFonts w:ascii="Times New Roman" w:hAnsi="Times New Roman" w:cs="Times New Roman"/>
+          <w:lang w:val="tr-TR"/>
+        </w:rPr>
+      </w:pPr>
+      <w:r>
+        <w:rPr>
+          <w:rFonts w:ascii="Times New Roman" w:hAnsi="Times New Roman" w:cs="Times New Roman"/>
+          <w:lang w:val="tr-TR"/>
+        </w:rPr>
+        <w:t xml:space="preserve">46. Hangi tuzun çözünmesi endotermiktir? Sıcaklık arttıkça her iki tuzun K</w:t>
+      </w:r>
+      <w:r>
+        <w:rPr>
+          <w:rFonts w:ascii="Times New Roman" w:hAnsi="Times New Roman" w:cs="Times New Roman"/>
+          <w:vertAlign w:val="subscript"/>
+          <w:lang w:val="tr-TR"/>
+        </w:rPr>
+        <w:t xml:space="preserve">çç</w:t>
+      </w:r>
+      <w:r>
+        <w:rPr>
+          <w:rFonts w:ascii="Times New Roman" w:hAnsi="Times New Roman" w:cs="Times New Roman"/>
+          <w:lang w:val="tr-TR"/>
+        </w:rPr>
+        <w:t xml:space="preserve"> değeri nasıl değişir? Le Chatelier ilkesi ile açıklayınız.</w:t>
+      </w:r>
+    </w:p>
+    <w:p>
+      <w:pPr>
+        <w:ind w:left="720"/>
+        <w:jc w:val="both"/>
+        <w:rPr>
+          <w:rFonts w:ascii="Times New Roman" w:hAnsi="Times New Roman" w:cs="Times New Roman"/>
+          <w:lang w:val="tr-TR"/>
+        </w:rPr>
+      </w:pPr>
+      <w:r>
+        <w:rPr>
+          <w:rFonts w:ascii="Times New Roman" w:hAnsi="Times New Roman" w:cs="Times New Roman"/>
+          <w:lang w:val="tr-TR"/>
+        </w:rPr>
+        <w:t xml:space="preserve">……………………………………………………………………………………………</w:t>
+      </w:r>
+    </w:p>
+    <w:p>
+      <w:pPr>
+        <w:ind w:left="720"/>
+        <w:jc w:val="both"/>
+        <w:rPr>
+          <w:rFonts w:ascii="Times New Roman" w:hAnsi="Times New Roman" w:cs="Times New Roman"/>
+          <w:lang w:val="tr-TR"/>
+        </w:rPr>
+      </w:pPr>
+      <w:r>
+        <w:rPr>
+          <w:rFonts w:ascii="Times New Roman" w:hAnsi="Times New Roman" w:cs="Times New Roman"/>
+          <w:lang w:val="tr-TR"/>
+        </w:rPr>
+        <w:t xml:space="preserve">……………………………………………………………………………………………</w:t>
+      </w:r>
+    </w:p>
+    <w:p>
+      <w:pPr>
+        <w:ind w:left="720"/>
+        <w:jc w:val="both"/>
+        <w:rPr>
+          <w:rFonts w:ascii="Times New Roman" w:hAnsi="Times New Roman" w:cs="Times New Roman"/>
+          <w:lang w:val="tr-TR"/>
+        </w:rPr>
+      </w:pPr>
+      <w:r>
+        <w:rPr>
+          <w:rFonts w:ascii="Times New Roman" w:hAnsi="Times New Roman" w:cs="Times New Roman"/>
+          <w:lang w:val="tr-TR"/>
+        </w:rPr>
+        <w:t xml:space="preserve">……………………………………………………………………………………………</w:t>
+      </w:r>
+    </w:p>
+    <w:p>
+      <w:pPr>
+        <w:ind w:left="720"/>
+        <w:jc w:val="both"/>
+        <w:rPr>
+          <w:rFonts w:ascii="Times New Roman" w:hAnsi="Times New Roman" w:cs="Times New Roman"/>
+          <w:lang w:val="tr-TR"/>
+        </w:rPr>
+      </w:pPr>
+      <w:r>
+        <w:rPr>
+          <w:rFonts w:ascii="Times New Roman" w:hAnsi="Times New Roman" w:cs="Times New Roman"/>
+          <w:color w:val="FF0000"/>
+          <w:lang w:val="tr-TR"/>
+        </w:rPr>
+        <w:t xml:space="preserve">Cevap: A tuzunun çözünmesi endotermiktir; sıcaklık artınca denge çözünme yönüne kayar, çözünürlük ve K</w:t>
+      </w:r>
+      <w:r>
+        <w:rPr>
+          <w:rFonts w:ascii="Times New Roman" w:hAnsi="Times New Roman" w:cs="Times New Roman"/>
+          <w:color w:val="FF0000"/>
+          <w:vertAlign w:val="subscript"/>
+          <w:lang w:val="tr-TR"/>
+        </w:rPr>
+        <w:t xml:space="preserve">çç</w:t>
+      </w:r>
+      <w:r>
+        <w:rPr>
+          <w:rFonts w:ascii="Times New Roman" w:hAnsi="Times New Roman" w:cs="Times New Roman"/>
+          <w:color w:val="FF0000"/>
+          <w:lang w:val="tr-TR"/>
+        </w:rPr>
+        <w:t xml:space="preserve"> artar. B tuzunun çözünmesi ekzotermiktir; sıcaklık artınca denge çökelme yönüne kayar, çözünürlük ve K</w:t>
+      </w:r>
+      <w:r>
+        <w:rPr>
+          <w:rFonts w:ascii="Times New Roman" w:hAnsi="Times New Roman" w:cs="Times New Roman"/>
+          <w:color w:val="FF0000"/>
+          <w:vertAlign w:val="subscript"/>
+          <w:lang w:val="tr-TR"/>
+        </w:rPr>
+        <w:t xml:space="preserve">çç</w:t>
+      </w:r>
+      <w:r>
+        <w:rPr>
+          <w:rFonts w:ascii="Times New Roman" w:hAnsi="Times New Roman" w:cs="Times New Roman"/>
+          <w:color w:val="FF0000"/>
+          <w:lang w:val="tr-TR"/>
+        </w:rPr>
+        <w:t xml:space="preserve"> azalır.</w:t>
+      </w:r>
+    </w:p>
+    <w:p>
+      <w:pPr>
+        <w:jc w:val="both"/>
+        <w:rPr>
+          <w:rFonts w:ascii="Times New Roman" w:hAnsi="Times New Roman" w:cs="Times New Roman"/>
+          <w:lang w:val="tr-TR"/>
+        </w:rPr>
+      </w:pPr>
+      <w:r>
+        <w:rPr>
+          <w:rFonts w:ascii="Times New Roman" w:hAnsi="Times New Roman" w:cs="Times New Roman"/>
+          <w:lang w:val="tr-TR"/>
+        </w:rPr>
+        <w:t xml:space="preserve">47. 50 °C’de hazırlanan, dibinde katısı bulunmayan 1’er litrelik doymuş A ve B çözeltileri 20 °C’ye soğutuluyor. Hangi kapta katı oluşur? Bu kapta yaklaşık kaç mol katı ayrılır? (Hacim değişimini ihmal ediniz.)</w:t>
+      </w:r>
+    </w:p>
+    <w:tbl>
+      <w:tblPr>
+        <w:tblW w:w="9000" w:type="dxa"/>
+        <w:jc w:val="center"/>
+        <w:tblBorders>
+          <w:top w:val="single" w:sz="8" w:space="0" w:color="7F7F7F"/>
+          <w:left w:val="single" w:sz="8" w:space="0" w:color="7F7F7F"/>
+          <w:bottom w:val="single" w:sz="8" w:space="0" w:color="7F7F7F"/>
+          <w:right w:val="single" w:sz="8" w:space="0" w:color="7F7F7F"/>
+        </w:tblBorders>
+      </w:tblPr>
+      <w:tblGrid>
+        <w:gridCol w:w="9000"/>
+      </w:tblGrid>
+      <w:tr>
+        <w:trPr>
+          <w:trHeight w:val="1200"/>
+        </w:trPr>
+        <w:tc>
+          <w:tcPr>
+            <w:tcW w:w="9000" w:type="dxa"/>
+          </w:tcPr>
+          <w:p/>
+        </w:tc>
+      </w:tr>
+    </w:tbl>
+    <w:p>
+      <w:pPr>
+        <w:jc w:val="both"/>
+        <w:rPr>
+          <w:rFonts w:ascii="Times New Roman" w:hAnsi="Times New Roman" w:cs="Times New Roman"/>
+          <w:lang w:val="tr-TR"/>
+        </w:rPr>
+      </w:pPr>
+    </w:p>
+    <w:p>
+      <w:pPr>
+        <w:ind w:left="720"/>
+        <w:jc w:val="both"/>
+        <w:rPr>
+          <w:rFonts w:ascii="Times New Roman" w:hAnsi="Times New Roman" w:cs="Times New Roman"/>
+          <w:lang w:val="tr-TR"/>
+        </w:rPr>
+      </w:pPr>
+      <w:r>
+        <w:rPr>
+          <w:rFonts w:ascii="Times New Roman" w:hAnsi="Times New Roman" w:cs="Times New Roman"/>
+          <w:color w:val="FF0000"/>
+          <w:lang w:val="tr-TR"/>
+        </w:rPr>
+        <w:t xml:space="preserve">Cevap: A tuzunun çözünürlüğü soğutulunca azaldığı için A kabında katı oluşur: (2,4 − 0,9)·10</w:t>
+      </w:r>
+      <w:r>
+        <w:rPr>
+          <w:rFonts w:ascii="Times New Roman" w:hAnsi="Times New Roman" w:cs="Times New Roman"/>
+          <w:color w:val="FF0000"/>
+          <w:vertAlign w:val="superscript"/>
+          <w:lang w:val="tr-TR"/>
+        </w:rPr>
+        <w:t xml:space="preserve">−3</w:t>
+      </w:r>
+      <w:r>
+        <w:rPr>
+          <w:rFonts w:ascii="Times New Roman" w:hAnsi="Times New Roman" w:cs="Times New Roman"/>
+          <w:color w:val="FF0000"/>
+          <w:lang w:val="tr-TR"/>
+        </w:rPr>
+        <w:t xml:space="preserve"> = 1,5·10</w:t>
+      </w:r>
+      <w:r>
+        <w:rPr>
+          <w:rFonts w:ascii="Times New Roman" w:hAnsi="Times New Roman" w:cs="Times New Roman"/>
+          <w:color w:val="FF0000"/>
+          <w:vertAlign w:val="superscript"/>
+          <w:lang w:val="tr-TR"/>
+        </w:rPr>
+        <w:t xml:space="preserve">−3</w:t>
+      </w:r>
+      <w:r>
+        <w:rPr>
+          <w:rFonts w:ascii="Times New Roman" w:hAnsi="Times New Roman" w:cs="Times New Roman"/>
+          <w:color w:val="FF0000"/>
+          <w:lang w:val="tr-TR"/>
+        </w:rPr>
+        <w:t xml:space="preserve"> mol katı ayrılır. B tuzunun çözünürlüğü soğutulunca arttığı için B çözeltisi doymamış hâle gelir, katı oluşmaz.</w:t>
+      </w:r>
+    </w:p>
+    <w:p>
+      <w:pPr>
+        <w:jc w:val="both"/>
+        <w:rPr>
+          <w:rFonts w:ascii="Times New Roman" w:hAnsi="Times New Roman" w:cs="Times New Roman"/>
+          <w:lang w:val="tr-TR"/>
+        </w:rPr>
+      </w:pPr>
+      <w:r>
+        <w:rPr>
+          <w:rFonts w:ascii="Times New Roman" w:hAnsi="Times New Roman" w:cs="Times New Roman"/>
+          <w:lang w:val="tr-TR"/>
+        </w:rPr>
+        <w:t xml:space="preserve">48. Aşağıdaki ifadelerden doğru olanların başına “D”, yanlış olanların başına “Y” yazınız.</w:t>
+      </w:r>
+    </w:p>
+    <w:p>
+      <w:pPr>
+        <w:ind w:left="720"/>
+        <w:jc w:val="both"/>
+        <w:rPr>
+          <w:rFonts w:ascii="Times New Roman" w:hAnsi="Times New Roman" w:cs="Times New Roman"/>
+          <w:lang w:val="tr-TR"/>
+        </w:rPr>
+      </w:pPr>
+      <w:r>
+        <w:rPr>
+          <w:rFonts w:ascii="Times New Roman" w:hAnsi="Times New Roman" w:cs="Times New Roman"/>
+          <w:lang w:val="tr-TR"/>
+        </w:rPr>
+        <w:t xml:space="preserve">(  ) Suda az çözünen bir tuzun doymuş çözeltisinde çözünme ve çökelme olayları durmamıştır.  </w:t>
+      </w:r>
+      <w:r>
+        <w:rPr>
+          <w:rFonts w:ascii="Times New Roman" w:hAnsi="Times New Roman" w:cs="Times New Roman"/>
+          <w:color w:val="FF0000"/>
+          <w:lang w:val="tr-TR"/>
+        </w:rPr>
+        <w:t xml:space="preserve">(D)</w:t>
+      </w:r>
+    </w:p>
+    <w:p>
+      <w:pPr>
+        <w:ind w:left="720"/>
+        <w:jc w:val="both"/>
+        <w:rPr>
+          <w:rFonts w:ascii="Times New Roman" w:hAnsi="Times New Roman" w:cs="Times New Roman"/>
+          <w:lang w:val="tr-TR"/>
+        </w:rPr>
+      </w:pPr>
+      <w:r>
+        <w:rPr>
+          <w:rFonts w:ascii="Times New Roman" w:hAnsi="Times New Roman" w:cs="Times New Roman"/>
+          <w:lang w:val="tr-TR"/>
+        </w:rPr>
+        <w:t xml:space="preserve">(  ) K</w:t>
+      </w:r>
+      <w:r>
+        <w:rPr>
+          <w:rFonts w:ascii="Times New Roman" w:hAnsi="Times New Roman" w:cs="Times New Roman"/>
+          <w:vertAlign w:val="subscript"/>
+          <w:lang w:val="tr-TR"/>
+        </w:rPr>
+        <w:t xml:space="preserve">çç</w:t>
+      </w:r>
+      <w:r>
+        <w:rPr>
+          <w:rFonts w:ascii="Times New Roman" w:hAnsi="Times New Roman" w:cs="Times New Roman"/>
+          <w:lang w:val="tr-TR"/>
+        </w:rPr>
+        <w:t xml:space="preserve"> değeri büyük olan tuzun molar çözünürlüğü her zaman daha büyüktür.  </w:t>
+      </w:r>
+      <w:r>
+        <w:rPr>
+          <w:rFonts w:ascii="Times New Roman" w:hAnsi="Times New Roman" w:cs="Times New Roman"/>
+          <w:color w:val="FF0000"/>
+          <w:lang w:val="tr-TR"/>
+        </w:rPr>
+        <w:t xml:space="preserve">(Y)</w:t>
+      </w:r>
+    </w:p>
+    <w:p>
+      <w:pPr>
+        <w:ind w:left="720"/>
+        <w:jc w:val="both"/>
+        <w:rPr>
+          <w:rFonts w:ascii="Times New Roman" w:hAnsi="Times New Roman" w:cs="Times New Roman"/>
+          <w:lang w:val="tr-TR"/>
+        </w:rPr>
+      </w:pPr>
+      <w:r>
+        <w:rPr>
+          <w:rFonts w:ascii="Times New Roman" w:hAnsi="Times New Roman" w:cs="Times New Roman"/>
+          <w:lang w:val="tr-TR"/>
+        </w:rPr>
+        <w:t xml:space="preserve">(  ) Ortak iyon eklenmesi K</w:t>
+      </w:r>
+      <w:r>
+        <w:rPr>
+          <w:rFonts w:ascii="Times New Roman" w:hAnsi="Times New Roman" w:cs="Times New Roman"/>
+          <w:vertAlign w:val="subscript"/>
+          <w:lang w:val="tr-TR"/>
+        </w:rPr>
+        <w:t xml:space="preserve">çç</w:t>
+      </w:r>
+      <w:r>
+        <w:rPr>
+          <w:rFonts w:ascii="Times New Roman" w:hAnsi="Times New Roman" w:cs="Times New Roman"/>
+          <w:lang w:val="tr-TR"/>
+        </w:rPr>
+        <w:t xml:space="preserve"> değerini değiştirmez.  </w:t>
+      </w:r>
+      <w:r>
+        <w:rPr>
+          <w:rFonts w:ascii="Times New Roman" w:hAnsi="Times New Roman" w:cs="Times New Roman"/>
+          <w:color w:val="FF0000"/>
+          <w:lang w:val="tr-TR"/>
+        </w:rPr>
+        <w:t xml:space="preserve">(D)</w:t>
+      </w:r>
+    </w:p>
+    <w:p>
+      <w:pPr>
+        <w:ind w:left="720"/>
+        <w:jc w:val="both"/>
+        <w:rPr>
+          <w:rFonts w:ascii="Times New Roman" w:hAnsi="Times New Roman" w:cs="Times New Roman"/>
+          <w:lang w:val="tr-TR"/>
+        </w:rPr>
+      </w:pPr>
+      <w:r>
+        <w:rPr>
+          <w:rFonts w:ascii="Times New Roman" w:hAnsi="Times New Roman" w:cs="Times New Roman"/>
+          <w:lang w:val="tr-TR"/>
+        </w:rPr>
+        <w:t xml:space="preserve">(  ) Dibinde katısı bulunan doymuş bir çözeltiye aynı tuzdan katı eklemek iyon derişimlerini artırır.  </w:t>
+      </w:r>
+      <w:r>
+        <w:rPr>
+          <w:rFonts w:ascii="Times New Roman" w:hAnsi="Times New Roman" w:cs="Times New Roman"/>
+          <w:color w:val="FF0000"/>
+          <w:lang w:val="tr-TR"/>
+        </w:rPr>
+        <w:t xml:space="preserve">(Y)</w:t>
+      </w:r>
+    </w:p>
+    <w:p>
+      <w:pPr>
+        <w:ind w:left="720"/>
+        <w:jc w:val="both"/>
+        <w:rPr>
+          <w:rFonts w:ascii="Times New Roman" w:hAnsi="Times New Roman" w:cs="Times New Roman"/>
+          <w:lang w:val="tr-TR"/>
+        </w:rPr>
+      </w:pPr>
+      <w:r>
+        <w:rPr>
+          <w:rFonts w:ascii="Times New Roman" w:hAnsi="Times New Roman" w:cs="Times New Roman"/>
+          <w:lang w:val="tr-TR"/>
+        </w:rPr>
+        <w:t xml:space="preserve">(  ) Glikoz gibi suda moleküller hâlinde çözünen maddeler için K</w:t>
+      </w:r>
+      <w:r>
+        <w:rPr>
+          <w:rFonts w:ascii="Times New Roman" w:hAnsi="Times New Roman" w:cs="Times New Roman"/>
+          <w:vertAlign w:val="subscript"/>
+          <w:lang w:val="tr-TR"/>
+        </w:rPr>
+        <w:t xml:space="preserve">çç</w:t>
+      </w:r>
+      <w:r>
+        <w:rPr>
+          <w:rFonts w:ascii="Times New Roman" w:hAnsi="Times New Roman" w:cs="Times New Roman"/>
+          <w:lang w:val="tr-TR"/>
+        </w:rPr>
+        <w:t xml:space="preserve"> ifadesi yazılmaz.  </w:t>
+      </w:r>
+      <w:r>
+        <w:rPr>
+          <w:rFonts w:ascii="Times New Roman" w:hAnsi="Times New Roman" w:cs="Times New Roman"/>
+          <w:color w:val="FF0000"/>
+          <w:lang w:val="tr-TR"/>
+        </w:rPr>
+        <w:t xml:space="preserve">(D)</w:t>
+      </w:r>
+    </w:p>
+    <w:p>
+      <w:pPr>
+        <w:jc w:val="both"/>
+        <w:rPr>
+          <w:rFonts w:ascii="Times New Roman" w:hAnsi="Times New Roman" w:cs="Times New Roman"/>
+          <w:lang w:val="tr-TR"/>
+        </w:rPr>
+      </w:pPr>
+      <w:r>
+        <w:rPr>
+          <w:rFonts w:ascii="Times New Roman" w:hAnsi="Times New Roman" w:cs="Times New Roman"/>
+          <w:lang w:val="tr-TR"/>
+        </w:rPr>
+        <w:t xml:space="preserve">49. Molar çözünürlüğü s olan Ca</w:t>
+      </w:r>
+      <w:r>
+        <w:rPr>
+          <w:rFonts w:ascii="Times New Roman" w:hAnsi="Times New Roman" w:cs="Times New Roman"/>
+          <w:vertAlign w:val="subscript"/>
+          <w:lang w:val="tr-TR"/>
+        </w:rPr>
+        <w:t xml:space="preserve">3</w:t>
+      </w:r>
+      <w:r>
+        <w:rPr>
+          <w:rFonts w:ascii="Times New Roman" w:hAnsi="Times New Roman" w:cs="Times New Roman"/>
+          <w:lang w:val="tr-TR"/>
+        </w:rPr>
+        <w:t xml:space="preserve">(PO</w:t>
+      </w:r>
+      <w:r>
+        <w:rPr>
+          <w:rFonts w:ascii="Times New Roman" w:hAnsi="Times New Roman" w:cs="Times New Roman"/>
+          <w:vertAlign w:val="subscript"/>
+          <w:lang w:val="tr-TR"/>
+        </w:rPr>
+        <w:t xml:space="preserve">4</w:t>
+      </w:r>
+      <w:r>
+        <w:rPr>
+          <w:rFonts w:ascii="Times New Roman" w:hAnsi="Times New Roman" w:cs="Times New Roman"/>
+          <w:lang w:val="tr-TR"/>
+        </w:rPr>
+        <w:t xml:space="preserve">)</w:t>
+      </w:r>
+      <w:r>
+        <w:rPr>
+          <w:rFonts w:ascii="Times New Roman" w:hAnsi="Times New Roman" w:cs="Times New Roman"/>
+          <w:vertAlign w:val="subscript"/>
+          <w:lang w:val="tr-TR"/>
+        </w:rPr>
+        <w:t xml:space="preserve">2</w:t>
+      </w:r>
+      <w:r>
+        <w:rPr>
+          <w:rFonts w:ascii="Times New Roman" w:hAnsi="Times New Roman" w:cs="Times New Roman"/>
+          <w:lang w:val="tr-TR"/>
+        </w:rPr>
+        <w:t xml:space="preserve"> tuzu için çözünürlük çarpımı ifadesi ve bu ifadenin s cinsinden değeri aşağıdakilerin hangisinde doğru verilmiştir?</w:t>
+      </w:r>
+    </w:p>
+    <w:p>
+      <w:pPr>
+        <w:ind w:left="720"/>
+        <w:jc w:val="both"/>
+        <w:rPr>
+          <w:rFonts w:ascii="Times New Roman" w:hAnsi="Times New Roman" w:cs="Times New Roman"/>
+          <w:lang w:val="tr-TR"/>
+        </w:rPr>
+      </w:pPr>
+      <w:r>
+        <w:rPr>
+          <w:rFonts w:ascii="Times New Roman" w:hAnsi="Times New Roman" w:cs="Times New Roman"/>
+          <w:lang w:val="tr-TR"/>
+        </w:rPr>
+        <w:t xml:space="preserve">A) [Ca</w:t>
+      </w:r>
+      <w:r>
+        <w:rPr>
+          <w:rFonts w:ascii="Times New Roman" w:hAnsi="Times New Roman" w:cs="Times New Roman"/>
+          <w:vertAlign w:val="superscript"/>
+          <w:lang w:val="tr-TR"/>
+        </w:rPr>
+        <w:t xml:space="preserve">2+</w:t>
+      </w:r>
+      <w:r>
+        <w:rPr>
+          <w:rFonts w:ascii="Times New Roman" w:hAnsi="Times New Roman" w:cs="Times New Roman"/>
+          <w:lang w:val="tr-TR"/>
+        </w:rPr>
+        <w:t xml:space="preserve">][PO</w:t>
+      </w:r>
+      <w:r>
+        <w:rPr>
+          <w:rFonts w:ascii="Times New Roman" w:hAnsi="Times New Roman" w:cs="Times New Roman"/>
+          <w:vertAlign w:val="subscript"/>
+          <w:lang w:val="tr-TR"/>
+        </w:rPr>
+        <w:t xml:space="preserve">4</w:t>
+      </w:r>
+      <w:r>
+        <w:rPr>
+          <w:rFonts w:ascii="Times New Roman" w:hAnsi="Times New Roman" w:cs="Times New Roman"/>
+          <w:vertAlign w:val="superscript"/>
+          <w:lang w:val="tr-TR"/>
+        </w:rPr>
+        <w:t xml:space="preserve">3−</w:t>
+      </w:r>
+      <w:r>
+        <w:rPr>
+          <w:rFonts w:ascii="Times New Roman" w:hAnsi="Times New Roman" w:cs="Times New Roman"/>
+          <w:lang w:val="tr-TR"/>
+        </w:rPr>
+        <w:t xml:space="preserve">];  s</w:t>
+      </w:r>
+      <w:r>
+        <w:rPr>
+          <w:rFonts w:ascii="Times New Roman" w:hAnsi="Times New Roman" w:cs="Times New Roman"/>
+          <w:vertAlign w:val="superscript"/>
+          <w:lang w:val="tr-TR"/>
+        </w:rPr>
+        <w:t xml:space="preserve">2</w:t>
+      </w:r>
+    </w:p>
+    <w:p>
+      <w:pPr>
+        <w:ind w:left="720"/>
+        <w:jc w:val="both"/>
+        <w:rPr>
+          <w:rFonts w:ascii="Times New Roman" w:hAnsi="Times New Roman" w:cs="Times New Roman"/>
+          <w:lang w:val="tr-TR"/>
+        </w:rPr>
+      </w:pPr>
+      <w:r>
+        <w:rPr>
+          <w:rFonts w:ascii="Times New Roman" w:hAnsi="Times New Roman" w:cs="Times New Roman"/>
+          <w:lang w:val="tr-TR"/>
+        </w:rPr>
+        <w:t xml:space="preserve">B) [Ca</w:t>
+      </w:r>
+      <w:r>
+        <w:rPr>
+          <w:rFonts w:ascii="Times New Roman" w:hAnsi="Times New Roman" w:cs="Times New Roman"/>
+          <w:vertAlign w:val="superscript"/>
+          <w:lang w:val="tr-TR"/>
+        </w:rPr>
+        <w:t xml:space="preserve">2+</w:t>
+      </w:r>
+      <w:r>
+        <w:rPr>
+          <w:rFonts w:ascii="Times New Roman" w:hAnsi="Times New Roman" w:cs="Times New Roman"/>
+          <w:lang w:val="tr-TR"/>
+        </w:rPr>
+        <w:t xml:space="preserve">]</w:t>
+      </w:r>
+      <w:r>
+        <w:rPr>
+          <w:rFonts w:ascii="Times New Roman" w:hAnsi="Times New Roman" w:cs="Times New Roman"/>
+          <w:vertAlign w:val="superscript"/>
+          <w:lang w:val="tr-TR"/>
+        </w:rPr>
+        <w:t xml:space="preserve">3</w:t>
+      </w:r>
+      <w:r>
+        <w:rPr>
+          <w:rFonts w:ascii="Times New Roman" w:hAnsi="Times New Roman" w:cs="Times New Roman"/>
+          <w:lang w:val="tr-TR"/>
+        </w:rPr>
+        <w:t xml:space="preserve">[PO</w:t>
+      </w:r>
+      <w:r>
+        <w:rPr>
+          <w:rFonts w:ascii="Times New Roman" w:hAnsi="Times New Roman" w:cs="Times New Roman"/>
+          <w:vertAlign w:val="subscript"/>
+          <w:lang w:val="tr-TR"/>
+        </w:rPr>
+        <w:t xml:space="preserve">4</w:t>
+      </w:r>
+      <w:r>
+        <w:rPr>
+          <w:rFonts w:ascii="Times New Roman" w:hAnsi="Times New Roman" w:cs="Times New Roman"/>
+          <w:vertAlign w:val="superscript"/>
+          <w:lang w:val="tr-TR"/>
+        </w:rPr>
+        <w:t xml:space="preserve">3−</w:t>
+      </w:r>
+      <w:r>
+        <w:rPr>
+          <w:rFonts w:ascii="Times New Roman" w:hAnsi="Times New Roman" w:cs="Times New Roman"/>
+          <w:lang w:val="tr-TR"/>
+        </w:rPr>
+        <w:t xml:space="preserve">]</w:t>
+      </w:r>
+      <w:r>
+        <w:rPr>
+          <w:rFonts w:ascii="Times New Roman" w:hAnsi="Times New Roman" w:cs="Times New Roman"/>
+          <w:vertAlign w:val="superscript"/>
+          <w:lang w:val="tr-TR"/>
+        </w:rPr>
+        <w:t xml:space="preserve">2</w:t>
+      </w:r>
+      <w:r>
+        <w:rPr>
+          <w:rFonts w:ascii="Times New Roman" w:hAnsi="Times New Roman" w:cs="Times New Roman"/>
+          <w:lang w:val="tr-TR"/>
+        </w:rPr>
+        <w:t xml:space="preserve">;  108s</w:t>
+      </w:r>
+      <w:r>
+        <w:rPr>
+          <w:rFonts w:ascii="Times New Roman" w:hAnsi="Times New Roman" w:cs="Times New Roman"/>
+          <w:vertAlign w:val="superscript"/>
+          <w:lang w:val="tr-TR"/>
+        </w:rPr>
+        <w:t xml:space="preserve">5</w:t>
+      </w:r>
+    </w:p>
+    <w:p>
+      <w:pPr>
+        <w:ind w:left="720"/>
+        <w:jc w:val="both"/>
+        <w:rPr>
+          <w:rFonts w:ascii="Times New Roman" w:hAnsi="Times New Roman" w:cs="Times New Roman"/>
+          <w:lang w:val="tr-TR"/>
+        </w:rPr>
+      </w:pPr>
+      <w:r>
+        <w:rPr>
+          <w:rFonts w:ascii="Times New Roman" w:hAnsi="Times New Roman" w:cs="Times New Roman"/>
+          <w:lang w:val="tr-TR"/>
+        </w:rPr>
+        <w:t xml:space="preserve">C) [Ca</w:t>
+      </w:r>
+      <w:r>
+        <w:rPr>
+          <w:rFonts w:ascii="Times New Roman" w:hAnsi="Times New Roman" w:cs="Times New Roman"/>
+          <w:vertAlign w:val="superscript"/>
+          <w:lang w:val="tr-TR"/>
+        </w:rPr>
+        <w:t xml:space="preserve">2+</w:t>
+      </w:r>
+      <w:r>
+        <w:rPr>
+          <w:rFonts w:ascii="Times New Roman" w:hAnsi="Times New Roman" w:cs="Times New Roman"/>
+          <w:lang w:val="tr-TR"/>
+        </w:rPr>
+        <w:t xml:space="preserve">]</w:t>
+      </w:r>
+      <w:r>
+        <w:rPr>
+          <w:rFonts w:ascii="Times New Roman" w:hAnsi="Times New Roman" w:cs="Times New Roman"/>
+          <w:vertAlign w:val="superscript"/>
+          <w:lang w:val="tr-TR"/>
+        </w:rPr>
+        <w:t xml:space="preserve">3</w:t>
+      </w:r>
+      <w:r>
+        <w:rPr>
+          <w:rFonts w:ascii="Times New Roman" w:hAnsi="Times New Roman" w:cs="Times New Roman"/>
+          <w:lang w:val="tr-TR"/>
+        </w:rPr>
+        <w:t xml:space="preserve">[PO</w:t>
+      </w:r>
+      <w:r>
+        <w:rPr>
+          <w:rFonts w:ascii="Times New Roman" w:hAnsi="Times New Roman" w:cs="Times New Roman"/>
+          <w:vertAlign w:val="subscript"/>
+          <w:lang w:val="tr-TR"/>
+        </w:rPr>
+        <w:t xml:space="preserve">4</w:t>
+      </w:r>
+      <w:r>
+        <w:rPr>
+          <w:rFonts w:ascii="Times New Roman" w:hAnsi="Times New Roman" w:cs="Times New Roman"/>
+          <w:vertAlign w:val="superscript"/>
+          <w:lang w:val="tr-TR"/>
+        </w:rPr>
+        <w:t xml:space="preserve">3−</w:t>
+      </w:r>
+      <w:r>
+        <w:rPr>
+          <w:rFonts w:ascii="Times New Roman" w:hAnsi="Times New Roman" w:cs="Times New Roman"/>
+          <w:lang w:val="tr-TR"/>
+        </w:rPr>
+        <w:t xml:space="preserve">]</w:t>
+      </w:r>
+      <w:r>
+        <w:rPr>
+          <w:rFonts w:ascii="Times New Roman" w:hAnsi="Times New Roman" w:cs="Times New Roman"/>
+          <w:vertAlign w:val="superscript"/>
+          <w:lang w:val="tr-TR"/>
+        </w:rPr>
+        <w:t xml:space="preserve">2</w:t>
+      </w:r>
+      <w:r>
+        <w:rPr>
+          <w:rFonts w:ascii="Times New Roman" w:hAnsi="Times New Roman" w:cs="Times New Roman"/>
+          <w:lang w:val="tr-TR"/>
+        </w:rPr>
+        <w:t xml:space="preserve">;  6s</w:t>
+      </w:r>
+      <w:r>
+        <w:rPr>
+          <w:rFonts w:ascii="Times New Roman" w:hAnsi="Times New Roman" w:cs="Times New Roman"/>
+          <w:vertAlign w:val="superscript"/>
+          <w:lang w:val="tr-TR"/>
+        </w:rPr>
+        <w:t xml:space="preserve">5</w:t>
+      </w:r>
+    </w:p>
+    <w:p>
+      <w:pPr>
+        <w:ind w:left="720"/>
+        <w:jc w:val="both"/>
+        <w:rPr>
+          <w:rFonts w:ascii="Times New Roman" w:hAnsi="Times New Roman" w:cs="Times New Roman"/>
+          <w:lang w:val="tr-TR"/>
+        </w:rPr>
+      </w:pPr>
+      <w:r>
+        <w:rPr>
+          <w:rFonts w:ascii="Times New Roman" w:hAnsi="Times New Roman" w:cs="Times New Roman"/>
+          <w:lang w:val="tr-TR"/>
+        </w:rPr>
+        <w:t xml:space="preserve">D) [Ca</w:t>
+      </w:r>
+      <w:r>
+        <w:rPr>
+          <w:rFonts w:ascii="Times New Roman" w:hAnsi="Times New Roman" w:cs="Times New Roman"/>
+          <w:vertAlign w:val="superscript"/>
+          <w:lang w:val="tr-TR"/>
+        </w:rPr>
+        <w:t xml:space="preserve">2+</w:t>
+      </w:r>
+      <w:r>
+        <w:rPr>
+          <w:rFonts w:ascii="Times New Roman" w:hAnsi="Times New Roman" w:cs="Times New Roman"/>
+          <w:lang w:val="tr-TR"/>
+        </w:rPr>
+        <w:t xml:space="preserve">]</w:t>
+      </w:r>
+      <w:r>
+        <w:rPr>
+          <w:rFonts w:ascii="Times New Roman" w:hAnsi="Times New Roman" w:cs="Times New Roman"/>
+          <w:vertAlign w:val="superscript"/>
+          <w:lang w:val="tr-TR"/>
+        </w:rPr>
+        <w:t xml:space="preserve">2</w:t>
+      </w:r>
+      <w:r>
+        <w:rPr>
+          <w:rFonts w:ascii="Times New Roman" w:hAnsi="Times New Roman" w:cs="Times New Roman"/>
+          <w:lang w:val="tr-TR"/>
+        </w:rPr>
+        <w:t xml:space="preserve">[PO</w:t>
+      </w:r>
+      <w:r>
+        <w:rPr>
+          <w:rFonts w:ascii="Times New Roman" w:hAnsi="Times New Roman" w:cs="Times New Roman"/>
+          <w:vertAlign w:val="subscript"/>
+          <w:lang w:val="tr-TR"/>
+        </w:rPr>
+        <w:t xml:space="preserve">4</w:t>
+      </w:r>
+      <w:r>
+        <w:rPr>
+          <w:rFonts w:ascii="Times New Roman" w:hAnsi="Times New Roman" w:cs="Times New Roman"/>
+          <w:vertAlign w:val="superscript"/>
+          <w:lang w:val="tr-TR"/>
+        </w:rPr>
+        <w:t xml:space="preserve">3−</w:t>
+      </w:r>
+      <w:r>
+        <w:rPr>
+          <w:rFonts w:ascii="Times New Roman" w:hAnsi="Times New Roman" w:cs="Times New Roman"/>
+          <w:lang w:val="tr-TR"/>
+        </w:rPr>
+        <w:t xml:space="preserve">]</w:t>
+      </w:r>
+      <w:r>
+        <w:rPr>
+          <w:rFonts w:ascii="Times New Roman" w:hAnsi="Times New Roman" w:cs="Times New Roman"/>
+          <w:vertAlign w:val="superscript"/>
+          <w:lang w:val="tr-TR"/>
+        </w:rPr>
+        <w:t xml:space="preserve">3</w:t>
+      </w:r>
+      <w:r>
+        <w:rPr>
+          <w:rFonts w:ascii="Times New Roman" w:hAnsi="Times New Roman" w:cs="Times New Roman"/>
+          <w:lang w:val="tr-TR"/>
+        </w:rPr>
+        <w:t xml:space="preserve">;  108s</w:t>
+      </w:r>
+      <w:r>
+        <w:rPr>
+          <w:rFonts w:ascii="Times New Roman" w:hAnsi="Times New Roman" w:cs="Times New Roman"/>
+          <w:vertAlign w:val="superscript"/>
+          <w:lang w:val="tr-TR"/>
+        </w:rPr>
+        <w:t xml:space="preserve">5</w:t>
+      </w:r>
+    </w:p>
+    <w:p>
+      <w:pPr>
+        <w:ind w:left="720"/>
+        <w:jc w:val="both"/>
+        <w:rPr>
+          <w:rFonts w:ascii="Times New Roman" w:hAnsi="Times New Roman" w:cs="Times New Roman"/>
+          <w:lang w:val="tr-TR"/>
+        </w:rPr>
+      </w:pPr>
+      <w:r>
+        <w:rPr>
+          <w:rFonts w:ascii="Times New Roman" w:hAnsi="Times New Roman" w:cs="Times New Roman"/>
+          <w:lang w:val="tr-TR"/>
+        </w:rPr>
+        <w:t xml:space="preserve">E) [Ca</w:t>
+      </w:r>
+      <w:r>
+        <w:rPr>
+          <w:rFonts w:ascii="Times New Roman" w:hAnsi="Times New Roman" w:cs="Times New Roman"/>
+          <w:vertAlign w:val="superscript"/>
+          <w:lang w:val="tr-TR"/>
+        </w:rPr>
+        <w:t xml:space="preserve">2+</w:t>
+      </w:r>
+      <w:r>
+        <w:rPr>
+          <w:rFonts w:ascii="Times New Roman" w:hAnsi="Times New Roman" w:cs="Times New Roman"/>
+          <w:lang w:val="tr-TR"/>
+        </w:rPr>
+        <w:t xml:space="preserve">]</w:t>
+      </w:r>
+      <w:r>
+        <w:rPr>
+          <w:rFonts w:ascii="Times New Roman" w:hAnsi="Times New Roman" w:cs="Times New Roman"/>
+          <w:vertAlign w:val="superscript"/>
+          <w:lang w:val="tr-TR"/>
+        </w:rPr>
+        <w:t xml:space="preserve">3</w:t>
+      </w:r>
+      <w:r>
+        <w:rPr>
+          <w:rFonts w:ascii="Times New Roman" w:hAnsi="Times New Roman" w:cs="Times New Roman"/>
+          <w:lang w:val="tr-TR"/>
+        </w:rPr>
+        <w:t xml:space="preserve">[PO</w:t>
+      </w:r>
+      <w:r>
+        <w:rPr>
+          <w:rFonts w:ascii="Times New Roman" w:hAnsi="Times New Roman" w:cs="Times New Roman"/>
+          <w:vertAlign w:val="subscript"/>
+          <w:lang w:val="tr-TR"/>
+        </w:rPr>
+        <w:t xml:space="preserve">4</w:t>
+      </w:r>
+      <w:r>
+        <w:rPr>
+          <w:rFonts w:ascii="Times New Roman" w:hAnsi="Times New Roman" w:cs="Times New Roman"/>
+          <w:vertAlign w:val="superscript"/>
+          <w:lang w:val="tr-TR"/>
+        </w:rPr>
+        <w:t xml:space="preserve">3−</w:t>
+      </w:r>
+      <w:r>
+        <w:rPr>
+          <w:rFonts w:ascii="Times New Roman" w:hAnsi="Times New Roman" w:cs="Times New Roman"/>
+          <w:lang w:val="tr-TR"/>
+        </w:rPr>
+        <w:t xml:space="preserve">]</w:t>
+      </w:r>
+      <w:r>
+        <w:rPr>
+          <w:rFonts w:ascii="Times New Roman" w:hAnsi="Times New Roman" w:cs="Times New Roman"/>
+          <w:vertAlign w:val="superscript"/>
+          <w:lang w:val="tr-TR"/>
+        </w:rPr>
+        <w:t xml:space="preserve">2</w:t>
+      </w:r>
+      <w:r>
+        <w:rPr>
+          <w:rFonts w:ascii="Times New Roman" w:hAnsi="Times New Roman" w:cs="Times New Roman"/>
+          <w:lang w:val="tr-TR"/>
+        </w:rPr>
+        <w:t xml:space="preserve">;  27s</w:t>
+      </w:r>
+      <w:r>
+        <w:rPr>
+          <w:rFonts w:ascii="Times New Roman" w:hAnsi="Times New Roman" w:cs="Times New Roman"/>
+          <w:vertAlign w:val="superscript"/>
+          <w:lang w:val="tr-TR"/>
+        </w:rPr>
+        <w:t xml:space="preserve">4</w:t>
+      </w:r>
+    </w:p>
+    <w:p>
+      <w:pPr>
+        <w:ind w:left="720"/>
+        <w:jc w:val="both"/>
+        <w:rPr>
+          <w:rFonts w:ascii="Times New Roman" w:hAnsi="Times New Roman" w:cs="Times New Roman"/>
+          <w:lang w:val="tr-TR"/>
+        </w:rPr>
+      </w:pPr>
+      <w:r>
+        <w:rPr>
+          <w:rFonts w:ascii="Times New Roman" w:hAnsi="Times New Roman" w:cs="Times New Roman"/>
+          <w:color w:val="FF0000"/>
+          <w:lang w:val="tr-TR"/>
+        </w:rPr>
+        <w:t xml:space="preserve">Cevap: B ([Ca</w:t>
+      </w:r>
+      <w:r>
+        <w:rPr>
+          <w:rFonts w:ascii="Times New Roman" w:hAnsi="Times New Roman" w:cs="Times New Roman"/>
+          <w:color w:val="FF0000"/>
+          <w:vertAlign w:val="superscript"/>
+          <w:lang w:val="tr-TR"/>
+        </w:rPr>
+        <w:t xml:space="preserve">2+</w:t>
+      </w:r>
+      <w:r>
+        <w:rPr>
+          <w:rFonts w:ascii="Times New Roman" w:hAnsi="Times New Roman" w:cs="Times New Roman"/>
+          <w:color w:val="FF0000"/>
+          <w:lang w:val="tr-TR"/>
+        </w:rPr>
+        <w:t xml:space="preserve">] = 3s, [PO</w:t>
+      </w:r>
+      <w:r>
+        <w:rPr>
+          <w:rFonts w:ascii="Times New Roman" w:hAnsi="Times New Roman" w:cs="Times New Roman"/>
+          <w:color w:val="FF0000"/>
+          <w:vertAlign w:val="subscript"/>
+          <w:lang w:val="tr-TR"/>
+        </w:rPr>
+        <w:t xml:space="preserve">4</w:t>
+      </w:r>
+      <w:r>
+        <w:rPr>
+          <w:rFonts w:ascii="Times New Roman" w:hAnsi="Times New Roman" w:cs="Times New Roman"/>
+          <w:color w:val="FF0000"/>
+          <w:vertAlign w:val="superscript"/>
+          <w:lang w:val="tr-TR"/>
+        </w:rPr>
+        <w:t xml:space="preserve">3−</w:t>
+      </w:r>
+      <w:r>
+        <w:rPr>
+          <w:rFonts w:ascii="Times New Roman" w:hAnsi="Times New Roman" w:cs="Times New Roman"/>
+          <w:color w:val="FF0000"/>
+          <w:lang w:val="tr-TR"/>
+        </w:rPr>
+        <w:t xml:space="preserve">] = 2s; K</w:t>
+      </w:r>
+      <w:r>
+        <w:rPr>
+          <w:rFonts w:ascii="Times New Roman" w:hAnsi="Times New Roman" w:cs="Times New Roman"/>
+          <w:color w:val="FF0000"/>
+          <w:vertAlign w:val="subscript"/>
+          <w:lang w:val="tr-TR"/>
+        </w:rPr>
+        <w:t xml:space="preserve">çç</w:t>
+      </w:r>
+      <w:r>
+        <w:rPr>
+          <w:rFonts w:ascii="Times New Roman" w:hAnsi="Times New Roman" w:cs="Times New Roman"/>
+          <w:color w:val="FF0000"/>
+          <w:lang w:val="tr-TR"/>
+        </w:rPr>
+        <w:t xml:space="preserve"> = (3s)</w:t>
+      </w:r>
+      <w:r>
+        <w:rPr>
+          <w:rFonts w:ascii="Times New Roman" w:hAnsi="Times New Roman" w:cs="Times New Roman"/>
+          <w:color w:val="FF0000"/>
+          <w:vertAlign w:val="superscript"/>
+          <w:lang w:val="tr-TR"/>
+        </w:rPr>
+        <w:t xml:space="preserve">3</w:t>
+      </w:r>
+      <w:r>
+        <w:rPr>
+          <w:rFonts w:ascii="Times New Roman" w:hAnsi="Times New Roman" w:cs="Times New Roman"/>
+          <w:color w:val="FF0000"/>
+          <w:lang w:val="tr-TR"/>
+        </w:rPr>
+        <w:t xml:space="preserve">(2s)</w:t>
+      </w:r>
+      <w:r>
+        <w:rPr>
+          <w:rFonts w:ascii="Times New Roman" w:hAnsi="Times New Roman" w:cs="Times New Roman"/>
+          <w:color w:val="FF0000"/>
+          <w:vertAlign w:val="superscript"/>
+          <w:lang w:val="tr-TR"/>
+        </w:rPr>
+        <w:t xml:space="preserve">2</w:t>
+      </w:r>
+      <w:r>
+        <w:rPr>
+          <w:rFonts w:ascii="Times New Roman" w:hAnsi="Times New Roman" w:cs="Times New Roman"/>
+          <w:color w:val="FF0000"/>
+          <w:lang w:val="tr-TR"/>
+        </w:rPr>
+        <w:t xml:space="preserve"> = 108s</w:t>
+      </w:r>
+      <w:r>
+        <w:rPr>
+          <w:rFonts w:ascii="Times New Roman" w:hAnsi="Times New Roman" w:cs="Times New Roman"/>
+          <w:color w:val="FF0000"/>
+          <w:vertAlign w:val="superscript"/>
+          <w:lang w:val="tr-TR"/>
+        </w:rPr>
+        <w:t xml:space="preserve">5</w:t>
+      </w:r>
+      <w:r>
+        <w:rPr>
+          <w:rFonts w:ascii="Times New Roman" w:hAnsi="Times New Roman" w:cs="Times New Roman"/>
+          <w:color w:val="FF0000"/>
+          <w:lang w:val="tr-TR"/>
+        </w:rPr>
+        <w:t xml:space="preserve">)</w:t>
+      </w:r>
+    </w:p>
     <w:p>
       <w:pPr>
         <w:jc w:val="both"/>
@@ -4204,7 +12271,7 @@
                 <wp:extent cx="1955800" cy="615950"/>
                 <wp:effectExtent l="0" t="0" r="12700" b="19050"/>
                 <wp:wrapTopAndBottom/>
-                <wp:docPr id="900001" name="Rectangle 7"/>
+                <wp:docPr id="900004" name="Rectangle 7"/>
                 <wp:cNvGraphicFramePr/>
                 <a:graphic xmlns:a="http://schemas.openxmlformats.org/drawingml/2006/main">
                   <a:graphicData uri="http://schemas.microsoft.com/office/word/2010/wordprocessingShape">
@@ -9649,6 +17716,24 @@
   </w:num>
   <w:num w:numId="50" w16cid:durableId="2112359759">
     <w:abstractNumId w:val="8"/>
+  </w:num>
+  <w:num xmlns:a="http://schemas.openxmlformats.org/drawingml/2006/main" xmlns:pic="http://schemas.openxmlformats.org/drawingml/2006/picture" w:numId="51">
+    <w:abstractNumId w:val="20"/>
+    <w:lvlOverride w:ilvl="0">
+      <w:startOverride w:val="1"/>
+    </w:lvlOverride>
+  </w:num>
+  <w:num xmlns:a="http://schemas.openxmlformats.org/drawingml/2006/main" xmlns:pic="http://schemas.openxmlformats.org/drawingml/2006/picture" w:numId="52">
+    <w:abstractNumId w:val="20"/>
+    <w:lvlOverride w:ilvl="0">
+      <w:startOverride w:val="1"/>
+    </w:lvlOverride>
+  </w:num>
+  <w:num xmlns:a="http://schemas.openxmlformats.org/drawingml/2006/main" xmlns:pic="http://schemas.openxmlformats.org/drawingml/2006/picture" w:numId="53">
+    <w:abstractNumId w:val="20"/>
+    <w:lvlOverride w:ilvl="0">
+      <w:startOverride w:val="1"/>
+    </w:lvlOverride>
   </w:num>
 </w:numbering>
 </file>

--- a/sorular/Kim11_tema-2-unite-sonu-sorulari.docx
+++ b/sorular/Kim11_tema-2-unite-sonu-sorulari.docx
@@ -12227,6 +12227,4705 @@
           <w:lang w:val="tr-TR"/>
         </w:rPr>
         <w:t xml:space="preserve">)</w:t>
+      </w:r>
+    </w:p>
+    <w:tbl>
+      <w:tblPr>
+        <w:tblW w:w="9000" w:type="dxa"/>
+        <w:jc w:val="center"/>
+        <w:tblBorders>
+          <w:top w:val="single" w:sz="4" w:space="0" w:color="auto"/>
+          <w:left w:val="single" w:sz="4" w:space="0" w:color="auto"/>
+          <w:bottom w:val="single" w:sz="4" w:space="0" w:color="auto"/>
+          <w:right w:val="single" w:sz="4" w:space="0" w:color="auto"/>
+          <w:insideH w:val="single" w:sz="4" w:space="0" w:color="auto"/>
+          <w:insideV w:val="single" w:sz="4" w:space="0" w:color="auto"/>
+        </w:tblBorders>
+        <w:tblLayout w:type="fixed"/>
+        <w:tblLook w:val="04A0"/>
+      </w:tblPr>
+      <w:tblGrid>
+        <w:gridCol w:w="9000"/>
+      </w:tblGrid>
+      <w:tr>
+        <w:tc>
+          <w:tcPr>
+            <w:tcW w:w="9000" w:type="dxa"/>
+            <w:vAlign w:val="center"/>
+          </w:tcPr>
+          <w:p>
+            <w:pPr>
+              <w:jc w:val="left"/>
+              <w:rPr>
+                <w:rFonts w:ascii="Times New Roman" w:hAnsi="Times New Roman" w:cs="Times New Roman"/>
+                <w:lang w:val="tr-TR"/>
+              </w:rPr>
+            </w:pPr>
+            <w:r>
+              <w:rPr>
+                <w:rFonts w:ascii="Times New Roman" w:hAnsi="Times New Roman" w:cs="Times New Roman"/>
+                <w:lang w:val="tr-TR"/>
+              </w:rPr>
+              <w:t xml:space="preserve">50-53. soruları aşağıdaki bilgilere göre yanıtlayınız.</w:t>
+            </w:r>
+          </w:p>
+        </w:tc>
+      </w:tr>
+    </w:tbl>
+    <w:p>
+      <w:pPr>
+        <w:jc w:val="both"/>
+        <w:rPr>
+          <w:rFonts w:ascii="Times New Roman" w:hAnsi="Times New Roman" w:cs="Times New Roman"/>
+          <w:lang w:val="tr-TR"/>
+        </w:rPr>
+      </w:pPr>
+    </w:p>
+    <w:p>
+      <w:pPr>
+        <w:jc w:val="both"/>
+        <w:rPr>
+          <w:rFonts w:ascii="Times New Roman" w:hAnsi="Times New Roman" w:cs="Times New Roman"/>
+          <w:lang w:val="tr-TR"/>
+        </w:rPr>
+      </w:pPr>
+      <w:r>
+        <w:rPr>
+          <w:rFonts w:ascii="Times New Roman" w:hAnsi="Times New Roman" w:cs="Times New Roman"/>
+          <w:lang w:val="tr-TR"/>
+        </w:rPr>
+        <w:t xml:space="preserve">Mert, Eskişehir’de küçük bir akvaryum dükkânı işletmektedir. Bitkili akvaryumlarda su bitkilerinin daha hızlı gelişmesi için suya bir tüpten karbon dioksit gazı verilmektedir. Bir müşterisi, CO</w:t>
+      </w:r>
+      <w:r>
+        <w:rPr>
+          <w:rFonts w:ascii="Times New Roman" w:hAnsi="Times New Roman" w:cs="Times New Roman"/>
+          <w:vertAlign w:val="subscript"/>
+          <w:lang w:val="tr-TR"/>
+        </w:rPr>
+        <w:t xml:space="preserve">2</w:t>
+      </w:r>
+      <w:r>
+        <w:rPr>
+          <w:rFonts w:ascii="Times New Roman" w:hAnsi="Times New Roman" w:cs="Times New Roman"/>
+          <w:lang w:val="tr-TR"/>
+        </w:rPr>
+        <w:t xml:space="preserve"> verilen akvaryumundaki balıkların sabah saatlerinde yüzeye çıkıp hızlı solunum yaptığından yakınınca Mert konuyu araştırmaya karar verir. Önce kendi deneme akvaryumunda CO</w:t>
+      </w:r>
+      <w:r>
+        <w:rPr>
+          <w:rFonts w:ascii="Times New Roman" w:hAnsi="Times New Roman" w:cs="Times New Roman"/>
+          <w:vertAlign w:val="subscript"/>
+          <w:lang w:val="tr-TR"/>
+        </w:rPr>
+        <w:t xml:space="preserve">2</w:t>
+      </w:r>
+      <w:r>
+        <w:rPr>
+          <w:rFonts w:ascii="Times New Roman" w:hAnsi="Times New Roman" w:cs="Times New Roman"/>
+          <w:lang w:val="tr-TR"/>
+        </w:rPr>
+        <w:t xml:space="preserve"> kabarcık hızını değiştirerek suyun pH değerini ölçer. Sudaki CO</w:t>
+      </w:r>
+      <w:r>
+        <w:rPr>
+          <w:rFonts w:ascii="Times New Roman" w:hAnsi="Times New Roman" w:cs="Times New Roman"/>
+          <w:vertAlign w:val="subscript"/>
+          <w:lang w:val="tr-TR"/>
+        </w:rPr>
+        <w:t xml:space="preserve">2</w:t>
+      </w:r>
+      <w:r>
+        <w:rPr>
+          <w:rFonts w:ascii="Times New Roman" w:hAnsi="Times New Roman" w:cs="Times New Roman"/>
+          <w:lang w:val="tr-TR"/>
+        </w:rPr>
+        <w:t xml:space="preserve"> ile ilgili dengeler aşağıda verilmiştir.</w:t>
+      </w:r>
+    </w:p>
+    <w:p>
+      <w:pPr>
+        <w:jc w:val="center"/>
+        <w:rPr>
+          <w:rFonts w:ascii="Times New Roman" w:hAnsi="Times New Roman" w:cs="Times New Roman"/>
+          <w:lang w:val="tr-TR"/>
+        </w:rPr>
+      </w:pPr>
+      <w:r>
+        <w:rPr>
+          <w:rFonts w:ascii="Times New Roman" w:hAnsi="Times New Roman" w:cs="Times New Roman"/>
+          <w:lang w:val="tr-TR"/>
+        </w:rPr>
+        <w:t xml:space="preserve">CO</w:t>
+      </w:r>
+      <w:r>
+        <w:rPr>
+          <w:rFonts w:ascii="Times New Roman" w:hAnsi="Times New Roman" w:cs="Times New Roman"/>
+          <w:vertAlign w:val="subscript"/>
+          <w:lang w:val="tr-TR"/>
+        </w:rPr>
+        <w:t xml:space="preserve">2</w:t>
+      </w:r>
+      <w:r>
+        <w:rPr>
+          <w:rFonts w:ascii="Times New Roman" w:hAnsi="Times New Roman" w:cs="Times New Roman"/>
+          <w:lang w:val="tr-TR"/>
+        </w:rPr>
+        <w:t xml:space="preserve">(g) ⇌ CO</w:t>
+      </w:r>
+      <w:r>
+        <w:rPr>
+          <w:rFonts w:ascii="Times New Roman" w:hAnsi="Times New Roman" w:cs="Times New Roman"/>
+          <w:vertAlign w:val="subscript"/>
+          <w:lang w:val="tr-TR"/>
+        </w:rPr>
+        <w:t xml:space="preserve">2</w:t>
+      </w:r>
+      <w:r>
+        <w:rPr>
+          <w:rFonts w:ascii="Times New Roman" w:hAnsi="Times New Roman" w:cs="Times New Roman"/>
+          <w:lang w:val="tr-TR"/>
+        </w:rPr>
+        <w:t xml:space="preserve">(suda)          CO</w:t>
+      </w:r>
+      <w:r>
+        <w:rPr>
+          <w:rFonts w:ascii="Times New Roman" w:hAnsi="Times New Roman" w:cs="Times New Roman"/>
+          <w:vertAlign w:val="subscript"/>
+          <w:lang w:val="tr-TR"/>
+        </w:rPr>
+        <w:t xml:space="preserve">2</w:t>
+      </w:r>
+      <w:r>
+        <w:rPr>
+          <w:rFonts w:ascii="Times New Roman" w:hAnsi="Times New Roman" w:cs="Times New Roman"/>
+          <w:lang w:val="tr-TR"/>
+        </w:rPr>
+        <w:t xml:space="preserve">(suda) + 2H</w:t>
+      </w:r>
+      <w:r>
+        <w:rPr>
+          <w:rFonts w:ascii="Times New Roman" w:hAnsi="Times New Roman" w:cs="Times New Roman"/>
+          <w:vertAlign w:val="subscript"/>
+          <w:lang w:val="tr-TR"/>
+        </w:rPr>
+        <w:t xml:space="preserve">2</w:t>
+      </w:r>
+      <w:r>
+        <w:rPr>
+          <w:rFonts w:ascii="Times New Roman" w:hAnsi="Times New Roman" w:cs="Times New Roman"/>
+          <w:lang w:val="tr-TR"/>
+        </w:rPr>
+        <w:t xml:space="preserve">O(s) ⇌ HCO</w:t>
+      </w:r>
+      <w:r>
+        <w:rPr>
+          <w:rFonts w:ascii="Times New Roman" w:hAnsi="Times New Roman" w:cs="Times New Roman"/>
+          <w:vertAlign w:val="subscript"/>
+          <w:lang w:val="tr-TR"/>
+        </w:rPr>
+        <w:t xml:space="preserve">3</w:t>
+      </w:r>
+      <w:r>
+        <w:rPr>
+          <w:rFonts w:ascii="Times New Roman" w:hAnsi="Times New Roman" w:cs="Times New Roman"/>
+          <w:vertAlign w:val="superscript"/>
+          <w:lang w:val="tr-TR"/>
+        </w:rPr>
+        <w:t xml:space="preserve">−</w:t>
+      </w:r>
+      <w:r>
+        <w:rPr>
+          <w:rFonts w:ascii="Times New Roman" w:hAnsi="Times New Roman" w:cs="Times New Roman"/>
+          <w:lang w:val="tr-TR"/>
+        </w:rPr>
+        <w:t xml:space="preserve">(suda) + H</w:t>
+      </w:r>
+      <w:r>
+        <w:rPr>
+          <w:rFonts w:ascii="Times New Roman" w:hAnsi="Times New Roman" w:cs="Times New Roman"/>
+          <w:vertAlign w:val="subscript"/>
+          <w:lang w:val="tr-TR"/>
+        </w:rPr>
+        <w:t xml:space="preserve">3</w:t>
+      </w:r>
+      <w:r>
+        <w:rPr>
+          <w:rFonts w:ascii="Times New Roman" w:hAnsi="Times New Roman" w:cs="Times New Roman"/>
+          <w:lang w:val="tr-TR"/>
+        </w:rPr>
+        <w:t xml:space="preserve">O</w:t>
+      </w:r>
+      <w:r>
+        <w:rPr>
+          <w:rFonts w:ascii="Times New Roman" w:hAnsi="Times New Roman" w:cs="Times New Roman"/>
+          <w:vertAlign w:val="superscript"/>
+          <w:lang w:val="tr-TR"/>
+        </w:rPr>
+        <w:t xml:space="preserve">+</w:t>
+      </w:r>
+      <w:r>
+        <w:rPr>
+          <w:rFonts w:ascii="Times New Roman" w:hAnsi="Times New Roman" w:cs="Times New Roman"/>
+          <w:lang w:val="tr-TR"/>
+        </w:rPr>
+        <w:t xml:space="preserve">(suda)</w:t>
+      </w:r>
+    </w:p>
+    <w:tbl>
+      <w:tblPr>
+        <w:tblW w:w="9000" w:type="dxa"/>
+        <w:jc w:val="center"/>
+        <w:tblBorders>
+          <w:top w:val="single" w:sz="4" w:space="0" w:color="auto"/>
+          <w:left w:val="single" w:sz="4" w:space="0" w:color="auto"/>
+          <w:bottom w:val="single" w:sz="4" w:space="0" w:color="auto"/>
+          <w:right w:val="single" w:sz="4" w:space="0" w:color="auto"/>
+          <w:insideH w:val="single" w:sz="4" w:space="0" w:color="auto"/>
+          <w:insideV w:val="single" w:sz="4" w:space="0" w:color="auto"/>
+        </w:tblBorders>
+        <w:tblLayout w:type="fixed"/>
+        <w:tblLook w:val="04A0"/>
+      </w:tblPr>
+      <w:tblGrid>
+        <w:gridCol w:w="3800"/>
+        <w:gridCol w:w="1300"/>
+        <w:gridCol w:w="1300"/>
+        <w:gridCol w:w="1300"/>
+        <w:gridCol w:w="1300"/>
+      </w:tblGrid>
+      <w:tr>
+        <w:tc>
+          <w:tcPr>
+            <w:tcW w:w="3800" w:type="dxa"/>
+            <w:shd w:val="clear" w:color="auto" w:fill="D9E2F3"/>
+            <w:vAlign w:val="center"/>
+          </w:tcPr>
+          <w:p>
+            <w:pPr>
+              <w:jc w:val="center"/>
+              <w:rPr>
+                <w:rFonts w:ascii="Times New Roman" w:hAnsi="Times New Roman" w:cs="Times New Roman"/>
+                <w:b/>
+                <w:bCs/>
+                <w:lang w:val="tr-TR"/>
+              </w:rPr>
+            </w:pPr>
+            <w:r>
+              <w:rPr>
+                <w:rFonts w:ascii="Times New Roman" w:hAnsi="Times New Roman" w:cs="Times New Roman"/>
+                <w:b/>
+                <w:bCs/>
+                <w:lang w:val="tr-TR"/>
+              </w:rPr>
+              <w:t xml:space="preserve">CO</w:t>
+            </w:r>
+            <w:r>
+              <w:rPr>
+                <w:rFonts w:ascii="Times New Roman" w:hAnsi="Times New Roman" w:cs="Times New Roman"/>
+                <w:b/>
+                <w:bCs/>
+                <w:vertAlign w:val="subscript"/>
+                <w:lang w:val="tr-TR"/>
+              </w:rPr>
+              <w:t xml:space="preserve">2</w:t>
+            </w:r>
+            <w:r>
+              <w:rPr>
+                <w:rFonts w:ascii="Times New Roman" w:hAnsi="Times New Roman" w:cs="Times New Roman"/>
+                <w:b/>
+                <w:bCs/>
+                <w:lang w:val="tr-TR"/>
+              </w:rPr>
+              <w:t xml:space="preserve"> kabarcık hızı (kabarcık/dakika)</w:t>
+            </w:r>
+          </w:p>
+        </w:tc>
+        <w:tc>
+          <w:tcPr>
+            <w:tcW w:w="1300" w:type="dxa"/>
+            <w:shd w:val="clear" w:color="auto" w:fill="D9E2F3"/>
+            <w:vAlign w:val="center"/>
+          </w:tcPr>
+          <w:p>
+            <w:pPr>
+              <w:jc w:val="center"/>
+              <w:rPr>
+                <w:rFonts w:ascii="Times New Roman" w:hAnsi="Times New Roman" w:cs="Times New Roman"/>
+                <w:b/>
+                <w:bCs/>
+                <w:lang w:val="tr-TR"/>
+              </w:rPr>
+            </w:pPr>
+            <w:r>
+              <w:rPr>
+                <w:rFonts w:ascii="Times New Roman" w:hAnsi="Times New Roman" w:cs="Times New Roman"/>
+                <w:b/>
+                <w:bCs/>
+                <w:lang w:val="tr-TR"/>
+              </w:rPr>
+              <w:t xml:space="preserve">0</w:t>
+            </w:r>
+          </w:p>
+        </w:tc>
+        <w:tc>
+          <w:tcPr>
+            <w:tcW w:w="1300" w:type="dxa"/>
+            <w:shd w:val="clear" w:color="auto" w:fill="D9E2F3"/>
+            <w:vAlign w:val="center"/>
+          </w:tcPr>
+          <w:p>
+            <w:pPr>
+              <w:jc w:val="center"/>
+              <w:rPr>
+                <w:rFonts w:ascii="Times New Roman" w:hAnsi="Times New Roman" w:cs="Times New Roman"/>
+                <w:b/>
+                <w:bCs/>
+                <w:lang w:val="tr-TR"/>
+              </w:rPr>
+            </w:pPr>
+            <w:r>
+              <w:rPr>
+                <w:rFonts w:ascii="Times New Roman" w:hAnsi="Times New Roman" w:cs="Times New Roman"/>
+                <w:b/>
+                <w:bCs/>
+                <w:lang w:val="tr-TR"/>
+              </w:rPr>
+              <w:t xml:space="preserve">10</w:t>
+            </w:r>
+          </w:p>
+        </w:tc>
+        <w:tc>
+          <w:tcPr>
+            <w:tcW w:w="1300" w:type="dxa"/>
+            <w:shd w:val="clear" w:color="auto" w:fill="D9E2F3"/>
+            <w:vAlign w:val="center"/>
+          </w:tcPr>
+          <w:p>
+            <w:pPr>
+              <w:jc w:val="center"/>
+              <w:rPr>
+                <w:rFonts w:ascii="Times New Roman" w:hAnsi="Times New Roman" w:cs="Times New Roman"/>
+                <w:b/>
+                <w:bCs/>
+                <w:lang w:val="tr-TR"/>
+              </w:rPr>
+            </w:pPr>
+            <w:r>
+              <w:rPr>
+                <w:rFonts w:ascii="Times New Roman" w:hAnsi="Times New Roman" w:cs="Times New Roman"/>
+                <w:b/>
+                <w:bCs/>
+                <w:lang w:val="tr-TR"/>
+              </w:rPr>
+              <w:t xml:space="preserve">20</w:t>
+            </w:r>
+          </w:p>
+        </w:tc>
+        <w:tc>
+          <w:tcPr>
+            <w:tcW w:w="1300" w:type="dxa"/>
+            <w:shd w:val="clear" w:color="auto" w:fill="D9E2F3"/>
+            <w:vAlign w:val="center"/>
+          </w:tcPr>
+          <w:p>
+            <w:pPr>
+              <w:jc w:val="center"/>
+              <w:rPr>
+                <w:rFonts w:ascii="Times New Roman" w:hAnsi="Times New Roman" w:cs="Times New Roman"/>
+                <w:b/>
+                <w:bCs/>
+                <w:lang w:val="tr-TR"/>
+              </w:rPr>
+            </w:pPr>
+            <w:r>
+              <w:rPr>
+                <w:rFonts w:ascii="Times New Roman" w:hAnsi="Times New Roman" w:cs="Times New Roman"/>
+                <w:b/>
+                <w:bCs/>
+                <w:lang w:val="tr-TR"/>
+              </w:rPr>
+              <w:t xml:space="preserve">30</w:t>
+            </w:r>
+          </w:p>
+        </w:tc>
+      </w:tr>
+      <w:tr>
+        <w:tc>
+          <w:tcPr>
+            <w:tcW w:w="3800" w:type="dxa"/>
+            <w:vAlign w:val="center"/>
+          </w:tcPr>
+          <w:p>
+            <w:pPr>
+              <w:jc w:val="center"/>
+              <w:rPr>
+                <w:rFonts w:ascii="Times New Roman" w:hAnsi="Times New Roman" w:cs="Times New Roman"/>
+                <w:lang w:val="tr-TR"/>
+              </w:rPr>
+            </w:pPr>
+            <w:r>
+              <w:rPr>
+                <w:rFonts w:ascii="Times New Roman" w:hAnsi="Times New Roman" w:cs="Times New Roman"/>
+                <w:lang w:val="tr-TR"/>
+              </w:rPr>
+              <w:t xml:space="preserve">Suyun pH değeri (25 °C)</w:t>
+            </w:r>
+          </w:p>
+        </w:tc>
+        <w:tc>
+          <w:tcPr>
+            <w:tcW w:w="1300" w:type="dxa"/>
+            <w:vAlign w:val="center"/>
+          </w:tcPr>
+          <w:p>
+            <w:pPr>
+              <w:jc w:val="center"/>
+              <w:rPr>
+                <w:rFonts w:ascii="Times New Roman" w:hAnsi="Times New Roman" w:cs="Times New Roman"/>
+                <w:lang w:val="tr-TR"/>
+              </w:rPr>
+            </w:pPr>
+            <w:r>
+              <w:rPr>
+                <w:rFonts w:ascii="Times New Roman" w:hAnsi="Times New Roman" w:cs="Times New Roman"/>
+                <w:lang w:val="tr-TR"/>
+              </w:rPr>
+              <w:t xml:space="preserve">7,4</w:t>
+            </w:r>
+          </w:p>
+        </w:tc>
+        <w:tc>
+          <w:tcPr>
+            <w:tcW w:w="1300" w:type="dxa"/>
+            <w:vAlign w:val="center"/>
+          </w:tcPr>
+          <w:p>
+            <w:pPr>
+              <w:jc w:val="center"/>
+              <w:rPr>
+                <w:rFonts w:ascii="Times New Roman" w:hAnsi="Times New Roman" w:cs="Times New Roman"/>
+                <w:lang w:val="tr-TR"/>
+              </w:rPr>
+            </w:pPr>
+            <w:r>
+              <w:rPr>
+                <w:rFonts w:ascii="Times New Roman" w:hAnsi="Times New Roman" w:cs="Times New Roman"/>
+                <w:lang w:val="tr-TR"/>
+              </w:rPr>
+              <w:t xml:space="preserve">7,0</w:t>
+            </w:r>
+          </w:p>
+        </w:tc>
+        <w:tc>
+          <w:tcPr>
+            <w:tcW w:w="1300" w:type="dxa"/>
+            <w:vAlign w:val="center"/>
+          </w:tcPr>
+          <w:p>
+            <w:pPr>
+              <w:jc w:val="center"/>
+              <w:rPr>
+                <w:rFonts w:ascii="Times New Roman" w:hAnsi="Times New Roman" w:cs="Times New Roman"/>
+                <w:lang w:val="tr-TR"/>
+              </w:rPr>
+            </w:pPr>
+            <w:r>
+              <w:rPr>
+                <w:rFonts w:ascii="Times New Roman" w:hAnsi="Times New Roman" w:cs="Times New Roman"/>
+                <w:lang w:val="tr-TR"/>
+              </w:rPr>
+              <w:t xml:space="preserve">6,8</w:t>
+            </w:r>
+          </w:p>
+        </w:tc>
+        <w:tc>
+          <w:tcPr>
+            <w:tcW w:w="1300" w:type="dxa"/>
+            <w:vAlign w:val="center"/>
+          </w:tcPr>
+          <w:p>
+            <w:pPr>
+              <w:jc w:val="center"/>
+              <w:rPr>
+                <w:rFonts w:ascii="Times New Roman" w:hAnsi="Times New Roman" w:cs="Times New Roman"/>
+                <w:lang w:val="tr-TR"/>
+              </w:rPr>
+            </w:pPr>
+            <w:r>
+              <w:rPr>
+                <w:rFonts w:ascii="Times New Roman" w:hAnsi="Times New Roman" w:cs="Times New Roman"/>
+                <w:lang w:val="tr-TR"/>
+              </w:rPr>
+              <w:t xml:space="preserve">6,6</w:t>
+            </w:r>
+          </w:p>
+        </w:tc>
+      </w:tr>
+    </w:tbl>
+    <w:p>
+      <w:pPr>
+        <w:jc w:val="both"/>
+        <w:rPr>
+          <w:rFonts w:ascii="Times New Roman" w:hAnsi="Times New Roman" w:cs="Times New Roman"/>
+          <w:lang w:val="tr-TR"/>
+        </w:rPr>
+      </w:pPr>
+    </w:p>
+    <w:p>
+      <w:pPr>
+        <w:jc w:val="both"/>
+        <w:rPr>
+          <w:rFonts w:ascii="Times New Roman" w:hAnsi="Times New Roman" w:cs="Times New Roman"/>
+          <w:lang w:val="tr-TR"/>
+        </w:rPr>
+      </w:pPr>
+      <w:r>
+        <w:rPr>
+          <w:rFonts w:ascii="Times New Roman" w:hAnsi="Times New Roman" w:cs="Times New Roman"/>
+          <w:b/>
+          <w:bCs/>
+          <w:highlight w:val="yellow"/>
+          <w:lang w:val="tr-TR"/>
+        </w:rPr>
+        <w:t xml:space="preserve">NOT: </w:t>
+      </w:r>
+      <w:r>
+        <w:rPr>
+          <w:rFonts w:ascii="Times New Roman" w:hAnsi="Times New Roman" w:cs="Times New Roman"/>
+          <w:highlight w:val="yellow"/>
+          <w:lang w:val="tr-TR"/>
+        </w:rPr>
+        <w:t xml:space="preserve">Tablodaki veriler öğretim amaçlı olarak düzenlenmiştir.</w:t>
+      </w:r>
+    </w:p>
+    <w:tbl>
+      <w:tblPr>
+        <w:tblW w:w="9000" w:type="dxa"/>
+        <w:jc w:val="center"/>
+        <w:tblBorders>
+          <w:top w:val="single" w:sz="8" w:space="0" w:color="7F7F7F"/>
+          <w:left w:val="single" w:sz="8" w:space="0" w:color="7F7F7F"/>
+          <w:bottom w:val="single" w:sz="8" w:space="0" w:color="7F7F7F"/>
+          <w:right w:val="single" w:sz="8" w:space="0" w:color="7F7F7F"/>
+        </w:tblBorders>
+      </w:tblPr>
+      <w:tblGrid>
+        <w:gridCol w:w="9000"/>
+      </w:tblGrid>
+      <w:tr>
+        <w:tc>
+          <w:tcPr>
+            <w:tcW w:w="9000" w:type="dxa"/>
+            <w:shd w:val="clear" w:color="auto" w:fill="EDEDED"/>
+          </w:tcPr>
+          <w:p>
+            <w:pPr>
+              <w:jc w:val="both"/>
+              <w:rPr>
+                <w:rFonts w:ascii="Times New Roman" w:hAnsi="Times New Roman" w:cs="Times New Roman"/>
+                <w:lang w:val="tr-TR"/>
+              </w:rPr>
+            </w:pPr>
+            <w:r>
+              <w:rPr>
+                <w:rFonts w:ascii="Times New Roman" w:hAnsi="Times New Roman" w:cs="Times New Roman"/>
+                <w:lang w:val="tr-TR"/>
+              </w:rPr>
+              <w:t xml:space="preserve">GÖRSEL ALANI</w:t>
+            </w:r>
+          </w:p>
+          <w:p>
+            <w:pPr>
+              <w:jc w:val="both"/>
+              <w:rPr>
+                <w:rFonts w:ascii="Times New Roman" w:hAnsi="Times New Roman" w:cs="Times New Roman"/>
+                <w:lang w:val="tr-TR"/>
+              </w:rPr>
+            </w:pPr>
+            <w:r>
+              <w:rPr>
+                <w:rFonts w:ascii="Times New Roman" w:hAnsi="Times New Roman" w:cs="Times New Roman"/>
+                <w:lang w:val="tr-TR"/>
+              </w:rPr>
+              <w:t xml:space="preserve">Tarif: Su bitkileriyle dolu, içinde küçük balıkların yüzdüğü bir akvaryum; köşede CO</w:t>
+            </w:r>
+            <w:r>
+              <w:rPr>
+                <w:rFonts w:ascii="Times New Roman" w:hAnsi="Times New Roman" w:cs="Times New Roman"/>
+                <w:vertAlign w:val="subscript"/>
+                <w:lang w:val="tr-TR"/>
+              </w:rPr>
+              <w:t xml:space="preserve">2</w:t>
+            </w:r>
+            <w:r>
+              <w:rPr>
+                <w:rFonts w:ascii="Times New Roman" w:hAnsi="Times New Roman" w:cs="Times New Roman"/>
+                <w:lang w:val="tr-TR"/>
+              </w:rPr>
+              <w:t xml:space="preserve"> kabarcık sayacı görülebilir.</w:t>
+            </w:r>
+          </w:p>
+          <w:p>
+            <w:pPr>
+              <w:jc w:val="both"/>
+              <w:rPr>
+                <w:rFonts w:ascii="Times New Roman" w:hAnsi="Times New Roman" w:cs="Times New Roman"/>
+                <w:lang w:val="tr-TR"/>
+              </w:rPr>
+            </w:pPr>
+            <w:r>
+              <w:rPr>
+                <w:rFonts w:ascii="Times New Roman" w:hAnsi="Times New Roman" w:cs="Times New Roman"/>
+                <w:lang w:val="tr-TR"/>
+              </w:rPr>
+              <w:t xml:space="preserve">Shutterstock arama: “planted aquarium co2 diffuser fish”</w:t>
+            </w:r>
+          </w:p>
+          <w:p>
+            <w:pPr>
+              <w:jc w:val="both"/>
+              <w:rPr>
+                <w:rFonts w:ascii="Times New Roman" w:hAnsi="Times New Roman" w:cs="Times New Roman"/>
+                <w:lang w:val="tr-TR"/>
+              </w:rPr>
+            </w:pPr>
+            <w:r>
+              <w:rPr>
+                <w:rFonts w:ascii="Times New Roman" w:hAnsi="Times New Roman" w:cs="Times New Roman"/>
+                <w:lang w:val="tr-TR"/>
+              </w:rPr>
+              <w:t xml:space="preserve">Shutter ID: ……………</w:t>
+            </w:r>
+          </w:p>
+        </w:tc>
+      </w:tr>
+    </w:tbl>
+    <w:p>
+      <w:pPr>
+        <w:jc w:val="both"/>
+        <w:rPr>
+          <w:rFonts w:ascii="Times New Roman" w:hAnsi="Times New Roman" w:cs="Times New Roman"/>
+          <w:lang w:val="tr-TR"/>
+        </w:rPr>
+      </w:pPr>
+    </w:p>
+    <w:p>
+      <w:pPr>
+        <w:jc w:val="center"/>
+        <w:rPr>
+          <w:rFonts w:ascii="Times New Roman" w:hAnsi="Times New Roman" w:cs="Times New Roman"/>
+          <w:lang w:val="tr-TR"/>
+        </w:rPr>
+      </w:pPr>
+      <w:r>
+        <w:rPr>
+          <w:rFonts w:ascii="Times New Roman" w:hAnsi="Times New Roman" w:cs="Times New Roman"/>
+          <w:b/>
+          <w:bCs/>
+          <w:lang w:val="tr-TR"/>
+        </w:rPr>
+        <w:t xml:space="preserve">Görsel:</w:t>
+      </w:r>
+      <w:r>
+        <w:rPr>
+          <w:rFonts w:ascii="Times New Roman" w:hAnsi="Times New Roman" w:cs="Times New Roman"/>
+          <w:lang w:val="tr-TR"/>
+        </w:rPr>
+        <w:t xml:space="preserve"> Bitkili akvaryum</w:t>
+      </w:r>
+    </w:p>
+    <w:p>
+      <w:pPr>
+        <w:jc w:val="both"/>
+        <w:rPr>
+          <w:rFonts w:ascii="Times New Roman" w:hAnsi="Times New Roman" w:cs="Times New Roman"/>
+          <w:lang w:val="tr-TR"/>
+        </w:rPr>
+      </w:pPr>
+      <w:r>
+        <w:rPr>
+          <w:rFonts w:ascii="Times New Roman" w:hAnsi="Times New Roman" w:cs="Times New Roman"/>
+          <w:lang w:val="tr-TR"/>
+        </w:rPr>
+        <w:t xml:space="preserve">50. Mert’in verilerine göre CO</w:t>
+      </w:r>
+      <w:r>
+        <w:rPr>
+          <w:rFonts w:ascii="Times New Roman" w:hAnsi="Times New Roman" w:cs="Times New Roman"/>
+          <w:vertAlign w:val="subscript"/>
+          <w:lang w:val="tr-TR"/>
+        </w:rPr>
+        <w:t xml:space="preserve">2</w:t>
+      </w:r>
+      <w:r>
+        <w:rPr>
+          <w:rFonts w:ascii="Times New Roman" w:hAnsi="Times New Roman" w:cs="Times New Roman"/>
+          <w:lang w:val="tr-TR"/>
+        </w:rPr>
+        <w:t xml:space="preserve"> kabarcık hızı ile suyun pH değeri arasında nasıl bir ilişki vardır? Bu ilişkiyi verilen dengeler ve Le Chatelier ilkesiyle açıklayınız.</w:t>
+      </w:r>
+    </w:p>
+    <w:p>
+      <w:pPr>
+        <w:ind w:left="720"/>
+        <w:jc w:val="both"/>
+        <w:rPr>
+          <w:rFonts w:ascii="Times New Roman" w:hAnsi="Times New Roman" w:cs="Times New Roman"/>
+          <w:lang w:val="tr-TR"/>
+        </w:rPr>
+      </w:pPr>
+      <w:r>
+        <w:rPr>
+          <w:rFonts w:ascii="Times New Roman" w:hAnsi="Times New Roman" w:cs="Times New Roman"/>
+          <w:lang w:val="tr-TR"/>
+        </w:rPr>
+        <w:t xml:space="preserve">……………………………………………………………………………………………</w:t>
+      </w:r>
+    </w:p>
+    <w:p>
+      <w:pPr>
+        <w:ind w:left="720"/>
+        <w:jc w:val="both"/>
+        <w:rPr>
+          <w:rFonts w:ascii="Times New Roman" w:hAnsi="Times New Roman" w:cs="Times New Roman"/>
+          <w:lang w:val="tr-TR"/>
+        </w:rPr>
+      </w:pPr>
+      <w:r>
+        <w:rPr>
+          <w:rFonts w:ascii="Times New Roman" w:hAnsi="Times New Roman" w:cs="Times New Roman"/>
+          <w:lang w:val="tr-TR"/>
+        </w:rPr>
+        <w:t xml:space="preserve">……………………………………………………………………………………………</w:t>
+      </w:r>
+    </w:p>
+    <w:p>
+      <w:pPr>
+        <w:ind w:left="720"/>
+        <w:jc w:val="both"/>
+        <w:rPr>
+          <w:rFonts w:ascii="Times New Roman" w:hAnsi="Times New Roman" w:cs="Times New Roman"/>
+          <w:lang w:val="tr-TR"/>
+        </w:rPr>
+      </w:pPr>
+      <w:r>
+        <w:rPr>
+          <w:rFonts w:ascii="Times New Roman" w:hAnsi="Times New Roman" w:cs="Times New Roman"/>
+          <w:lang w:val="tr-TR"/>
+        </w:rPr>
+        <w:t xml:space="preserve">……………………………………………………………………………………………</w:t>
+      </w:r>
+    </w:p>
+    <w:p>
+      <w:pPr>
+        <w:ind w:left="720"/>
+        <w:jc w:val="both"/>
+        <w:rPr>
+          <w:rFonts w:ascii="Times New Roman" w:hAnsi="Times New Roman" w:cs="Times New Roman"/>
+          <w:lang w:val="tr-TR"/>
+        </w:rPr>
+      </w:pPr>
+      <w:r>
+        <w:rPr>
+          <w:rFonts w:ascii="Times New Roman" w:hAnsi="Times New Roman" w:cs="Times New Roman"/>
+          <w:color w:val="FF0000"/>
+          <w:lang w:val="tr-TR"/>
+        </w:rPr>
+        <w:t xml:space="preserve">Cevap: Kabarcık hızı arttıkça pH düşer. Suya verilen CO</w:t>
+      </w:r>
+      <w:r>
+        <w:rPr>
+          <w:rFonts w:ascii="Times New Roman" w:hAnsi="Times New Roman" w:cs="Times New Roman"/>
+          <w:color w:val="FF0000"/>
+          <w:vertAlign w:val="subscript"/>
+          <w:lang w:val="tr-TR"/>
+        </w:rPr>
+        <w:t xml:space="preserve">2</w:t>
+      </w:r>
+      <w:r>
+        <w:rPr>
+          <w:rFonts w:ascii="Times New Roman" w:hAnsi="Times New Roman" w:cs="Times New Roman"/>
+          <w:color w:val="FF0000"/>
+          <w:lang w:val="tr-TR"/>
+        </w:rPr>
+        <w:t xml:space="preserve"> arttıkça birinci denge çözünme yönüne kayar, CO</w:t>
+      </w:r>
+      <w:r>
+        <w:rPr>
+          <w:rFonts w:ascii="Times New Roman" w:hAnsi="Times New Roman" w:cs="Times New Roman"/>
+          <w:color w:val="FF0000"/>
+          <w:vertAlign w:val="subscript"/>
+          <w:lang w:val="tr-TR"/>
+        </w:rPr>
+        <w:t xml:space="preserve">2</w:t>
+      </w:r>
+      <w:r>
+        <w:rPr>
+          <w:rFonts w:ascii="Times New Roman" w:hAnsi="Times New Roman" w:cs="Times New Roman"/>
+          <w:color w:val="FF0000"/>
+          <w:lang w:val="tr-TR"/>
+        </w:rPr>
+        <w:t xml:space="preserve">(suda) derişimi artar; ikinci denge de ürünler yönüne kayarak H</w:t>
+      </w:r>
+      <w:r>
+        <w:rPr>
+          <w:rFonts w:ascii="Times New Roman" w:hAnsi="Times New Roman" w:cs="Times New Roman"/>
+          <w:color w:val="FF0000"/>
+          <w:vertAlign w:val="subscript"/>
+          <w:lang w:val="tr-TR"/>
+        </w:rPr>
+        <w:t xml:space="preserve">3</w:t>
+      </w:r>
+      <w:r>
+        <w:rPr>
+          <w:rFonts w:ascii="Times New Roman" w:hAnsi="Times New Roman" w:cs="Times New Roman"/>
+          <w:color w:val="FF0000"/>
+          <w:lang w:val="tr-TR"/>
+        </w:rPr>
+        <w:t xml:space="preserve">O</w:t>
+      </w:r>
+      <w:r>
+        <w:rPr>
+          <w:rFonts w:ascii="Times New Roman" w:hAnsi="Times New Roman" w:cs="Times New Roman"/>
+          <w:color w:val="FF0000"/>
+          <w:vertAlign w:val="superscript"/>
+          <w:lang w:val="tr-TR"/>
+        </w:rPr>
+        <w:t xml:space="preserve">+</w:t>
+      </w:r>
+      <w:r>
+        <w:rPr>
+          <w:rFonts w:ascii="Times New Roman" w:hAnsi="Times New Roman" w:cs="Times New Roman"/>
+          <w:color w:val="FF0000"/>
+          <w:lang w:val="tr-TR"/>
+        </w:rPr>
+        <w:t xml:space="preserve"> derişimini artırır, bu nedenle pH düşer.</w:t>
+      </w:r>
+    </w:p>
+    <w:p>
+      <w:pPr>
+        <w:jc w:val="both"/>
+        <w:rPr>
+          <w:rFonts w:ascii="Times New Roman" w:hAnsi="Times New Roman" w:cs="Times New Roman"/>
+          <w:lang w:val="tr-TR"/>
+        </w:rPr>
+      </w:pPr>
+      <w:r>
+        <w:rPr>
+          <w:rFonts w:ascii="Times New Roman" w:hAnsi="Times New Roman" w:cs="Times New Roman"/>
+          <w:lang w:val="tr-TR"/>
+        </w:rPr>
+        <w:t xml:space="preserve">51. Kabarcık hızı 30 kabarcık/dakika iken sudaki [H</w:t>
+      </w:r>
+      <w:r>
+        <w:rPr>
+          <w:rFonts w:ascii="Times New Roman" w:hAnsi="Times New Roman" w:cs="Times New Roman"/>
+          <w:vertAlign w:val="subscript"/>
+          <w:lang w:val="tr-TR"/>
+        </w:rPr>
+        <w:t xml:space="preserve">3</w:t>
+      </w:r>
+      <w:r>
+        <w:rPr>
+          <w:rFonts w:ascii="Times New Roman" w:hAnsi="Times New Roman" w:cs="Times New Roman"/>
+          <w:lang w:val="tr-TR"/>
+        </w:rPr>
+        <w:t xml:space="preserve">O</w:t>
+      </w:r>
+      <w:r>
+        <w:rPr>
+          <w:rFonts w:ascii="Times New Roman" w:hAnsi="Times New Roman" w:cs="Times New Roman"/>
+          <w:vertAlign w:val="superscript"/>
+          <w:lang w:val="tr-TR"/>
+        </w:rPr>
+        <w:t xml:space="preserve">+</w:t>
+      </w:r>
+      <w:r>
+        <w:rPr>
+          <w:rFonts w:ascii="Times New Roman" w:hAnsi="Times New Roman" w:cs="Times New Roman"/>
+          <w:lang w:val="tr-TR"/>
+        </w:rPr>
+        <w:t xml:space="preserve">] ve [OH</w:t>
+      </w:r>
+      <w:r>
+        <w:rPr>
+          <w:rFonts w:ascii="Times New Roman" w:hAnsi="Times New Roman" w:cs="Times New Roman"/>
+          <w:vertAlign w:val="superscript"/>
+          <w:lang w:val="tr-TR"/>
+        </w:rPr>
+        <w:t xml:space="preserve">−</w:t>
+      </w:r>
+      <w:r>
+        <w:rPr>
+          <w:rFonts w:ascii="Times New Roman" w:hAnsi="Times New Roman" w:cs="Times New Roman"/>
+          <w:lang w:val="tr-TR"/>
+        </w:rPr>
+        <w:t xml:space="preserve">] derişimlerini hesaplayınız. pH 7,4’ten 6,6’ya düştüğünde [H</w:t>
+      </w:r>
+      <w:r>
+        <w:rPr>
+          <w:rFonts w:ascii="Times New Roman" w:hAnsi="Times New Roman" w:cs="Times New Roman"/>
+          <w:vertAlign w:val="subscript"/>
+          <w:lang w:val="tr-TR"/>
+        </w:rPr>
+        <w:t xml:space="preserve">3</w:t>
+      </w:r>
+      <w:r>
+        <w:rPr>
+          <w:rFonts w:ascii="Times New Roman" w:hAnsi="Times New Roman" w:cs="Times New Roman"/>
+          <w:lang w:val="tr-TR"/>
+        </w:rPr>
+        <w:t xml:space="preserve">O</w:t>
+      </w:r>
+      <w:r>
+        <w:rPr>
+          <w:rFonts w:ascii="Times New Roman" w:hAnsi="Times New Roman" w:cs="Times New Roman"/>
+          <w:vertAlign w:val="superscript"/>
+          <w:lang w:val="tr-TR"/>
+        </w:rPr>
+        <w:t xml:space="preserve">+</w:t>
+      </w:r>
+      <w:r>
+        <w:rPr>
+          <w:rFonts w:ascii="Times New Roman" w:hAnsi="Times New Roman" w:cs="Times New Roman"/>
+          <w:lang w:val="tr-TR"/>
+        </w:rPr>
+        <w:t xml:space="preserve">] kaç katına çıkmıştır? (10</w:t>
+      </w:r>
+      <w:r>
+        <w:rPr>
+          <w:rFonts w:ascii="Times New Roman" w:hAnsi="Times New Roman" w:cs="Times New Roman"/>
+          <w:vertAlign w:val="superscript"/>
+          <w:lang w:val="tr-TR"/>
+        </w:rPr>
+        <w:t xml:space="preserve">0,4</w:t>
+      </w:r>
+      <w:r>
+        <w:rPr>
+          <w:rFonts w:ascii="Times New Roman" w:hAnsi="Times New Roman" w:cs="Times New Roman"/>
+          <w:lang w:val="tr-TR"/>
+        </w:rPr>
+        <w:t xml:space="preserve"> ≈ 2,5; 10</w:t>
+      </w:r>
+      <w:r>
+        <w:rPr>
+          <w:rFonts w:ascii="Times New Roman" w:hAnsi="Times New Roman" w:cs="Times New Roman"/>
+          <w:vertAlign w:val="superscript"/>
+          <w:lang w:val="tr-TR"/>
+        </w:rPr>
+        <w:t xml:space="preserve">0,8</w:t>
+      </w:r>
+      <w:r>
+        <w:rPr>
+          <w:rFonts w:ascii="Times New Roman" w:hAnsi="Times New Roman" w:cs="Times New Roman"/>
+          <w:lang w:val="tr-TR"/>
+        </w:rPr>
+        <w:t xml:space="preserve"> ≈ 6,3)</w:t>
+      </w:r>
+    </w:p>
+    <w:tbl>
+      <w:tblPr>
+        <w:tblW w:w="9000" w:type="dxa"/>
+        <w:jc w:val="center"/>
+        <w:tblBorders>
+          <w:top w:val="single" w:sz="8" w:space="0" w:color="7F7F7F"/>
+          <w:left w:val="single" w:sz="8" w:space="0" w:color="7F7F7F"/>
+          <w:bottom w:val="single" w:sz="8" w:space="0" w:color="7F7F7F"/>
+          <w:right w:val="single" w:sz="8" w:space="0" w:color="7F7F7F"/>
+        </w:tblBorders>
+      </w:tblPr>
+      <w:tblGrid>
+        <w:gridCol w:w="9000"/>
+      </w:tblGrid>
+      <w:tr>
+        <w:trPr>
+          <w:trHeight w:val="1200"/>
+        </w:trPr>
+        <w:tc>
+          <w:tcPr>
+            <w:tcW w:w="9000" w:type="dxa"/>
+          </w:tcPr>
+          <w:p/>
+        </w:tc>
+      </w:tr>
+    </w:tbl>
+    <w:p>
+      <w:pPr>
+        <w:jc w:val="both"/>
+        <w:rPr>
+          <w:rFonts w:ascii="Times New Roman" w:hAnsi="Times New Roman" w:cs="Times New Roman"/>
+          <w:lang w:val="tr-TR"/>
+        </w:rPr>
+      </w:pPr>
+    </w:p>
+    <w:p>
+      <w:pPr>
+        <w:ind w:left="720"/>
+        <w:jc w:val="both"/>
+        <w:rPr>
+          <w:rFonts w:ascii="Times New Roman" w:hAnsi="Times New Roman" w:cs="Times New Roman"/>
+          <w:lang w:val="tr-TR"/>
+        </w:rPr>
+      </w:pPr>
+      <w:r>
+        <w:rPr>
+          <w:rFonts w:ascii="Times New Roman" w:hAnsi="Times New Roman" w:cs="Times New Roman"/>
+          <w:color w:val="FF0000"/>
+          <w:lang w:val="tr-TR"/>
+        </w:rPr>
+        <w:t xml:space="preserve">Cevap: [H</w:t>
+      </w:r>
+      <w:r>
+        <w:rPr>
+          <w:rFonts w:ascii="Times New Roman" w:hAnsi="Times New Roman" w:cs="Times New Roman"/>
+          <w:color w:val="FF0000"/>
+          <w:vertAlign w:val="subscript"/>
+          <w:lang w:val="tr-TR"/>
+        </w:rPr>
+        <w:t xml:space="preserve">3</w:t>
+      </w:r>
+      <w:r>
+        <w:rPr>
+          <w:rFonts w:ascii="Times New Roman" w:hAnsi="Times New Roman" w:cs="Times New Roman"/>
+          <w:color w:val="FF0000"/>
+          <w:lang w:val="tr-TR"/>
+        </w:rPr>
+        <w:t xml:space="preserve">O</w:t>
+      </w:r>
+      <w:r>
+        <w:rPr>
+          <w:rFonts w:ascii="Times New Roman" w:hAnsi="Times New Roman" w:cs="Times New Roman"/>
+          <w:color w:val="FF0000"/>
+          <w:vertAlign w:val="superscript"/>
+          <w:lang w:val="tr-TR"/>
+        </w:rPr>
+        <w:t xml:space="preserve">+</w:t>
+      </w:r>
+      <w:r>
+        <w:rPr>
+          <w:rFonts w:ascii="Times New Roman" w:hAnsi="Times New Roman" w:cs="Times New Roman"/>
+          <w:color w:val="FF0000"/>
+          <w:lang w:val="tr-TR"/>
+        </w:rPr>
+        <w:t xml:space="preserve">] = 10</w:t>
+      </w:r>
+      <w:r>
+        <w:rPr>
+          <w:rFonts w:ascii="Times New Roman" w:hAnsi="Times New Roman" w:cs="Times New Roman"/>
+          <w:color w:val="FF0000"/>
+          <w:vertAlign w:val="superscript"/>
+          <w:lang w:val="tr-TR"/>
+        </w:rPr>
+        <w:t xml:space="preserve">−6,6</w:t>
+      </w:r>
+      <w:r>
+        <w:rPr>
+          <w:rFonts w:ascii="Times New Roman" w:hAnsi="Times New Roman" w:cs="Times New Roman"/>
+          <w:color w:val="FF0000"/>
+          <w:lang w:val="tr-TR"/>
+        </w:rPr>
+        <w:t xml:space="preserve"> = 2,5·10</w:t>
+      </w:r>
+      <w:r>
+        <w:rPr>
+          <w:rFonts w:ascii="Times New Roman" w:hAnsi="Times New Roman" w:cs="Times New Roman"/>
+          <w:color w:val="FF0000"/>
+          <w:vertAlign w:val="superscript"/>
+          <w:lang w:val="tr-TR"/>
+        </w:rPr>
+        <w:t xml:space="preserve">−7</w:t>
+      </w:r>
+      <w:r>
+        <w:rPr>
+          <w:rFonts w:ascii="Times New Roman" w:hAnsi="Times New Roman" w:cs="Times New Roman"/>
+          <w:color w:val="FF0000"/>
+          <w:lang w:val="tr-TR"/>
+        </w:rPr>
+        <w:t xml:space="preserve"> M; [OH</w:t>
+      </w:r>
+      <w:r>
+        <w:rPr>
+          <w:rFonts w:ascii="Times New Roman" w:hAnsi="Times New Roman" w:cs="Times New Roman"/>
+          <w:color w:val="FF0000"/>
+          <w:vertAlign w:val="superscript"/>
+          <w:lang w:val="tr-TR"/>
+        </w:rPr>
+        <w:t xml:space="preserve">−</w:t>
+      </w:r>
+      <w:r>
+        <w:rPr>
+          <w:rFonts w:ascii="Times New Roman" w:hAnsi="Times New Roman" w:cs="Times New Roman"/>
+          <w:color w:val="FF0000"/>
+          <w:lang w:val="tr-TR"/>
+        </w:rPr>
+        <w:t xml:space="preserve">] = 1,0·10</w:t>
+      </w:r>
+      <w:r>
+        <w:rPr>
+          <w:rFonts w:ascii="Times New Roman" w:hAnsi="Times New Roman" w:cs="Times New Roman"/>
+          <w:color w:val="FF0000"/>
+          <w:vertAlign w:val="superscript"/>
+          <w:lang w:val="tr-TR"/>
+        </w:rPr>
+        <w:t xml:space="preserve">−14</w:t>
+      </w:r>
+      <w:r>
+        <w:rPr>
+          <w:rFonts w:ascii="Times New Roman" w:hAnsi="Times New Roman" w:cs="Times New Roman"/>
+          <w:color w:val="FF0000"/>
+          <w:lang w:val="tr-TR"/>
+        </w:rPr>
+        <w:t xml:space="preserve">/2,5·10</w:t>
+      </w:r>
+      <w:r>
+        <w:rPr>
+          <w:rFonts w:ascii="Times New Roman" w:hAnsi="Times New Roman" w:cs="Times New Roman"/>
+          <w:color w:val="FF0000"/>
+          <w:vertAlign w:val="superscript"/>
+          <w:lang w:val="tr-TR"/>
+        </w:rPr>
+        <w:t xml:space="preserve">−7</w:t>
+      </w:r>
+      <w:r>
+        <w:rPr>
+          <w:rFonts w:ascii="Times New Roman" w:hAnsi="Times New Roman" w:cs="Times New Roman"/>
+          <w:color w:val="FF0000"/>
+          <w:lang w:val="tr-TR"/>
+        </w:rPr>
+        <w:t xml:space="preserve"> = 4,0·10</w:t>
+      </w:r>
+      <w:r>
+        <w:rPr>
+          <w:rFonts w:ascii="Times New Roman" w:hAnsi="Times New Roman" w:cs="Times New Roman"/>
+          <w:color w:val="FF0000"/>
+          <w:vertAlign w:val="superscript"/>
+          <w:lang w:val="tr-TR"/>
+        </w:rPr>
+        <w:t xml:space="preserve">−8</w:t>
+      </w:r>
+      <w:r>
+        <w:rPr>
+          <w:rFonts w:ascii="Times New Roman" w:hAnsi="Times New Roman" w:cs="Times New Roman"/>
+          <w:color w:val="FF0000"/>
+          <w:lang w:val="tr-TR"/>
+        </w:rPr>
+        <w:t xml:space="preserve"> M. pH 0,8 birim düştüğü için [H</w:t>
+      </w:r>
+      <w:r>
+        <w:rPr>
+          <w:rFonts w:ascii="Times New Roman" w:hAnsi="Times New Roman" w:cs="Times New Roman"/>
+          <w:color w:val="FF0000"/>
+          <w:vertAlign w:val="subscript"/>
+          <w:lang w:val="tr-TR"/>
+        </w:rPr>
+        <w:t xml:space="preserve">3</w:t>
+      </w:r>
+      <w:r>
+        <w:rPr>
+          <w:rFonts w:ascii="Times New Roman" w:hAnsi="Times New Roman" w:cs="Times New Roman"/>
+          <w:color w:val="FF0000"/>
+          <w:lang w:val="tr-TR"/>
+        </w:rPr>
+        <w:t xml:space="preserve">O</w:t>
+      </w:r>
+      <w:r>
+        <w:rPr>
+          <w:rFonts w:ascii="Times New Roman" w:hAnsi="Times New Roman" w:cs="Times New Roman"/>
+          <w:color w:val="FF0000"/>
+          <w:vertAlign w:val="superscript"/>
+          <w:lang w:val="tr-TR"/>
+        </w:rPr>
+        <w:t xml:space="preserve">+</w:t>
+      </w:r>
+      <w:r>
+        <w:rPr>
+          <w:rFonts w:ascii="Times New Roman" w:hAnsi="Times New Roman" w:cs="Times New Roman"/>
+          <w:color w:val="FF0000"/>
+          <w:lang w:val="tr-TR"/>
+        </w:rPr>
+        <w:t xml:space="preserve">] 10</w:t>
+      </w:r>
+      <w:r>
+        <w:rPr>
+          <w:rFonts w:ascii="Times New Roman" w:hAnsi="Times New Roman" w:cs="Times New Roman"/>
+          <w:color w:val="FF0000"/>
+          <w:vertAlign w:val="superscript"/>
+          <w:lang w:val="tr-TR"/>
+        </w:rPr>
+        <w:t xml:space="preserve">0,8</w:t>
+      </w:r>
+      <w:r>
+        <w:rPr>
+          <w:rFonts w:ascii="Times New Roman" w:hAnsi="Times New Roman" w:cs="Times New Roman"/>
+          <w:color w:val="FF0000"/>
+          <w:lang w:val="tr-TR"/>
+        </w:rPr>
+        <w:t xml:space="preserve"> ≈ 6,3 katına çıkmıştır.</w:t>
+      </w:r>
+    </w:p>
+    <w:p>
+      <w:pPr>
+        <w:jc w:val="both"/>
+        <w:rPr>
+          <w:rFonts w:ascii="Times New Roman" w:hAnsi="Times New Roman" w:cs="Times New Roman"/>
+          <w:lang w:val="tr-TR"/>
+        </w:rPr>
+      </w:pPr>
+      <w:r>
+        <w:rPr>
+          <w:rFonts w:ascii="Times New Roman" w:hAnsi="Times New Roman" w:cs="Times New Roman"/>
+          <w:lang w:val="tr-TR"/>
+        </w:rPr>
+        <w:t xml:space="preserve">52. Bitkiler gündüz fotosentezle sudaki CO</w:t>
+      </w:r>
+      <w:r>
+        <w:rPr>
+          <w:rFonts w:ascii="Times New Roman" w:hAnsi="Times New Roman" w:cs="Times New Roman"/>
+          <w:vertAlign w:val="subscript"/>
+          <w:lang w:val="tr-TR"/>
+        </w:rPr>
+        <w:t xml:space="preserve">2</w:t>
+      </w:r>
+      <w:r>
+        <w:rPr>
+          <w:rFonts w:ascii="Times New Roman" w:hAnsi="Times New Roman" w:cs="Times New Roman"/>
+          <w:lang w:val="tr-TR"/>
+        </w:rPr>
+        <w:t xml:space="preserve">’yi kullanır, gece ise yalnızca solunum yapar. Müşterinin akvaryumunda CO</w:t>
+      </w:r>
+      <w:r>
+        <w:rPr>
+          <w:rFonts w:ascii="Times New Roman" w:hAnsi="Times New Roman" w:cs="Times New Roman"/>
+          <w:vertAlign w:val="subscript"/>
+          <w:lang w:val="tr-TR"/>
+        </w:rPr>
+        <w:t xml:space="preserve">2</w:t>
+      </w:r>
+      <w:r>
+        <w:rPr>
+          <w:rFonts w:ascii="Times New Roman" w:hAnsi="Times New Roman" w:cs="Times New Roman"/>
+          <w:lang w:val="tr-TR"/>
+        </w:rPr>
+        <w:t xml:space="preserve"> tüpünün gece de açık kaldığı öğreniliyor. Balıkların sabah saatlerinde zorlanmasının nedenini veriye ve dengelere dayanarak açıklayınız ve müşteriye bir öneride bulununuz.</w:t>
+      </w:r>
+    </w:p>
+    <w:p>
+      <w:pPr>
+        <w:ind w:left="720"/>
+        <w:jc w:val="both"/>
+        <w:rPr>
+          <w:rFonts w:ascii="Times New Roman" w:hAnsi="Times New Roman" w:cs="Times New Roman"/>
+          <w:lang w:val="tr-TR"/>
+        </w:rPr>
+      </w:pPr>
+      <w:r>
+        <w:rPr>
+          <w:rFonts w:ascii="Times New Roman" w:hAnsi="Times New Roman" w:cs="Times New Roman"/>
+          <w:lang w:val="tr-TR"/>
+        </w:rPr>
+        <w:t xml:space="preserve">……………………………………………………………………………………………</w:t>
+      </w:r>
+    </w:p>
+    <w:p>
+      <w:pPr>
+        <w:ind w:left="720"/>
+        <w:jc w:val="both"/>
+        <w:rPr>
+          <w:rFonts w:ascii="Times New Roman" w:hAnsi="Times New Roman" w:cs="Times New Roman"/>
+          <w:lang w:val="tr-TR"/>
+        </w:rPr>
+      </w:pPr>
+      <w:r>
+        <w:rPr>
+          <w:rFonts w:ascii="Times New Roman" w:hAnsi="Times New Roman" w:cs="Times New Roman"/>
+          <w:lang w:val="tr-TR"/>
+        </w:rPr>
+        <w:t xml:space="preserve">……………………………………………………………………………………………</w:t>
+      </w:r>
+    </w:p>
+    <w:p>
+      <w:pPr>
+        <w:ind w:left="720"/>
+        <w:jc w:val="both"/>
+        <w:rPr>
+          <w:rFonts w:ascii="Times New Roman" w:hAnsi="Times New Roman" w:cs="Times New Roman"/>
+          <w:lang w:val="tr-TR"/>
+        </w:rPr>
+      </w:pPr>
+      <w:r>
+        <w:rPr>
+          <w:rFonts w:ascii="Times New Roman" w:hAnsi="Times New Roman" w:cs="Times New Roman"/>
+          <w:lang w:val="tr-TR"/>
+        </w:rPr>
+        <w:t xml:space="preserve">……………………………………………………………………………………………</w:t>
+      </w:r>
+    </w:p>
+    <w:p>
+      <w:pPr>
+        <w:ind w:left="720"/>
+        <w:jc w:val="both"/>
+        <w:rPr>
+          <w:rFonts w:ascii="Times New Roman" w:hAnsi="Times New Roman" w:cs="Times New Roman"/>
+          <w:lang w:val="tr-TR"/>
+        </w:rPr>
+      </w:pPr>
+      <w:r>
+        <w:rPr>
+          <w:rFonts w:ascii="Times New Roman" w:hAnsi="Times New Roman" w:cs="Times New Roman"/>
+          <w:color w:val="FF0000"/>
+          <w:lang w:val="tr-TR"/>
+        </w:rPr>
+        <w:t xml:space="preserve">Cevap: Gece fotosentez olmadığı için tüpten gelen ve canlıların solunumuyla oluşan CO</w:t>
+      </w:r>
+      <w:r>
+        <w:rPr>
+          <w:rFonts w:ascii="Times New Roman" w:hAnsi="Times New Roman" w:cs="Times New Roman"/>
+          <w:color w:val="FF0000"/>
+          <w:vertAlign w:val="subscript"/>
+          <w:lang w:val="tr-TR"/>
+        </w:rPr>
+        <w:t xml:space="preserve">2</w:t>
+      </w:r>
+      <w:r>
+        <w:rPr>
+          <w:rFonts w:ascii="Times New Roman" w:hAnsi="Times New Roman" w:cs="Times New Roman"/>
+          <w:color w:val="FF0000"/>
+          <w:lang w:val="tr-TR"/>
+        </w:rPr>
+        <w:t xml:space="preserve"> suda birikir; denge H</w:t>
+      </w:r>
+      <w:r>
+        <w:rPr>
+          <w:rFonts w:ascii="Times New Roman" w:hAnsi="Times New Roman" w:cs="Times New Roman"/>
+          <w:color w:val="FF0000"/>
+          <w:vertAlign w:val="subscript"/>
+          <w:lang w:val="tr-TR"/>
+        </w:rPr>
+        <w:t xml:space="preserve">3</w:t>
+      </w:r>
+      <w:r>
+        <w:rPr>
+          <w:rFonts w:ascii="Times New Roman" w:hAnsi="Times New Roman" w:cs="Times New Roman"/>
+          <w:color w:val="FF0000"/>
+          <w:lang w:val="tr-TR"/>
+        </w:rPr>
+        <w:t xml:space="preserve">O</w:t>
+      </w:r>
+      <w:r>
+        <w:rPr>
+          <w:rFonts w:ascii="Times New Roman" w:hAnsi="Times New Roman" w:cs="Times New Roman"/>
+          <w:color w:val="FF0000"/>
+          <w:vertAlign w:val="superscript"/>
+          <w:lang w:val="tr-TR"/>
+        </w:rPr>
+        <w:t xml:space="preserve">+</w:t>
+      </w:r>
+      <w:r>
+        <w:rPr>
+          <w:rFonts w:ascii="Times New Roman" w:hAnsi="Times New Roman" w:cs="Times New Roman"/>
+          <w:color w:val="FF0000"/>
+          <w:lang w:val="tr-TR"/>
+        </w:rPr>
+        <w:t xml:space="preserve"> oluşumu yönüne kayar, pH en düşük değerine sabah ulaşır. Yüksek CO</w:t>
+      </w:r>
+      <w:r>
+        <w:rPr>
+          <w:rFonts w:ascii="Times New Roman" w:hAnsi="Times New Roman" w:cs="Times New Roman"/>
+          <w:color w:val="FF0000"/>
+          <w:vertAlign w:val="subscript"/>
+          <w:lang w:val="tr-TR"/>
+        </w:rPr>
+        <w:t xml:space="preserve">2</w:t>
+      </w:r>
+      <w:r>
+        <w:rPr>
+          <w:rFonts w:ascii="Times New Roman" w:hAnsi="Times New Roman" w:cs="Times New Roman"/>
+          <w:color w:val="FF0000"/>
+          <w:lang w:val="tr-TR"/>
+        </w:rPr>
+        <w:t xml:space="preserve"> ve düşük pH balıkların solunumunu zorlaştırır. Öneri: CO</w:t>
+      </w:r>
+      <w:r>
+        <w:rPr>
+          <w:rFonts w:ascii="Times New Roman" w:hAnsi="Times New Roman" w:cs="Times New Roman"/>
+          <w:color w:val="FF0000"/>
+          <w:vertAlign w:val="subscript"/>
+          <w:lang w:val="tr-TR"/>
+        </w:rPr>
+        <w:t xml:space="preserve">2</w:t>
+      </w:r>
+      <w:r>
+        <w:rPr>
+          <w:rFonts w:ascii="Times New Roman" w:hAnsi="Times New Roman" w:cs="Times New Roman"/>
+          <w:color w:val="FF0000"/>
+          <w:lang w:val="tr-TR"/>
+        </w:rPr>
+        <w:t xml:space="preserve"> tüpü zamanlayıcıyla gece kapatılmalı, gece hava pompası çalıştırılmalı ve pH sabah-akşam ölçülmelidir.</w:t>
+      </w:r>
+    </w:p>
+    <w:p>
+      <w:pPr>
+        <w:jc w:val="both"/>
+        <w:rPr>
+          <w:rFonts w:ascii="Times New Roman" w:hAnsi="Times New Roman" w:cs="Times New Roman"/>
+          <w:lang w:val="tr-TR"/>
+        </w:rPr>
+      </w:pPr>
+      <w:r>
+        <w:rPr>
+          <w:rFonts w:ascii="Times New Roman" w:hAnsi="Times New Roman" w:cs="Times New Roman"/>
+          <w:lang w:val="tr-TR"/>
+        </w:rPr>
+        <w:t xml:space="preserve">53. Mert, pH’ın aşırı düşmesini önlemek için akvaryumun filtresine büyük kısmı CaCO</w:t>
+      </w:r>
+      <w:r>
+        <w:rPr>
+          <w:rFonts w:ascii="Times New Roman" w:hAnsi="Times New Roman" w:cs="Times New Roman"/>
+          <w:vertAlign w:val="subscript"/>
+          <w:lang w:val="tr-TR"/>
+        </w:rPr>
+        <w:t xml:space="preserve">3</w:t>
+      </w:r>
+      <w:r>
+        <w:rPr>
+          <w:rFonts w:ascii="Times New Roman" w:hAnsi="Times New Roman" w:cs="Times New Roman"/>
+          <w:lang w:val="tr-TR"/>
+        </w:rPr>
+        <w:t xml:space="preserve"> olan mercan kumu koymayı düşünüyor. Bu uygulama CO</w:t>
+      </w:r>
+      <w:r>
+        <w:rPr>
+          <w:rFonts w:ascii="Times New Roman" w:hAnsi="Times New Roman" w:cs="Times New Roman"/>
+          <w:vertAlign w:val="subscript"/>
+          <w:lang w:val="tr-TR"/>
+        </w:rPr>
+        <w:t xml:space="preserve">2</w:t>
+      </w:r>
+      <w:r>
+        <w:rPr>
+          <w:rFonts w:ascii="Times New Roman" w:hAnsi="Times New Roman" w:cs="Times New Roman"/>
+          <w:lang w:val="tr-TR"/>
+        </w:rPr>
+        <w:t xml:space="preserve"> verildiğinde pH düşüşünü nasıl etkiler?</w:t>
+      </w:r>
+    </w:p>
+    <w:p>
+      <w:pPr>
+        <w:ind w:left="360"/>
+        <w:jc w:val="both"/>
+        <w:rPr>
+          <w:rFonts w:ascii="Times New Roman" w:hAnsi="Times New Roman" w:cs="Times New Roman"/>
+          <w:lang w:val="tr-TR"/>
+        </w:rPr>
+      </w:pPr>
+      <w:r>
+        <w:rPr>
+          <w:rFonts w:ascii="Times New Roman" w:hAnsi="Times New Roman" w:cs="Times New Roman"/>
+          <w:b/>
+          <w:bCs/>
+          <w:lang w:val="tr-TR"/>
+        </w:rPr>
+        <w:t xml:space="preserve">I. aşama:</w:t>
+      </w:r>
+    </w:p>
+    <w:p>
+      <w:pPr>
+        <w:ind w:left="720"/>
+        <w:jc w:val="both"/>
+        <w:rPr>
+          <w:rFonts w:ascii="Times New Roman" w:hAnsi="Times New Roman" w:cs="Times New Roman"/>
+          <w:lang w:val="tr-TR"/>
+        </w:rPr>
+      </w:pPr>
+      <w:r>
+        <w:rPr>
+          <w:rFonts w:ascii="Times New Roman" w:hAnsi="Times New Roman" w:cs="Times New Roman"/>
+          <w:lang w:val="tr-TR"/>
+        </w:rPr>
+        <w:t xml:space="preserve">A) pH düşüşünü azaltır.</w:t>
+      </w:r>
+    </w:p>
+    <w:p>
+      <w:pPr>
+        <w:ind w:left="720"/>
+        <w:jc w:val="both"/>
+        <w:rPr>
+          <w:rFonts w:ascii="Times New Roman" w:hAnsi="Times New Roman" w:cs="Times New Roman"/>
+          <w:lang w:val="tr-TR"/>
+        </w:rPr>
+      </w:pPr>
+      <w:r>
+        <w:rPr>
+          <w:rFonts w:ascii="Times New Roman" w:hAnsi="Times New Roman" w:cs="Times New Roman"/>
+          <w:lang w:val="tr-TR"/>
+        </w:rPr>
+        <w:t xml:space="preserve">B) pH düşüşünü artırır.</w:t>
+      </w:r>
+    </w:p>
+    <w:p>
+      <w:pPr>
+        <w:ind w:left="720"/>
+        <w:jc w:val="both"/>
+        <w:rPr>
+          <w:rFonts w:ascii="Times New Roman" w:hAnsi="Times New Roman" w:cs="Times New Roman"/>
+          <w:lang w:val="tr-TR"/>
+        </w:rPr>
+      </w:pPr>
+      <w:r>
+        <w:rPr>
+          <w:rFonts w:ascii="Times New Roman" w:hAnsi="Times New Roman" w:cs="Times New Roman"/>
+          <w:lang w:val="tr-TR"/>
+        </w:rPr>
+        <w:t xml:space="preserve">C) pH düşüşünü etkilemez.</w:t>
+      </w:r>
+    </w:p>
+    <w:p>
+      <w:pPr>
+        <w:ind w:left="360"/>
+        <w:jc w:val="both"/>
+        <w:rPr>
+          <w:rFonts w:ascii="Times New Roman" w:hAnsi="Times New Roman" w:cs="Times New Roman"/>
+          <w:lang w:val="tr-TR"/>
+        </w:rPr>
+      </w:pPr>
+      <w:r>
+        <w:rPr>
+          <w:rFonts w:ascii="Times New Roman" w:hAnsi="Times New Roman" w:cs="Times New Roman"/>
+          <w:b/>
+          <w:bCs/>
+          <w:lang w:val="tr-TR"/>
+        </w:rPr>
+        <w:t xml:space="preserve">II. aşama (gerekçe):</w:t>
+      </w:r>
+    </w:p>
+    <w:p>
+      <w:pPr>
+        <w:ind w:left="720"/>
+        <w:jc w:val="both"/>
+        <w:rPr>
+          <w:rFonts w:ascii="Times New Roman" w:hAnsi="Times New Roman" w:cs="Times New Roman"/>
+          <w:lang w:val="tr-TR"/>
+        </w:rPr>
+      </w:pPr>
+      <w:r>
+        <w:rPr>
+          <w:rFonts w:ascii="Times New Roman" w:hAnsi="Times New Roman" w:cs="Times New Roman"/>
+          <w:lang w:val="tr-TR"/>
+        </w:rPr>
+        <w:t xml:space="preserve">1) CaCO</w:t>
+      </w:r>
+      <w:r>
+        <w:rPr>
+          <w:rFonts w:ascii="Times New Roman" w:hAnsi="Times New Roman" w:cs="Times New Roman"/>
+          <w:vertAlign w:val="subscript"/>
+          <w:lang w:val="tr-TR"/>
+        </w:rPr>
+        <w:t xml:space="preserve">3</w:t>
+      </w:r>
+      <w:r>
+        <w:rPr>
+          <w:rFonts w:ascii="Times New Roman" w:hAnsi="Times New Roman" w:cs="Times New Roman"/>
+          <w:lang w:val="tr-TR"/>
+        </w:rPr>
+        <w:t xml:space="preserve">’ün çözünmesiyle oluşan CO</w:t>
+      </w:r>
+      <w:r>
+        <w:rPr>
+          <w:rFonts w:ascii="Times New Roman" w:hAnsi="Times New Roman" w:cs="Times New Roman"/>
+          <w:vertAlign w:val="subscript"/>
+          <w:lang w:val="tr-TR"/>
+        </w:rPr>
+        <w:t xml:space="preserve">3</w:t>
+      </w:r>
+      <w:r>
+        <w:rPr>
+          <w:rFonts w:ascii="Times New Roman" w:hAnsi="Times New Roman" w:cs="Times New Roman"/>
+          <w:vertAlign w:val="superscript"/>
+          <w:lang w:val="tr-TR"/>
+        </w:rPr>
+        <w:t xml:space="preserve">2−</w:t>
+      </w:r>
+      <w:r>
+        <w:rPr>
+          <w:rFonts w:ascii="Times New Roman" w:hAnsi="Times New Roman" w:cs="Times New Roman"/>
+          <w:lang w:val="tr-TR"/>
+        </w:rPr>
+        <w:t xml:space="preserve"> iyonları H</w:t>
+      </w:r>
+      <w:r>
+        <w:rPr>
+          <w:rFonts w:ascii="Times New Roman" w:hAnsi="Times New Roman" w:cs="Times New Roman"/>
+          <w:vertAlign w:val="subscript"/>
+          <w:lang w:val="tr-TR"/>
+        </w:rPr>
+        <w:t xml:space="preserve">3</w:t>
+      </w:r>
+      <w:r>
+        <w:rPr>
+          <w:rFonts w:ascii="Times New Roman" w:hAnsi="Times New Roman" w:cs="Times New Roman"/>
+          <w:lang w:val="tr-TR"/>
+        </w:rPr>
+        <w:t xml:space="preserve">O</w:t>
+      </w:r>
+      <w:r>
+        <w:rPr>
+          <w:rFonts w:ascii="Times New Roman" w:hAnsi="Times New Roman" w:cs="Times New Roman"/>
+          <w:vertAlign w:val="superscript"/>
+          <w:lang w:val="tr-TR"/>
+        </w:rPr>
+        <w:t xml:space="preserve">+</w:t>
+      </w:r>
+      <w:r>
+        <w:rPr>
+          <w:rFonts w:ascii="Times New Roman" w:hAnsi="Times New Roman" w:cs="Times New Roman"/>
+          <w:lang w:val="tr-TR"/>
+        </w:rPr>
+        <w:t xml:space="preserve"> iyonlarıyla tepkimeye girer; H</w:t>
+      </w:r>
+      <w:r>
+        <w:rPr>
+          <w:rFonts w:ascii="Times New Roman" w:hAnsi="Times New Roman" w:cs="Times New Roman"/>
+          <w:vertAlign w:val="subscript"/>
+          <w:lang w:val="tr-TR"/>
+        </w:rPr>
+        <w:t xml:space="preserve">3</w:t>
+      </w:r>
+      <w:r>
+        <w:rPr>
+          <w:rFonts w:ascii="Times New Roman" w:hAnsi="Times New Roman" w:cs="Times New Roman"/>
+          <w:lang w:val="tr-TR"/>
+        </w:rPr>
+        <w:t xml:space="preserve">O</w:t>
+      </w:r>
+      <w:r>
+        <w:rPr>
+          <w:rFonts w:ascii="Times New Roman" w:hAnsi="Times New Roman" w:cs="Times New Roman"/>
+          <w:vertAlign w:val="superscript"/>
+          <w:lang w:val="tr-TR"/>
+        </w:rPr>
+        <w:t xml:space="preserve">+</w:t>
+      </w:r>
+      <w:r>
+        <w:rPr>
+          <w:rFonts w:ascii="Times New Roman" w:hAnsi="Times New Roman" w:cs="Times New Roman"/>
+          <w:lang w:val="tr-TR"/>
+        </w:rPr>
+        <w:t xml:space="preserve"> azaldıkça CaCO</w:t>
+      </w:r>
+      <w:r>
+        <w:rPr>
+          <w:rFonts w:ascii="Times New Roman" w:hAnsi="Times New Roman" w:cs="Times New Roman"/>
+          <w:vertAlign w:val="subscript"/>
+          <w:lang w:val="tr-TR"/>
+        </w:rPr>
+        <w:t xml:space="preserve">3</w:t>
+      </w:r>
+      <w:r>
+        <w:rPr>
+          <w:rFonts w:ascii="Times New Roman" w:hAnsi="Times New Roman" w:cs="Times New Roman"/>
+          <w:lang w:val="tr-TR"/>
+        </w:rPr>
+        <w:t xml:space="preserve">’ün çözünürlük dengesi çözünme yönüne kayar.</w:t>
+      </w:r>
+    </w:p>
+    <w:p>
+      <w:pPr>
+        <w:ind w:left="720"/>
+        <w:jc w:val="both"/>
+        <w:rPr>
+          <w:rFonts w:ascii="Times New Roman" w:hAnsi="Times New Roman" w:cs="Times New Roman"/>
+          <w:lang w:val="tr-TR"/>
+        </w:rPr>
+      </w:pPr>
+      <w:r>
+        <w:rPr>
+          <w:rFonts w:ascii="Times New Roman" w:hAnsi="Times New Roman" w:cs="Times New Roman"/>
+          <w:lang w:val="tr-TR"/>
+        </w:rPr>
+        <w:t xml:space="preserve">2) CaCO</w:t>
+      </w:r>
+      <w:r>
+        <w:rPr>
+          <w:rFonts w:ascii="Times New Roman" w:hAnsi="Times New Roman" w:cs="Times New Roman"/>
+          <w:vertAlign w:val="subscript"/>
+          <w:lang w:val="tr-TR"/>
+        </w:rPr>
+        <w:t xml:space="preserve">3</w:t>
+      </w:r>
+      <w:r>
+        <w:rPr>
+          <w:rFonts w:ascii="Times New Roman" w:hAnsi="Times New Roman" w:cs="Times New Roman"/>
+          <w:lang w:val="tr-TR"/>
+        </w:rPr>
+        <w:t xml:space="preserve"> suda hiç çözünmediği için suyla etkileşmez.</w:t>
+      </w:r>
+    </w:p>
+    <w:p>
+      <w:pPr>
+        <w:ind w:left="720"/>
+        <w:jc w:val="both"/>
+        <w:rPr>
+          <w:rFonts w:ascii="Times New Roman" w:hAnsi="Times New Roman" w:cs="Times New Roman"/>
+          <w:lang w:val="tr-TR"/>
+        </w:rPr>
+      </w:pPr>
+      <w:r>
+        <w:rPr>
+          <w:rFonts w:ascii="Times New Roman" w:hAnsi="Times New Roman" w:cs="Times New Roman"/>
+          <w:lang w:val="tr-TR"/>
+        </w:rPr>
+        <w:t xml:space="preserve">3) Ca</w:t>
+      </w:r>
+      <w:r>
+        <w:rPr>
+          <w:rFonts w:ascii="Times New Roman" w:hAnsi="Times New Roman" w:cs="Times New Roman"/>
+          <w:vertAlign w:val="superscript"/>
+          <w:lang w:val="tr-TR"/>
+        </w:rPr>
+        <w:t xml:space="preserve">2+</w:t>
+      </w:r>
+      <w:r>
+        <w:rPr>
+          <w:rFonts w:ascii="Times New Roman" w:hAnsi="Times New Roman" w:cs="Times New Roman"/>
+          <w:lang w:val="tr-TR"/>
+        </w:rPr>
+        <w:t xml:space="preserve"> iyonları suya H</w:t>
+      </w:r>
+      <w:r>
+        <w:rPr>
+          <w:rFonts w:ascii="Times New Roman" w:hAnsi="Times New Roman" w:cs="Times New Roman"/>
+          <w:vertAlign w:val="subscript"/>
+          <w:lang w:val="tr-TR"/>
+        </w:rPr>
+        <w:t xml:space="preserve">3</w:t>
+      </w:r>
+      <w:r>
+        <w:rPr>
+          <w:rFonts w:ascii="Times New Roman" w:hAnsi="Times New Roman" w:cs="Times New Roman"/>
+          <w:lang w:val="tr-TR"/>
+        </w:rPr>
+        <w:t xml:space="preserve">O</w:t>
+      </w:r>
+      <w:r>
+        <w:rPr>
+          <w:rFonts w:ascii="Times New Roman" w:hAnsi="Times New Roman" w:cs="Times New Roman"/>
+          <w:vertAlign w:val="superscript"/>
+          <w:lang w:val="tr-TR"/>
+        </w:rPr>
+        <w:t xml:space="preserve">+</w:t>
+      </w:r>
+      <w:r>
+        <w:rPr>
+          <w:rFonts w:ascii="Times New Roman" w:hAnsi="Times New Roman" w:cs="Times New Roman"/>
+          <w:lang w:val="tr-TR"/>
+        </w:rPr>
+        <w:t xml:space="preserve"> iyonu verir.</w:t>
+      </w:r>
+    </w:p>
+    <w:p>
+      <w:pPr>
+        <w:ind w:left="720"/>
+        <w:jc w:val="both"/>
+        <w:rPr>
+          <w:rFonts w:ascii="Times New Roman" w:hAnsi="Times New Roman" w:cs="Times New Roman"/>
+          <w:lang w:val="tr-TR"/>
+        </w:rPr>
+      </w:pPr>
+      <w:r>
+        <w:rPr>
+          <w:rFonts w:ascii="Times New Roman" w:hAnsi="Times New Roman" w:cs="Times New Roman"/>
+          <w:color w:val="FF0000"/>
+          <w:lang w:val="tr-TR"/>
+        </w:rPr>
+        <w:t xml:space="preserve">Cevap: I. aşama: A; II. aşama: 1</w:t>
+      </w:r>
+    </w:p>
+    <w:tbl>
+      <w:tblPr>
+        <w:tblW w:w="9000" w:type="dxa"/>
+        <w:jc w:val="center"/>
+        <w:tblBorders>
+          <w:top w:val="single" w:sz="4" w:space="0" w:color="auto"/>
+          <w:left w:val="single" w:sz="4" w:space="0" w:color="auto"/>
+          <w:bottom w:val="single" w:sz="4" w:space="0" w:color="auto"/>
+          <w:right w:val="single" w:sz="4" w:space="0" w:color="auto"/>
+          <w:insideH w:val="single" w:sz="4" w:space="0" w:color="auto"/>
+          <w:insideV w:val="single" w:sz="4" w:space="0" w:color="auto"/>
+        </w:tblBorders>
+        <w:tblLayout w:type="fixed"/>
+        <w:tblLook w:val="04A0"/>
+      </w:tblPr>
+      <w:tblGrid>
+        <w:gridCol w:w="9000"/>
+      </w:tblGrid>
+      <w:tr>
+        <w:tc>
+          <w:tcPr>
+            <w:tcW w:w="9000" w:type="dxa"/>
+            <w:vAlign w:val="center"/>
+          </w:tcPr>
+          <w:p>
+            <w:pPr>
+              <w:jc w:val="left"/>
+              <w:rPr>
+                <w:rFonts w:ascii="Times New Roman" w:hAnsi="Times New Roman" w:cs="Times New Roman"/>
+                <w:lang w:val="tr-TR"/>
+              </w:rPr>
+            </w:pPr>
+            <w:r>
+              <w:rPr>
+                <w:rFonts w:ascii="Times New Roman" w:hAnsi="Times New Roman" w:cs="Times New Roman"/>
+                <w:lang w:val="tr-TR"/>
+              </w:rPr>
+              <w:t xml:space="preserve">54-57. soruları aşağıdaki bilgilere göre yanıtlayınız.</w:t>
+            </w:r>
+          </w:p>
+        </w:tc>
+      </w:tr>
+    </w:tbl>
+    <w:p>
+      <w:pPr>
+        <w:jc w:val="both"/>
+        <w:rPr>
+          <w:rFonts w:ascii="Times New Roman" w:hAnsi="Times New Roman" w:cs="Times New Roman"/>
+          <w:lang w:val="tr-TR"/>
+        </w:rPr>
+      </w:pPr>
+    </w:p>
+    <w:p>
+      <w:pPr>
+        <w:jc w:val="both"/>
+        <w:rPr>
+          <w:rFonts w:ascii="Times New Roman" w:hAnsi="Times New Roman" w:cs="Times New Roman"/>
+          <w:lang w:val="tr-TR"/>
+        </w:rPr>
+      </w:pPr>
+      <w:r>
+        <w:rPr>
+          <w:rFonts w:ascii="Times New Roman" w:hAnsi="Times New Roman" w:cs="Times New Roman"/>
+          <w:lang w:val="tr-TR"/>
+        </w:rPr>
+        <w:t xml:space="preserve">Konya’da yaşayan Ayşe Hanım, çaydanlığının dibinde ve kenarlarında zamanla beyaz, sert bir tabaka oluştuğunu fark eder. Kızı Elif, okulda öğrendiklerinden yararlanarak bu tabakanın büyük kısmının kalsiyum karbonat (CaCO</w:t>
+      </w:r>
+      <w:r>
+        <w:rPr>
+          <w:rFonts w:ascii="Times New Roman" w:hAnsi="Times New Roman" w:cs="Times New Roman"/>
+          <w:vertAlign w:val="subscript"/>
+          <w:lang w:val="tr-TR"/>
+        </w:rPr>
+        <w:t xml:space="preserve">3</w:t>
+      </w:r>
+      <w:r>
+        <w:rPr>
+          <w:rFonts w:ascii="Times New Roman" w:hAnsi="Times New Roman" w:cs="Times New Roman"/>
+          <w:lang w:val="tr-TR"/>
+        </w:rPr>
+        <w:t xml:space="preserve">) olduğunu söyler. Şehrin şebeke suyunda kalsiyum ve hidrojen karbonat iyonları bulunur ve su ısıtıldığında aşağıdaki denge sağa kayar.</w:t>
+      </w:r>
+    </w:p>
+    <w:p>
+      <w:pPr>
+        <w:jc w:val="center"/>
+        <w:rPr>
+          <w:rFonts w:ascii="Times New Roman" w:hAnsi="Times New Roman" w:cs="Times New Roman"/>
+          <w:lang w:val="tr-TR"/>
+        </w:rPr>
+      </w:pPr>
+      <w:r>
+        <w:rPr>
+          <w:rFonts w:ascii="Times New Roman" w:hAnsi="Times New Roman" w:cs="Times New Roman"/>
+          <w:lang w:val="tr-TR"/>
+        </w:rPr>
+        <w:t xml:space="preserve">Ca</w:t>
+      </w:r>
+      <w:r>
+        <w:rPr>
+          <w:rFonts w:ascii="Times New Roman" w:hAnsi="Times New Roman" w:cs="Times New Roman"/>
+          <w:vertAlign w:val="superscript"/>
+          <w:lang w:val="tr-TR"/>
+        </w:rPr>
+        <w:t xml:space="preserve">2+</w:t>
+      </w:r>
+      <w:r>
+        <w:rPr>
+          <w:rFonts w:ascii="Times New Roman" w:hAnsi="Times New Roman" w:cs="Times New Roman"/>
+          <w:lang w:val="tr-TR"/>
+        </w:rPr>
+        <w:t xml:space="preserve">(suda) + 2HCO</w:t>
+      </w:r>
+      <w:r>
+        <w:rPr>
+          <w:rFonts w:ascii="Times New Roman" w:hAnsi="Times New Roman" w:cs="Times New Roman"/>
+          <w:vertAlign w:val="subscript"/>
+          <w:lang w:val="tr-TR"/>
+        </w:rPr>
+        <w:t xml:space="preserve">3</w:t>
+      </w:r>
+      <w:r>
+        <w:rPr>
+          <w:rFonts w:ascii="Times New Roman" w:hAnsi="Times New Roman" w:cs="Times New Roman"/>
+          <w:vertAlign w:val="superscript"/>
+          <w:lang w:val="tr-TR"/>
+        </w:rPr>
+        <w:t xml:space="preserve">−</w:t>
+      </w:r>
+      <w:r>
+        <w:rPr>
+          <w:rFonts w:ascii="Times New Roman" w:hAnsi="Times New Roman" w:cs="Times New Roman"/>
+          <w:lang w:val="tr-TR"/>
+        </w:rPr>
+        <w:t xml:space="preserve">(suda) ⇌ CaCO</w:t>
+      </w:r>
+      <w:r>
+        <w:rPr>
+          <w:rFonts w:ascii="Times New Roman" w:hAnsi="Times New Roman" w:cs="Times New Roman"/>
+          <w:vertAlign w:val="subscript"/>
+          <w:lang w:val="tr-TR"/>
+        </w:rPr>
+        <w:t xml:space="preserve">3</w:t>
+      </w:r>
+      <w:r>
+        <w:rPr>
+          <w:rFonts w:ascii="Times New Roman" w:hAnsi="Times New Roman" w:cs="Times New Roman"/>
+          <w:lang w:val="tr-TR"/>
+        </w:rPr>
+        <w:t xml:space="preserve">(k) + CO</w:t>
+      </w:r>
+      <w:r>
+        <w:rPr>
+          <w:rFonts w:ascii="Times New Roman" w:hAnsi="Times New Roman" w:cs="Times New Roman"/>
+          <w:vertAlign w:val="subscript"/>
+          <w:lang w:val="tr-TR"/>
+        </w:rPr>
+        <w:t xml:space="preserve">2</w:t>
+      </w:r>
+      <w:r>
+        <w:rPr>
+          <w:rFonts w:ascii="Times New Roman" w:hAnsi="Times New Roman" w:cs="Times New Roman"/>
+          <w:lang w:val="tr-TR"/>
+        </w:rPr>
+        <w:t xml:space="preserve">(g) + H</w:t>
+      </w:r>
+      <w:r>
+        <w:rPr>
+          <w:rFonts w:ascii="Times New Roman" w:hAnsi="Times New Roman" w:cs="Times New Roman"/>
+          <w:vertAlign w:val="subscript"/>
+          <w:lang w:val="tr-TR"/>
+        </w:rPr>
+        <w:t xml:space="preserve">2</w:t>
+      </w:r>
+      <w:r>
+        <w:rPr>
+          <w:rFonts w:ascii="Times New Roman" w:hAnsi="Times New Roman" w:cs="Times New Roman"/>
+          <w:lang w:val="tr-TR"/>
+        </w:rPr>
+        <w:t xml:space="preserve">O(s)</w:t>
+      </w:r>
+    </w:p>
+    <w:tbl>
+      <w:tblPr>
+        <w:tblW w:w="9000" w:type="dxa"/>
+        <w:jc w:val="center"/>
+        <w:tblBorders>
+          <w:top w:val="single" w:sz="8" w:space="0" w:color="7F7F7F"/>
+          <w:left w:val="single" w:sz="8" w:space="0" w:color="7F7F7F"/>
+          <w:bottom w:val="single" w:sz="8" w:space="0" w:color="7F7F7F"/>
+          <w:right w:val="single" w:sz="8" w:space="0" w:color="7F7F7F"/>
+        </w:tblBorders>
+      </w:tblPr>
+      <w:tblGrid>
+        <w:gridCol w:w="9000"/>
+      </w:tblGrid>
+      <w:tr>
+        <w:tc>
+          <w:tcPr>
+            <w:tcW w:w="9000" w:type="dxa"/>
+            <w:shd w:val="clear" w:color="auto" w:fill="EDEDED"/>
+          </w:tcPr>
+          <w:p>
+            <w:pPr>
+              <w:jc w:val="both"/>
+              <w:rPr>
+                <w:rFonts w:ascii="Times New Roman" w:hAnsi="Times New Roman" w:cs="Times New Roman"/>
+                <w:lang w:val="tr-TR"/>
+              </w:rPr>
+            </w:pPr>
+            <w:r>
+              <w:rPr>
+                <w:rFonts w:ascii="Times New Roman" w:hAnsi="Times New Roman" w:cs="Times New Roman"/>
+                <w:lang w:val="tr-TR"/>
+              </w:rPr>
+              <w:t xml:space="preserve">GÖRSEL ALANI (Shutterstock)</w:t>
+            </w:r>
+          </w:p>
+          <w:p>
+            <w:pPr>
+              <w:jc w:val="both"/>
+              <w:rPr>
+                <w:rFonts w:ascii="Times New Roman" w:hAnsi="Times New Roman" w:cs="Times New Roman"/>
+                <w:lang w:val="tr-TR"/>
+              </w:rPr>
+            </w:pPr>
+            <w:r>
+              <w:rPr>
+                <w:rFonts w:ascii="Times New Roman" w:hAnsi="Times New Roman" w:cs="Times New Roman"/>
+                <w:lang w:val="tr-TR"/>
+              </w:rPr>
+              <w:t xml:space="preserve">Tarif: İç yüzeyi ve tabanı beyaz kireç tabakasıyla kaplanmış çelik bir çaydanlığın ya da su ısıtıcısının içi.</w:t>
+            </w:r>
+          </w:p>
+          <w:p>
+            <w:pPr>
+              <w:jc w:val="both"/>
+              <w:rPr>
+                <w:rFonts w:ascii="Times New Roman" w:hAnsi="Times New Roman" w:cs="Times New Roman"/>
+                <w:lang w:val="tr-TR"/>
+              </w:rPr>
+            </w:pPr>
+            <w:r>
+              <w:rPr>
+                <w:rFonts w:ascii="Times New Roman" w:hAnsi="Times New Roman" w:cs="Times New Roman"/>
+                <w:lang w:val="tr-TR"/>
+              </w:rPr>
+              <w:t xml:space="preserve">Shutter ID: 2404212001 (fotoğraf) — Scale inside the kettle close-up</w:t>
+            </w:r>
+          </w:p>
+        </w:tc>
+      </w:tr>
+    </w:tbl>
+    <w:p>
+      <w:pPr>
+        <w:jc w:val="both"/>
+        <w:rPr>
+          <w:rFonts w:ascii="Times New Roman" w:hAnsi="Times New Roman" w:cs="Times New Roman"/>
+          <w:lang w:val="tr-TR"/>
+        </w:rPr>
+      </w:pPr>
+    </w:p>
+    <w:p>
+      <w:pPr>
+        <w:jc w:val="center"/>
+        <w:rPr>
+          <w:rFonts w:ascii="Times New Roman" w:hAnsi="Times New Roman" w:cs="Times New Roman"/>
+          <w:lang w:val="tr-TR"/>
+        </w:rPr>
+      </w:pPr>
+      <w:r>
+        <w:rPr>
+          <w:rFonts w:ascii="Times New Roman" w:hAnsi="Times New Roman" w:cs="Times New Roman"/>
+          <w:b/>
+          <w:bCs/>
+          <w:lang w:val="tr-TR"/>
+        </w:rPr>
+        <w:t xml:space="preserve">Görsel:</w:t>
+      </w:r>
+      <w:r>
+        <w:rPr>
+          <w:rFonts w:ascii="Times New Roman" w:hAnsi="Times New Roman" w:cs="Times New Roman"/>
+          <w:lang w:val="tr-TR"/>
+        </w:rPr>
+        <w:t xml:space="preserve"> Kireçlenmiş çaydanlık</w:t>
+      </w:r>
+    </w:p>
+    <w:p>
+      <w:pPr>
+        <w:jc w:val="both"/>
+        <w:rPr>
+          <w:rFonts w:ascii="Times New Roman" w:hAnsi="Times New Roman" w:cs="Times New Roman"/>
+          <w:lang w:val="tr-TR"/>
+        </w:rPr>
+      </w:pPr>
+      <w:r>
+        <w:rPr>
+          <w:rFonts w:ascii="Times New Roman" w:hAnsi="Times New Roman" w:cs="Times New Roman"/>
+          <w:lang w:val="tr-TR"/>
+        </w:rPr>
+        <w:t xml:space="preserve">54. Verilen tepkimenin derişimler cinsinden denge sabiti ifadesini yazınız. Su ısıtıldığında kireç oluşumunun artmasını iki farklı nedenle açıklayınız.</w:t>
+      </w:r>
+    </w:p>
+    <w:p>
+      <w:pPr>
+        <w:ind w:left="720"/>
+        <w:jc w:val="both"/>
+        <w:rPr>
+          <w:rFonts w:ascii="Times New Roman" w:hAnsi="Times New Roman" w:cs="Times New Roman"/>
+          <w:lang w:val="tr-TR"/>
+        </w:rPr>
+      </w:pPr>
+      <w:r>
+        <w:rPr>
+          <w:rFonts w:ascii="Times New Roman" w:hAnsi="Times New Roman" w:cs="Times New Roman"/>
+          <w:lang w:val="tr-TR"/>
+        </w:rPr>
+        <w:t xml:space="preserve">……………………………………………………………………………………………</w:t>
+      </w:r>
+    </w:p>
+    <w:p>
+      <w:pPr>
+        <w:ind w:left="720"/>
+        <w:jc w:val="both"/>
+        <w:rPr>
+          <w:rFonts w:ascii="Times New Roman" w:hAnsi="Times New Roman" w:cs="Times New Roman"/>
+          <w:lang w:val="tr-TR"/>
+        </w:rPr>
+      </w:pPr>
+      <w:r>
+        <w:rPr>
+          <w:rFonts w:ascii="Times New Roman" w:hAnsi="Times New Roman" w:cs="Times New Roman"/>
+          <w:lang w:val="tr-TR"/>
+        </w:rPr>
+        <w:t xml:space="preserve">……………………………………………………………………………………………</w:t>
+      </w:r>
+    </w:p>
+    <w:p>
+      <w:pPr>
+        <w:ind w:left="720"/>
+        <w:jc w:val="both"/>
+        <w:rPr>
+          <w:rFonts w:ascii="Times New Roman" w:hAnsi="Times New Roman" w:cs="Times New Roman"/>
+          <w:lang w:val="tr-TR"/>
+        </w:rPr>
+      </w:pPr>
+      <w:r>
+        <w:rPr>
+          <w:rFonts w:ascii="Times New Roman" w:hAnsi="Times New Roman" w:cs="Times New Roman"/>
+          <w:lang w:val="tr-TR"/>
+        </w:rPr>
+        <w:t xml:space="preserve">……………………………………………………………………………………………</w:t>
+      </w:r>
+    </w:p>
+    <w:p>
+      <w:pPr>
+        <w:ind w:left="720"/>
+        <w:jc w:val="both"/>
+        <w:rPr>
+          <w:rFonts w:ascii="Times New Roman" w:hAnsi="Times New Roman" w:cs="Times New Roman"/>
+          <w:lang w:val="tr-TR"/>
+        </w:rPr>
+      </w:pPr>
+      <w:r>
+        <w:rPr>
+          <w:rFonts w:ascii="Times New Roman" w:hAnsi="Times New Roman" w:cs="Times New Roman"/>
+          <w:color w:val="FF0000"/>
+          <w:lang w:val="tr-TR"/>
+        </w:rPr>
+        <w:t xml:space="preserve">Cevap: K</w:t>
+      </w:r>
+      <w:r>
+        <w:rPr>
+          <w:rFonts w:ascii="Times New Roman" w:hAnsi="Times New Roman" w:cs="Times New Roman"/>
+          <w:color w:val="FF0000"/>
+          <w:vertAlign w:val="subscript"/>
+          <w:lang w:val="tr-TR"/>
+        </w:rPr>
+        <w:t xml:space="preserve">c</w:t>
+      </w:r>
+      <w:r>
+        <w:rPr>
+          <w:rFonts w:ascii="Times New Roman" w:hAnsi="Times New Roman" w:cs="Times New Roman"/>
+          <w:color w:val="FF0000"/>
+          <w:lang w:val="tr-TR"/>
+        </w:rPr>
+        <w:t xml:space="preserve"> = [CO</w:t>
+      </w:r>
+      <w:r>
+        <w:rPr>
+          <w:rFonts w:ascii="Times New Roman" w:hAnsi="Times New Roman" w:cs="Times New Roman"/>
+          <w:color w:val="FF0000"/>
+          <w:vertAlign w:val="subscript"/>
+          <w:lang w:val="tr-TR"/>
+        </w:rPr>
+        <w:t xml:space="preserve">2</w:t>
+      </w:r>
+      <w:r>
+        <w:rPr>
+          <w:rFonts w:ascii="Times New Roman" w:hAnsi="Times New Roman" w:cs="Times New Roman"/>
+          <w:color w:val="FF0000"/>
+          <w:lang w:val="tr-TR"/>
+        </w:rPr>
+        <w:t xml:space="preserve">] / ([Ca</w:t>
+      </w:r>
+      <w:r>
+        <w:rPr>
+          <w:rFonts w:ascii="Times New Roman" w:hAnsi="Times New Roman" w:cs="Times New Roman"/>
+          <w:color w:val="FF0000"/>
+          <w:vertAlign w:val="superscript"/>
+          <w:lang w:val="tr-TR"/>
+        </w:rPr>
+        <w:t xml:space="preserve">2+</w:t>
+      </w:r>
+      <w:r>
+        <w:rPr>
+          <w:rFonts w:ascii="Times New Roman" w:hAnsi="Times New Roman" w:cs="Times New Roman"/>
+          <w:color w:val="FF0000"/>
+          <w:lang w:val="tr-TR"/>
+        </w:rPr>
+        <w:t xml:space="preserve">][HCO</w:t>
+      </w:r>
+      <w:r>
+        <w:rPr>
+          <w:rFonts w:ascii="Times New Roman" w:hAnsi="Times New Roman" w:cs="Times New Roman"/>
+          <w:color w:val="FF0000"/>
+          <w:vertAlign w:val="subscript"/>
+          <w:lang w:val="tr-TR"/>
+        </w:rPr>
+        <w:t xml:space="preserve">3</w:t>
+      </w:r>
+      <w:r>
+        <w:rPr>
+          <w:rFonts w:ascii="Times New Roman" w:hAnsi="Times New Roman" w:cs="Times New Roman"/>
+          <w:color w:val="FF0000"/>
+          <w:vertAlign w:val="superscript"/>
+          <w:lang w:val="tr-TR"/>
+        </w:rPr>
+        <w:t xml:space="preserve">−</w:t>
+      </w:r>
+      <w:r>
+        <w:rPr>
+          <w:rFonts w:ascii="Times New Roman" w:hAnsi="Times New Roman" w:cs="Times New Roman"/>
+          <w:color w:val="FF0000"/>
+          <w:lang w:val="tr-TR"/>
+        </w:rPr>
+        <w:t xml:space="preserve">]</w:t>
+      </w:r>
+      <w:r>
+        <w:rPr>
+          <w:rFonts w:ascii="Times New Roman" w:hAnsi="Times New Roman" w:cs="Times New Roman"/>
+          <w:color w:val="FF0000"/>
+          <w:vertAlign w:val="superscript"/>
+          <w:lang w:val="tr-TR"/>
+        </w:rPr>
+        <w:t xml:space="preserve">2</w:t>
+      </w:r>
+      <w:r>
+        <w:rPr>
+          <w:rFonts w:ascii="Times New Roman" w:hAnsi="Times New Roman" w:cs="Times New Roman"/>
+          <w:color w:val="FF0000"/>
+          <w:lang w:val="tr-TR"/>
+        </w:rPr>
+        <w:t xml:space="preserve">) (katı CaCO</w:t>
+      </w:r>
+      <w:r>
+        <w:rPr>
+          <w:rFonts w:ascii="Times New Roman" w:hAnsi="Times New Roman" w:cs="Times New Roman"/>
+          <w:color w:val="FF0000"/>
+          <w:vertAlign w:val="subscript"/>
+          <w:lang w:val="tr-TR"/>
+        </w:rPr>
+        <w:t xml:space="preserve">3</w:t>
+      </w:r>
+      <w:r>
+        <w:rPr>
+          <w:rFonts w:ascii="Times New Roman" w:hAnsi="Times New Roman" w:cs="Times New Roman"/>
+          <w:color w:val="FF0000"/>
+          <w:lang w:val="tr-TR"/>
+        </w:rPr>
+        <w:t xml:space="preserve"> ve sıvı su ifadede yer almaz). 1) Isıtılan sudan CO</w:t>
+      </w:r>
+      <w:r>
+        <w:rPr>
+          <w:rFonts w:ascii="Times New Roman" w:hAnsi="Times New Roman" w:cs="Times New Roman"/>
+          <w:color w:val="FF0000"/>
+          <w:vertAlign w:val="subscript"/>
+          <w:lang w:val="tr-TR"/>
+        </w:rPr>
+        <w:t xml:space="preserve">2</w:t>
+      </w:r>
+      <w:r>
+        <w:rPr>
+          <w:rFonts w:ascii="Times New Roman" w:hAnsi="Times New Roman" w:cs="Times New Roman"/>
+          <w:color w:val="FF0000"/>
+          <w:lang w:val="tr-TR"/>
+        </w:rPr>
+        <w:t xml:space="preserve"> gazı uzaklaşır; ürün azaldığı için denge CaCO</w:t>
+      </w:r>
+      <w:r>
+        <w:rPr>
+          <w:rFonts w:ascii="Times New Roman" w:hAnsi="Times New Roman" w:cs="Times New Roman"/>
+          <w:color w:val="FF0000"/>
+          <w:vertAlign w:val="subscript"/>
+          <w:lang w:val="tr-TR"/>
+        </w:rPr>
+        <w:t xml:space="preserve">3</w:t>
+      </w:r>
+      <w:r>
+        <w:rPr>
+          <w:rFonts w:ascii="Times New Roman" w:hAnsi="Times New Roman" w:cs="Times New Roman"/>
+          <w:color w:val="FF0000"/>
+          <w:lang w:val="tr-TR"/>
+        </w:rPr>
+        <w:t xml:space="preserve"> oluşumu yönüne kayar. 2) Gazların suda çözünürlüğü ve CaCO</w:t>
+      </w:r>
+      <w:r>
+        <w:rPr>
+          <w:rFonts w:ascii="Times New Roman" w:hAnsi="Times New Roman" w:cs="Times New Roman"/>
+          <w:color w:val="FF0000"/>
+          <w:vertAlign w:val="subscript"/>
+          <w:lang w:val="tr-TR"/>
+        </w:rPr>
+        <w:t xml:space="preserve">3</w:t>
+      </w:r>
+      <w:r>
+        <w:rPr>
+          <w:rFonts w:ascii="Times New Roman" w:hAnsi="Times New Roman" w:cs="Times New Roman"/>
+          <w:color w:val="FF0000"/>
+          <w:lang w:val="tr-TR"/>
+        </w:rPr>
+        <w:t xml:space="preserve">’ün çözünürlüğü sıcaklık arttıkça azalır; bu nedenle katı çöker.</w:t>
+      </w:r>
+    </w:p>
+    <w:p>
+      <w:pPr>
+        <w:jc w:val="both"/>
+        <w:rPr>
+          <w:rFonts w:ascii="Times New Roman" w:hAnsi="Times New Roman" w:cs="Times New Roman"/>
+          <w:lang w:val="tr-TR"/>
+        </w:rPr>
+      </w:pPr>
+      <w:r>
+        <w:rPr>
+          <w:rFonts w:ascii="Times New Roman" w:hAnsi="Times New Roman" w:cs="Times New Roman"/>
+          <w:lang w:val="tr-TR"/>
+        </w:rPr>
+        <w:t xml:space="preserve">55. Elif kireci sirkeyle temizlemeyi önerir. Sirkedeki asetik asidin (CH</w:t>
+      </w:r>
+      <w:r>
+        <w:rPr>
+          <w:rFonts w:ascii="Times New Roman" w:hAnsi="Times New Roman" w:cs="Times New Roman"/>
+          <w:vertAlign w:val="subscript"/>
+          <w:lang w:val="tr-TR"/>
+        </w:rPr>
+        <w:t xml:space="preserve">3</w:t>
+      </w:r>
+      <w:r>
+        <w:rPr>
+          <w:rFonts w:ascii="Times New Roman" w:hAnsi="Times New Roman" w:cs="Times New Roman"/>
+          <w:lang w:val="tr-TR"/>
+        </w:rPr>
+        <w:t xml:space="preserve">COOH) CaCO</w:t>
+      </w:r>
+      <w:r>
+        <w:rPr>
+          <w:rFonts w:ascii="Times New Roman" w:hAnsi="Times New Roman" w:cs="Times New Roman"/>
+          <w:vertAlign w:val="subscript"/>
+          <w:lang w:val="tr-TR"/>
+        </w:rPr>
+        <w:t xml:space="preserve">3</w:t>
+      </w:r>
+      <w:r>
+        <w:rPr>
+          <w:rFonts w:ascii="Times New Roman" w:hAnsi="Times New Roman" w:cs="Times New Roman"/>
+          <w:lang w:val="tr-TR"/>
+        </w:rPr>
+        <w:t xml:space="preserve"> ile tepkimesinin denklemini yazınız. Çaydanlıktaki 1,0 g CaCO</w:t>
+      </w:r>
+      <w:r>
+        <w:rPr>
+          <w:rFonts w:ascii="Times New Roman" w:hAnsi="Times New Roman" w:cs="Times New Roman"/>
+          <w:vertAlign w:val="subscript"/>
+          <w:lang w:val="tr-TR"/>
+        </w:rPr>
+        <w:t xml:space="preserve">3</w:t>
+      </w:r>
+      <w:r>
+        <w:rPr>
+          <w:rFonts w:ascii="Times New Roman" w:hAnsi="Times New Roman" w:cs="Times New Roman"/>
+          <w:lang w:val="tr-TR"/>
+        </w:rPr>
+        <w:t xml:space="preserve">’ü tamamen çözmek için 0,50 M asetik asit çözeltisinden en az kaç mL gerekir? (CaCO</w:t>
+      </w:r>
+      <w:r>
+        <w:rPr>
+          <w:rFonts w:ascii="Times New Roman" w:hAnsi="Times New Roman" w:cs="Times New Roman"/>
+          <w:vertAlign w:val="subscript"/>
+          <w:lang w:val="tr-TR"/>
+        </w:rPr>
+        <w:t xml:space="preserve">3</w:t>
+      </w:r>
+      <w:r>
+        <w:rPr>
+          <w:rFonts w:ascii="Times New Roman" w:hAnsi="Times New Roman" w:cs="Times New Roman"/>
+          <w:lang w:val="tr-TR"/>
+        </w:rPr>
+        <w:t xml:space="preserve">: 100 g/mol)</w:t>
+      </w:r>
+    </w:p>
+    <w:tbl>
+      <w:tblPr>
+        <w:tblW w:w="9000" w:type="dxa"/>
+        <w:jc w:val="center"/>
+        <w:tblBorders>
+          <w:top w:val="single" w:sz="8" w:space="0" w:color="7F7F7F"/>
+          <w:left w:val="single" w:sz="8" w:space="0" w:color="7F7F7F"/>
+          <w:bottom w:val="single" w:sz="8" w:space="0" w:color="7F7F7F"/>
+          <w:right w:val="single" w:sz="8" w:space="0" w:color="7F7F7F"/>
+        </w:tblBorders>
+      </w:tblPr>
+      <w:tblGrid>
+        <w:gridCol w:w="9000"/>
+      </w:tblGrid>
+      <w:tr>
+        <w:trPr>
+          <w:trHeight w:val="1300"/>
+        </w:trPr>
+        <w:tc>
+          <w:tcPr>
+            <w:tcW w:w="9000" w:type="dxa"/>
+          </w:tcPr>
+          <w:p/>
+        </w:tc>
+      </w:tr>
+    </w:tbl>
+    <w:p>
+      <w:pPr>
+        <w:jc w:val="both"/>
+        <w:rPr>
+          <w:rFonts w:ascii="Times New Roman" w:hAnsi="Times New Roman" w:cs="Times New Roman"/>
+          <w:lang w:val="tr-TR"/>
+        </w:rPr>
+      </w:pPr>
+    </w:p>
+    <w:p>
+      <w:pPr>
+        <w:ind w:left="720"/>
+        <w:jc w:val="both"/>
+        <w:rPr>
+          <w:rFonts w:ascii="Times New Roman" w:hAnsi="Times New Roman" w:cs="Times New Roman"/>
+          <w:lang w:val="tr-TR"/>
+        </w:rPr>
+      </w:pPr>
+      <w:r>
+        <w:rPr>
+          <w:rFonts w:ascii="Times New Roman" w:hAnsi="Times New Roman" w:cs="Times New Roman"/>
+          <w:color w:val="FF0000"/>
+          <w:lang w:val="tr-TR"/>
+        </w:rPr>
+        <w:t xml:space="preserve">Cevap: CaCO</w:t>
+      </w:r>
+      <w:r>
+        <w:rPr>
+          <w:rFonts w:ascii="Times New Roman" w:hAnsi="Times New Roman" w:cs="Times New Roman"/>
+          <w:color w:val="FF0000"/>
+          <w:vertAlign w:val="subscript"/>
+          <w:lang w:val="tr-TR"/>
+        </w:rPr>
+        <w:t xml:space="preserve">3</w:t>
+      </w:r>
+      <w:r>
+        <w:rPr>
+          <w:rFonts w:ascii="Times New Roman" w:hAnsi="Times New Roman" w:cs="Times New Roman"/>
+          <w:color w:val="FF0000"/>
+          <w:lang w:val="tr-TR"/>
+        </w:rPr>
+        <w:t xml:space="preserve">(k) + 2CH</w:t>
+      </w:r>
+      <w:r>
+        <w:rPr>
+          <w:rFonts w:ascii="Times New Roman" w:hAnsi="Times New Roman" w:cs="Times New Roman"/>
+          <w:color w:val="FF0000"/>
+          <w:vertAlign w:val="subscript"/>
+          <w:lang w:val="tr-TR"/>
+        </w:rPr>
+        <w:t xml:space="preserve">3</w:t>
+      </w:r>
+      <w:r>
+        <w:rPr>
+          <w:rFonts w:ascii="Times New Roman" w:hAnsi="Times New Roman" w:cs="Times New Roman"/>
+          <w:color w:val="FF0000"/>
+          <w:lang w:val="tr-TR"/>
+        </w:rPr>
+        <w:t xml:space="preserve">COOH(suda) → Ca(CH</w:t>
+      </w:r>
+      <w:r>
+        <w:rPr>
+          <w:rFonts w:ascii="Times New Roman" w:hAnsi="Times New Roman" w:cs="Times New Roman"/>
+          <w:color w:val="FF0000"/>
+          <w:vertAlign w:val="subscript"/>
+          <w:lang w:val="tr-TR"/>
+        </w:rPr>
+        <w:t xml:space="preserve">3</w:t>
+      </w:r>
+      <w:r>
+        <w:rPr>
+          <w:rFonts w:ascii="Times New Roman" w:hAnsi="Times New Roman" w:cs="Times New Roman"/>
+          <w:color w:val="FF0000"/>
+          <w:lang w:val="tr-TR"/>
+        </w:rPr>
+        <w:t xml:space="preserve">COO)</w:t>
+      </w:r>
+      <w:r>
+        <w:rPr>
+          <w:rFonts w:ascii="Times New Roman" w:hAnsi="Times New Roman" w:cs="Times New Roman"/>
+          <w:color w:val="FF0000"/>
+          <w:vertAlign w:val="subscript"/>
+          <w:lang w:val="tr-TR"/>
+        </w:rPr>
+        <w:t xml:space="preserve">2</w:t>
+      </w:r>
+      <w:r>
+        <w:rPr>
+          <w:rFonts w:ascii="Times New Roman" w:hAnsi="Times New Roman" w:cs="Times New Roman"/>
+          <w:color w:val="FF0000"/>
+          <w:lang w:val="tr-TR"/>
+        </w:rPr>
+        <w:t xml:space="preserve">(suda) + H</w:t>
+      </w:r>
+      <w:r>
+        <w:rPr>
+          <w:rFonts w:ascii="Times New Roman" w:hAnsi="Times New Roman" w:cs="Times New Roman"/>
+          <w:color w:val="FF0000"/>
+          <w:vertAlign w:val="subscript"/>
+          <w:lang w:val="tr-TR"/>
+        </w:rPr>
+        <w:t xml:space="preserve">2</w:t>
+      </w:r>
+      <w:r>
+        <w:rPr>
+          <w:rFonts w:ascii="Times New Roman" w:hAnsi="Times New Roman" w:cs="Times New Roman"/>
+          <w:color w:val="FF0000"/>
+          <w:lang w:val="tr-TR"/>
+        </w:rPr>
+        <w:t xml:space="preserve">O(s) + CO</w:t>
+      </w:r>
+      <w:r>
+        <w:rPr>
+          <w:rFonts w:ascii="Times New Roman" w:hAnsi="Times New Roman" w:cs="Times New Roman"/>
+          <w:color w:val="FF0000"/>
+          <w:vertAlign w:val="subscript"/>
+          <w:lang w:val="tr-TR"/>
+        </w:rPr>
+        <w:t xml:space="preserve">2</w:t>
+      </w:r>
+      <w:r>
+        <w:rPr>
+          <w:rFonts w:ascii="Times New Roman" w:hAnsi="Times New Roman" w:cs="Times New Roman"/>
+          <w:color w:val="FF0000"/>
+          <w:lang w:val="tr-TR"/>
+        </w:rPr>
+        <w:t xml:space="preserve">(g). 1,0 g = 0,010 mol CaCO</w:t>
+      </w:r>
+      <w:r>
+        <w:rPr>
+          <w:rFonts w:ascii="Times New Roman" w:hAnsi="Times New Roman" w:cs="Times New Roman"/>
+          <w:color w:val="FF0000"/>
+          <w:vertAlign w:val="subscript"/>
+          <w:lang w:val="tr-TR"/>
+        </w:rPr>
+        <w:t xml:space="preserve">3</w:t>
+      </w:r>
+      <w:r>
+        <w:rPr>
+          <w:rFonts w:ascii="Times New Roman" w:hAnsi="Times New Roman" w:cs="Times New Roman"/>
+          <w:color w:val="FF0000"/>
+          <w:lang w:val="tr-TR"/>
+        </w:rPr>
+        <w:t xml:space="preserve">; 0,020 mol CH</w:t>
+      </w:r>
+      <w:r>
+        <w:rPr>
+          <w:rFonts w:ascii="Times New Roman" w:hAnsi="Times New Roman" w:cs="Times New Roman"/>
+          <w:color w:val="FF0000"/>
+          <w:vertAlign w:val="subscript"/>
+          <w:lang w:val="tr-TR"/>
+        </w:rPr>
+        <w:t xml:space="preserve">3</w:t>
+      </w:r>
+      <w:r>
+        <w:rPr>
+          <w:rFonts w:ascii="Times New Roman" w:hAnsi="Times New Roman" w:cs="Times New Roman"/>
+          <w:color w:val="FF0000"/>
+          <w:lang w:val="tr-TR"/>
+        </w:rPr>
+        <w:t xml:space="preserve">COOH gerekir; V = 0,020/0,50 = 0,040 L = 40 mL.</w:t>
+      </w:r>
+    </w:p>
+    <w:p>
+      <w:pPr>
+        <w:jc w:val="both"/>
+        <w:rPr>
+          <w:rFonts w:ascii="Times New Roman" w:hAnsi="Times New Roman" w:cs="Times New Roman"/>
+          <w:lang w:val="tr-TR"/>
+        </w:rPr>
+      </w:pPr>
+      <w:r>
+        <w:rPr>
+          <w:rFonts w:ascii="Times New Roman" w:hAnsi="Times New Roman" w:cs="Times New Roman"/>
+          <w:lang w:val="tr-TR"/>
+        </w:rPr>
+        <w:t xml:space="preserve">56. Ayşe Hanım, kireç çözmede sirkenin mi yoksa limon tuzunun (sitrik asit) mı daha hızlı etki ettiğini merak ediyor. Elif’in bu merakı test etmek için yapabileceği bir deney planlayınız. Planınızda araştırma sorusunu, hipotezi, bağımsız, bağımlı ve kontrol değişkenlerini ve ölçüm yöntemini belirtiniz.</w:t>
+      </w:r>
+    </w:p>
+    <w:p>
+      <w:pPr>
+        <w:ind w:left="720"/>
+        <w:jc w:val="both"/>
+        <w:rPr>
+          <w:rFonts w:ascii="Times New Roman" w:hAnsi="Times New Roman" w:cs="Times New Roman"/>
+          <w:lang w:val="tr-TR"/>
+        </w:rPr>
+      </w:pPr>
+      <w:r>
+        <w:rPr>
+          <w:rFonts w:ascii="Times New Roman" w:hAnsi="Times New Roman" w:cs="Times New Roman"/>
+          <w:lang w:val="tr-TR"/>
+        </w:rPr>
+        <w:t xml:space="preserve">……………………………………………………………………………………………</w:t>
+      </w:r>
+    </w:p>
+    <w:p>
+      <w:pPr>
+        <w:ind w:left="720"/>
+        <w:jc w:val="both"/>
+        <w:rPr>
+          <w:rFonts w:ascii="Times New Roman" w:hAnsi="Times New Roman" w:cs="Times New Roman"/>
+          <w:lang w:val="tr-TR"/>
+        </w:rPr>
+      </w:pPr>
+      <w:r>
+        <w:rPr>
+          <w:rFonts w:ascii="Times New Roman" w:hAnsi="Times New Roman" w:cs="Times New Roman"/>
+          <w:lang w:val="tr-TR"/>
+        </w:rPr>
+        <w:t xml:space="preserve">……………………………………………………………………………………………</w:t>
+      </w:r>
+    </w:p>
+    <w:p>
+      <w:pPr>
+        <w:ind w:left="720"/>
+        <w:jc w:val="both"/>
+        <w:rPr>
+          <w:rFonts w:ascii="Times New Roman" w:hAnsi="Times New Roman" w:cs="Times New Roman"/>
+          <w:lang w:val="tr-TR"/>
+        </w:rPr>
+      </w:pPr>
+      <w:r>
+        <w:rPr>
+          <w:rFonts w:ascii="Times New Roman" w:hAnsi="Times New Roman" w:cs="Times New Roman"/>
+          <w:lang w:val="tr-TR"/>
+        </w:rPr>
+        <w:t xml:space="preserve">……………………………………………………………………………………………</w:t>
+      </w:r>
+    </w:p>
+    <w:p>
+      <w:pPr>
+        <w:ind w:left="720"/>
+        <w:jc w:val="both"/>
+        <w:rPr>
+          <w:rFonts w:ascii="Times New Roman" w:hAnsi="Times New Roman" w:cs="Times New Roman"/>
+          <w:lang w:val="tr-TR"/>
+        </w:rPr>
+      </w:pPr>
+      <w:r>
+        <w:rPr>
+          <w:rFonts w:ascii="Times New Roman" w:hAnsi="Times New Roman" w:cs="Times New Roman"/>
+          <w:lang w:val="tr-TR"/>
+        </w:rPr>
+        <w:t xml:space="preserve">……………………………………………………………………………………………</w:t>
+      </w:r>
+    </w:p>
+    <w:p>
+      <w:pPr>
+        <w:ind w:left="720"/>
+        <w:jc w:val="both"/>
+        <w:rPr>
+          <w:rFonts w:ascii="Times New Roman" w:hAnsi="Times New Roman" w:cs="Times New Roman"/>
+          <w:lang w:val="tr-TR"/>
+        </w:rPr>
+      </w:pPr>
+      <w:r>
+        <w:rPr>
+          <w:rFonts w:ascii="Times New Roman" w:hAnsi="Times New Roman" w:cs="Times New Roman"/>
+          <w:color w:val="FF0000"/>
+          <w:lang w:val="tr-TR"/>
+        </w:rPr>
+        <w:t xml:space="preserve">Cevap: Örnek: Araştırma sorusu: Eşit derişimdeki sirke ve limon tuzu çözeltilerinden hangisi kireci daha hızlı çözer? Hipotez: Limon tuzu çözeltisi kireci daha hızlı çözer. Bağımsız değişken: asidin türü. Bağımlı değişken: belirli sürede çözünen kireç kütlesi (ya da kirecin tamamen çözünme süresi, toplanan CO</w:t>
+      </w:r>
+      <w:r>
+        <w:rPr>
+          <w:rFonts w:ascii="Times New Roman" w:hAnsi="Times New Roman" w:cs="Times New Roman"/>
+          <w:color w:val="FF0000"/>
+          <w:vertAlign w:val="subscript"/>
+          <w:lang w:val="tr-TR"/>
+        </w:rPr>
+        <w:t xml:space="preserve">2</w:t>
+      </w:r>
+      <w:r>
+        <w:rPr>
+          <w:rFonts w:ascii="Times New Roman" w:hAnsi="Times New Roman" w:cs="Times New Roman"/>
+          <w:color w:val="FF0000"/>
+          <w:lang w:val="tr-TR"/>
+        </w:rPr>
+        <w:t xml:space="preserve"> hacmi). Kontrol değişkenleri: kireç parçalarının kütlesi ve büyüklüğü, çözelti hacmi ve derişimi, sıcaklık, karıştırma. Ölçüm: parçalar belirli aralıklarla çıkarılıp kurutularak tartılır.</w:t>
+      </w:r>
+    </w:p>
+    <w:p>
+      <w:pPr>
+        <w:jc w:val="both"/>
+        <w:rPr>
+          <w:rFonts w:ascii="Times New Roman" w:hAnsi="Times New Roman" w:cs="Times New Roman"/>
+          <w:lang w:val="tr-TR"/>
+        </w:rPr>
+      </w:pPr>
+      <w:r>
+        <w:rPr>
+          <w:rFonts w:ascii="Times New Roman" w:hAnsi="Times New Roman" w:cs="Times New Roman"/>
+          <w:lang w:val="tr-TR"/>
+        </w:rPr>
+        <w:t xml:space="preserve">57. Komşuları, “Tuz ruhu (derişik HCl) kirece en hızlı etki eder; çaydanlığı onunla kaynatmak en iyi yöntemdir.” diyor. Bu öneriyi kimyasal açıdan ve sağlık-güvenlik açısından değerlendiriniz.</w:t>
+      </w:r>
+    </w:p>
+    <w:p>
+      <w:pPr>
+        <w:ind w:left="720"/>
+        <w:jc w:val="both"/>
+        <w:rPr>
+          <w:rFonts w:ascii="Times New Roman" w:hAnsi="Times New Roman" w:cs="Times New Roman"/>
+          <w:lang w:val="tr-TR"/>
+        </w:rPr>
+      </w:pPr>
+      <w:r>
+        <w:rPr>
+          <w:rFonts w:ascii="Times New Roman" w:hAnsi="Times New Roman" w:cs="Times New Roman"/>
+          <w:lang w:val="tr-TR"/>
+        </w:rPr>
+        <w:t xml:space="preserve">……………………………………………………………………………………………</w:t>
+      </w:r>
+    </w:p>
+    <w:p>
+      <w:pPr>
+        <w:ind w:left="720"/>
+        <w:jc w:val="both"/>
+        <w:rPr>
+          <w:rFonts w:ascii="Times New Roman" w:hAnsi="Times New Roman" w:cs="Times New Roman"/>
+          <w:lang w:val="tr-TR"/>
+        </w:rPr>
+      </w:pPr>
+      <w:r>
+        <w:rPr>
+          <w:rFonts w:ascii="Times New Roman" w:hAnsi="Times New Roman" w:cs="Times New Roman"/>
+          <w:lang w:val="tr-TR"/>
+        </w:rPr>
+        <w:t xml:space="preserve">……………………………………………………………………………………………</w:t>
+      </w:r>
+    </w:p>
+    <w:p>
+      <w:pPr>
+        <w:ind w:left="720"/>
+        <w:jc w:val="both"/>
+        <w:rPr>
+          <w:rFonts w:ascii="Times New Roman" w:hAnsi="Times New Roman" w:cs="Times New Roman"/>
+          <w:lang w:val="tr-TR"/>
+        </w:rPr>
+      </w:pPr>
+      <w:r>
+        <w:rPr>
+          <w:rFonts w:ascii="Times New Roman" w:hAnsi="Times New Roman" w:cs="Times New Roman"/>
+          <w:lang w:val="tr-TR"/>
+        </w:rPr>
+        <w:t xml:space="preserve">……………………………………………………………………………………………</w:t>
+      </w:r>
+    </w:p>
+    <w:p>
+      <w:pPr>
+        <w:ind w:left="720"/>
+        <w:jc w:val="both"/>
+        <w:rPr>
+          <w:rFonts w:ascii="Times New Roman" w:hAnsi="Times New Roman" w:cs="Times New Roman"/>
+          <w:lang w:val="tr-TR"/>
+        </w:rPr>
+      </w:pPr>
+      <w:r>
+        <w:rPr>
+          <w:rFonts w:ascii="Times New Roman" w:hAnsi="Times New Roman" w:cs="Times New Roman"/>
+          <w:color w:val="FF0000"/>
+          <w:lang w:val="tr-TR"/>
+        </w:rPr>
+        <w:t xml:space="preserve">Cevap: Kuvvetli asit olan HCl kireci gerçekten hızlı çözer; ancak öneri uygun değildir. Derişik HCl yakıcıdır, kaynatıldığında solunduğunda zararlı olan HCl buharı açığa çıkar ve çaydanlığın metal yüzeyini aşındırır. Gıda ile temas eden kaplarda sirke ya da limon tuzu gibi zayıf asitler, oda sıcaklığında ve sonrasında bol suyla durulanarak kullanılmalıdır.</w:t>
+      </w:r>
+    </w:p>
+    <w:tbl>
+      <w:tblPr>
+        <w:tblW w:w="9000" w:type="dxa"/>
+        <w:jc w:val="center"/>
+        <w:tblBorders>
+          <w:top w:val="single" w:sz="4" w:space="0" w:color="auto"/>
+          <w:left w:val="single" w:sz="4" w:space="0" w:color="auto"/>
+          <w:bottom w:val="single" w:sz="4" w:space="0" w:color="auto"/>
+          <w:right w:val="single" w:sz="4" w:space="0" w:color="auto"/>
+          <w:insideH w:val="single" w:sz="4" w:space="0" w:color="auto"/>
+          <w:insideV w:val="single" w:sz="4" w:space="0" w:color="auto"/>
+        </w:tblBorders>
+        <w:tblLayout w:type="fixed"/>
+        <w:tblLook w:val="04A0"/>
+      </w:tblPr>
+      <w:tblGrid>
+        <w:gridCol w:w="9000"/>
+      </w:tblGrid>
+      <w:tr>
+        <w:tc>
+          <w:tcPr>
+            <w:tcW w:w="9000" w:type="dxa"/>
+            <w:vAlign w:val="center"/>
+          </w:tcPr>
+          <w:p>
+            <w:pPr>
+              <w:jc w:val="left"/>
+              <w:rPr>
+                <w:rFonts w:ascii="Times New Roman" w:hAnsi="Times New Roman" w:cs="Times New Roman"/>
+                <w:lang w:val="tr-TR"/>
+              </w:rPr>
+            </w:pPr>
+            <w:r>
+              <w:rPr>
+                <w:rFonts w:ascii="Times New Roman" w:hAnsi="Times New Roman" w:cs="Times New Roman"/>
+                <w:lang w:val="tr-TR"/>
+              </w:rPr>
+              <w:t xml:space="preserve">58-61. soruları aşağıdaki bilgilere göre yanıtlayınız.</w:t>
+            </w:r>
+          </w:p>
+        </w:tc>
+      </w:tr>
+    </w:tbl>
+    <w:p>
+      <w:pPr>
+        <w:jc w:val="both"/>
+        <w:rPr>
+          <w:rFonts w:ascii="Times New Roman" w:hAnsi="Times New Roman" w:cs="Times New Roman"/>
+          <w:lang w:val="tr-TR"/>
+        </w:rPr>
+      </w:pPr>
+    </w:p>
+    <w:p>
+      <w:pPr>
+        <w:jc w:val="both"/>
+        <w:rPr>
+          <w:rFonts w:ascii="Times New Roman" w:hAnsi="Times New Roman" w:cs="Times New Roman"/>
+          <w:lang w:val="tr-TR"/>
+        </w:rPr>
+      </w:pPr>
+      <w:r>
+        <w:rPr>
+          <w:rFonts w:ascii="Times New Roman" w:hAnsi="Times New Roman" w:cs="Times New Roman"/>
+          <w:lang w:val="tr-TR"/>
+        </w:rPr>
+        <w:t xml:space="preserve">İzmir’de bir eczanede çalışan eczacı Selin Hanım, staj yapan lise öğrencisi Can’a ilaçların vücuttaki davranışının asit-baz dengeleriyle ilişkisini anlatmaktadır. Örnek olarak ağrı kesici olarak kullanılan asetilsalisilik asidi (aspirin, kısaca HA ile gösterilecektir) seçer. Selin Hanım, “Hücre zarından yüksüz HA moleküllerinin, yüklü A</w:t>
+      </w:r>
+      <w:r>
+        <w:rPr>
+          <w:rFonts w:ascii="Times New Roman" w:hAnsi="Times New Roman" w:cs="Times New Roman"/>
+          <w:vertAlign w:val="superscript"/>
+          <w:lang w:val="tr-TR"/>
+        </w:rPr>
+        <w:t xml:space="preserve">−</w:t>
+      </w:r>
+      <w:r>
+        <w:rPr>
+          <w:rFonts w:ascii="Times New Roman" w:hAnsi="Times New Roman" w:cs="Times New Roman"/>
+          <w:lang w:val="tr-TR"/>
+        </w:rPr>
+        <w:t xml:space="preserve"> iyonlarına göre çok daha kolay geçtiğini” belirtir. (Asetilsalisilik asit için K</w:t>
+      </w:r>
+      <w:r>
+        <w:rPr>
+          <w:rFonts w:ascii="Times New Roman" w:hAnsi="Times New Roman" w:cs="Times New Roman"/>
+          <w:vertAlign w:val="subscript"/>
+          <w:lang w:val="tr-TR"/>
+        </w:rPr>
+        <w:t xml:space="preserve">a</w:t>
+      </w:r>
+      <w:r>
+        <w:rPr>
+          <w:rFonts w:ascii="Times New Roman" w:hAnsi="Times New Roman" w:cs="Times New Roman"/>
+          <w:lang w:val="tr-TR"/>
+        </w:rPr>
+        <w:t xml:space="preserve"> = 3,0·10</w:t>
+      </w:r>
+      <w:r>
+        <w:rPr>
+          <w:rFonts w:ascii="Times New Roman" w:hAnsi="Times New Roman" w:cs="Times New Roman"/>
+          <w:vertAlign w:val="superscript"/>
+          <w:lang w:val="tr-TR"/>
+        </w:rPr>
+        <w:t xml:space="preserve">−4</w:t>
+      </w:r>
+      <w:r>
+        <w:rPr>
+          <w:rFonts w:ascii="Times New Roman" w:hAnsi="Times New Roman" w:cs="Times New Roman"/>
+          <w:lang w:val="tr-TR"/>
+        </w:rPr>
+        <w:t xml:space="preserve">; mide sıvısının pH’ı yaklaşık 2,0; ince bağırsak sıvısının pH’ı yaklaşık 8,0 kabul edilecektir.)</w:t>
+      </w:r>
+    </w:p>
+    <w:p>
+      <w:pPr>
+        <w:jc w:val="both"/>
+        <w:rPr>
+          <w:rFonts w:ascii="Times New Roman" w:hAnsi="Times New Roman" w:cs="Times New Roman"/>
+          <w:lang w:val="tr-TR"/>
+        </w:rPr>
+      </w:pPr>
+      <w:r>
+        <w:rPr>
+          <w:rFonts w:ascii="Times New Roman" w:hAnsi="Times New Roman" w:cs="Times New Roman"/>
+          <w:lang w:val="tr-TR"/>
+        </w:rPr>
+        <w:t xml:space="preserve">58. Asetilsalisilik asidin (HA) sudaki iyonlaşma denklemini yazınız. Tepkimedeki Brønsted-Lowry eşlenik asit-baz çiftlerini ve K</w:t>
+      </w:r>
+      <w:r>
+        <w:rPr>
+          <w:rFonts w:ascii="Times New Roman" w:hAnsi="Times New Roman" w:cs="Times New Roman"/>
+          <w:vertAlign w:val="subscript"/>
+          <w:lang w:val="tr-TR"/>
+        </w:rPr>
+        <w:t xml:space="preserve">a</w:t>
+      </w:r>
+      <w:r>
+        <w:rPr>
+          <w:rFonts w:ascii="Times New Roman" w:hAnsi="Times New Roman" w:cs="Times New Roman"/>
+          <w:lang w:val="tr-TR"/>
+        </w:rPr>
+        <w:t xml:space="preserve"> ifadesini belirtiniz.</w:t>
+      </w:r>
+    </w:p>
+    <w:p>
+      <w:pPr>
+        <w:ind w:left="720"/>
+        <w:jc w:val="both"/>
+        <w:rPr>
+          <w:rFonts w:ascii="Times New Roman" w:hAnsi="Times New Roman" w:cs="Times New Roman"/>
+          <w:lang w:val="tr-TR"/>
+        </w:rPr>
+      </w:pPr>
+      <w:r>
+        <w:rPr>
+          <w:rFonts w:ascii="Times New Roman" w:hAnsi="Times New Roman" w:cs="Times New Roman"/>
+          <w:lang w:val="tr-TR"/>
+        </w:rPr>
+        <w:t xml:space="preserve">……………………………………………………………………………………………</w:t>
+      </w:r>
+    </w:p>
+    <w:p>
+      <w:pPr>
+        <w:ind w:left="720"/>
+        <w:jc w:val="both"/>
+        <w:rPr>
+          <w:rFonts w:ascii="Times New Roman" w:hAnsi="Times New Roman" w:cs="Times New Roman"/>
+          <w:lang w:val="tr-TR"/>
+        </w:rPr>
+      </w:pPr>
+      <w:r>
+        <w:rPr>
+          <w:rFonts w:ascii="Times New Roman" w:hAnsi="Times New Roman" w:cs="Times New Roman"/>
+          <w:lang w:val="tr-TR"/>
+        </w:rPr>
+        <w:t xml:space="preserve">……………………………………………………………………………………………</w:t>
+      </w:r>
+    </w:p>
+    <w:p>
+      <w:pPr>
+        <w:ind w:left="720"/>
+        <w:jc w:val="both"/>
+        <w:rPr>
+          <w:rFonts w:ascii="Times New Roman" w:hAnsi="Times New Roman" w:cs="Times New Roman"/>
+          <w:lang w:val="tr-TR"/>
+        </w:rPr>
+      </w:pPr>
+      <w:r>
+        <w:rPr>
+          <w:rFonts w:ascii="Times New Roman" w:hAnsi="Times New Roman" w:cs="Times New Roman"/>
+          <w:color w:val="FF0000"/>
+          <w:lang w:val="tr-TR"/>
+        </w:rPr>
+        <w:t xml:space="preserve">Cevap: HA(suda) + H</w:t>
+      </w:r>
+      <w:r>
+        <w:rPr>
+          <w:rFonts w:ascii="Times New Roman" w:hAnsi="Times New Roman" w:cs="Times New Roman"/>
+          <w:color w:val="FF0000"/>
+          <w:vertAlign w:val="subscript"/>
+          <w:lang w:val="tr-TR"/>
+        </w:rPr>
+        <w:t xml:space="preserve">2</w:t>
+      </w:r>
+      <w:r>
+        <w:rPr>
+          <w:rFonts w:ascii="Times New Roman" w:hAnsi="Times New Roman" w:cs="Times New Roman"/>
+          <w:color w:val="FF0000"/>
+          <w:lang w:val="tr-TR"/>
+        </w:rPr>
+        <w:t xml:space="preserve">O(s) ⇌ A</w:t>
+      </w:r>
+      <w:r>
+        <w:rPr>
+          <w:rFonts w:ascii="Times New Roman" w:hAnsi="Times New Roman" w:cs="Times New Roman"/>
+          <w:color w:val="FF0000"/>
+          <w:vertAlign w:val="superscript"/>
+          <w:lang w:val="tr-TR"/>
+        </w:rPr>
+        <w:t xml:space="preserve">−</w:t>
+      </w:r>
+      <w:r>
+        <w:rPr>
+          <w:rFonts w:ascii="Times New Roman" w:hAnsi="Times New Roman" w:cs="Times New Roman"/>
+          <w:color w:val="FF0000"/>
+          <w:lang w:val="tr-TR"/>
+        </w:rPr>
+        <w:t xml:space="preserve">(suda) + H</w:t>
+      </w:r>
+      <w:r>
+        <w:rPr>
+          <w:rFonts w:ascii="Times New Roman" w:hAnsi="Times New Roman" w:cs="Times New Roman"/>
+          <w:color w:val="FF0000"/>
+          <w:vertAlign w:val="subscript"/>
+          <w:lang w:val="tr-TR"/>
+        </w:rPr>
+        <w:t xml:space="preserve">3</w:t>
+      </w:r>
+      <w:r>
+        <w:rPr>
+          <w:rFonts w:ascii="Times New Roman" w:hAnsi="Times New Roman" w:cs="Times New Roman"/>
+          <w:color w:val="FF0000"/>
+          <w:lang w:val="tr-TR"/>
+        </w:rPr>
+        <w:t xml:space="preserve">O</w:t>
+      </w:r>
+      <w:r>
+        <w:rPr>
+          <w:rFonts w:ascii="Times New Roman" w:hAnsi="Times New Roman" w:cs="Times New Roman"/>
+          <w:color w:val="FF0000"/>
+          <w:vertAlign w:val="superscript"/>
+          <w:lang w:val="tr-TR"/>
+        </w:rPr>
+        <w:t xml:space="preserve">+</w:t>
+      </w:r>
+      <w:r>
+        <w:rPr>
+          <w:rFonts w:ascii="Times New Roman" w:hAnsi="Times New Roman" w:cs="Times New Roman"/>
+          <w:color w:val="FF0000"/>
+          <w:lang w:val="tr-TR"/>
+        </w:rPr>
+        <w:t xml:space="preserve">(suda). Çiftler: HA/A</w:t>
+      </w:r>
+      <w:r>
+        <w:rPr>
+          <w:rFonts w:ascii="Times New Roman" w:hAnsi="Times New Roman" w:cs="Times New Roman"/>
+          <w:color w:val="FF0000"/>
+          <w:vertAlign w:val="superscript"/>
+          <w:lang w:val="tr-TR"/>
+        </w:rPr>
+        <w:t xml:space="preserve">−</w:t>
+      </w:r>
+      <w:r>
+        <w:rPr>
+          <w:rFonts w:ascii="Times New Roman" w:hAnsi="Times New Roman" w:cs="Times New Roman"/>
+          <w:color w:val="FF0000"/>
+          <w:lang w:val="tr-TR"/>
+        </w:rPr>
+        <w:t xml:space="preserve"> ve H</w:t>
+      </w:r>
+      <w:r>
+        <w:rPr>
+          <w:rFonts w:ascii="Times New Roman" w:hAnsi="Times New Roman" w:cs="Times New Roman"/>
+          <w:color w:val="FF0000"/>
+          <w:vertAlign w:val="subscript"/>
+          <w:lang w:val="tr-TR"/>
+        </w:rPr>
+        <w:t xml:space="preserve">3</w:t>
+      </w:r>
+      <w:r>
+        <w:rPr>
+          <w:rFonts w:ascii="Times New Roman" w:hAnsi="Times New Roman" w:cs="Times New Roman"/>
+          <w:color w:val="FF0000"/>
+          <w:lang w:val="tr-TR"/>
+        </w:rPr>
+        <w:t xml:space="preserve">O</w:t>
+      </w:r>
+      <w:r>
+        <w:rPr>
+          <w:rFonts w:ascii="Times New Roman" w:hAnsi="Times New Roman" w:cs="Times New Roman"/>
+          <w:color w:val="FF0000"/>
+          <w:vertAlign w:val="superscript"/>
+          <w:lang w:val="tr-TR"/>
+        </w:rPr>
+        <w:t xml:space="preserve">+</w:t>
+      </w:r>
+      <w:r>
+        <w:rPr>
+          <w:rFonts w:ascii="Times New Roman" w:hAnsi="Times New Roman" w:cs="Times New Roman"/>
+          <w:color w:val="FF0000"/>
+          <w:lang w:val="tr-TR"/>
+        </w:rPr>
+        <w:t xml:space="preserve">/H</w:t>
+      </w:r>
+      <w:r>
+        <w:rPr>
+          <w:rFonts w:ascii="Times New Roman" w:hAnsi="Times New Roman" w:cs="Times New Roman"/>
+          <w:color w:val="FF0000"/>
+          <w:vertAlign w:val="subscript"/>
+          <w:lang w:val="tr-TR"/>
+        </w:rPr>
+        <w:t xml:space="preserve">2</w:t>
+      </w:r>
+      <w:r>
+        <w:rPr>
+          <w:rFonts w:ascii="Times New Roman" w:hAnsi="Times New Roman" w:cs="Times New Roman"/>
+          <w:color w:val="FF0000"/>
+          <w:lang w:val="tr-TR"/>
+        </w:rPr>
+        <w:t xml:space="preserve">O. K</w:t>
+      </w:r>
+      <w:r>
+        <w:rPr>
+          <w:rFonts w:ascii="Times New Roman" w:hAnsi="Times New Roman" w:cs="Times New Roman"/>
+          <w:color w:val="FF0000"/>
+          <w:vertAlign w:val="subscript"/>
+          <w:lang w:val="tr-TR"/>
+        </w:rPr>
+        <w:t xml:space="preserve">a</w:t>
+      </w:r>
+      <w:r>
+        <w:rPr>
+          <w:rFonts w:ascii="Times New Roman" w:hAnsi="Times New Roman" w:cs="Times New Roman"/>
+          <w:color w:val="FF0000"/>
+          <w:lang w:val="tr-TR"/>
+        </w:rPr>
+        <w:t xml:space="preserve"> = [A</w:t>
+      </w:r>
+      <w:r>
+        <w:rPr>
+          <w:rFonts w:ascii="Times New Roman" w:hAnsi="Times New Roman" w:cs="Times New Roman"/>
+          <w:color w:val="FF0000"/>
+          <w:vertAlign w:val="superscript"/>
+          <w:lang w:val="tr-TR"/>
+        </w:rPr>
+        <w:t xml:space="preserve">−</w:t>
+      </w:r>
+      <w:r>
+        <w:rPr>
+          <w:rFonts w:ascii="Times New Roman" w:hAnsi="Times New Roman" w:cs="Times New Roman"/>
+          <w:color w:val="FF0000"/>
+          <w:lang w:val="tr-TR"/>
+        </w:rPr>
+        <w:t xml:space="preserve">][H</w:t>
+      </w:r>
+      <w:r>
+        <w:rPr>
+          <w:rFonts w:ascii="Times New Roman" w:hAnsi="Times New Roman" w:cs="Times New Roman"/>
+          <w:color w:val="FF0000"/>
+          <w:vertAlign w:val="subscript"/>
+          <w:lang w:val="tr-TR"/>
+        </w:rPr>
+        <w:t xml:space="preserve">3</w:t>
+      </w:r>
+      <w:r>
+        <w:rPr>
+          <w:rFonts w:ascii="Times New Roman" w:hAnsi="Times New Roman" w:cs="Times New Roman"/>
+          <w:color w:val="FF0000"/>
+          <w:lang w:val="tr-TR"/>
+        </w:rPr>
+        <w:t xml:space="preserve">O</w:t>
+      </w:r>
+      <w:r>
+        <w:rPr>
+          <w:rFonts w:ascii="Times New Roman" w:hAnsi="Times New Roman" w:cs="Times New Roman"/>
+          <w:color w:val="FF0000"/>
+          <w:vertAlign w:val="superscript"/>
+          <w:lang w:val="tr-TR"/>
+        </w:rPr>
+        <w:t xml:space="preserve">+</w:t>
+      </w:r>
+      <w:r>
+        <w:rPr>
+          <w:rFonts w:ascii="Times New Roman" w:hAnsi="Times New Roman" w:cs="Times New Roman"/>
+          <w:color w:val="FF0000"/>
+          <w:lang w:val="tr-TR"/>
+        </w:rPr>
+        <w:t xml:space="preserve">]/[HA</w:t>
+      </w:r>
+      <w:r>
+        <w:rPr>
+          <w:rFonts w:ascii="Times New Roman" w:hAnsi="Times New Roman" w:cs="Times New Roman"/>
+          <w:lang w:val="tr-TR"/>
+        </w:rPr>
+        <w:t xml:space="preserve">]</w:t>
+      </w:r>
+    </w:p>
+    <w:p>
+      <w:pPr>
+        <w:jc w:val="both"/>
+        <w:rPr>
+          <w:rFonts w:ascii="Times New Roman" w:hAnsi="Times New Roman" w:cs="Times New Roman"/>
+          <w:lang w:val="tr-TR"/>
+        </w:rPr>
+      </w:pPr>
+      <w:r>
+        <w:rPr>
+          <w:rFonts w:ascii="Times New Roman" w:hAnsi="Times New Roman" w:cs="Times New Roman"/>
+          <w:lang w:val="tr-TR"/>
+        </w:rPr>
+        <w:t xml:space="preserve">59. K</w:t>
+      </w:r>
+      <w:r>
+        <w:rPr>
+          <w:rFonts w:ascii="Times New Roman" w:hAnsi="Times New Roman" w:cs="Times New Roman"/>
+          <w:vertAlign w:val="subscript"/>
+          <w:lang w:val="tr-TR"/>
+        </w:rPr>
+        <w:t xml:space="preserve">a</w:t>
+      </w:r>
+      <w:r>
+        <w:rPr>
+          <w:rFonts w:ascii="Times New Roman" w:hAnsi="Times New Roman" w:cs="Times New Roman"/>
+          <w:lang w:val="tr-TR"/>
+        </w:rPr>
+        <w:t xml:space="preserve"> ifadesinden yararlanarak mide sıvısında (pH = 2,0) ve ince bağırsak sıvısında (pH = 8,0) [A</w:t>
+      </w:r>
+      <w:r>
+        <w:rPr>
+          <w:rFonts w:ascii="Times New Roman" w:hAnsi="Times New Roman" w:cs="Times New Roman"/>
+          <w:vertAlign w:val="superscript"/>
+          <w:lang w:val="tr-TR"/>
+        </w:rPr>
+        <w:t xml:space="preserve">−</w:t>
+      </w:r>
+      <w:r>
+        <w:rPr>
+          <w:rFonts w:ascii="Times New Roman" w:hAnsi="Times New Roman" w:cs="Times New Roman"/>
+          <w:lang w:val="tr-TR"/>
+        </w:rPr>
+        <w:t xml:space="preserve">]/[HA] oranını hesaplayınız. Her ortamda hangi türün baskın olduğunu belirtiniz.</w:t>
+      </w:r>
+    </w:p>
+    <w:tbl>
+      <w:tblPr>
+        <w:tblW w:w="9000" w:type="dxa"/>
+        <w:jc w:val="center"/>
+        <w:tblBorders>
+          <w:top w:val="single" w:sz="8" w:space="0" w:color="7F7F7F"/>
+          <w:left w:val="single" w:sz="8" w:space="0" w:color="7F7F7F"/>
+          <w:bottom w:val="single" w:sz="8" w:space="0" w:color="7F7F7F"/>
+          <w:right w:val="single" w:sz="8" w:space="0" w:color="7F7F7F"/>
+        </w:tblBorders>
+      </w:tblPr>
+      <w:tblGrid>
+        <w:gridCol w:w="9000"/>
+      </w:tblGrid>
+      <w:tr>
+        <w:trPr>
+          <w:trHeight w:val="1300"/>
+        </w:trPr>
+        <w:tc>
+          <w:tcPr>
+            <w:tcW w:w="9000" w:type="dxa"/>
+          </w:tcPr>
+          <w:p/>
+        </w:tc>
+      </w:tr>
+    </w:tbl>
+    <w:p>
+      <w:pPr>
+        <w:jc w:val="both"/>
+        <w:rPr>
+          <w:rFonts w:ascii="Times New Roman" w:hAnsi="Times New Roman" w:cs="Times New Roman"/>
+          <w:lang w:val="tr-TR"/>
+        </w:rPr>
+      </w:pPr>
+    </w:p>
+    <w:p>
+      <w:pPr>
+        <w:ind w:left="720"/>
+        <w:jc w:val="both"/>
+        <w:rPr>
+          <w:rFonts w:ascii="Times New Roman" w:hAnsi="Times New Roman" w:cs="Times New Roman"/>
+          <w:lang w:val="tr-TR"/>
+        </w:rPr>
+      </w:pPr>
+      <w:r>
+        <w:rPr>
+          <w:rFonts w:ascii="Times New Roman" w:hAnsi="Times New Roman" w:cs="Times New Roman"/>
+          <w:color w:val="FF0000"/>
+          <w:lang w:val="tr-TR"/>
+        </w:rPr>
+        <w:t xml:space="preserve">Cevap: [A</w:t>
+      </w:r>
+      <w:r>
+        <w:rPr>
+          <w:rFonts w:ascii="Times New Roman" w:hAnsi="Times New Roman" w:cs="Times New Roman"/>
+          <w:color w:val="FF0000"/>
+          <w:vertAlign w:val="superscript"/>
+          <w:lang w:val="tr-TR"/>
+        </w:rPr>
+        <w:t xml:space="preserve">−</w:t>
+      </w:r>
+      <w:r>
+        <w:rPr>
+          <w:rFonts w:ascii="Times New Roman" w:hAnsi="Times New Roman" w:cs="Times New Roman"/>
+          <w:color w:val="FF0000"/>
+          <w:lang w:val="tr-TR"/>
+        </w:rPr>
+        <w:t xml:space="preserve">]/[HA] = K</w:t>
+      </w:r>
+      <w:r>
+        <w:rPr>
+          <w:rFonts w:ascii="Times New Roman" w:hAnsi="Times New Roman" w:cs="Times New Roman"/>
+          <w:color w:val="FF0000"/>
+          <w:vertAlign w:val="subscript"/>
+          <w:lang w:val="tr-TR"/>
+        </w:rPr>
+        <w:t xml:space="preserve">a</w:t>
+      </w:r>
+      <w:r>
+        <w:rPr>
+          <w:rFonts w:ascii="Times New Roman" w:hAnsi="Times New Roman" w:cs="Times New Roman"/>
+          <w:color w:val="FF0000"/>
+          <w:lang w:val="tr-TR"/>
+        </w:rPr>
+        <w:t xml:space="preserve">/[H</w:t>
+      </w:r>
+      <w:r>
+        <w:rPr>
+          <w:rFonts w:ascii="Times New Roman" w:hAnsi="Times New Roman" w:cs="Times New Roman"/>
+          <w:color w:val="FF0000"/>
+          <w:vertAlign w:val="subscript"/>
+          <w:lang w:val="tr-TR"/>
+        </w:rPr>
+        <w:t xml:space="preserve">3</w:t>
+      </w:r>
+      <w:r>
+        <w:rPr>
+          <w:rFonts w:ascii="Times New Roman" w:hAnsi="Times New Roman" w:cs="Times New Roman"/>
+          <w:color w:val="FF0000"/>
+          <w:lang w:val="tr-TR"/>
+        </w:rPr>
+        <w:t xml:space="preserve">O</w:t>
+      </w:r>
+      <w:r>
+        <w:rPr>
+          <w:rFonts w:ascii="Times New Roman" w:hAnsi="Times New Roman" w:cs="Times New Roman"/>
+          <w:color w:val="FF0000"/>
+          <w:vertAlign w:val="superscript"/>
+          <w:lang w:val="tr-TR"/>
+        </w:rPr>
+        <w:t xml:space="preserve">+</w:t>
+      </w:r>
+      <w:r>
+        <w:rPr>
+          <w:rFonts w:ascii="Times New Roman" w:hAnsi="Times New Roman" w:cs="Times New Roman"/>
+          <w:color w:val="FF0000"/>
+          <w:lang w:val="tr-TR"/>
+        </w:rPr>
+        <w:t xml:space="preserve">]. Midede: 3,0·10</w:t>
+      </w:r>
+      <w:r>
+        <w:rPr>
+          <w:rFonts w:ascii="Times New Roman" w:hAnsi="Times New Roman" w:cs="Times New Roman"/>
+          <w:color w:val="FF0000"/>
+          <w:vertAlign w:val="superscript"/>
+          <w:lang w:val="tr-TR"/>
+        </w:rPr>
+        <w:t xml:space="preserve">−4</w:t>
+      </w:r>
+      <w:r>
+        <w:rPr>
+          <w:rFonts w:ascii="Times New Roman" w:hAnsi="Times New Roman" w:cs="Times New Roman"/>
+          <w:color w:val="FF0000"/>
+          <w:lang w:val="tr-TR"/>
+        </w:rPr>
+        <w:t xml:space="preserve">/1,0·10</w:t>
+      </w:r>
+      <w:r>
+        <w:rPr>
+          <w:rFonts w:ascii="Times New Roman" w:hAnsi="Times New Roman" w:cs="Times New Roman"/>
+          <w:color w:val="FF0000"/>
+          <w:vertAlign w:val="superscript"/>
+          <w:lang w:val="tr-TR"/>
+        </w:rPr>
+        <w:t xml:space="preserve">−2</w:t>
+      </w:r>
+      <w:r>
+        <w:rPr>
+          <w:rFonts w:ascii="Times New Roman" w:hAnsi="Times New Roman" w:cs="Times New Roman"/>
+          <w:color w:val="FF0000"/>
+          <w:lang w:val="tr-TR"/>
+        </w:rPr>
+        <w:t xml:space="preserve"> = 0,030 → yüksüz HA baskındır. Bağırsakta: 3,0·10</w:t>
+      </w:r>
+      <w:r>
+        <w:rPr>
+          <w:rFonts w:ascii="Times New Roman" w:hAnsi="Times New Roman" w:cs="Times New Roman"/>
+          <w:color w:val="FF0000"/>
+          <w:vertAlign w:val="superscript"/>
+          <w:lang w:val="tr-TR"/>
+        </w:rPr>
+        <w:t xml:space="preserve">−4</w:t>
+      </w:r>
+      <w:r>
+        <w:rPr>
+          <w:rFonts w:ascii="Times New Roman" w:hAnsi="Times New Roman" w:cs="Times New Roman"/>
+          <w:color w:val="FF0000"/>
+          <w:lang w:val="tr-TR"/>
+        </w:rPr>
+        <w:t xml:space="preserve">/1,0·10</w:t>
+      </w:r>
+      <w:r>
+        <w:rPr>
+          <w:rFonts w:ascii="Times New Roman" w:hAnsi="Times New Roman" w:cs="Times New Roman"/>
+          <w:color w:val="FF0000"/>
+          <w:vertAlign w:val="superscript"/>
+          <w:lang w:val="tr-TR"/>
+        </w:rPr>
+        <w:t xml:space="preserve">−8</w:t>
+      </w:r>
+      <w:r>
+        <w:rPr>
+          <w:rFonts w:ascii="Times New Roman" w:hAnsi="Times New Roman" w:cs="Times New Roman"/>
+          <w:color w:val="FF0000"/>
+          <w:lang w:val="tr-TR"/>
+        </w:rPr>
+        <w:t xml:space="preserve"> = 3,0·10</w:t>
+      </w:r>
+      <w:r>
+        <w:rPr>
+          <w:rFonts w:ascii="Times New Roman" w:hAnsi="Times New Roman" w:cs="Times New Roman"/>
+          <w:color w:val="FF0000"/>
+          <w:vertAlign w:val="superscript"/>
+          <w:lang w:val="tr-TR"/>
+        </w:rPr>
+        <w:t xml:space="preserve">4</w:t>
+      </w:r>
+      <w:r>
+        <w:rPr>
+          <w:rFonts w:ascii="Times New Roman" w:hAnsi="Times New Roman" w:cs="Times New Roman"/>
+          <w:color w:val="FF0000"/>
+          <w:lang w:val="tr-TR"/>
+        </w:rPr>
+        <w:t xml:space="preserve"> → A</w:t>
+      </w:r>
+      <w:r>
+        <w:rPr>
+          <w:rFonts w:ascii="Times New Roman" w:hAnsi="Times New Roman" w:cs="Times New Roman"/>
+          <w:color w:val="FF0000"/>
+          <w:vertAlign w:val="superscript"/>
+          <w:lang w:val="tr-TR"/>
+        </w:rPr>
+        <w:t xml:space="preserve">−</w:t>
+      </w:r>
+      <w:r>
+        <w:rPr>
+          <w:rFonts w:ascii="Times New Roman" w:hAnsi="Times New Roman" w:cs="Times New Roman"/>
+          <w:color w:val="FF0000"/>
+          <w:lang w:val="tr-TR"/>
+        </w:rPr>
+        <w:t xml:space="preserve"> iyonları baskındır.</w:t>
+      </w:r>
+    </w:p>
+    <w:p>
+      <w:pPr>
+        <w:jc w:val="both"/>
+        <w:rPr>
+          <w:rFonts w:ascii="Times New Roman" w:hAnsi="Times New Roman" w:cs="Times New Roman"/>
+          <w:lang w:val="tr-TR"/>
+        </w:rPr>
+      </w:pPr>
+      <w:r>
+        <w:rPr>
+          <w:rFonts w:ascii="Times New Roman" w:hAnsi="Times New Roman" w:cs="Times New Roman"/>
+          <w:lang w:val="tr-TR"/>
+        </w:rPr>
+        <w:t xml:space="preserve">60. Can, “Aspirin yalnızca iyonlaşmaya bakıldığında midede bağırsağa göre daha kolay emilir.” sonucuna varıyor. Bu çıkarımı 59. sorudaki sonuçları ve Selin Hanım’ın verdiği bilgiyi kanıt olarak kullanarak değerlendiriniz.</w:t>
+      </w:r>
+    </w:p>
+    <w:p>
+      <w:pPr>
+        <w:ind w:left="720"/>
+        <w:jc w:val="both"/>
+        <w:rPr>
+          <w:rFonts w:ascii="Times New Roman" w:hAnsi="Times New Roman" w:cs="Times New Roman"/>
+          <w:lang w:val="tr-TR"/>
+        </w:rPr>
+      </w:pPr>
+      <w:r>
+        <w:rPr>
+          <w:rFonts w:ascii="Times New Roman" w:hAnsi="Times New Roman" w:cs="Times New Roman"/>
+          <w:lang w:val="tr-TR"/>
+        </w:rPr>
+        <w:t xml:space="preserve">……………………………………………………………………………………………</w:t>
+      </w:r>
+    </w:p>
+    <w:p>
+      <w:pPr>
+        <w:ind w:left="720"/>
+        <w:jc w:val="both"/>
+        <w:rPr>
+          <w:rFonts w:ascii="Times New Roman" w:hAnsi="Times New Roman" w:cs="Times New Roman"/>
+          <w:lang w:val="tr-TR"/>
+        </w:rPr>
+      </w:pPr>
+      <w:r>
+        <w:rPr>
+          <w:rFonts w:ascii="Times New Roman" w:hAnsi="Times New Roman" w:cs="Times New Roman"/>
+          <w:lang w:val="tr-TR"/>
+        </w:rPr>
+        <w:t xml:space="preserve">……………………………………………………………………………………………</w:t>
+      </w:r>
+    </w:p>
+    <w:p>
+      <w:pPr>
+        <w:ind w:left="720"/>
+        <w:jc w:val="both"/>
+        <w:rPr>
+          <w:rFonts w:ascii="Times New Roman" w:hAnsi="Times New Roman" w:cs="Times New Roman"/>
+          <w:lang w:val="tr-TR"/>
+        </w:rPr>
+      </w:pPr>
+      <w:r>
+        <w:rPr>
+          <w:rFonts w:ascii="Times New Roman" w:hAnsi="Times New Roman" w:cs="Times New Roman"/>
+          <w:lang w:val="tr-TR"/>
+        </w:rPr>
+        <w:t xml:space="preserve">……………………………………………………………………………………………</w:t>
+      </w:r>
+    </w:p>
+    <w:p>
+      <w:pPr>
+        <w:ind w:left="720"/>
+        <w:jc w:val="both"/>
+        <w:rPr>
+          <w:rFonts w:ascii="Times New Roman" w:hAnsi="Times New Roman" w:cs="Times New Roman"/>
+          <w:lang w:val="tr-TR"/>
+        </w:rPr>
+      </w:pPr>
+      <w:r>
+        <w:rPr>
+          <w:rFonts w:ascii="Times New Roman" w:hAnsi="Times New Roman" w:cs="Times New Roman"/>
+          <w:color w:val="FF0000"/>
+          <w:lang w:val="tr-TR"/>
+        </w:rPr>
+        <w:t xml:space="preserve">Cevap: Çıkarım verilerle desteklenir: Midede asidin büyük kısmı zardan kolay geçen yüksüz HA hâlindedir; bağırsakta ise neredeyse tamamı yüklü A</w:t>
+      </w:r>
+      <w:r>
+        <w:rPr>
+          <w:rFonts w:ascii="Times New Roman" w:hAnsi="Times New Roman" w:cs="Times New Roman"/>
+          <w:color w:val="FF0000"/>
+          <w:vertAlign w:val="superscript"/>
+          <w:lang w:val="tr-TR"/>
+        </w:rPr>
+        <w:t xml:space="preserve">−</w:t>
+      </w:r>
+      <w:r>
+        <w:rPr>
+          <w:rFonts w:ascii="Times New Roman" w:hAnsi="Times New Roman" w:cs="Times New Roman"/>
+          <w:color w:val="FF0000"/>
+          <w:lang w:val="tr-TR"/>
+        </w:rPr>
+        <w:t xml:space="preserve"> iyonu hâlindedir. (Gerçekte bağırsağın çok geniş yüzey alanı da emilimi etkilediği için çıkarım yalnızca iyonlaşma açısından geçerlidir.)</w:t>
+      </w:r>
+    </w:p>
+    <w:p>
+      <w:pPr>
+        <w:jc w:val="both"/>
+        <w:rPr>
+          <w:rFonts w:ascii="Times New Roman" w:hAnsi="Times New Roman" w:cs="Times New Roman"/>
+          <w:lang w:val="tr-TR"/>
+        </w:rPr>
+      </w:pPr>
+      <w:r>
+        <w:rPr>
+          <w:rFonts w:ascii="Times New Roman" w:hAnsi="Times New Roman" w:cs="Times New Roman"/>
+          <w:lang w:val="tr-TR"/>
+        </w:rPr>
+        <w:t xml:space="preserve">61. Mide yanması şikâyeti olan bir hasta aspirini bir antasitle birlikte alıyor ve mide sıvısının pH’ı 2,0’dan 4,0’a yükseliyor. Bu durumda aspirinin midede yüksüz HA hâlinde bulunan oranı nasıl değişir?</w:t>
+      </w:r>
+    </w:p>
+    <w:p>
+      <w:pPr>
+        <w:ind w:left="360"/>
+        <w:jc w:val="both"/>
+        <w:rPr>
+          <w:rFonts w:ascii="Times New Roman" w:hAnsi="Times New Roman" w:cs="Times New Roman"/>
+          <w:lang w:val="tr-TR"/>
+        </w:rPr>
+      </w:pPr>
+      <w:r>
+        <w:rPr>
+          <w:rFonts w:ascii="Times New Roman" w:hAnsi="Times New Roman" w:cs="Times New Roman"/>
+          <w:b/>
+          <w:bCs/>
+          <w:lang w:val="tr-TR"/>
+        </w:rPr>
+        <w:t xml:space="preserve">I. aşama:</w:t>
+      </w:r>
+    </w:p>
+    <w:p>
+      <w:pPr>
+        <w:ind w:left="720"/>
+        <w:jc w:val="both"/>
+        <w:rPr>
+          <w:rFonts w:ascii="Times New Roman" w:hAnsi="Times New Roman" w:cs="Times New Roman"/>
+          <w:lang w:val="tr-TR"/>
+        </w:rPr>
+      </w:pPr>
+      <w:r>
+        <w:rPr>
+          <w:rFonts w:ascii="Times New Roman" w:hAnsi="Times New Roman" w:cs="Times New Roman"/>
+          <w:lang w:val="tr-TR"/>
+        </w:rPr>
+        <w:t xml:space="preserve">A) Artar.</w:t>
+      </w:r>
+      <w:r>
+        <w:rPr>
+          <w:rFonts w:ascii="Times New Roman" w:hAnsi="Times New Roman" w:cs="Times New Roman"/>
+          <w:lang w:val="tr-TR"/>
+        </w:rPr>
+        <w:tab/>
+      </w:r>
+      <w:r>
+        <w:rPr>
+          <w:rFonts w:ascii="Times New Roman" w:hAnsi="Times New Roman" w:cs="Times New Roman"/>
+          <w:lang w:val="tr-TR"/>
+        </w:rPr>
+        <w:t xml:space="preserve">B) Azalır.</w:t>
+      </w:r>
+      <w:r>
+        <w:rPr>
+          <w:rFonts w:ascii="Times New Roman" w:hAnsi="Times New Roman" w:cs="Times New Roman"/>
+          <w:lang w:val="tr-TR"/>
+        </w:rPr>
+        <w:tab/>
+      </w:r>
+      <w:r>
+        <w:rPr>
+          <w:rFonts w:ascii="Times New Roman" w:hAnsi="Times New Roman" w:cs="Times New Roman"/>
+          <w:lang w:val="tr-TR"/>
+        </w:rPr>
+        <w:t xml:space="preserve">C) Değişmez.</w:t>
+      </w:r>
+    </w:p>
+    <w:p>
+      <w:pPr>
+        <w:ind w:left="360"/>
+        <w:jc w:val="both"/>
+        <w:rPr>
+          <w:rFonts w:ascii="Times New Roman" w:hAnsi="Times New Roman" w:cs="Times New Roman"/>
+          <w:lang w:val="tr-TR"/>
+        </w:rPr>
+      </w:pPr>
+      <w:r>
+        <w:rPr>
+          <w:rFonts w:ascii="Times New Roman" w:hAnsi="Times New Roman" w:cs="Times New Roman"/>
+          <w:b/>
+          <w:bCs/>
+          <w:lang w:val="tr-TR"/>
+        </w:rPr>
+        <w:t xml:space="preserve">II. aşama (gerekçe):</w:t>
+      </w:r>
+    </w:p>
+    <w:p>
+      <w:pPr>
+        <w:ind w:left="720"/>
+        <w:jc w:val="both"/>
+        <w:rPr>
+          <w:rFonts w:ascii="Times New Roman" w:hAnsi="Times New Roman" w:cs="Times New Roman"/>
+          <w:lang w:val="tr-TR"/>
+        </w:rPr>
+      </w:pPr>
+      <w:r>
+        <w:rPr>
+          <w:rFonts w:ascii="Times New Roman" w:hAnsi="Times New Roman" w:cs="Times New Roman"/>
+          <w:lang w:val="tr-TR"/>
+        </w:rPr>
+        <w:t xml:space="preserve">1) [H</w:t>
+      </w:r>
+      <w:r>
+        <w:rPr>
+          <w:rFonts w:ascii="Times New Roman" w:hAnsi="Times New Roman" w:cs="Times New Roman"/>
+          <w:vertAlign w:val="subscript"/>
+          <w:lang w:val="tr-TR"/>
+        </w:rPr>
+        <w:t xml:space="preserve">3</w:t>
+      </w:r>
+      <w:r>
+        <w:rPr>
+          <w:rFonts w:ascii="Times New Roman" w:hAnsi="Times New Roman" w:cs="Times New Roman"/>
+          <w:lang w:val="tr-TR"/>
+        </w:rPr>
+        <w:t xml:space="preserve">O</w:t>
+      </w:r>
+      <w:r>
+        <w:rPr>
+          <w:rFonts w:ascii="Times New Roman" w:hAnsi="Times New Roman" w:cs="Times New Roman"/>
+          <w:vertAlign w:val="superscript"/>
+          <w:lang w:val="tr-TR"/>
+        </w:rPr>
+        <w:t xml:space="preserve">+</w:t>
+      </w:r>
+      <w:r>
+        <w:rPr>
+          <w:rFonts w:ascii="Times New Roman" w:hAnsi="Times New Roman" w:cs="Times New Roman"/>
+          <w:lang w:val="tr-TR"/>
+        </w:rPr>
+        <w:t xml:space="preserve">] azaldığı için iyonlaşma dengesi ürünler yönüne kayar; [A</w:t>
+      </w:r>
+      <w:r>
+        <w:rPr>
+          <w:rFonts w:ascii="Times New Roman" w:hAnsi="Times New Roman" w:cs="Times New Roman"/>
+          <w:vertAlign w:val="superscript"/>
+          <w:lang w:val="tr-TR"/>
+        </w:rPr>
+        <w:t xml:space="preserve">−</w:t>
+      </w:r>
+      <w:r>
+        <w:rPr>
+          <w:rFonts w:ascii="Times New Roman" w:hAnsi="Times New Roman" w:cs="Times New Roman"/>
+          <w:lang w:val="tr-TR"/>
+        </w:rPr>
+        <w:t xml:space="preserve">]/[HA] oranı 0,030’dan 3,0’a çıkar.</w:t>
+      </w:r>
+    </w:p>
+    <w:p>
+      <w:pPr>
+        <w:ind w:left="720"/>
+        <w:jc w:val="both"/>
+        <w:rPr>
+          <w:rFonts w:ascii="Times New Roman" w:hAnsi="Times New Roman" w:cs="Times New Roman"/>
+          <w:lang w:val="tr-TR"/>
+        </w:rPr>
+      </w:pPr>
+      <w:r>
+        <w:rPr>
+          <w:rFonts w:ascii="Times New Roman" w:hAnsi="Times New Roman" w:cs="Times New Roman"/>
+          <w:lang w:val="tr-TR"/>
+        </w:rPr>
+        <w:t xml:space="preserve">2) Antasit K</w:t>
+      </w:r>
+      <w:r>
+        <w:rPr>
+          <w:rFonts w:ascii="Times New Roman" w:hAnsi="Times New Roman" w:cs="Times New Roman"/>
+          <w:vertAlign w:val="subscript"/>
+          <w:lang w:val="tr-TR"/>
+        </w:rPr>
+        <w:t xml:space="preserve">a</w:t>
+      </w:r>
+      <w:r>
+        <w:rPr>
+          <w:rFonts w:ascii="Times New Roman" w:hAnsi="Times New Roman" w:cs="Times New Roman"/>
+          <w:lang w:val="tr-TR"/>
+        </w:rPr>
+        <w:t xml:space="preserve"> değerini küçültür.</w:t>
+      </w:r>
+    </w:p>
+    <w:p>
+      <w:pPr>
+        <w:ind w:left="720"/>
+        <w:jc w:val="both"/>
+        <w:rPr>
+          <w:rFonts w:ascii="Times New Roman" w:hAnsi="Times New Roman" w:cs="Times New Roman"/>
+          <w:lang w:val="tr-TR"/>
+        </w:rPr>
+      </w:pPr>
+      <w:r>
+        <w:rPr>
+          <w:rFonts w:ascii="Times New Roman" w:hAnsi="Times New Roman" w:cs="Times New Roman"/>
+          <w:lang w:val="tr-TR"/>
+        </w:rPr>
+        <w:t xml:space="preserve">3) Antasit aspirinle tepkimeye girmediği için oran değişmez.</w:t>
+      </w:r>
+    </w:p>
+    <w:p>
+      <w:pPr>
+        <w:ind w:left="720"/>
+        <w:jc w:val="both"/>
+        <w:rPr>
+          <w:rFonts w:ascii="Times New Roman" w:hAnsi="Times New Roman" w:cs="Times New Roman"/>
+          <w:lang w:val="tr-TR"/>
+        </w:rPr>
+      </w:pPr>
+      <w:r>
+        <w:rPr>
+          <w:rFonts w:ascii="Times New Roman" w:hAnsi="Times New Roman" w:cs="Times New Roman"/>
+          <w:color w:val="FF0000"/>
+          <w:lang w:val="tr-TR"/>
+        </w:rPr>
+        <w:t xml:space="preserve">Cevap: I. aşama: B; II. aşama: 1</w:t>
+      </w:r>
+    </w:p>
+    <w:tbl>
+      <w:tblPr>
+        <w:tblW w:w="9000" w:type="dxa"/>
+        <w:jc w:val="center"/>
+        <w:tblBorders>
+          <w:top w:val="single" w:sz="4" w:space="0" w:color="auto"/>
+          <w:left w:val="single" w:sz="4" w:space="0" w:color="auto"/>
+          <w:bottom w:val="single" w:sz="4" w:space="0" w:color="auto"/>
+          <w:right w:val="single" w:sz="4" w:space="0" w:color="auto"/>
+          <w:insideH w:val="single" w:sz="4" w:space="0" w:color="auto"/>
+          <w:insideV w:val="single" w:sz="4" w:space="0" w:color="auto"/>
+        </w:tblBorders>
+        <w:tblLayout w:type="fixed"/>
+        <w:tblLook w:val="04A0"/>
+      </w:tblPr>
+      <w:tblGrid>
+        <w:gridCol w:w="9000"/>
+      </w:tblGrid>
+      <w:tr>
+        <w:tc>
+          <w:tcPr>
+            <w:tcW w:w="9000" w:type="dxa"/>
+            <w:vAlign w:val="center"/>
+          </w:tcPr>
+          <w:p>
+            <w:pPr>
+              <w:jc w:val="left"/>
+              <w:rPr>
+                <w:rFonts w:ascii="Times New Roman" w:hAnsi="Times New Roman" w:cs="Times New Roman"/>
+                <w:lang w:val="tr-TR"/>
+              </w:rPr>
+            </w:pPr>
+            <w:r>
+              <w:rPr>
+                <w:rFonts w:ascii="Times New Roman" w:hAnsi="Times New Roman" w:cs="Times New Roman"/>
+                <w:lang w:val="tr-TR"/>
+              </w:rPr>
+              <w:t xml:space="preserve">62-64. soruları aşağıdaki bilgilere göre yanıtlayınız.</w:t>
+            </w:r>
+          </w:p>
+        </w:tc>
+      </w:tr>
+    </w:tbl>
+    <w:p>
+      <w:pPr>
+        <w:jc w:val="both"/>
+        <w:rPr>
+          <w:rFonts w:ascii="Times New Roman" w:hAnsi="Times New Roman" w:cs="Times New Roman"/>
+          <w:lang w:val="tr-TR"/>
+        </w:rPr>
+      </w:pPr>
+    </w:p>
+    <w:p>
+      <w:pPr>
+        <w:jc w:val="both"/>
+        <w:rPr>
+          <w:rFonts w:ascii="Times New Roman" w:hAnsi="Times New Roman" w:cs="Times New Roman"/>
+          <w:lang w:val="tr-TR"/>
+        </w:rPr>
+      </w:pPr>
+      <w:r>
+        <w:rPr>
+          <w:rFonts w:ascii="Times New Roman" w:hAnsi="Times New Roman" w:cs="Times New Roman"/>
+          <w:lang w:val="tr-TR"/>
+        </w:rPr>
+        <w:t xml:space="preserve">Bir içme suyu arıtma tesisinde laboratuvar teknisyeni olarak çalışan Emre, suyun pH değerini ayarlamak için kullanılan sodyum hidroksit (NaOH) stok çözeltisinin derişimini kontrol etmektedir. Bunun için 10,0 mL NaOH çözeltisini fenolftalein eşliğinde 0,100 M sülfürik asit (H</w:t>
+      </w:r>
+      <w:r>
+        <w:rPr>
+          <w:rFonts w:ascii="Times New Roman" w:hAnsi="Times New Roman" w:cs="Times New Roman"/>
+          <w:vertAlign w:val="subscript"/>
+          <w:lang w:val="tr-TR"/>
+        </w:rPr>
+        <w:t xml:space="preserve">2</w:t>
+      </w:r>
+      <w:r>
+        <w:rPr>
+          <w:rFonts w:ascii="Times New Roman" w:hAnsi="Times New Roman" w:cs="Times New Roman"/>
+          <w:lang w:val="tr-TR"/>
+        </w:rPr>
+        <w:t xml:space="preserve">SO</w:t>
+      </w:r>
+      <w:r>
+        <w:rPr>
+          <w:rFonts w:ascii="Times New Roman" w:hAnsi="Times New Roman" w:cs="Times New Roman"/>
+          <w:vertAlign w:val="subscript"/>
+          <w:lang w:val="tr-TR"/>
+        </w:rPr>
+        <w:t xml:space="preserve">4</w:t>
+      </w:r>
+      <w:r>
+        <w:rPr>
+          <w:rFonts w:ascii="Times New Roman" w:hAnsi="Times New Roman" w:cs="Times New Roman"/>
+          <w:lang w:val="tr-TR"/>
+        </w:rPr>
+        <w:t xml:space="preserve">) çözeltisiyle üç kez titre eder ve aşağıdaki sonuçları kaydeder.</w:t>
+      </w:r>
+    </w:p>
+    <w:tbl>
+      <w:tblPr>
+        <w:tblW w:w="8900" w:type="dxa"/>
+        <w:jc w:val="center"/>
+        <w:tblBorders>
+          <w:top w:val="single" w:sz="4" w:space="0" w:color="auto"/>
+          <w:left w:val="single" w:sz="4" w:space="0" w:color="auto"/>
+          <w:bottom w:val="single" w:sz="4" w:space="0" w:color="auto"/>
+          <w:right w:val="single" w:sz="4" w:space="0" w:color="auto"/>
+          <w:insideH w:val="single" w:sz="4" w:space="0" w:color="auto"/>
+          <w:insideV w:val="single" w:sz="4" w:space="0" w:color="auto"/>
+        </w:tblBorders>
+        <w:tblLayout w:type="fixed"/>
+        <w:tblLook w:val="04A0"/>
+      </w:tblPr>
+      <w:tblGrid>
+        <w:gridCol w:w="3800"/>
+        <w:gridCol w:w="1700"/>
+        <w:gridCol w:w="1700"/>
+        <w:gridCol w:w="1700"/>
+      </w:tblGrid>
+      <w:tr>
+        <w:tc>
+          <w:tcPr>
+            <w:tcW w:w="3800" w:type="dxa"/>
+            <w:shd w:val="clear" w:color="auto" w:fill="D9E2F3"/>
+            <w:vAlign w:val="center"/>
+          </w:tcPr>
+          <w:p>
+            <w:pPr>
+              <w:jc w:val="center"/>
+              <w:rPr>
+                <w:rFonts w:ascii="Times New Roman" w:hAnsi="Times New Roman" w:cs="Times New Roman"/>
+                <w:b/>
+                <w:bCs/>
+                <w:lang w:val="tr-TR"/>
+              </w:rPr>
+            </w:pPr>
+            <w:r>
+              <w:rPr>
+                <w:rFonts w:ascii="Times New Roman" w:hAnsi="Times New Roman" w:cs="Times New Roman"/>
+                <w:b/>
+                <w:bCs/>
+                <w:lang w:val="tr-TR"/>
+              </w:rPr>
+              <w:t xml:space="preserve">Deneme</w:t>
+            </w:r>
+          </w:p>
+        </w:tc>
+        <w:tc>
+          <w:tcPr>
+            <w:tcW w:w="1700" w:type="dxa"/>
+            <w:shd w:val="clear" w:color="auto" w:fill="D9E2F3"/>
+            <w:vAlign w:val="center"/>
+          </w:tcPr>
+          <w:p>
+            <w:pPr>
+              <w:jc w:val="center"/>
+              <w:rPr>
+                <w:rFonts w:ascii="Times New Roman" w:hAnsi="Times New Roman" w:cs="Times New Roman"/>
+                <w:b/>
+                <w:bCs/>
+                <w:lang w:val="tr-TR"/>
+              </w:rPr>
+            </w:pPr>
+            <w:r>
+              <w:rPr>
+                <w:rFonts w:ascii="Times New Roman" w:hAnsi="Times New Roman" w:cs="Times New Roman"/>
+                <w:b/>
+                <w:bCs/>
+                <w:lang w:val="tr-TR"/>
+              </w:rPr>
+              <w:t xml:space="preserve">1</w:t>
+            </w:r>
+          </w:p>
+        </w:tc>
+        <w:tc>
+          <w:tcPr>
+            <w:tcW w:w="1700" w:type="dxa"/>
+            <w:shd w:val="clear" w:color="auto" w:fill="D9E2F3"/>
+            <w:vAlign w:val="center"/>
+          </w:tcPr>
+          <w:p>
+            <w:pPr>
+              <w:jc w:val="center"/>
+              <w:rPr>
+                <w:rFonts w:ascii="Times New Roman" w:hAnsi="Times New Roman" w:cs="Times New Roman"/>
+                <w:b/>
+                <w:bCs/>
+                <w:lang w:val="tr-TR"/>
+              </w:rPr>
+            </w:pPr>
+            <w:r>
+              <w:rPr>
+                <w:rFonts w:ascii="Times New Roman" w:hAnsi="Times New Roman" w:cs="Times New Roman"/>
+                <w:b/>
+                <w:bCs/>
+                <w:lang w:val="tr-TR"/>
+              </w:rPr>
+              <w:t xml:space="preserve">2</w:t>
+            </w:r>
+          </w:p>
+        </w:tc>
+        <w:tc>
+          <w:tcPr>
+            <w:tcW w:w="1700" w:type="dxa"/>
+            <w:shd w:val="clear" w:color="auto" w:fill="D9E2F3"/>
+            <w:vAlign w:val="center"/>
+          </w:tcPr>
+          <w:p>
+            <w:pPr>
+              <w:jc w:val="center"/>
+              <w:rPr>
+                <w:rFonts w:ascii="Times New Roman" w:hAnsi="Times New Roman" w:cs="Times New Roman"/>
+                <w:b/>
+                <w:bCs/>
+                <w:lang w:val="tr-TR"/>
+              </w:rPr>
+            </w:pPr>
+            <w:r>
+              <w:rPr>
+                <w:rFonts w:ascii="Times New Roman" w:hAnsi="Times New Roman" w:cs="Times New Roman"/>
+                <w:b/>
+                <w:bCs/>
+                <w:lang w:val="tr-TR"/>
+              </w:rPr>
+              <w:t xml:space="preserve">3</w:t>
+            </w:r>
+          </w:p>
+        </w:tc>
+      </w:tr>
+      <w:tr>
+        <w:tc>
+          <w:tcPr>
+            <w:tcW w:w="3800" w:type="dxa"/>
+            <w:vAlign w:val="center"/>
+          </w:tcPr>
+          <w:p>
+            <w:pPr>
+              <w:jc w:val="center"/>
+              <w:rPr>
+                <w:rFonts w:ascii="Times New Roman" w:hAnsi="Times New Roman" w:cs="Times New Roman"/>
+                <w:lang w:val="tr-TR"/>
+              </w:rPr>
+            </w:pPr>
+            <w:r>
+              <w:rPr>
+                <w:rFonts w:ascii="Times New Roman" w:hAnsi="Times New Roman" w:cs="Times New Roman"/>
+                <w:lang w:val="tr-TR"/>
+              </w:rPr>
+              <w:t xml:space="preserve">Harcanan H</w:t>
+            </w:r>
+            <w:r>
+              <w:rPr>
+                <w:rFonts w:ascii="Times New Roman" w:hAnsi="Times New Roman" w:cs="Times New Roman"/>
+                <w:vertAlign w:val="subscript"/>
+                <w:lang w:val="tr-TR"/>
+              </w:rPr>
+              <w:t xml:space="preserve">2</w:t>
+            </w:r>
+            <w:r>
+              <w:rPr>
+                <w:rFonts w:ascii="Times New Roman" w:hAnsi="Times New Roman" w:cs="Times New Roman"/>
+                <w:lang w:val="tr-TR"/>
+              </w:rPr>
+              <w:t xml:space="preserve">SO</w:t>
+            </w:r>
+            <w:r>
+              <w:rPr>
+                <w:rFonts w:ascii="Times New Roman" w:hAnsi="Times New Roman" w:cs="Times New Roman"/>
+                <w:vertAlign w:val="subscript"/>
+                <w:lang w:val="tr-TR"/>
+              </w:rPr>
+              <w:t xml:space="preserve">4</w:t>
+            </w:r>
+            <w:r>
+              <w:rPr>
+                <w:rFonts w:ascii="Times New Roman" w:hAnsi="Times New Roman" w:cs="Times New Roman"/>
+                <w:lang w:val="tr-TR"/>
+              </w:rPr>
+              <w:t xml:space="preserve"> hacmi (mL)</w:t>
+            </w:r>
+          </w:p>
+        </w:tc>
+        <w:tc>
+          <w:tcPr>
+            <w:tcW w:w="1700" w:type="dxa"/>
+            <w:vAlign w:val="center"/>
+          </w:tcPr>
+          <w:p>
+            <w:pPr>
+              <w:jc w:val="center"/>
+              <w:rPr>
+                <w:rFonts w:ascii="Times New Roman" w:hAnsi="Times New Roman" w:cs="Times New Roman"/>
+                <w:lang w:val="tr-TR"/>
+              </w:rPr>
+            </w:pPr>
+            <w:r>
+              <w:rPr>
+                <w:rFonts w:ascii="Times New Roman" w:hAnsi="Times New Roman" w:cs="Times New Roman"/>
+                <w:lang w:val="tr-TR"/>
+              </w:rPr>
+              <w:t xml:space="preserve">12,4</w:t>
+            </w:r>
+          </w:p>
+        </w:tc>
+        <w:tc>
+          <w:tcPr>
+            <w:tcW w:w="1700" w:type="dxa"/>
+            <w:vAlign w:val="center"/>
+          </w:tcPr>
+          <w:p>
+            <w:pPr>
+              <w:jc w:val="center"/>
+              <w:rPr>
+                <w:rFonts w:ascii="Times New Roman" w:hAnsi="Times New Roman" w:cs="Times New Roman"/>
+                <w:lang w:val="tr-TR"/>
+              </w:rPr>
+            </w:pPr>
+            <w:r>
+              <w:rPr>
+                <w:rFonts w:ascii="Times New Roman" w:hAnsi="Times New Roman" w:cs="Times New Roman"/>
+                <w:lang w:val="tr-TR"/>
+              </w:rPr>
+              <w:t xml:space="preserve">12,6</w:t>
+            </w:r>
+          </w:p>
+        </w:tc>
+        <w:tc>
+          <w:tcPr>
+            <w:tcW w:w="1700" w:type="dxa"/>
+            <w:vAlign w:val="center"/>
+          </w:tcPr>
+          <w:p>
+            <w:pPr>
+              <w:jc w:val="center"/>
+              <w:rPr>
+                <w:rFonts w:ascii="Times New Roman" w:hAnsi="Times New Roman" w:cs="Times New Roman"/>
+                <w:lang w:val="tr-TR"/>
+              </w:rPr>
+            </w:pPr>
+            <w:r>
+              <w:rPr>
+                <w:rFonts w:ascii="Times New Roman" w:hAnsi="Times New Roman" w:cs="Times New Roman"/>
+                <w:lang w:val="tr-TR"/>
+              </w:rPr>
+              <w:t xml:space="preserve">12,5</w:t>
+            </w:r>
+          </w:p>
+        </w:tc>
+      </w:tr>
+    </w:tbl>
+    <w:p>
+      <w:pPr>
+        <w:jc w:val="both"/>
+        <w:rPr>
+          <w:rFonts w:ascii="Times New Roman" w:hAnsi="Times New Roman" w:cs="Times New Roman"/>
+          <w:lang w:val="tr-TR"/>
+        </w:rPr>
+      </w:pPr>
+    </w:p>
+    <w:p>
+      <w:pPr>
+        <w:jc w:val="both"/>
+        <w:rPr>
+          <w:rFonts w:ascii="Times New Roman" w:hAnsi="Times New Roman" w:cs="Times New Roman"/>
+          <w:lang w:val="tr-TR"/>
+        </w:rPr>
+      </w:pPr>
+      <w:r>
+        <w:rPr>
+          <w:rFonts w:ascii="Times New Roman" w:hAnsi="Times New Roman" w:cs="Times New Roman"/>
+          <w:lang w:val="tr-TR"/>
+        </w:rPr>
+        <w:t xml:space="preserve">62. Nötralleşme tepkimesinin denklemini yazınız. Ortalama hacmi kullanarak NaOH çözeltisinin derişimini hesaplayınız.</w:t>
+      </w:r>
+    </w:p>
+    <w:tbl>
+      <w:tblPr>
+        <w:tblW w:w="9000" w:type="dxa"/>
+        <w:jc w:val="center"/>
+        <w:tblBorders>
+          <w:top w:val="single" w:sz="8" w:space="0" w:color="7F7F7F"/>
+          <w:left w:val="single" w:sz="8" w:space="0" w:color="7F7F7F"/>
+          <w:bottom w:val="single" w:sz="8" w:space="0" w:color="7F7F7F"/>
+          <w:right w:val="single" w:sz="8" w:space="0" w:color="7F7F7F"/>
+        </w:tblBorders>
+      </w:tblPr>
+      <w:tblGrid>
+        <w:gridCol w:w="9000"/>
+      </w:tblGrid>
+      <w:tr>
+        <w:trPr>
+          <w:trHeight w:val="1400"/>
+        </w:trPr>
+        <w:tc>
+          <w:tcPr>
+            <w:tcW w:w="9000" w:type="dxa"/>
+          </w:tcPr>
+          <w:p/>
+        </w:tc>
+      </w:tr>
+    </w:tbl>
+    <w:p>
+      <w:pPr>
+        <w:jc w:val="both"/>
+        <w:rPr>
+          <w:rFonts w:ascii="Times New Roman" w:hAnsi="Times New Roman" w:cs="Times New Roman"/>
+          <w:lang w:val="tr-TR"/>
+        </w:rPr>
+      </w:pPr>
+    </w:p>
+    <w:p>
+      <w:pPr>
+        <w:ind w:left="720"/>
+        <w:jc w:val="both"/>
+        <w:rPr>
+          <w:rFonts w:ascii="Times New Roman" w:hAnsi="Times New Roman" w:cs="Times New Roman"/>
+          <w:lang w:val="tr-TR"/>
+        </w:rPr>
+      </w:pPr>
+      <w:r>
+        <w:rPr>
+          <w:rFonts w:ascii="Times New Roman" w:hAnsi="Times New Roman" w:cs="Times New Roman"/>
+          <w:color w:val="FF0000"/>
+          <w:lang w:val="tr-TR"/>
+        </w:rPr>
+        <w:t xml:space="preserve">Cevap: H</w:t>
+      </w:r>
+      <w:r>
+        <w:rPr>
+          <w:rFonts w:ascii="Times New Roman" w:hAnsi="Times New Roman" w:cs="Times New Roman"/>
+          <w:color w:val="FF0000"/>
+          <w:vertAlign w:val="subscript"/>
+          <w:lang w:val="tr-TR"/>
+        </w:rPr>
+        <w:t xml:space="preserve">2</w:t>
+      </w:r>
+      <w:r>
+        <w:rPr>
+          <w:rFonts w:ascii="Times New Roman" w:hAnsi="Times New Roman" w:cs="Times New Roman"/>
+          <w:color w:val="FF0000"/>
+          <w:lang w:val="tr-TR"/>
+        </w:rPr>
+        <w:t xml:space="preserve">SO</w:t>
+      </w:r>
+      <w:r>
+        <w:rPr>
+          <w:rFonts w:ascii="Times New Roman" w:hAnsi="Times New Roman" w:cs="Times New Roman"/>
+          <w:color w:val="FF0000"/>
+          <w:vertAlign w:val="subscript"/>
+          <w:lang w:val="tr-TR"/>
+        </w:rPr>
+        <w:t xml:space="preserve">4</w:t>
+      </w:r>
+      <w:r>
+        <w:rPr>
+          <w:rFonts w:ascii="Times New Roman" w:hAnsi="Times New Roman" w:cs="Times New Roman"/>
+          <w:color w:val="FF0000"/>
+          <w:lang w:val="tr-TR"/>
+        </w:rPr>
+        <w:t xml:space="preserve">(suda) + 2NaOH(suda) → Na</w:t>
+      </w:r>
+      <w:r>
+        <w:rPr>
+          <w:rFonts w:ascii="Times New Roman" w:hAnsi="Times New Roman" w:cs="Times New Roman"/>
+          <w:color w:val="FF0000"/>
+          <w:vertAlign w:val="subscript"/>
+          <w:lang w:val="tr-TR"/>
+        </w:rPr>
+        <w:t xml:space="preserve">2</w:t>
+      </w:r>
+      <w:r>
+        <w:rPr>
+          <w:rFonts w:ascii="Times New Roman" w:hAnsi="Times New Roman" w:cs="Times New Roman"/>
+          <w:color w:val="FF0000"/>
+          <w:lang w:val="tr-TR"/>
+        </w:rPr>
+        <w:t xml:space="preserve">SO</w:t>
+      </w:r>
+      <w:r>
+        <w:rPr>
+          <w:rFonts w:ascii="Times New Roman" w:hAnsi="Times New Roman" w:cs="Times New Roman"/>
+          <w:color w:val="FF0000"/>
+          <w:vertAlign w:val="subscript"/>
+          <w:lang w:val="tr-TR"/>
+        </w:rPr>
+        <w:t xml:space="preserve">4</w:t>
+      </w:r>
+      <w:r>
+        <w:rPr>
+          <w:rFonts w:ascii="Times New Roman" w:hAnsi="Times New Roman" w:cs="Times New Roman"/>
+          <w:color w:val="FF0000"/>
+          <w:lang w:val="tr-TR"/>
+        </w:rPr>
+        <w:t xml:space="preserve">(suda) + 2H</w:t>
+      </w:r>
+      <w:r>
+        <w:rPr>
+          <w:rFonts w:ascii="Times New Roman" w:hAnsi="Times New Roman" w:cs="Times New Roman"/>
+          <w:color w:val="FF0000"/>
+          <w:vertAlign w:val="subscript"/>
+          <w:lang w:val="tr-TR"/>
+        </w:rPr>
+        <w:t xml:space="preserve">2</w:t>
+      </w:r>
+      <w:r>
+        <w:rPr>
+          <w:rFonts w:ascii="Times New Roman" w:hAnsi="Times New Roman" w:cs="Times New Roman"/>
+          <w:color w:val="FF0000"/>
+          <w:lang w:val="tr-TR"/>
+        </w:rPr>
+        <w:t xml:space="preserve">O(s). Ortalama hacim 12,5 mL; n(H</w:t>
+      </w:r>
+      <w:r>
+        <w:rPr>
+          <w:rFonts w:ascii="Times New Roman" w:hAnsi="Times New Roman" w:cs="Times New Roman"/>
+          <w:color w:val="FF0000"/>
+          <w:vertAlign w:val="subscript"/>
+          <w:lang w:val="tr-TR"/>
+        </w:rPr>
+        <w:t xml:space="preserve">2</w:t>
+      </w:r>
+      <w:r>
+        <w:rPr>
+          <w:rFonts w:ascii="Times New Roman" w:hAnsi="Times New Roman" w:cs="Times New Roman"/>
+          <w:color w:val="FF0000"/>
+          <w:lang w:val="tr-TR"/>
+        </w:rPr>
+        <w:t xml:space="preserve">SO</w:t>
+      </w:r>
+      <w:r>
+        <w:rPr>
+          <w:rFonts w:ascii="Times New Roman" w:hAnsi="Times New Roman" w:cs="Times New Roman"/>
+          <w:color w:val="FF0000"/>
+          <w:vertAlign w:val="subscript"/>
+          <w:lang w:val="tr-TR"/>
+        </w:rPr>
+        <w:t xml:space="preserve">4</w:t>
+      </w:r>
+      <w:r>
+        <w:rPr>
+          <w:rFonts w:ascii="Times New Roman" w:hAnsi="Times New Roman" w:cs="Times New Roman"/>
+          <w:color w:val="FF0000"/>
+          <w:lang w:val="tr-TR"/>
+        </w:rPr>
+        <w:t xml:space="preserve">) = 0,100·0,0125 = 1,25·10</w:t>
+      </w:r>
+      <w:r>
+        <w:rPr>
+          <w:rFonts w:ascii="Times New Roman" w:hAnsi="Times New Roman" w:cs="Times New Roman"/>
+          <w:color w:val="FF0000"/>
+          <w:vertAlign w:val="superscript"/>
+          <w:lang w:val="tr-TR"/>
+        </w:rPr>
+        <w:t xml:space="preserve">−3</w:t>
+      </w:r>
+      <w:r>
+        <w:rPr>
+          <w:rFonts w:ascii="Times New Roman" w:hAnsi="Times New Roman" w:cs="Times New Roman"/>
+          <w:color w:val="FF0000"/>
+          <w:lang w:val="tr-TR"/>
+        </w:rPr>
+        <w:t xml:space="preserve"> mol; n(NaOH) = 2·1,25·10</w:t>
+      </w:r>
+      <w:r>
+        <w:rPr>
+          <w:rFonts w:ascii="Times New Roman" w:hAnsi="Times New Roman" w:cs="Times New Roman"/>
+          <w:color w:val="FF0000"/>
+          <w:vertAlign w:val="superscript"/>
+          <w:lang w:val="tr-TR"/>
+        </w:rPr>
+        <w:t xml:space="preserve">−3</w:t>
+      </w:r>
+      <w:r>
+        <w:rPr>
+          <w:rFonts w:ascii="Times New Roman" w:hAnsi="Times New Roman" w:cs="Times New Roman"/>
+          <w:color w:val="FF0000"/>
+          <w:lang w:val="tr-TR"/>
+        </w:rPr>
+        <w:t xml:space="preserve"> = 2,50·10</w:t>
+      </w:r>
+      <w:r>
+        <w:rPr>
+          <w:rFonts w:ascii="Times New Roman" w:hAnsi="Times New Roman" w:cs="Times New Roman"/>
+          <w:color w:val="FF0000"/>
+          <w:vertAlign w:val="superscript"/>
+          <w:lang w:val="tr-TR"/>
+        </w:rPr>
+        <w:t xml:space="preserve">−3</w:t>
+      </w:r>
+      <w:r>
+        <w:rPr>
+          <w:rFonts w:ascii="Times New Roman" w:hAnsi="Times New Roman" w:cs="Times New Roman"/>
+          <w:color w:val="FF0000"/>
+          <w:lang w:val="tr-TR"/>
+        </w:rPr>
+        <w:t xml:space="preserve"> mol; [NaOH] = 2,50·10</w:t>
+      </w:r>
+      <w:r>
+        <w:rPr>
+          <w:rFonts w:ascii="Times New Roman" w:hAnsi="Times New Roman" w:cs="Times New Roman"/>
+          <w:color w:val="FF0000"/>
+          <w:vertAlign w:val="superscript"/>
+          <w:lang w:val="tr-TR"/>
+        </w:rPr>
+        <w:t xml:space="preserve">−3</w:t>
+      </w:r>
+      <w:r>
+        <w:rPr>
+          <w:rFonts w:ascii="Times New Roman" w:hAnsi="Times New Roman" w:cs="Times New Roman"/>
+          <w:color w:val="FF0000"/>
+          <w:lang w:val="tr-TR"/>
+        </w:rPr>
+        <w:t xml:space="preserve">/0,0100 = 0,250 M</w:t>
+      </w:r>
+    </w:p>
+    <w:p>
+      <w:pPr>
+        <w:jc w:val="both"/>
+        <w:rPr>
+          <w:rFonts w:ascii="Times New Roman" w:hAnsi="Times New Roman" w:cs="Times New Roman"/>
+          <w:lang w:val="tr-TR"/>
+        </w:rPr>
+      </w:pPr>
+      <w:r>
+        <w:rPr>
+          <w:rFonts w:ascii="Times New Roman" w:hAnsi="Times New Roman" w:cs="Times New Roman"/>
+          <w:lang w:val="tr-TR"/>
+        </w:rPr>
+        <w:t xml:space="preserve">63. Titrasyonun neden üç kez tekrarlandığını açıklayınız. Emre, ikinci denemede büretin ucundaki hava kabarcığının titrasyon sırasında çıktığını fark ediyor. Bu hata, bulunan derişimi nasıl etkiler? Gerekçesiyle yazınız.</w:t>
+      </w:r>
+    </w:p>
+    <w:p>
+      <w:pPr>
+        <w:ind w:left="720"/>
+        <w:jc w:val="both"/>
+        <w:rPr>
+          <w:rFonts w:ascii="Times New Roman" w:hAnsi="Times New Roman" w:cs="Times New Roman"/>
+          <w:lang w:val="tr-TR"/>
+        </w:rPr>
+      </w:pPr>
+      <w:r>
+        <w:rPr>
+          <w:rFonts w:ascii="Times New Roman" w:hAnsi="Times New Roman" w:cs="Times New Roman"/>
+          <w:lang w:val="tr-TR"/>
+        </w:rPr>
+        <w:t xml:space="preserve">……………………………………………………………………………………………</w:t>
+      </w:r>
+    </w:p>
+    <w:p>
+      <w:pPr>
+        <w:ind w:left="720"/>
+        <w:jc w:val="both"/>
+        <w:rPr>
+          <w:rFonts w:ascii="Times New Roman" w:hAnsi="Times New Roman" w:cs="Times New Roman"/>
+          <w:lang w:val="tr-TR"/>
+        </w:rPr>
+      </w:pPr>
+      <w:r>
+        <w:rPr>
+          <w:rFonts w:ascii="Times New Roman" w:hAnsi="Times New Roman" w:cs="Times New Roman"/>
+          <w:lang w:val="tr-TR"/>
+        </w:rPr>
+        <w:t xml:space="preserve">……………………………………………………………………………………………</w:t>
+      </w:r>
+    </w:p>
+    <w:p>
+      <w:pPr>
+        <w:ind w:left="720"/>
+        <w:jc w:val="both"/>
+        <w:rPr>
+          <w:rFonts w:ascii="Times New Roman" w:hAnsi="Times New Roman" w:cs="Times New Roman"/>
+          <w:lang w:val="tr-TR"/>
+        </w:rPr>
+      </w:pPr>
+      <w:r>
+        <w:rPr>
+          <w:rFonts w:ascii="Times New Roman" w:hAnsi="Times New Roman" w:cs="Times New Roman"/>
+          <w:lang w:val="tr-TR"/>
+        </w:rPr>
+        <w:t xml:space="preserve">……………………………………………………………………………………………</w:t>
+      </w:r>
+    </w:p>
+    <w:p>
+      <w:pPr>
+        <w:ind w:left="720"/>
+        <w:jc w:val="both"/>
+        <w:rPr>
+          <w:rFonts w:ascii="Times New Roman" w:hAnsi="Times New Roman" w:cs="Times New Roman"/>
+          <w:lang w:val="tr-TR"/>
+        </w:rPr>
+      </w:pPr>
+      <w:r>
+        <w:rPr>
+          <w:rFonts w:ascii="Times New Roman" w:hAnsi="Times New Roman" w:cs="Times New Roman"/>
+          <w:color w:val="FF0000"/>
+          <w:lang w:val="tr-TR"/>
+        </w:rPr>
+        <w:t xml:space="preserve">Cevap: Tekrarlar ölçümlerin güvenilirliğini artırır; birbirine yakın sonuçların ortalaması alınarak rastgele hatalar azaltılır. Hava kabarcığı çıktığında büretteki seviye, eklenen çözelti kadar değil daha fazla düşer; harcanan hacim gerçek değerden büyük okunur ve NaOH derişimi olduğundan büyük hesaplanır.</w:t>
+      </w:r>
+    </w:p>
+    <w:p>
+      <w:pPr>
+        <w:jc w:val="both"/>
+        <w:rPr>
+          <w:rFonts w:ascii="Times New Roman" w:hAnsi="Times New Roman" w:cs="Times New Roman"/>
+          <w:lang w:val="tr-TR"/>
+        </w:rPr>
+      </w:pPr>
+      <w:r>
+        <w:rPr>
+          <w:rFonts w:ascii="Times New Roman" w:hAnsi="Times New Roman" w:cs="Times New Roman"/>
+          <w:lang w:val="tr-TR"/>
+        </w:rPr>
+        <w:t xml:space="preserve">64. Aşağıdaki değişikliklerden hangisi aynı NaOH çözeltisi için eş değerlik noktasına kadar harcanan asit hacmini değiştirmez?</w:t>
+      </w:r>
+    </w:p>
+    <w:p>
+      <w:pPr>
+        <w:ind w:left="720"/>
+        <w:jc w:val="both"/>
+        <w:rPr>
+          <w:rFonts w:ascii="Times New Roman" w:hAnsi="Times New Roman" w:cs="Times New Roman"/>
+          <w:lang w:val="tr-TR"/>
+        </w:rPr>
+      </w:pPr>
+      <w:r>
+        <w:rPr>
+          <w:rFonts w:ascii="Times New Roman" w:hAnsi="Times New Roman" w:cs="Times New Roman"/>
+          <w:lang w:val="tr-TR"/>
+        </w:rPr>
+        <w:t xml:space="preserve">A) Titre edilen 10,0 mL NaOH örneğine 20 mL saf su eklemek</w:t>
+      </w:r>
+    </w:p>
+    <w:p>
+      <w:pPr>
+        <w:ind w:left="720"/>
+        <w:jc w:val="both"/>
+        <w:rPr>
+          <w:rFonts w:ascii="Times New Roman" w:hAnsi="Times New Roman" w:cs="Times New Roman"/>
+          <w:lang w:val="tr-TR"/>
+        </w:rPr>
+      </w:pPr>
+      <w:r>
+        <w:rPr>
+          <w:rFonts w:ascii="Times New Roman" w:hAnsi="Times New Roman" w:cs="Times New Roman"/>
+          <w:lang w:val="tr-TR"/>
+        </w:rPr>
+        <w:t xml:space="preserve">B) H</w:t>
+      </w:r>
+      <w:r>
+        <w:rPr>
+          <w:rFonts w:ascii="Times New Roman" w:hAnsi="Times New Roman" w:cs="Times New Roman"/>
+          <w:vertAlign w:val="subscript"/>
+          <w:lang w:val="tr-TR"/>
+        </w:rPr>
+        <w:t xml:space="preserve">2</w:t>
+      </w:r>
+      <w:r>
+        <w:rPr>
+          <w:rFonts w:ascii="Times New Roman" w:hAnsi="Times New Roman" w:cs="Times New Roman"/>
+          <w:lang w:val="tr-TR"/>
+        </w:rPr>
+        <w:t xml:space="preserve">SO</w:t>
+      </w:r>
+      <w:r>
+        <w:rPr>
+          <w:rFonts w:ascii="Times New Roman" w:hAnsi="Times New Roman" w:cs="Times New Roman"/>
+          <w:vertAlign w:val="subscript"/>
+          <w:lang w:val="tr-TR"/>
+        </w:rPr>
+        <w:t xml:space="preserve">4</w:t>
+      </w:r>
+      <w:r>
+        <w:rPr>
+          <w:rFonts w:ascii="Times New Roman" w:hAnsi="Times New Roman" w:cs="Times New Roman"/>
+          <w:lang w:val="tr-TR"/>
+        </w:rPr>
+        <w:t xml:space="preserve"> yerine aynı derişimdeki HCl çözeltisini kullanmak</w:t>
+      </w:r>
+    </w:p>
+    <w:p>
+      <w:pPr>
+        <w:ind w:left="720"/>
+        <w:jc w:val="both"/>
+        <w:rPr>
+          <w:rFonts w:ascii="Times New Roman" w:hAnsi="Times New Roman" w:cs="Times New Roman"/>
+          <w:lang w:val="tr-TR"/>
+        </w:rPr>
+      </w:pPr>
+      <w:r>
+        <w:rPr>
+          <w:rFonts w:ascii="Times New Roman" w:hAnsi="Times New Roman" w:cs="Times New Roman"/>
+          <w:lang w:val="tr-TR"/>
+        </w:rPr>
+        <w:t xml:space="preserve">C) 10,0 mL yerine 20,0 mL NaOH örneği almak</w:t>
+      </w:r>
+    </w:p>
+    <w:p>
+      <w:pPr>
+        <w:ind w:left="720"/>
+        <w:jc w:val="both"/>
+        <w:rPr>
+          <w:rFonts w:ascii="Times New Roman" w:hAnsi="Times New Roman" w:cs="Times New Roman"/>
+          <w:lang w:val="tr-TR"/>
+        </w:rPr>
+      </w:pPr>
+      <w:r>
+        <w:rPr>
+          <w:rFonts w:ascii="Times New Roman" w:hAnsi="Times New Roman" w:cs="Times New Roman"/>
+          <w:lang w:val="tr-TR"/>
+        </w:rPr>
+        <w:t xml:space="preserve">D) 0,100 M yerine 0,050 M H</w:t>
+      </w:r>
+      <w:r>
+        <w:rPr>
+          <w:rFonts w:ascii="Times New Roman" w:hAnsi="Times New Roman" w:cs="Times New Roman"/>
+          <w:vertAlign w:val="subscript"/>
+          <w:lang w:val="tr-TR"/>
+        </w:rPr>
+        <w:t xml:space="preserve">2</w:t>
+      </w:r>
+      <w:r>
+        <w:rPr>
+          <w:rFonts w:ascii="Times New Roman" w:hAnsi="Times New Roman" w:cs="Times New Roman"/>
+          <w:lang w:val="tr-TR"/>
+        </w:rPr>
+        <w:t xml:space="preserve">SO</w:t>
+      </w:r>
+      <w:r>
+        <w:rPr>
+          <w:rFonts w:ascii="Times New Roman" w:hAnsi="Times New Roman" w:cs="Times New Roman"/>
+          <w:vertAlign w:val="subscript"/>
+          <w:lang w:val="tr-TR"/>
+        </w:rPr>
+        <w:t xml:space="preserve">4</w:t>
+      </w:r>
+      <w:r>
+        <w:rPr>
+          <w:rFonts w:ascii="Times New Roman" w:hAnsi="Times New Roman" w:cs="Times New Roman"/>
+          <w:lang w:val="tr-TR"/>
+        </w:rPr>
+        <w:t xml:space="preserve"> çözeltisi kullanmak</w:t>
+      </w:r>
+    </w:p>
+    <w:p>
+      <w:pPr>
+        <w:ind w:left="720"/>
+        <w:jc w:val="both"/>
+        <w:rPr>
+          <w:rFonts w:ascii="Times New Roman" w:hAnsi="Times New Roman" w:cs="Times New Roman"/>
+          <w:lang w:val="tr-TR"/>
+        </w:rPr>
+      </w:pPr>
+      <w:r>
+        <w:rPr>
+          <w:rFonts w:ascii="Times New Roman" w:hAnsi="Times New Roman" w:cs="Times New Roman"/>
+          <w:lang w:val="tr-TR"/>
+        </w:rPr>
+        <w:t xml:space="preserve">E) Büreti saf suyla çalkalayıp kurutmadan asit çözeltisiyle doldurmak</w:t>
+      </w:r>
+    </w:p>
+    <w:p>
+      <w:pPr>
+        <w:ind w:left="720"/>
+        <w:jc w:val="both"/>
+        <w:rPr>
+          <w:rFonts w:ascii="Times New Roman" w:hAnsi="Times New Roman" w:cs="Times New Roman"/>
+          <w:lang w:val="tr-TR"/>
+        </w:rPr>
+      </w:pPr>
+      <w:r>
+        <w:rPr>
+          <w:rFonts w:ascii="Times New Roman" w:hAnsi="Times New Roman" w:cs="Times New Roman"/>
+          <w:color w:val="FF0000"/>
+          <w:lang w:val="tr-TR"/>
+        </w:rPr>
+        <w:t xml:space="preserve">Cevap: A (Su eklemek NaOH’ın mol sayısını değiştirmez; eş değerlik için gereken asit mol sayısı ve hacmi aynı kalır.)</w:t>
       </w:r>
     </w:p>
     <w:p>

--- a/sorular/Kim11_tema-2-unite-sonu-sorulari.docx
+++ b/sorular/Kim11_tema-2-unite-sonu-sorulari.docx
@@ -7250,7 +7250,7 @@
                 <w:rFonts w:ascii="Times New Roman" w:hAnsi="Times New Roman" w:cs="Times New Roman"/>
                 <w:lang w:val="tr-TR"/>
               </w:rPr>
-              <w:t xml:space="preserve">GÖRSEL ALANI</w:t>
+              <w:t xml:space="preserve">GÖRSEL ALANI (Shutterstock)</w:t>
             </w:r>
           </w:p>
           <w:p>
@@ -7282,23 +7282,7 @@
                 <w:rFonts w:ascii="Times New Roman" w:hAnsi="Times New Roman" w:cs="Times New Roman"/>
                 <w:lang w:val="tr-TR"/>
               </w:rPr>
-              <w:t xml:space="preserve">Shutterstock arama: “homemade pickles jars cabbage”</w:t>
-            </w:r>
-          </w:p>
-          <w:p>
-            <w:pPr>
-              <w:jc w:val="both"/>
-              <w:rPr>
-                <w:rFonts w:ascii="Times New Roman" w:hAnsi="Times New Roman" w:cs="Times New Roman"/>
-                <w:lang w:val="tr-TR"/>
-              </w:rPr>
-            </w:pPr>
-            <w:r>
-              <w:rPr>
-                <w:rFonts w:ascii="Times New Roman" w:hAnsi="Times New Roman" w:cs="Times New Roman"/>
-                <w:lang w:val="tr-TR"/>
-              </w:rPr>
-              <w:t xml:space="preserve">Shutter ID: ……………</w:t>
+              <w:t xml:space="preserve">Shutter ID: 2525625085 (fotoğraf) — Glass jar of homemade pickled cabbage on table</w:t>
             </w:r>
           </w:p>
         </w:tc>
@@ -12831,7 +12815,7 @@
                 <w:rFonts w:ascii="Times New Roman" w:hAnsi="Times New Roman" w:cs="Times New Roman"/>
                 <w:lang w:val="tr-TR"/>
               </w:rPr>
-              <w:t xml:space="preserve">GÖRSEL ALANI</w:t>
+              <w:t xml:space="preserve">GÖRSEL ALANI (Shutterstock)</w:t>
             </w:r>
           </w:p>
           <w:p>
@@ -12878,23 +12862,7 @@
                 <w:rFonts w:ascii="Times New Roman" w:hAnsi="Times New Roman" w:cs="Times New Roman"/>
                 <w:lang w:val="tr-TR"/>
               </w:rPr>
-              <w:t xml:space="preserve">Shutterstock arama: “planted aquarium co2 diffuser fish”</w:t>
-            </w:r>
-          </w:p>
-          <w:p>
-            <w:pPr>
-              <w:jc w:val="both"/>
-              <w:rPr>
-                <w:rFonts w:ascii="Times New Roman" w:hAnsi="Times New Roman" w:cs="Times New Roman"/>
-                <w:lang w:val="tr-TR"/>
-              </w:rPr>
-            </w:pPr>
-            <w:r>
-              <w:rPr>
-                <w:rFonts w:ascii="Times New Roman" w:hAnsi="Times New Roman" w:cs="Times New Roman"/>
-                <w:lang w:val="tr-TR"/>
-              </w:rPr>
-              <w:t xml:space="preserve">Shutter ID: ……………</w:t>
+              <w:t xml:space="preserve">Shutter ID: 2363451611 (fotoğraf) — A CO2 tank for an aquarium with plants</w:t>
             </w:r>
           </w:p>
         </w:tc>

--- a/sorular/Kim11_tema-2-unite-sonu-sorulari.docx
+++ b/sorular/Kim11_tema-2-unite-sonu-sorulari.docx
@@ -5304,16 +5304,21 @@
     <w:p>
       <w:pPr>
         <w:pStyle w:val="ListParagraph"/>
-        <w:numPr>
-          <w:ilvl w:val="0"/>
-          <w:numId w:val="51"/>
-        </w:numPr>
-        <w:jc w:val="both"/>
-        <w:rPr>
-          <w:rFonts w:ascii="Times New Roman" w:hAnsi="Times New Roman" w:cs="Times New Roman"/>
-          <w:lang w:val="tr-TR"/>
-        </w:rPr>
-      </w:pPr>
+        <w:ind w:left="1080" w:hanging="360"/>
+        <w:jc w:val="both"/>
+        <w:rPr>
+          <w:rFonts w:ascii="Times New Roman" w:hAnsi="Times New Roman" w:cs="Times New Roman"/>
+          <w:lang w:val="tr-TR"/>
+        </w:rPr>
+      </w:pPr>
+      <w:r>
+        <w:rPr>
+          <w:rFonts w:ascii="Times New Roman" w:hAnsi="Times New Roman" w:cs="Times New Roman"/>
+          <w:lang w:val="tr-TR"/>
+        </w:rPr>
+        <w:t xml:space="preserve">a.</w:t>
+        <w:tab/>
+      </w:r>
       <w:r>
         <w:rPr>
           <w:rFonts w:ascii="Times New Roman" w:hAnsi="Times New Roman" w:cs="Times New Roman"/>
@@ -5340,16 +5345,21 @@
     <w:p>
       <w:pPr>
         <w:pStyle w:val="ListParagraph"/>
-        <w:numPr>
-          <w:ilvl w:val="0"/>
-          <w:numId w:val="51"/>
-        </w:numPr>
-        <w:jc w:val="both"/>
-        <w:rPr>
-          <w:rFonts w:ascii="Times New Roman" w:hAnsi="Times New Roman" w:cs="Times New Roman"/>
-          <w:lang w:val="tr-TR"/>
-        </w:rPr>
-      </w:pPr>
+        <w:ind w:left="1080" w:hanging="360"/>
+        <w:jc w:val="both"/>
+        <w:rPr>
+          <w:rFonts w:ascii="Times New Roman" w:hAnsi="Times New Roman" w:cs="Times New Roman"/>
+          <w:lang w:val="tr-TR"/>
+        </w:rPr>
+      </w:pPr>
+      <w:r>
+        <w:rPr>
+          <w:rFonts w:ascii="Times New Roman" w:hAnsi="Times New Roman" w:cs="Times New Roman"/>
+          <w:lang w:val="tr-TR"/>
+        </w:rPr>
+        <w:t xml:space="preserve">b.</w:t>
+        <w:tab/>
+      </w:r>
       <w:r>
         <w:rPr>
           <w:rFonts w:ascii="Times New Roman" w:hAnsi="Times New Roman" w:cs="Times New Roman"/>
@@ -5483,7 +5493,7 @@
           <w:color w:val="FF0000"/>
           <w:lang w:val="tr-TR"/>
         </w:rPr>
-        <w:t xml:space="preserve">Cevap: a) Dengede [C</w:t>
+        <w:t xml:space="preserve">Cevap: a. Dengede [C</w:t>
       </w:r>
       <w:r>
         <w:rPr>
@@ -5585,7 +5595,7 @@
           <w:color w:val="FF0000"/>
           <w:lang w:val="tr-TR"/>
         </w:rPr>
-        <w:t xml:space="preserve"> = 0,20/(0,30·0,30) ≈ 2,2; tablodaki değerle uyumludur.  b) Üç maddenin derişimi de 0,15 M’dir; Q</w:t>
+        <w:t xml:space="preserve"> = 0,20/(0,30·0,30) ≈ 2,2; tablodaki değerle uyumludur.  b. Üç maddenin derişimi de 0,15 M’dir; Q</w:t>
       </w:r>
       <w:r>
         <w:rPr>
@@ -5824,16 +5834,21 @@
     <w:p>
       <w:pPr>
         <w:pStyle w:val="ListParagraph"/>
-        <w:numPr>
-          <w:ilvl w:val="0"/>
-          <w:numId w:val="52"/>
-        </w:numPr>
-        <w:jc w:val="both"/>
-        <w:rPr>
-          <w:rFonts w:ascii="Times New Roman" w:hAnsi="Times New Roman" w:cs="Times New Roman"/>
-          <w:lang w:val="tr-TR"/>
-        </w:rPr>
-      </w:pPr>
+        <w:ind w:left="1080" w:hanging="360"/>
+        <w:jc w:val="both"/>
+        <w:rPr>
+          <w:rFonts w:ascii="Times New Roman" w:hAnsi="Times New Roman" w:cs="Times New Roman"/>
+          <w:lang w:val="tr-TR"/>
+        </w:rPr>
+      </w:pPr>
+      <w:r>
+        <w:rPr>
+          <w:rFonts w:ascii="Times New Roman" w:hAnsi="Times New Roman" w:cs="Times New Roman"/>
+          <w:lang w:val="tr-TR"/>
+        </w:rPr>
+        <w:t xml:space="preserve">a.</w:t>
+        <w:tab/>
+      </w:r>
       <w:r>
         <w:rPr>
           <w:rFonts w:ascii="Times New Roman" w:hAnsi="Times New Roman" w:cs="Times New Roman"/>
@@ -5877,16 +5892,21 @@
     <w:p>
       <w:pPr>
         <w:pStyle w:val="ListParagraph"/>
-        <w:numPr>
-          <w:ilvl w:val="0"/>
-          <w:numId w:val="52"/>
-        </w:numPr>
-        <w:jc w:val="both"/>
-        <w:rPr>
-          <w:rFonts w:ascii="Times New Roman" w:hAnsi="Times New Roman" w:cs="Times New Roman"/>
-          <w:lang w:val="tr-TR"/>
-        </w:rPr>
-      </w:pPr>
+        <w:ind w:left="1080" w:hanging="360"/>
+        <w:jc w:val="both"/>
+        <w:rPr>
+          <w:rFonts w:ascii="Times New Roman" w:hAnsi="Times New Roman" w:cs="Times New Roman"/>
+          <w:lang w:val="tr-TR"/>
+        </w:rPr>
+      </w:pPr>
+      <w:r>
+        <w:rPr>
+          <w:rFonts w:ascii="Times New Roman" w:hAnsi="Times New Roman" w:cs="Times New Roman"/>
+          <w:lang w:val="tr-TR"/>
+        </w:rPr>
+        <w:t xml:space="preserve">b.</w:t>
+        <w:tab/>
+      </w:r>
       <w:r>
         <w:rPr>
           <w:rFonts w:ascii="Times New Roman" w:hAnsi="Times New Roman" w:cs="Times New Roman"/>
@@ -5915,16 +5935,21 @@
     <w:p>
       <w:pPr>
         <w:pStyle w:val="ListParagraph"/>
-        <w:numPr>
-          <w:ilvl w:val="0"/>
-          <w:numId w:val="52"/>
-        </w:numPr>
-        <w:jc w:val="both"/>
-        <w:rPr>
-          <w:rFonts w:ascii="Times New Roman" w:hAnsi="Times New Roman" w:cs="Times New Roman"/>
-          <w:lang w:val="tr-TR"/>
-        </w:rPr>
-      </w:pPr>
+        <w:ind w:left="1080" w:hanging="360"/>
+        <w:jc w:val="both"/>
+        <w:rPr>
+          <w:rFonts w:ascii="Times New Roman" w:hAnsi="Times New Roman" w:cs="Times New Roman"/>
+          <w:lang w:val="tr-TR"/>
+        </w:rPr>
+      </w:pPr>
+      <w:r>
+        <w:rPr>
+          <w:rFonts w:ascii="Times New Roman" w:hAnsi="Times New Roman" w:cs="Times New Roman"/>
+          <w:lang w:val="tr-TR"/>
+        </w:rPr>
+        <w:t xml:space="preserve">c.</w:t>
+        <w:tab/>
+      </w:r>
       <w:r>
         <w:rPr>
           <w:rFonts w:ascii="Times New Roman" w:hAnsi="Times New Roman" w:cs="Times New Roman"/>
@@ -5995,7 +6020,7 @@
           <w:color w:val="FF0000"/>
           <w:lang w:val="tr-TR"/>
         </w:rPr>
-        <w:t xml:space="preserve">Cevap: a) İki gazın derişimi t</w:t>
+        <w:t xml:space="preserve">Cevap: a. İki gazın derişimi t</w:t>
       </w:r>
       <w:r>
         <w:rPr>
@@ -6012,7 +6037,7 @@
           <w:color w:val="FF0000"/>
           <w:lang w:val="tr-TR"/>
         </w:rPr>
-        <w:t xml:space="preserve"> anında aynı anda iki katına çıkmıştır; sabit sıcaklıkta kabın hacmi yarıya indirilmiştir.  b) Denge, gaz mol sayısının az olduğu X</w:t>
+        <w:t xml:space="preserve"> anında aynı anda iki katına çıkmıştır; sabit sıcaklıkta kabın hacmi yarıya indirilmiştir.  b. Denge, gaz mol sayısının az olduğu X</w:t>
       </w:r>
       <w:r>
         <w:rPr>
@@ -6046,7 +6071,7 @@
           <w:color w:val="FF0000"/>
           <w:lang w:val="tr-TR"/>
         </w:rPr>
-        <w:t xml:space="preserve"> derişimi artmış, X derişimi azalmıştır.  c) K</w:t>
+        <w:t xml:space="preserve"> derişimi artmış, X derişimi azalmıştır.  c. K</w:t>
       </w:r>
       <w:r>
         <w:rPr>
@@ -6556,7 +6581,7 @@
                 <w:rFonts w:ascii="Times New Roman" w:hAnsi="Times New Roman" w:cs="Times New Roman"/>
                 <w:lang w:val="tr-TR"/>
               </w:rPr>
-              <w:t xml:space="preserve">a) [O</w:t>
+              <w:t xml:space="preserve">a. [O</w:t>
             </w:r>
             <w:r>
               <w:rPr>
@@ -6632,7 +6657,7 @@
                 <w:rFonts w:ascii="Times New Roman" w:hAnsi="Times New Roman" w:cs="Times New Roman"/>
                 <w:lang w:val="tr-TR"/>
               </w:rPr>
-              <w:t xml:space="preserve">b) [NO]</w:t>
+              <w:t xml:space="preserve">b. [NO]</w:t>
             </w:r>
             <w:r>
               <w:rPr>
@@ -6761,7 +6786,7 @@
                 <w:rFonts w:ascii="Times New Roman" w:hAnsi="Times New Roman" w:cs="Times New Roman"/>
                 <w:lang w:val="tr-TR"/>
               </w:rPr>
-              <w:t xml:space="preserve">c) [CH</w:t>
+              <w:t xml:space="preserve">c. [CH</w:t>
             </w:r>
             <w:r>
               <w:rPr>
@@ -6972,7 +6997,7 @@
                 <w:rFonts w:ascii="Times New Roman" w:hAnsi="Times New Roman" w:cs="Times New Roman"/>
                 <w:lang w:val="tr-TR"/>
               </w:rPr>
-              <w:t xml:space="preserve">ç) [NO</w:t>
+              <w:t xml:space="preserve">ç. [NO</w:t>
             </w:r>
             <w:r>
               <w:rPr>
@@ -7071,7 +7096,7 @@
                 <w:rFonts w:ascii="Times New Roman" w:hAnsi="Times New Roman" w:cs="Times New Roman"/>
                 <w:lang w:val="tr-TR"/>
               </w:rPr>
-              <w:t xml:space="preserve">d) [Br</w:t>
+              <w:t xml:space="preserve">d. [Br</w:t>
             </w:r>
             <w:r>
               <w:rPr>
@@ -9789,16 +9814,21 @@
     <w:p>
       <w:pPr>
         <w:pStyle w:val="ListParagraph"/>
-        <w:numPr>
-          <w:ilvl w:val="0"/>
-          <w:numId w:val="53"/>
-        </w:numPr>
-        <w:jc w:val="both"/>
-        <w:rPr>
-          <w:rFonts w:ascii="Times New Roman" w:hAnsi="Times New Roman" w:cs="Times New Roman"/>
-          <w:lang w:val="tr-TR"/>
-        </w:rPr>
-      </w:pPr>
+        <w:ind w:left="1080" w:hanging="360"/>
+        <w:jc w:val="both"/>
+        <w:rPr>
+          <w:rFonts w:ascii="Times New Roman" w:hAnsi="Times New Roman" w:cs="Times New Roman"/>
+          <w:lang w:val="tr-TR"/>
+        </w:rPr>
+      </w:pPr>
+      <w:r>
+        <w:rPr>
+          <w:rFonts w:ascii="Times New Roman" w:hAnsi="Times New Roman" w:cs="Times New Roman"/>
+          <w:lang w:val="tr-TR"/>
+        </w:rPr>
+        <w:t xml:space="preserve">a.</w:t>
+        <w:tab/>
+      </w:r>
       <w:r>
         <w:rPr>
           <w:rFonts w:ascii="Times New Roman" w:hAnsi="Times New Roman" w:cs="Times New Roman"/>
@@ -9844,16 +9874,21 @@
     <w:p>
       <w:pPr>
         <w:pStyle w:val="ListParagraph"/>
-        <w:numPr>
-          <w:ilvl w:val="0"/>
-          <w:numId w:val="53"/>
-        </w:numPr>
-        <w:jc w:val="both"/>
-        <w:rPr>
-          <w:rFonts w:ascii="Times New Roman" w:hAnsi="Times New Roman" w:cs="Times New Roman"/>
-          <w:lang w:val="tr-TR"/>
-        </w:rPr>
-      </w:pPr>
+        <w:ind w:left="1080" w:hanging="360"/>
+        <w:jc w:val="both"/>
+        <w:rPr>
+          <w:rFonts w:ascii="Times New Roman" w:hAnsi="Times New Roman" w:cs="Times New Roman"/>
+          <w:lang w:val="tr-TR"/>
+        </w:rPr>
+      </w:pPr>
+      <w:r>
+        <w:rPr>
+          <w:rFonts w:ascii="Times New Roman" w:hAnsi="Times New Roman" w:cs="Times New Roman"/>
+          <w:lang w:val="tr-TR"/>
+        </w:rPr>
+        <w:t xml:space="preserve">b.</w:t>
+        <w:tab/>
+      </w:r>
       <w:r>
         <w:rPr>
           <w:rFonts w:ascii="Times New Roman" w:hAnsi="Times New Roman" w:cs="Times New Roman"/>
@@ -9911,7 +9946,7 @@
           <w:color w:val="FF0000"/>
           <w:lang w:val="tr-TR"/>
         </w:rPr>
-        <w:t xml:space="preserve">Cevap: a) HCOOH(suda) + NaHCO</w:t>
+        <w:t xml:space="preserve">Cevap: a. HCOOH(suda) + NaHCO</w:t>
       </w:r>
       <w:r>
         <w:rPr>
@@ -9962,7 +9997,7 @@
           <w:color w:val="FF0000"/>
           <w:lang w:val="tr-TR"/>
         </w:rPr>
-        <w:t xml:space="preserve">(g); hafif bazik kabartma tozu asidi nötralleştirir ve cildi tahriş etmez.  b) Uygun değildir. Çamaşır suyu kuvvetli bazik ve yakıcıdır, cilde zarar verir. Ciddi şişme ya da alerjik tepkide sağlık kuruluşuna başvurulmalıdır.</w:t>
+        <w:t xml:space="preserve">(g); hafif bazik kabartma tozu asidi nötralleştirir ve cildi tahriş etmez.  b. Uygun değildir. Çamaşır suyu kuvvetli bazik ve yakıcıdır, cilde zarar verir. Ciddi şişme ya da alerjik tepkide sağlık kuruluşuna başvurulmalıdır.</w:t>
       </w:r>
     </w:p>
     <w:tbl>

--- a/sorular/Kim11_tema-2-unite-sonu-sorulari.docx
+++ b/sorular/Kim11_tema-2-unite-sonu-sorulari.docx
@@ -5757,7 +5757,7 @@
       <w:r>
         <w:drawing>
           <wp:inline distT="0" distB="0" distL="0" distR="0">
-            <wp:extent cx="4680000" cy="2808000"/>
+            <wp:extent cx="4678689" cy="2734061"/>
             <wp:docPr id="900001" name="Grafik 900001" descr="X2-X derişim-zaman grafiği"/>
             <wp:cNvGraphicFramePr>
               <a:graphicFrameLocks noChangeAspect="1"/>
@@ -5778,7 +5778,7 @@
                   <pic:spPr>
                     <a:xfrm>
                       <a:off x="0" y="0"/>
-                      <a:ext cx="4680000" cy="2808000"/>
+                      <a:ext cx="4678689" cy="2734061"/>
                     </a:xfrm>
                     <a:prstGeom prst="rect">
                       <a:avLst/>
@@ -11141,7 +11141,7 @@
       <w:r>
         <w:drawing>
           <wp:inline distT="0" distB="0" distL="0" distR="0">
-            <wp:extent cx="4680000" cy="2808000"/>
+            <wp:extent cx="4678689" cy="2734061"/>
             <wp:docPr id="900003" name="Grafik 900003" descr="A ve B tuzlarının çözünürlük-sıcaklık grafiği"/>
             <wp:cNvGraphicFramePr>
               <a:graphicFrameLocks noChangeAspect="1"/>
@@ -11162,7 +11162,7 @@
                   <pic:spPr>
                     <a:xfrm>
                       <a:off x="0" y="0"/>
-                      <a:ext cx="4680000" cy="2808000"/>
+                      <a:ext cx="4678689" cy="2734061"/>
                     </a:xfrm>
                     <a:prstGeom prst="rect">
                       <a:avLst/>

--- a/sorular/Kim11_tema-2-unite-sonu-sorulari.docx
+++ b/sorular/Kim11_tema-2-unite-sonu-sorulari.docx
@@ -7242,85 +7242,59 @@
         <w:t xml:space="preserve"> ≈ 0,40)</w:t>
       </w:r>
     </w:p>
-    <w:tbl>
-      <w:tblPr>
-        <w:tblW w:w="9000" w:type="dxa"/>
+    <w:p>
+      <w:pPr>
         <w:jc w:val="center"/>
-        <w:tblBorders>
-          <w:top w:val="single" w:sz="8" w:space="0" w:color="7F7F7F"/>
-          <w:left w:val="single" w:sz="8" w:space="0" w:color="7F7F7F"/>
-          <w:bottom w:val="single" w:sz="8" w:space="0" w:color="7F7F7F"/>
-          <w:right w:val="single" w:sz="8" w:space="0" w:color="7F7F7F"/>
-        </w:tblBorders>
-      </w:tblPr>
-      <w:tblGrid>
-        <w:gridCol w:w="9000"/>
-      </w:tblGrid>
-      <w:tr>
-        <w:tc>
-          <w:tcPr>
-            <w:tcW w:w="9000" w:type="dxa"/>
-            <w:shd w:val="clear" w:color="auto" w:fill="EDEDED"/>
-          </w:tcPr>
-          <w:p>
-            <w:pPr>
-              <w:jc w:val="both"/>
-              <w:rPr>
-                <w:rFonts w:ascii="Times New Roman" w:hAnsi="Times New Roman" w:cs="Times New Roman"/>
-                <w:lang w:val="tr-TR"/>
-              </w:rPr>
-            </w:pPr>
-            <w:r>
-              <w:rPr>
-                <w:rFonts w:ascii="Times New Roman" w:hAnsi="Times New Roman" w:cs="Times New Roman"/>
-                <w:lang w:val="tr-TR"/>
-              </w:rPr>
-              <w:t xml:space="preserve">GÖRSEL ALANI (Shutterstock)</w:t>
-            </w:r>
-          </w:p>
-          <w:p>
-            <w:pPr>
-              <w:jc w:val="both"/>
-              <w:rPr>
-                <w:rFonts w:ascii="Times New Roman" w:hAnsi="Times New Roman" w:cs="Times New Roman"/>
-                <w:lang w:val="tr-TR"/>
-              </w:rPr>
-            </w:pPr>
-            <w:r>
-              <w:rPr>
-                <w:rFonts w:ascii="Times New Roman" w:hAnsi="Times New Roman" w:cs="Times New Roman"/>
-                <w:lang w:val="tr-TR"/>
-              </w:rPr>
-              <w:t xml:space="preserve">Tarif: Cam kavanozlarda ev yapımı lahana ve sebze turşuları.</w:t>
-            </w:r>
-          </w:p>
-          <w:p>
-            <w:pPr>
-              <w:jc w:val="both"/>
-              <w:rPr>
-                <w:rFonts w:ascii="Times New Roman" w:hAnsi="Times New Roman" w:cs="Times New Roman"/>
-                <w:lang w:val="tr-TR"/>
-              </w:rPr>
-            </w:pPr>
-            <w:r>
-              <w:rPr>
-                <w:rFonts w:ascii="Times New Roman" w:hAnsi="Times New Roman" w:cs="Times New Roman"/>
-                <w:lang w:val="tr-TR"/>
-              </w:rPr>
-              <w:t xml:space="preserve">Shutter ID: 2525625085 (fotoğraf) — Glass jar of homemade pickled cabbage on table</w:t>
-            </w:r>
-          </w:p>
-        </w:tc>
-      </w:tr>
-    </w:tbl>
-    <w:p>
-      <w:pPr>
-        <w:jc w:val="both"/>
-        <w:rPr>
-          <w:rFonts w:ascii="Times New Roman" w:hAnsi="Times New Roman" w:cs="Times New Roman"/>
-          <w:lang w:val="tr-TR"/>
-        </w:rPr>
-      </w:pPr>
+      </w:pPr>
+      <w:r>
+        <w:drawing>
+          <wp:inline xmlns:a="http://schemas.openxmlformats.org/drawingml/2006/main" xmlns:pic="http://schemas.openxmlformats.org/drawingml/2006/picture">
+            <wp:extent cx="3436363" cy="2520000"/>
+            <wp:docPr id="900005" name="Picture 900005"/>
+            <wp:cNvGraphicFramePr>
+              <a:graphicFrameLocks noChangeAspect="1"/>
+            </wp:cNvGraphicFramePr>
+            <a:graphic>
+              <a:graphicData uri="http://schemas.openxmlformats.org/drawingml/2006/picture">
+                <pic:pic>
+                  <pic:nvPicPr>
+                    <pic:cNvPr id="0" name="2525625085_d.jpg"/>
+                    <pic:cNvPicPr/>
+                  </pic:nvPicPr>
+                  <pic:blipFill>
+                    <a:blip r:embed="rId11"/>
+                    <a:stretch>
+                      <a:fillRect/>
+                    </a:stretch>
+                  </pic:blipFill>
+                  <pic:spPr>
+                    <a:xfrm>
+                      <a:off x="0" y="0"/>
+                      <a:ext cx="3436363" cy="2520000"/>
+                    </a:xfrm>
+                    <a:prstGeom prst="rect"/>
+                  </pic:spPr>
+                </pic:pic>
+              </a:graphicData>
+            </a:graphic>
+          </wp:inline>
+        </w:drawing>
+      </w:r>
+    </w:p>
+    <w:p>
+      <w:pPr>
+        <w:jc w:val="center"/>
+      </w:pPr>
+      <w:r>
+        <w:rPr>
+          <w:rFonts w:ascii="Times New Roman" w:hAnsi="Times New Roman" w:cs="Times New Roman"/>
+          <w:b/>
+          <w:bCs/>
+          <w:highlight w:val="yellow"/>
+          <w:lang w:val="tr-TR"/>
+        </w:rPr>
+        <w:t xml:space="preserve">Shutter id: 2525625085</w:t>
+      </w:r>
     </w:p>
     <w:p>
       <w:pPr>
@@ -12817,100 +12791,59 @@
         <w:t xml:space="preserve">Tablodaki veriler öğretim amaçlı olarak düzenlenmiştir.</w:t>
       </w:r>
     </w:p>
-    <w:tbl>
-      <w:tblPr>
-        <w:tblW w:w="9000" w:type="dxa"/>
+    <w:p>
+      <w:pPr>
         <w:jc w:val="center"/>
-        <w:tblBorders>
-          <w:top w:val="single" w:sz="8" w:space="0" w:color="7F7F7F"/>
-          <w:left w:val="single" w:sz="8" w:space="0" w:color="7F7F7F"/>
-          <w:bottom w:val="single" w:sz="8" w:space="0" w:color="7F7F7F"/>
-          <w:right w:val="single" w:sz="8" w:space="0" w:color="7F7F7F"/>
-        </w:tblBorders>
-      </w:tblPr>
-      <w:tblGrid>
-        <w:gridCol w:w="9000"/>
-      </w:tblGrid>
-      <w:tr>
-        <w:tc>
-          <w:tcPr>
-            <w:tcW w:w="9000" w:type="dxa"/>
-            <w:shd w:val="clear" w:color="auto" w:fill="EDEDED"/>
-          </w:tcPr>
-          <w:p>
-            <w:pPr>
-              <w:jc w:val="both"/>
-              <w:rPr>
-                <w:rFonts w:ascii="Times New Roman" w:hAnsi="Times New Roman" w:cs="Times New Roman"/>
-                <w:lang w:val="tr-TR"/>
-              </w:rPr>
-            </w:pPr>
-            <w:r>
-              <w:rPr>
-                <w:rFonts w:ascii="Times New Roman" w:hAnsi="Times New Roman" w:cs="Times New Roman"/>
-                <w:lang w:val="tr-TR"/>
-              </w:rPr>
-              <w:t xml:space="preserve">GÖRSEL ALANI (Shutterstock)</w:t>
-            </w:r>
-          </w:p>
-          <w:p>
-            <w:pPr>
-              <w:jc w:val="both"/>
-              <w:rPr>
-                <w:rFonts w:ascii="Times New Roman" w:hAnsi="Times New Roman" w:cs="Times New Roman"/>
-                <w:lang w:val="tr-TR"/>
-              </w:rPr>
-            </w:pPr>
-            <w:r>
-              <w:rPr>
-                <w:rFonts w:ascii="Times New Roman" w:hAnsi="Times New Roman" w:cs="Times New Roman"/>
-                <w:lang w:val="tr-TR"/>
-              </w:rPr>
-              <w:t xml:space="preserve">Tarif: Su bitkileriyle dolu, içinde küçük balıkların yüzdüğü bir akvaryum; köşede CO</w:t>
-            </w:r>
-            <w:r>
-              <w:rPr>
-                <w:rFonts w:ascii="Times New Roman" w:hAnsi="Times New Roman" w:cs="Times New Roman"/>
-                <w:vertAlign w:val="subscript"/>
-                <w:lang w:val="tr-TR"/>
-              </w:rPr>
-              <w:t xml:space="preserve">2</w:t>
-            </w:r>
-            <w:r>
-              <w:rPr>
-                <w:rFonts w:ascii="Times New Roman" w:hAnsi="Times New Roman" w:cs="Times New Roman"/>
-                <w:lang w:val="tr-TR"/>
-              </w:rPr>
-              <w:t xml:space="preserve"> kabarcık sayacı görülebilir.</w:t>
-            </w:r>
-          </w:p>
-          <w:p>
-            <w:pPr>
-              <w:jc w:val="both"/>
-              <w:rPr>
-                <w:rFonts w:ascii="Times New Roman" w:hAnsi="Times New Roman" w:cs="Times New Roman"/>
-                <w:lang w:val="tr-TR"/>
-              </w:rPr>
-            </w:pPr>
-            <w:r>
-              <w:rPr>
-                <w:rFonts w:ascii="Times New Roman" w:hAnsi="Times New Roman" w:cs="Times New Roman"/>
-                <w:lang w:val="tr-TR"/>
-              </w:rPr>
-              <w:t xml:space="preserve">Shutter ID: 2363451611 (fotoğraf) — A CO2 tank for an aquarium with plants</w:t>
-            </w:r>
-          </w:p>
-        </w:tc>
-      </w:tr>
-    </w:tbl>
-    <w:p>
-      <w:pPr>
-        <w:jc w:val="both"/>
-        <w:rPr>
-          <w:rFonts w:ascii="Times New Roman" w:hAnsi="Times New Roman" w:cs="Times New Roman"/>
-          <w:lang w:val="tr-TR"/>
-        </w:rPr>
-      </w:pPr>
+      </w:pPr>
+      <w:r>
+        <w:drawing>
+          <wp:inline xmlns:a="http://schemas.openxmlformats.org/drawingml/2006/main" xmlns:pic="http://schemas.openxmlformats.org/drawingml/2006/picture">
+            <wp:extent cx="3436363" cy="2520000"/>
+            <wp:docPr id="900006" name="Picture 900006"/>
+            <wp:cNvGraphicFramePr>
+              <a:graphicFrameLocks noChangeAspect="1"/>
+            </wp:cNvGraphicFramePr>
+            <a:graphic>
+              <a:graphicData uri="http://schemas.openxmlformats.org/drawingml/2006/picture">
+                <pic:pic>
+                  <pic:nvPicPr>
+                    <pic:cNvPr id="0" name="2363451611_d.jpg"/>
+                    <pic:cNvPicPr/>
+                  </pic:nvPicPr>
+                  <pic:blipFill>
+                    <a:blip r:embed="rId12"/>
+                    <a:stretch>
+                      <a:fillRect/>
+                    </a:stretch>
+                  </pic:blipFill>
+                  <pic:spPr>
+                    <a:xfrm>
+                      <a:off x="0" y="0"/>
+                      <a:ext cx="3436363" cy="2520000"/>
+                    </a:xfrm>
+                    <a:prstGeom prst="rect"/>
+                  </pic:spPr>
+                </pic:pic>
+              </a:graphicData>
+            </a:graphic>
+          </wp:inline>
+        </w:drawing>
+      </w:r>
+    </w:p>
+    <w:p>
+      <w:pPr>
+        <w:jc w:val="center"/>
+      </w:pPr>
+      <w:r>
+        <w:rPr>
+          <w:rFonts w:ascii="Times New Roman" w:hAnsi="Times New Roman" w:cs="Times New Roman"/>
+          <w:b/>
+          <w:bCs/>
+          <w:highlight w:val="yellow"/>
+          <w:lang w:val="tr-TR"/>
+        </w:rPr>
+        <w:t xml:space="preserve">Shutter id: 2363451611</w:t>
+      </w:r>
     </w:p>
     <w:p>
       <w:pPr>
@@ -14225,85 +14158,59 @@
         <w:t xml:space="preserve">O(s)</w:t>
       </w:r>
     </w:p>
-    <w:tbl>
-      <w:tblPr>
-        <w:tblW w:w="9000" w:type="dxa"/>
+    <w:p>
+      <w:pPr>
         <w:jc w:val="center"/>
-        <w:tblBorders>
-          <w:top w:val="single" w:sz="8" w:space="0" w:color="7F7F7F"/>
-          <w:left w:val="single" w:sz="8" w:space="0" w:color="7F7F7F"/>
-          <w:bottom w:val="single" w:sz="8" w:space="0" w:color="7F7F7F"/>
-          <w:right w:val="single" w:sz="8" w:space="0" w:color="7F7F7F"/>
-        </w:tblBorders>
-      </w:tblPr>
-      <w:tblGrid>
-        <w:gridCol w:w="9000"/>
-      </w:tblGrid>
-      <w:tr>
-        <w:tc>
-          <w:tcPr>
-            <w:tcW w:w="9000" w:type="dxa"/>
-            <w:shd w:val="clear" w:color="auto" w:fill="EDEDED"/>
-          </w:tcPr>
-          <w:p>
-            <w:pPr>
-              <w:jc w:val="both"/>
-              <w:rPr>
-                <w:rFonts w:ascii="Times New Roman" w:hAnsi="Times New Roman" w:cs="Times New Roman"/>
-                <w:lang w:val="tr-TR"/>
-              </w:rPr>
-            </w:pPr>
-            <w:r>
-              <w:rPr>
-                <w:rFonts w:ascii="Times New Roman" w:hAnsi="Times New Roman" w:cs="Times New Roman"/>
-                <w:lang w:val="tr-TR"/>
-              </w:rPr>
-              <w:t xml:space="preserve">GÖRSEL ALANI (Shutterstock)</w:t>
-            </w:r>
-          </w:p>
-          <w:p>
-            <w:pPr>
-              <w:jc w:val="both"/>
-              <w:rPr>
-                <w:rFonts w:ascii="Times New Roman" w:hAnsi="Times New Roman" w:cs="Times New Roman"/>
-                <w:lang w:val="tr-TR"/>
-              </w:rPr>
-            </w:pPr>
-            <w:r>
-              <w:rPr>
-                <w:rFonts w:ascii="Times New Roman" w:hAnsi="Times New Roman" w:cs="Times New Roman"/>
-                <w:lang w:val="tr-TR"/>
-              </w:rPr>
-              <w:t xml:space="preserve">Tarif: İç yüzeyi ve tabanı beyaz kireç tabakasıyla kaplanmış çelik bir çaydanlığın ya da su ısıtıcısının içi.</w:t>
-            </w:r>
-          </w:p>
-          <w:p>
-            <w:pPr>
-              <w:jc w:val="both"/>
-              <w:rPr>
-                <w:rFonts w:ascii="Times New Roman" w:hAnsi="Times New Roman" w:cs="Times New Roman"/>
-                <w:lang w:val="tr-TR"/>
-              </w:rPr>
-            </w:pPr>
-            <w:r>
-              <w:rPr>
-                <w:rFonts w:ascii="Times New Roman" w:hAnsi="Times New Roman" w:cs="Times New Roman"/>
-                <w:lang w:val="tr-TR"/>
-              </w:rPr>
-              <w:t xml:space="preserve">Shutter ID: 2404212001 (fotoğraf) — Scale inside the kettle close-up</w:t>
-            </w:r>
-          </w:p>
-        </w:tc>
-      </w:tr>
-    </w:tbl>
-    <w:p>
-      <w:pPr>
-        <w:jc w:val="both"/>
-        <w:rPr>
-          <w:rFonts w:ascii="Times New Roman" w:hAnsi="Times New Roman" w:cs="Times New Roman"/>
-          <w:lang w:val="tr-TR"/>
-        </w:rPr>
-      </w:pPr>
+      </w:pPr>
+      <w:r>
+        <w:drawing>
+          <wp:inline xmlns:a="http://schemas.openxmlformats.org/drawingml/2006/main" xmlns:pic="http://schemas.openxmlformats.org/drawingml/2006/picture">
+            <wp:extent cx="3436363" cy="2520000"/>
+            <wp:docPr id="900007" name="Picture 900007"/>
+            <wp:cNvGraphicFramePr>
+              <a:graphicFrameLocks noChangeAspect="1"/>
+            </wp:cNvGraphicFramePr>
+            <a:graphic>
+              <a:graphicData uri="http://schemas.openxmlformats.org/drawingml/2006/picture">
+                <pic:pic>
+                  <pic:nvPicPr>
+                    <pic:cNvPr id="0" name="2404212001_d.jpg"/>
+                    <pic:cNvPicPr/>
+                  </pic:nvPicPr>
+                  <pic:blipFill>
+                    <a:blip r:embed="rId13"/>
+                    <a:stretch>
+                      <a:fillRect/>
+                    </a:stretch>
+                  </pic:blipFill>
+                  <pic:spPr>
+                    <a:xfrm>
+                      <a:off x="0" y="0"/>
+                      <a:ext cx="3436363" cy="2520000"/>
+                    </a:xfrm>
+                    <a:prstGeom prst="rect"/>
+                  </pic:spPr>
+                </pic:pic>
+              </a:graphicData>
+            </a:graphic>
+          </wp:inline>
+        </w:drawing>
+      </w:r>
+    </w:p>
+    <w:p>
+      <w:pPr>
+        <w:jc w:val="center"/>
+      </w:pPr>
+      <w:r>
+        <w:rPr>
+          <w:rFonts w:ascii="Times New Roman" w:hAnsi="Times New Roman" w:cs="Times New Roman"/>
+          <w:b/>
+          <w:bCs/>
+          <w:highlight w:val="yellow"/>
+          <w:lang w:val="tr-TR"/>
+        </w:rPr>
+        <w:t xml:space="preserve">Shutter id: 2404212001</w:t>
+      </w:r>
     </w:p>
     <w:p>
       <w:pPr>
